--- a/docs/YuvaIntern_Task2_Algorithm_Exploration.docx
+++ b/docs/YuvaIntern_Task2_Algorithm_Exploration.docx
@@ -4,6 +4,7 @@
   <w:body>
     <w:p>
       <w:pPr>
+        <w:spacing w:after="120" w:line="240" w:lineRule="auto"/>
         <w:jc w:val="both"/>
         <w:rPr>
           <w:rFonts w:ascii="Times New Roman" w:hAnsi="Times New Roman" w:cs="Times New Roman"/>
@@ -17,6 +18,7 @@
     </w:p>
     <w:p>
       <w:pPr>
+        <w:spacing w:after="120" w:line="240" w:lineRule="auto"/>
         <w:jc w:val="both"/>
         <w:rPr>
           <w:rFonts w:ascii="Times New Roman" w:hAnsi="Times New Roman" w:cs="Times New Roman"/>
@@ -30,6 +32,7 @@
     </w:p>
     <w:p>
       <w:pPr>
+        <w:spacing w:after="120" w:line="240" w:lineRule="auto"/>
         <w:jc w:val="both"/>
         <w:rPr>
           <w:rFonts w:ascii="Times New Roman" w:hAnsi="Times New Roman" w:cs="Times New Roman"/>
@@ -43,6 +46,7 @@
     </w:p>
     <w:p>
       <w:pPr>
+        <w:spacing w:after="120" w:line="240" w:lineRule="auto"/>
         <w:jc w:val="both"/>
         <w:rPr>
           <w:rFonts w:ascii="Times New Roman" w:hAnsi="Times New Roman" w:cs="Times New Roman"/>
@@ -56,6 +60,7 @@
     </w:p>
     <w:p>
       <w:pPr>
+        <w:spacing w:after="120" w:line="240" w:lineRule="auto"/>
         <w:jc w:val="both"/>
         <w:rPr>
           <w:rFonts w:ascii="Times New Roman" w:hAnsi="Times New Roman" w:cs="Times New Roman"/>
@@ -69,6 +74,7 @@
     </w:p>
     <w:p>
       <w:pPr>
+        <w:spacing w:after="120" w:line="240" w:lineRule="auto"/>
         <w:jc w:val="both"/>
         <w:rPr>
           <w:rFonts w:ascii="Times New Roman" w:hAnsi="Times New Roman" w:cs="Times New Roman"/>
@@ -82,6 +88,7 @@
     </w:p>
     <w:p>
       <w:pPr>
+        <w:spacing w:after="120" w:line="240" w:lineRule="auto"/>
         <w:jc w:val="center"/>
         <w:rPr>
           <w:rFonts w:ascii="Times New Roman" w:hAnsi="Times New Roman" w:cs="Times New Roman"/>
@@ -95,6 +102,7 @@
     </w:p>
     <w:p>
       <w:pPr>
+        <w:spacing w:after="120" w:line="240" w:lineRule="auto"/>
         <w:jc w:val="center"/>
         <w:rPr>
           <w:rFonts w:ascii="Times New Roman" w:hAnsi="Times New Roman" w:cs="Times New Roman"/>
@@ -105,7 +113,11 @@
           <w:lang w:val="en-IN"/>
         </w:rPr>
       </w:pPr>
-      <w:r>
+    </w:p>
+    <w:p>
+      <w:pPr>
+        <w:spacing w:after="120" w:line="240" w:lineRule="auto"/>
+        <w:jc w:val="center"/>
         <w:rPr>
           <w:rFonts w:ascii="Times New Roman" w:hAnsi="Times New Roman" w:cs="Times New Roman"/>
           <w:b/>
@@ -114,11 +126,64 @@
           <w:szCs w:val="36"/>
           <w:lang w:val="en-IN"/>
         </w:rPr>
+      </w:pPr>
+    </w:p>
+    <w:p>
+      <w:pPr>
+        <w:spacing w:after="120" w:line="240" w:lineRule="auto"/>
+        <w:jc w:val="center"/>
+        <w:rPr>
+          <w:rFonts w:ascii="Times New Roman" w:hAnsi="Times New Roman" w:cs="Times New Roman"/>
+          <w:b/>
+          <w:bCs/>
+          <w:sz w:val="36"/>
+          <w:szCs w:val="36"/>
+          <w:lang w:val="en-IN"/>
+        </w:rPr>
+      </w:pPr>
+    </w:p>
+    <w:p>
+      <w:pPr>
+        <w:spacing w:after="120" w:line="240" w:lineRule="auto"/>
+        <w:jc w:val="center"/>
+        <w:rPr>
+          <w:rFonts w:ascii="Times New Roman" w:hAnsi="Times New Roman" w:cs="Times New Roman"/>
+          <w:b/>
+          <w:bCs/>
+          <w:sz w:val="36"/>
+          <w:szCs w:val="36"/>
+          <w:lang w:val="en-IN"/>
+        </w:rPr>
+      </w:pPr>
+    </w:p>
+    <w:p>
+      <w:pPr>
+        <w:spacing w:after="120" w:line="240" w:lineRule="auto"/>
+        <w:jc w:val="center"/>
+        <w:rPr>
+          <w:rFonts w:ascii="Times New Roman" w:hAnsi="Times New Roman" w:cs="Times New Roman"/>
+          <w:b/>
+          <w:bCs/>
+          <w:sz w:val="36"/>
+          <w:szCs w:val="36"/>
+          <w:lang w:val="en-IN"/>
+        </w:rPr>
+      </w:pPr>
+      <w:r>
+        <w:rPr>
+          <w:rFonts w:ascii="Times New Roman" w:hAnsi="Times New Roman" w:cs="Times New Roman"/>
+          <w:b/>
+          <w:bCs/>
+          <w:sz w:val="36"/>
+          <w:szCs w:val="36"/>
+          <w:lang w:val="en-IN"/>
+        </w:rPr>
         <w:t>Task 2: Algorithm Exploration and Preliminary Model Design</w:t>
       </w:r>
     </w:p>
     <w:p>
       <w:pPr>
+        <w:spacing w:after="120" w:line="240" w:lineRule="auto"/>
         <w:jc w:val="center"/>
         <w:rPr>
           <w:rFonts w:ascii="Times New Roman" w:hAnsi="Times New Roman" w:cs="Times New Roman"/>
@@ -145,8 +210,9 @@
           <w:szCs w:val="32"/>
           <w:lang w:val="en-IN"/>
         </w:rPr>
-        <w:t xml:space="preserve"> Carbon Emission Prediction and Sustainability Model</w:t>
+        <w:t xml:space="preserve"> Carbon Emission Prediction and Sustainability </w:t>
       </w:r>
+      <w:proofErr w:type="spellStart"/>
       <w:r>
         <w:rPr>
           <w:rFonts w:ascii="Times New Roman" w:hAnsi="Times New Roman" w:cs="Times New Roman"/>
@@ -154,8 +220,9 @@
           <w:szCs w:val="32"/>
           <w:lang w:val="en-IN"/>
         </w:rPr>
-        <w:t>l</w:t>
+        <w:t>Modeling</w:t>
       </w:r>
+      <w:proofErr w:type="spellEnd"/>
       <w:r>
         <w:rPr>
           <w:rFonts w:ascii="Times New Roman" w:hAnsi="Times New Roman" w:cs="Times New Roman"/>
@@ -163,11 +230,12 @@
           <w:szCs w:val="32"/>
           <w:lang w:val="en-IN"/>
         </w:rPr>
-        <w:t>ing Framework</w:t>
+        <w:t xml:space="preserve"> Framework</w:t>
       </w:r>
     </w:p>
     <w:p>
       <w:pPr>
+        <w:spacing w:after="120" w:line="240" w:lineRule="auto"/>
         <w:jc w:val="center"/>
         <w:rPr>
           <w:rFonts w:ascii="Times New Roman" w:hAnsi="Times New Roman" w:cs="Times New Roman"/>
@@ -199,6 +267,7 @@
     </w:p>
     <w:p>
       <w:pPr>
+        <w:spacing w:after="120" w:line="240" w:lineRule="auto"/>
         <w:jc w:val="center"/>
         <w:rPr>
           <w:rFonts w:ascii="Times New Roman" w:hAnsi="Times New Roman" w:cs="Times New Roman"/>
@@ -230,6 +299,7 @@
     </w:p>
     <w:p>
       <w:pPr>
+        <w:spacing w:after="120" w:line="240" w:lineRule="auto"/>
         <w:jc w:val="both"/>
         <w:rPr>
           <w:rFonts w:ascii="Times New Roman" w:hAnsi="Times New Roman" w:cs="Times New Roman"/>
@@ -254,6 +324,7 @@
     </w:p>
     <w:p>
       <w:pPr>
+        <w:spacing w:after="120" w:line="240" w:lineRule="auto"/>
         <w:jc w:val="both"/>
         <w:rPr>
           <w:rFonts w:ascii="Times New Roman" w:hAnsi="Times New Roman" w:cs="Times New Roman"/>
@@ -281,6 +352,7 @@
     </w:p>
     <w:p>
       <w:pPr>
+        <w:spacing w:after="120" w:line="240" w:lineRule="auto"/>
         <w:jc w:val="both"/>
         <w:rPr>
           <w:rFonts w:ascii="Times New Roman" w:hAnsi="Times New Roman" w:cs="Times New Roman"/>
@@ -301,6 +373,7 @@
     </w:p>
     <w:p>
       <w:pPr>
+        <w:spacing w:after="120" w:line="240" w:lineRule="auto"/>
         <w:jc w:val="both"/>
         <w:rPr>
           <w:rFonts w:ascii="Times New Roman" w:hAnsi="Times New Roman" w:cs="Times New Roman"/>
@@ -321,6 +394,7 @@
     </w:p>
     <w:p>
       <w:pPr>
+        <w:spacing w:after="120" w:line="240" w:lineRule="auto"/>
         <w:jc w:val="both"/>
         <w:rPr>
           <w:rFonts w:ascii="Times New Roman" w:hAnsi="Times New Roman" w:cs="Times New Roman"/>
@@ -341,6 +415,7 @@
     </w:p>
     <w:p>
       <w:pPr>
+        <w:spacing w:after="120" w:line="240" w:lineRule="auto"/>
         <w:jc w:val="both"/>
         <w:rPr>
           <w:rFonts w:ascii="Times New Roman" w:hAnsi="Times New Roman" w:cs="Times New Roman"/>
@@ -352,7 +427,11 @@
           <w:lang w:val="en-IN"/>
         </w:rPr>
       </w:pPr>
-      <w:r>
+    </w:p>
+    <w:p>
+      <w:pPr>
+        <w:spacing w:after="120" w:line="240" w:lineRule="auto"/>
+        <w:jc w:val="both"/>
         <w:rPr>
           <w:rFonts w:ascii="Times New Roman" w:hAnsi="Times New Roman" w:cs="Times New Roman"/>
           <w:b/>
@@ -362,91 +441,8 @@
           <w:szCs w:val="32"/>
           <w:lang w:val="en-IN"/>
         </w:rPr>
-        <w:t>2. Problem Statement</w:t>
-      </w:r>
-    </w:p>
-    <w:p>
-      <w:pPr>
-        <w:jc w:val="both"/>
-        <w:rPr>
-          <w:rFonts w:ascii="Times New Roman" w:hAnsi="Times New Roman" w:cs="Times New Roman"/>
-          <w:sz w:val="24"/>
-          <w:szCs w:val="24"/>
-          <w:lang w:val="en-IN"/>
-        </w:rPr>
       </w:pPr>
       <w:r>
-        <w:rPr>
-          <w:rFonts w:ascii="Times New Roman" w:hAnsi="Times New Roman" w:cs="Times New Roman"/>
-          <w:sz w:val="24"/>
-          <w:szCs w:val="24"/>
-          <w:lang w:val="en-IN"/>
-        </w:rPr>
-        <w:t>The objective is to develop and evaluate supervised machine learning regression models for predicting annual country-level CO₂ emissions using historical socioeconomic, demographic and energy-related indicators.</w:t>
-      </w:r>
-    </w:p>
-    <w:p>
-      <w:pPr>
-        <w:jc w:val="both"/>
-        <w:rPr>
-          <w:rFonts w:ascii="Times New Roman" w:hAnsi="Times New Roman" w:cs="Times New Roman"/>
-          <w:sz w:val="24"/>
-          <w:szCs w:val="24"/>
-          <w:lang w:val="en-IN"/>
-        </w:rPr>
-      </w:pPr>
-      <w:r>
-        <w:rPr>
-          <w:rFonts w:ascii="Times New Roman" w:hAnsi="Times New Roman" w:cs="Times New Roman"/>
-          <w:sz w:val="24"/>
-          <w:szCs w:val="24"/>
-          <w:lang w:val="en-IN"/>
-        </w:rPr>
-        <w:t xml:space="preserve">The </w:t>
-      </w:r>
-      <w:proofErr w:type="spellStart"/>
-      <w:r>
-        <w:rPr>
-          <w:rFonts w:ascii="Times New Roman" w:hAnsi="Times New Roman" w:cs="Times New Roman"/>
-          <w:sz w:val="24"/>
-          <w:szCs w:val="24"/>
-          <w:lang w:val="en-IN"/>
-        </w:rPr>
-        <w:t>modeling</w:t>
-      </w:r>
-      <w:proofErr w:type="spellEnd"/>
-      <w:r>
-        <w:rPr>
-          <w:rFonts w:ascii="Times New Roman" w:hAnsi="Times New Roman" w:cs="Times New Roman"/>
-          <w:sz w:val="24"/>
-          <w:szCs w:val="24"/>
-          <w:lang w:val="en-IN"/>
-        </w:rPr>
-        <w:t xml:space="preserve"> task uses population, GDP, primary energy consumption, fossil-fuel dependence, renewable-energy indicators and year as predictive features. Three regression algorithms are trained and compared using a common training and validation procedure. The selected model is then evaluated using a held-out test dataset.</w:t>
-      </w:r>
-    </w:p>
-    <w:p>
-      <w:pPr>
-        <w:jc w:val="both"/>
-        <w:rPr>
-          <w:rFonts w:ascii="Times New Roman" w:hAnsi="Times New Roman" w:cs="Times New Roman"/>
-          <w:sz w:val="24"/>
-          <w:szCs w:val="24"/>
-          <w:lang w:val="en-IN"/>
-        </w:rPr>
-      </w:pPr>
-      <w:r>
-        <w:rPr>
-          <w:rFonts w:ascii="Times New Roman" w:hAnsi="Times New Roman" w:cs="Times New Roman"/>
-          <w:sz w:val="24"/>
-          <w:szCs w:val="24"/>
-          <w:lang w:val="en-IN"/>
-        </w:rPr>
-        <w:t>A separate time-series forecasting model using historical CO₂ values and country-specific lag features is also implemented as part of the broader project, but it is evaluated independently from the primary regression experiment.</w:t>
-      </w:r>
-    </w:p>
-    <w:p>
-      <w:pPr>
         <w:rPr>
           <w:rFonts w:ascii="Times New Roman" w:hAnsi="Times New Roman" w:cs="Times New Roman"/>
           <w:b/>
@@ -456,8 +452,95 @@
           <w:szCs w:val="32"/>
           <w:lang w:val="en-IN"/>
         </w:rPr>
+        <w:t>2. Problem Statement</w:t>
+      </w:r>
+    </w:p>
+    <w:p>
+      <w:pPr>
+        <w:spacing w:after="120" w:line="240" w:lineRule="auto"/>
+        <w:jc w:val="both"/>
+        <w:rPr>
+          <w:rFonts w:ascii="Times New Roman" w:hAnsi="Times New Roman" w:cs="Times New Roman"/>
+          <w:sz w:val="24"/>
+          <w:szCs w:val="24"/>
+          <w:lang w:val="en-IN"/>
+        </w:rPr>
       </w:pPr>
       <w:r>
+        <w:rPr>
+          <w:rFonts w:ascii="Times New Roman" w:hAnsi="Times New Roman" w:cs="Times New Roman"/>
+          <w:sz w:val="24"/>
+          <w:szCs w:val="24"/>
+          <w:lang w:val="en-IN"/>
+        </w:rPr>
+        <w:t>The objective is to develop and evaluate supervised machine learning regression models for predicting annual country-level CO₂ emissions using historical socioeconomic, demographic and energy-related indicators.</w:t>
+      </w:r>
+    </w:p>
+    <w:p>
+      <w:pPr>
+        <w:spacing w:after="120" w:line="240" w:lineRule="auto"/>
+        <w:jc w:val="both"/>
+        <w:rPr>
+          <w:rFonts w:ascii="Times New Roman" w:hAnsi="Times New Roman" w:cs="Times New Roman"/>
+          <w:sz w:val="24"/>
+          <w:szCs w:val="24"/>
+          <w:lang w:val="en-IN"/>
+        </w:rPr>
+      </w:pPr>
+      <w:r>
+        <w:rPr>
+          <w:rFonts w:ascii="Times New Roman" w:hAnsi="Times New Roman" w:cs="Times New Roman"/>
+          <w:sz w:val="24"/>
+          <w:szCs w:val="24"/>
+          <w:lang w:val="en-IN"/>
+        </w:rPr>
+        <w:t xml:space="preserve">The </w:t>
+      </w:r>
+      <w:proofErr w:type="spellStart"/>
+      <w:r>
+        <w:rPr>
+          <w:rFonts w:ascii="Times New Roman" w:hAnsi="Times New Roman" w:cs="Times New Roman"/>
+          <w:sz w:val="24"/>
+          <w:szCs w:val="24"/>
+          <w:lang w:val="en-IN"/>
+        </w:rPr>
+        <w:t>modeling</w:t>
+      </w:r>
+      <w:proofErr w:type="spellEnd"/>
+      <w:r>
+        <w:rPr>
+          <w:rFonts w:ascii="Times New Roman" w:hAnsi="Times New Roman" w:cs="Times New Roman"/>
+          <w:sz w:val="24"/>
+          <w:szCs w:val="24"/>
+          <w:lang w:val="en-IN"/>
+        </w:rPr>
+        <w:t xml:space="preserve"> task uses population, GDP, primary energy consumption, fossil-fuel dependence, renewable-energy indicators and year as predictive features. Three regression algorithms are trained and compared using a common training and validation procedure. The selected model is then evaluated using a held-out test dataset.</w:t>
+      </w:r>
+    </w:p>
+    <w:p>
+      <w:pPr>
+        <w:spacing w:after="120" w:line="240" w:lineRule="auto"/>
+        <w:jc w:val="both"/>
+        <w:rPr>
+          <w:rFonts w:ascii="Times New Roman" w:hAnsi="Times New Roman" w:cs="Times New Roman"/>
+          <w:sz w:val="24"/>
+          <w:szCs w:val="24"/>
+          <w:lang w:val="en-IN"/>
+        </w:rPr>
+      </w:pPr>
+      <w:r>
+        <w:rPr>
+          <w:rFonts w:ascii="Times New Roman" w:hAnsi="Times New Roman" w:cs="Times New Roman"/>
+          <w:sz w:val="24"/>
+          <w:szCs w:val="24"/>
+          <w:lang w:val="en-IN"/>
+        </w:rPr>
+        <w:t>A separate time-series forecasting model using historical CO₂ values and country-specific lag features is also implemented as part of the broader project, but it is evaluated independently from the primary regression experiment.</w:t>
+      </w:r>
+    </w:p>
+    <w:p>
+      <w:pPr>
+        <w:spacing w:after="120" w:line="240" w:lineRule="auto"/>
         <w:rPr>
           <w:rFonts w:ascii="Times New Roman" w:hAnsi="Times New Roman" w:cs="Times New Roman"/>
           <w:b/>
@@ -467,12 +550,8 @@
           <w:szCs w:val="32"/>
           <w:lang w:val="en-IN"/>
         </w:rPr>
-        <w:br w:type="page"/>
-      </w:r>
-    </w:p>
-    <w:p>
-      <w:pPr>
-        <w:jc w:val="both"/>
+      </w:pPr>
+      <w:r>
         <w:rPr>
           <w:rFonts w:ascii="Times New Roman" w:hAnsi="Times New Roman" w:cs="Times New Roman"/>
           <w:b/>
@@ -482,8 +561,13 @@
           <w:szCs w:val="32"/>
           <w:lang w:val="en-IN"/>
         </w:rPr>
-      </w:pPr>
-      <w:r>
+        <w:br w:type="page"/>
+      </w:r>
+    </w:p>
+    <w:p>
+      <w:pPr>
+        <w:spacing w:after="120" w:line="240" w:lineRule="auto"/>
+        <w:jc w:val="both"/>
         <w:rPr>
           <w:rFonts w:ascii="Times New Roman" w:hAnsi="Times New Roman" w:cs="Times New Roman"/>
           <w:b/>
@@ -493,12 +577,24 @@
           <w:szCs w:val="32"/>
           <w:lang w:val="en-IN"/>
         </w:rPr>
+      </w:pPr>
+      <w:r>
+        <w:rPr>
+          <w:rFonts w:ascii="Times New Roman" w:hAnsi="Times New Roman" w:cs="Times New Roman"/>
+          <w:b/>
+          <w:bCs/>
+          <w:color w:val="1F497D" w:themeColor="text2"/>
+          <w:sz w:val="32"/>
+          <w:szCs w:val="32"/>
+          <w:lang w:val="en-IN"/>
+        </w:rPr>
         <w:lastRenderedPageBreak/>
         <w:t>3. Dataset Description</w:t>
       </w:r>
     </w:p>
     <w:p>
       <w:pPr>
+        <w:spacing w:after="120" w:line="240" w:lineRule="auto"/>
         <w:jc w:val="both"/>
         <w:rPr>
           <w:rFonts w:ascii="Times New Roman" w:hAnsi="Times New Roman" w:cs="Times New Roman"/>
@@ -523,6 +619,7 @@
     </w:p>
     <w:p>
       <w:pPr>
+        <w:spacing w:after="120" w:line="240" w:lineRule="auto"/>
         <w:jc w:val="both"/>
         <w:rPr>
           <w:rFonts w:ascii="Times New Roman" w:hAnsi="Times New Roman" w:cs="Times New Roman"/>
@@ -543,6 +640,7 @@
     </w:p>
     <w:p>
       <w:pPr>
+        <w:spacing w:after="120" w:line="240" w:lineRule="auto"/>
         <w:jc w:val="both"/>
         <w:rPr>
           <w:rFonts w:ascii="Times New Roman" w:hAnsi="Times New Roman" w:cs="Times New Roman"/>
@@ -563,6 +661,7 @@
     </w:p>
     <w:p>
       <w:pPr>
+        <w:spacing w:after="120" w:line="240" w:lineRule="auto"/>
         <w:jc w:val="both"/>
         <w:rPr>
           <w:rFonts w:ascii="Times New Roman" w:hAnsi="Times New Roman" w:cs="Times New Roman"/>
@@ -583,6 +682,7 @@
     </w:p>
     <w:p>
       <w:pPr>
+        <w:spacing w:after="120" w:line="240" w:lineRule="auto"/>
         <w:jc w:val="both"/>
         <w:rPr>
           <w:rFonts w:ascii="Times New Roman" w:hAnsi="Times New Roman" w:cs="Times New Roman"/>
@@ -596,6 +696,7 @@
           <w:rFonts w:ascii="Times New Roman" w:hAnsi="Times New Roman" w:cs="Times New Roman"/>
           <w:sz w:val="24"/>
           <w:szCs w:val="24"/>
+          <w:highlight w:val="yellow"/>
           <w:lang w:val="en-IN"/>
         </w:rPr>
         <w:t>The datasets are integrated using country and year as common keys.</w:t>
@@ -603,6 +704,7 @@
     </w:p>
     <w:p>
       <w:pPr>
+        <w:spacing w:after="120" w:line="240" w:lineRule="auto"/>
         <w:jc w:val="both"/>
         <w:rPr>
           <w:rFonts w:ascii="Times New Roman" w:hAnsi="Times New Roman" w:cs="Times New Roman"/>
@@ -627,6 +729,7 @@
     </w:p>
     <w:p>
       <w:pPr>
+        <w:spacing w:after="120" w:line="240" w:lineRule="auto"/>
         <w:jc w:val="both"/>
         <w:rPr>
           <w:rFonts w:ascii="Times New Roman" w:hAnsi="Times New Roman" w:cs="Times New Roman"/>
@@ -642,8 +745,9 @@
           <w:szCs w:val="24"/>
           <w:lang w:val="en-IN"/>
         </w:rPr>
-        <w:t>The processed model</w:t>
+        <w:t xml:space="preserve">The processed </w:t>
       </w:r>
+      <w:proofErr w:type="spellStart"/>
       <w:r>
         <w:rPr>
           <w:rFonts w:ascii="Times New Roman" w:hAnsi="Times New Roman" w:cs="Times New Roman"/>
@@ -651,8 +755,9 @@
           <w:szCs w:val="24"/>
           <w:lang w:val="en-IN"/>
         </w:rPr>
-        <w:t>l</w:t>
+        <w:t>modeling</w:t>
       </w:r>
+      <w:proofErr w:type="spellEnd"/>
       <w:r>
         <w:rPr>
           <w:rFonts w:ascii="Times New Roman" w:hAnsi="Times New Roman" w:cs="Times New Roman"/>
@@ -660,12 +765,12 @@
           <w:szCs w:val="24"/>
           <w:lang w:val="en-IN"/>
         </w:rPr>
-        <w:t>ing dataset contains:</w:t>
+        <w:t xml:space="preserve"> dataset contains:</w:t>
       </w:r>
     </w:p>
     <w:tbl>
       <w:tblPr>
-        <w:tblW w:w="0" w:type="auto"/>
+        <w:tblW w:w="6168" w:type="dxa"/>
         <w:tblCellSpacing w:w="15" w:type="dxa"/>
         <w:tblBorders>
           <w:top w:val="single" w:sz="4" w:space="0" w:color="auto"/>
@@ -684,11 +789,12 @@
         <w:tblLook w:val="04A0" w:firstRow="1" w:lastRow="0" w:firstColumn="1" w:lastColumn="0" w:noHBand="0" w:noVBand="1"/>
       </w:tblPr>
       <w:tblGrid>
-        <w:gridCol w:w="1888"/>
-        <w:gridCol w:w="2274"/>
+        <w:gridCol w:w="2796"/>
+        <w:gridCol w:w="3372"/>
       </w:tblGrid>
       <w:tr>
         <w:trPr>
+          <w:trHeight w:val="534"/>
           <w:tblCellSpacing w:w="15" w:type="dxa"/>
         </w:trPr>
         <w:tc>
@@ -699,7 +805,8 @@
           </w:tcPr>
           <w:p>
             <w:pPr>
-              <w:jc w:val="both"/>
+              <w:spacing w:after="120" w:line="240" w:lineRule="auto"/>
+              <w:jc w:val="center"/>
               <w:rPr>
                 <w:rFonts w:ascii="Times New Roman" w:hAnsi="Times New Roman" w:cs="Times New Roman"/>
                 <w:b/>
@@ -730,7 +837,8 @@
           </w:tcPr>
           <w:p>
             <w:pPr>
-              <w:jc w:val="both"/>
+              <w:spacing w:after="120" w:line="240" w:lineRule="auto"/>
+              <w:jc w:val="center"/>
               <w:rPr>
                 <w:rFonts w:ascii="Times New Roman" w:hAnsi="Times New Roman" w:cs="Times New Roman"/>
                 <w:b/>
@@ -756,6 +864,7 @@
       </w:tr>
       <w:tr>
         <w:trPr>
+          <w:trHeight w:val="521"/>
           <w:tblCellSpacing w:w="15" w:type="dxa"/>
         </w:trPr>
         <w:tc>
@@ -766,7 +875,8 @@
           </w:tcPr>
           <w:p>
             <w:pPr>
-              <w:jc w:val="both"/>
+              <w:spacing w:after="120" w:line="240" w:lineRule="auto"/>
+              <w:jc w:val="center"/>
               <w:rPr>
                 <w:rFonts w:ascii="Times New Roman" w:hAnsi="Times New Roman" w:cs="Times New Roman"/>
                 <w:sz w:val="24"/>
@@ -793,7 +903,8 @@
           </w:tcPr>
           <w:p>
             <w:pPr>
-              <w:jc w:val="both"/>
+              <w:spacing w:after="120" w:line="240" w:lineRule="auto"/>
+              <w:jc w:val="center"/>
               <w:rPr>
                 <w:rFonts w:ascii="Times New Roman" w:hAnsi="Times New Roman" w:cs="Times New Roman"/>
                 <w:sz w:val="24"/>
@@ -815,6 +926,7 @@
       </w:tr>
       <w:tr>
         <w:trPr>
+          <w:trHeight w:val="534"/>
           <w:tblCellSpacing w:w="15" w:type="dxa"/>
         </w:trPr>
         <w:tc>
@@ -825,7 +937,8 @@
           </w:tcPr>
           <w:p>
             <w:pPr>
-              <w:jc w:val="both"/>
+              <w:spacing w:after="120" w:line="240" w:lineRule="auto"/>
+              <w:jc w:val="center"/>
               <w:rPr>
                 <w:rFonts w:ascii="Times New Roman" w:hAnsi="Times New Roman" w:cs="Times New Roman"/>
                 <w:sz w:val="24"/>
@@ -852,7 +965,8 @@
           </w:tcPr>
           <w:p>
             <w:pPr>
-              <w:jc w:val="both"/>
+              <w:spacing w:after="120" w:line="240" w:lineRule="auto"/>
+              <w:jc w:val="center"/>
               <w:rPr>
                 <w:rFonts w:ascii="Times New Roman" w:hAnsi="Times New Roman" w:cs="Times New Roman"/>
                 <w:sz w:val="24"/>
@@ -874,6 +988,7 @@
       </w:tr>
       <w:tr>
         <w:trPr>
+          <w:trHeight w:val="534"/>
           <w:tblCellSpacing w:w="15" w:type="dxa"/>
         </w:trPr>
         <w:tc>
@@ -884,7 +999,8 @@
           </w:tcPr>
           <w:p>
             <w:pPr>
-              <w:jc w:val="both"/>
+              <w:spacing w:after="120" w:line="240" w:lineRule="auto"/>
+              <w:jc w:val="center"/>
               <w:rPr>
                 <w:rFonts w:ascii="Times New Roman" w:hAnsi="Times New Roman" w:cs="Times New Roman"/>
                 <w:sz w:val="24"/>
@@ -911,7 +1027,8 @@
           </w:tcPr>
           <w:p>
             <w:pPr>
-              <w:jc w:val="both"/>
+              <w:spacing w:after="120" w:line="240" w:lineRule="auto"/>
+              <w:jc w:val="center"/>
               <w:rPr>
                 <w:rFonts w:ascii="Times New Roman" w:hAnsi="Times New Roman" w:cs="Times New Roman"/>
                 <w:sz w:val="24"/>
@@ -933,6 +1050,7 @@
       </w:tr>
       <w:tr>
         <w:trPr>
+          <w:trHeight w:val="534"/>
           <w:tblCellSpacing w:w="15" w:type="dxa"/>
         </w:trPr>
         <w:tc>
@@ -943,7 +1061,8 @@
           </w:tcPr>
           <w:p>
             <w:pPr>
-              <w:jc w:val="both"/>
+              <w:spacing w:after="120" w:line="240" w:lineRule="auto"/>
+              <w:jc w:val="center"/>
               <w:rPr>
                 <w:rFonts w:ascii="Times New Roman" w:hAnsi="Times New Roman" w:cs="Times New Roman"/>
                 <w:sz w:val="24"/>
@@ -970,7 +1089,8 @@
           </w:tcPr>
           <w:p>
             <w:pPr>
-              <w:jc w:val="both"/>
+              <w:spacing w:after="120" w:line="240" w:lineRule="auto"/>
+              <w:jc w:val="center"/>
               <w:rPr>
                 <w:rFonts w:ascii="Times New Roman" w:hAnsi="Times New Roman" w:cs="Times New Roman"/>
                 <w:sz w:val="24"/>
@@ -992,6 +1112,7 @@
       </w:tr>
       <w:tr>
         <w:trPr>
+          <w:trHeight w:val="534"/>
           <w:tblCellSpacing w:w="15" w:type="dxa"/>
         </w:trPr>
         <w:tc>
@@ -1002,7 +1123,8 @@
           </w:tcPr>
           <w:p>
             <w:pPr>
-              <w:jc w:val="both"/>
+              <w:spacing w:after="120" w:line="240" w:lineRule="auto"/>
+              <w:jc w:val="center"/>
               <w:rPr>
                 <w:rFonts w:ascii="Times New Roman" w:hAnsi="Times New Roman" w:cs="Times New Roman"/>
                 <w:sz w:val="24"/>
@@ -1029,7 +1151,8 @@
           </w:tcPr>
           <w:p>
             <w:pPr>
-              <w:jc w:val="both"/>
+              <w:spacing w:after="120" w:line="240" w:lineRule="auto"/>
+              <w:jc w:val="center"/>
               <w:rPr>
                 <w:rFonts w:ascii="Times New Roman" w:hAnsi="Times New Roman" w:cs="Times New Roman"/>
                 <w:sz w:val="24"/>
@@ -1051,6 +1174,7 @@
       </w:tr>
       <w:tr>
         <w:trPr>
+          <w:trHeight w:val="521"/>
           <w:tblCellSpacing w:w="15" w:type="dxa"/>
         </w:trPr>
         <w:tc>
@@ -1061,7 +1185,8 @@
           </w:tcPr>
           <w:p>
             <w:pPr>
-              <w:jc w:val="both"/>
+              <w:spacing w:after="120" w:line="240" w:lineRule="auto"/>
+              <w:jc w:val="center"/>
               <w:rPr>
                 <w:rFonts w:ascii="Times New Roman" w:hAnsi="Times New Roman" w:cs="Times New Roman"/>
                 <w:sz w:val="24"/>
@@ -1088,7 +1213,8 @@
           </w:tcPr>
           <w:p>
             <w:pPr>
-              <w:jc w:val="both"/>
+              <w:spacing w:after="120" w:line="240" w:lineRule="auto"/>
+              <w:jc w:val="center"/>
               <w:rPr>
                 <w:rFonts w:ascii="Times New Roman" w:hAnsi="Times New Roman" w:cs="Times New Roman"/>
                 <w:sz w:val="24"/>
@@ -1111,6 +1237,21 @@
     </w:tbl>
     <w:p>
       <w:pPr>
+        <w:spacing w:after="120" w:line="240" w:lineRule="auto"/>
+        <w:jc w:val="both"/>
+        <w:rPr>
+          <w:rFonts w:ascii="Times New Roman" w:hAnsi="Times New Roman" w:cs="Times New Roman"/>
+          <w:b/>
+          <w:bCs/>
+          <w:sz w:val="24"/>
+          <w:szCs w:val="24"/>
+          <w:lang w:val="en-IN"/>
+        </w:rPr>
+      </w:pPr>
+    </w:p>
+    <w:p>
+      <w:pPr>
+        <w:spacing w:after="120" w:line="240" w:lineRule="auto"/>
         <w:jc w:val="both"/>
         <w:rPr>
           <w:rFonts w:ascii="Times New Roman" w:hAnsi="Times New Roman" w:cs="Times New Roman"/>
@@ -1135,6 +1276,7 @@
     </w:p>
     <w:p>
       <w:pPr>
+        <w:spacing w:after="120" w:line="240" w:lineRule="auto"/>
         <w:jc w:val="both"/>
         <w:rPr>
           <w:rFonts w:ascii="Times New Roman" w:hAnsi="Times New Roman" w:cs="Times New Roman"/>
@@ -1155,7 +1297,7 @@
     </w:p>
     <w:tbl>
       <w:tblPr>
-        <w:tblW w:w="0" w:type="auto"/>
+        <w:tblW w:w="10685" w:type="dxa"/>
         <w:tblCellSpacing w:w="15" w:type="dxa"/>
         <w:tblBorders>
           <w:top w:val="single" w:sz="4" w:space="0" w:color="auto"/>
@@ -1166,20 +1308,20 @@
           <w:insideV w:val="single" w:sz="4" w:space="0" w:color="auto"/>
         </w:tblBorders>
         <w:tblCellMar>
-          <w:top w:w="15" w:type="dxa"/>
-          <w:left w:w="15" w:type="dxa"/>
-          <w:bottom w:w="15" w:type="dxa"/>
-          <w:right w:w="15" w:type="dxa"/>
+          <w:left w:w="0" w:type="dxa"/>
+          <w:right w:w="0" w:type="dxa"/>
         </w:tblCellMar>
         <w:tblLook w:val="04A0" w:firstRow="1" w:lastRow="0" w:firstColumn="1" w:lastColumn="0" w:noHBand="0" w:noVBand="1"/>
       </w:tblPr>
       <w:tblGrid>
-        <w:gridCol w:w="449"/>
-        <w:gridCol w:w="3746"/>
-        <w:gridCol w:w="3967"/>
+        <w:gridCol w:w="542"/>
+        <w:gridCol w:w="4927"/>
+        <w:gridCol w:w="5216"/>
       </w:tblGrid>
       <w:tr>
         <w:trPr>
+          <w:trHeight w:val="7"/>
+          <w:tblHeader/>
           <w:tblCellSpacing w:w="15" w:type="dxa"/>
         </w:trPr>
         <w:tc>
@@ -1190,7 +1332,8 @@
           </w:tcPr>
           <w:p>
             <w:pPr>
-              <w:jc w:val="both"/>
+              <w:spacing w:after="120" w:line="240" w:lineRule="auto"/>
+              <w:jc w:val="center"/>
               <w:rPr>
                 <w:rFonts w:ascii="Times New Roman" w:hAnsi="Times New Roman" w:cs="Times New Roman"/>
                 <w:b/>
@@ -1221,7 +1364,8 @@
           </w:tcPr>
           <w:p>
             <w:pPr>
-              <w:jc w:val="both"/>
+              <w:spacing w:after="120" w:line="240" w:lineRule="auto"/>
+              <w:jc w:val="center"/>
               <w:rPr>
                 <w:rFonts w:ascii="Times New Roman" w:hAnsi="Times New Roman" w:cs="Times New Roman"/>
                 <w:b/>
@@ -1252,7 +1396,8 @@
           </w:tcPr>
           <w:p>
             <w:pPr>
-              <w:jc w:val="both"/>
+              <w:spacing w:after="120" w:line="240" w:lineRule="auto"/>
+              <w:jc w:val="center"/>
               <w:rPr>
                 <w:rFonts w:ascii="Times New Roman" w:hAnsi="Times New Roman" w:cs="Times New Roman"/>
                 <w:b/>
@@ -1278,6 +1423,8 @@
       </w:tr>
       <w:tr>
         <w:trPr>
+          <w:trHeight w:val="7"/>
+          <w:tblHeader/>
           <w:tblCellSpacing w:w="15" w:type="dxa"/>
         </w:trPr>
         <w:tc>
@@ -1288,7 +1435,8 @@
           </w:tcPr>
           <w:p>
             <w:pPr>
-              <w:jc w:val="both"/>
+              <w:spacing w:after="120" w:line="240" w:lineRule="auto"/>
+              <w:jc w:val="center"/>
               <w:rPr>
                 <w:rFonts w:ascii="Times New Roman" w:hAnsi="Times New Roman" w:cs="Times New Roman"/>
                 <w:sz w:val="24"/>
@@ -1315,7 +1463,8 @@
           </w:tcPr>
           <w:p>
             <w:pPr>
-              <w:jc w:val="both"/>
+              <w:spacing w:after="120" w:line="240" w:lineRule="auto"/>
+              <w:jc w:val="center"/>
               <w:rPr>
                 <w:rFonts w:ascii="Times New Roman" w:hAnsi="Times New Roman" w:cs="Times New Roman"/>
                 <w:sz w:val="24"/>
@@ -1342,7 +1491,8 @@
           </w:tcPr>
           <w:p>
             <w:pPr>
-              <w:jc w:val="both"/>
+              <w:spacing w:after="120" w:line="240" w:lineRule="auto"/>
+              <w:jc w:val="center"/>
               <w:rPr>
                 <w:rFonts w:ascii="Times New Roman" w:hAnsi="Times New Roman" w:cs="Times New Roman"/>
                 <w:sz w:val="24"/>
@@ -1364,6 +1514,8 @@
       </w:tr>
       <w:tr>
         <w:trPr>
+          <w:trHeight w:val="7"/>
+          <w:tblHeader/>
           <w:tblCellSpacing w:w="15" w:type="dxa"/>
         </w:trPr>
         <w:tc>
@@ -1374,7 +1526,8 @@
           </w:tcPr>
           <w:p>
             <w:pPr>
-              <w:jc w:val="both"/>
+              <w:spacing w:after="120" w:line="240" w:lineRule="auto"/>
+              <w:jc w:val="center"/>
               <w:rPr>
                 <w:rFonts w:ascii="Times New Roman" w:hAnsi="Times New Roman" w:cs="Times New Roman"/>
                 <w:sz w:val="24"/>
@@ -1401,7 +1554,8 @@
           </w:tcPr>
           <w:p>
             <w:pPr>
-              <w:jc w:val="both"/>
+              <w:spacing w:after="120" w:line="240" w:lineRule="auto"/>
+              <w:jc w:val="center"/>
               <w:rPr>
                 <w:rFonts w:ascii="Times New Roman" w:hAnsi="Times New Roman" w:cs="Times New Roman"/>
                 <w:sz w:val="24"/>
@@ -1428,7 +1582,8 @@
           </w:tcPr>
           <w:p>
             <w:pPr>
-              <w:jc w:val="both"/>
+              <w:spacing w:after="120" w:line="240" w:lineRule="auto"/>
+              <w:jc w:val="center"/>
               <w:rPr>
                 <w:rFonts w:ascii="Times New Roman" w:hAnsi="Times New Roman" w:cs="Times New Roman"/>
                 <w:sz w:val="24"/>
@@ -1450,6 +1605,8 @@
       </w:tr>
       <w:tr>
         <w:trPr>
+          <w:trHeight w:val="7"/>
+          <w:tblHeader/>
           <w:tblCellSpacing w:w="15" w:type="dxa"/>
         </w:trPr>
         <w:tc>
@@ -1460,7 +1617,8 @@
           </w:tcPr>
           <w:p>
             <w:pPr>
-              <w:jc w:val="both"/>
+              <w:spacing w:after="120" w:line="240" w:lineRule="auto"/>
+              <w:jc w:val="center"/>
               <w:rPr>
                 <w:rFonts w:ascii="Times New Roman" w:hAnsi="Times New Roman" w:cs="Times New Roman"/>
                 <w:sz w:val="24"/>
@@ -1487,7 +1645,8 @@
           </w:tcPr>
           <w:p>
             <w:pPr>
-              <w:jc w:val="both"/>
+              <w:spacing w:after="120" w:line="240" w:lineRule="auto"/>
+              <w:jc w:val="center"/>
               <w:rPr>
                 <w:rFonts w:ascii="Times New Roman" w:hAnsi="Times New Roman" w:cs="Times New Roman"/>
                 <w:sz w:val="24"/>
@@ -1514,7 +1673,8 @@
           </w:tcPr>
           <w:p>
             <w:pPr>
-              <w:jc w:val="both"/>
+              <w:spacing w:after="120" w:line="240" w:lineRule="auto"/>
+              <w:jc w:val="center"/>
               <w:rPr>
                 <w:rFonts w:ascii="Times New Roman" w:hAnsi="Times New Roman" w:cs="Times New Roman"/>
                 <w:sz w:val="24"/>
@@ -1536,6 +1696,8 @@
       </w:tr>
       <w:tr>
         <w:trPr>
+          <w:trHeight w:val="7"/>
+          <w:tblHeader/>
           <w:tblCellSpacing w:w="15" w:type="dxa"/>
         </w:trPr>
         <w:tc>
@@ -1546,7 +1708,8 @@
           </w:tcPr>
           <w:p>
             <w:pPr>
-              <w:jc w:val="both"/>
+              <w:spacing w:after="120" w:line="240" w:lineRule="auto"/>
+              <w:jc w:val="center"/>
               <w:rPr>
                 <w:rFonts w:ascii="Times New Roman" w:hAnsi="Times New Roman" w:cs="Times New Roman"/>
                 <w:sz w:val="24"/>
@@ -1573,7 +1736,8 @@
           </w:tcPr>
           <w:p>
             <w:pPr>
-              <w:jc w:val="both"/>
+              <w:spacing w:after="120" w:line="240" w:lineRule="auto"/>
+              <w:jc w:val="center"/>
               <w:rPr>
                 <w:rFonts w:ascii="Times New Roman" w:hAnsi="Times New Roman" w:cs="Times New Roman"/>
                 <w:sz w:val="24"/>
@@ -1602,7 +1766,8 @@
           </w:tcPr>
           <w:p>
             <w:pPr>
-              <w:jc w:val="both"/>
+              <w:spacing w:after="120" w:line="240" w:lineRule="auto"/>
+              <w:jc w:val="center"/>
               <w:rPr>
                 <w:rFonts w:ascii="Times New Roman" w:hAnsi="Times New Roman" w:cs="Times New Roman"/>
                 <w:sz w:val="24"/>
@@ -1624,6 +1789,8 @@
       </w:tr>
       <w:tr>
         <w:trPr>
+          <w:trHeight w:val="7"/>
+          <w:tblHeader/>
           <w:tblCellSpacing w:w="15" w:type="dxa"/>
         </w:trPr>
         <w:tc>
@@ -1634,7 +1801,8 @@
           </w:tcPr>
           <w:p>
             <w:pPr>
-              <w:jc w:val="both"/>
+              <w:spacing w:after="120" w:line="240" w:lineRule="auto"/>
+              <w:jc w:val="center"/>
               <w:rPr>
                 <w:rFonts w:ascii="Times New Roman" w:hAnsi="Times New Roman" w:cs="Times New Roman"/>
                 <w:sz w:val="24"/>
@@ -1661,7 +1829,8 @@
           </w:tcPr>
           <w:p>
             <w:pPr>
-              <w:jc w:val="both"/>
+              <w:spacing w:after="120" w:line="240" w:lineRule="auto"/>
+              <w:jc w:val="center"/>
               <w:rPr>
                 <w:rFonts w:ascii="Times New Roman" w:hAnsi="Times New Roman" w:cs="Times New Roman"/>
                 <w:sz w:val="24"/>
@@ -1690,7 +1859,8 @@
           </w:tcPr>
           <w:p>
             <w:pPr>
-              <w:jc w:val="both"/>
+              <w:spacing w:after="120" w:line="240" w:lineRule="auto"/>
+              <w:jc w:val="center"/>
               <w:rPr>
                 <w:rFonts w:ascii="Times New Roman" w:hAnsi="Times New Roman" w:cs="Times New Roman"/>
                 <w:sz w:val="24"/>
@@ -1712,6 +1882,8 @@
       </w:tr>
       <w:tr>
         <w:trPr>
+          <w:trHeight w:val="7"/>
+          <w:tblHeader/>
           <w:tblCellSpacing w:w="15" w:type="dxa"/>
         </w:trPr>
         <w:tc>
@@ -1722,7 +1894,8 @@
           </w:tcPr>
           <w:p>
             <w:pPr>
-              <w:jc w:val="both"/>
+              <w:spacing w:after="120" w:line="240" w:lineRule="auto"/>
+              <w:jc w:val="center"/>
               <w:rPr>
                 <w:rFonts w:ascii="Times New Roman" w:hAnsi="Times New Roman" w:cs="Times New Roman"/>
                 <w:sz w:val="24"/>
@@ -1737,7 +1910,6 @@
                 <w:szCs w:val="24"/>
                 <w:lang w:val="en-IN"/>
               </w:rPr>
-              <w:lastRenderedPageBreak/>
               <w:t>6</w:t>
             </w:r>
           </w:p>
@@ -1750,7 +1922,8 @@
           </w:tcPr>
           <w:p>
             <w:pPr>
-              <w:jc w:val="both"/>
+              <w:spacing w:after="120" w:line="240" w:lineRule="auto"/>
+              <w:jc w:val="center"/>
               <w:rPr>
                 <w:rFonts w:ascii="Times New Roman" w:hAnsi="Times New Roman" w:cs="Times New Roman"/>
                 <w:sz w:val="24"/>
@@ -1779,7 +1952,8 @@
           </w:tcPr>
           <w:p>
             <w:pPr>
-              <w:jc w:val="both"/>
+              <w:spacing w:after="120" w:line="240" w:lineRule="auto"/>
+              <w:jc w:val="center"/>
               <w:rPr>
                 <w:rFonts w:ascii="Times New Roman" w:hAnsi="Times New Roman" w:cs="Times New Roman"/>
                 <w:sz w:val="24"/>
@@ -1801,6 +1975,8 @@
       </w:tr>
       <w:tr>
         <w:trPr>
+          <w:trHeight w:val="7"/>
+          <w:tblHeader/>
           <w:tblCellSpacing w:w="15" w:type="dxa"/>
         </w:trPr>
         <w:tc>
@@ -1811,7 +1987,8 @@
           </w:tcPr>
           <w:p>
             <w:pPr>
-              <w:jc w:val="both"/>
+              <w:spacing w:after="120" w:line="240" w:lineRule="auto"/>
+              <w:jc w:val="center"/>
               <w:rPr>
                 <w:rFonts w:ascii="Times New Roman" w:hAnsi="Times New Roman" w:cs="Times New Roman"/>
                 <w:sz w:val="24"/>
@@ -1838,7 +2015,8 @@
           </w:tcPr>
           <w:p>
             <w:pPr>
-              <w:jc w:val="both"/>
+              <w:spacing w:after="120" w:line="240" w:lineRule="auto"/>
+              <w:jc w:val="center"/>
               <w:rPr>
                 <w:rFonts w:ascii="Times New Roman" w:hAnsi="Times New Roman" w:cs="Times New Roman"/>
                 <w:sz w:val="24"/>
@@ -1867,7 +2045,8 @@
           </w:tcPr>
           <w:p>
             <w:pPr>
-              <w:jc w:val="both"/>
+              <w:spacing w:after="120" w:line="240" w:lineRule="auto"/>
+              <w:jc w:val="center"/>
               <w:rPr>
                 <w:rFonts w:ascii="Times New Roman" w:hAnsi="Times New Roman" w:cs="Times New Roman"/>
                 <w:sz w:val="24"/>
@@ -1889,6 +2068,8 @@
       </w:tr>
       <w:tr>
         <w:trPr>
+          <w:trHeight w:val="7"/>
+          <w:tblHeader/>
           <w:tblCellSpacing w:w="15" w:type="dxa"/>
         </w:trPr>
         <w:tc>
@@ -1899,7 +2080,8 @@
           </w:tcPr>
           <w:p>
             <w:pPr>
-              <w:jc w:val="both"/>
+              <w:spacing w:after="120" w:line="240" w:lineRule="auto"/>
+              <w:jc w:val="center"/>
               <w:rPr>
                 <w:rFonts w:ascii="Times New Roman" w:hAnsi="Times New Roman" w:cs="Times New Roman"/>
                 <w:sz w:val="24"/>
@@ -1926,7 +2108,8 @@
           </w:tcPr>
           <w:p>
             <w:pPr>
-              <w:jc w:val="both"/>
+              <w:spacing w:after="120" w:line="240" w:lineRule="auto"/>
+              <w:jc w:val="center"/>
               <w:rPr>
                 <w:rFonts w:ascii="Times New Roman" w:hAnsi="Times New Roman" w:cs="Times New Roman"/>
                 <w:sz w:val="24"/>
@@ -1955,7 +2138,8 @@
           </w:tcPr>
           <w:p>
             <w:pPr>
-              <w:jc w:val="both"/>
+              <w:spacing w:after="120" w:line="240" w:lineRule="auto"/>
+              <w:jc w:val="center"/>
               <w:rPr>
                 <w:rFonts w:ascii="Times New Roman" w:hAnsi="Times New Roman" w:cs="Times New Roman"/>
                 <w:sz w:val="24"/>
@@ -1977,6 +2161,8 @@
       </w:tr>
       <w:tr>
         <w:trPr>
+          <w:trHeight w:val="7"/>
+          <w:tblHeader/>
           <w:tblCellSpacing w:w="15" w:type="dxa"/>
         </w:trPr>
         <w:tc>
@@ -1987,7 +2173,8 @@
           </w:tcPr>
           <w:p>
             <w:pPr>
-              <w:jc w:val="both"/>
+              <w:spacing w:after="120" w:line="240" w:lineRule="auto"/>
+              <w:jc w:val="center"/>
               <w:rPr>
                 <w:rFonts w:ascii="Times New Roman" w:hAnsi="Times New Roman" w:cs="Times New Roman"/>
                 <w:sz w:val="24"/>
@@ -2014,7 +2201,8 @@
           </w:tcPr>
           <w:p>
             <w:pPr>
-              <w:jc w:val="both"/>
+              <w:spacing w:after="120" w:line="240" w:lineRule="auto"/>
+              <w:jc w:val="center"/>
               <w:rPr>
                 <w:rFonts w:ascii="Times New Roman" w:hAnsi="Times New Roman" w:cs="Times New Roman"/>
                 <w:sz w:val="24"/>
@@ -2043,7 +2231,8 @@
           </w:tcPr>
           <w:p>
             <w:pPr>
-              <w:jc w:val="both"/>
+              <w:spacing w:after="120" w:line="240" w:lineRule="auto"/>
+              <w:jc w:val="center"/>
               <w:rPr>
                 <w:rFonts w:ascii="Times New Roman" w:hAnsi="Times New Roman" w:cs="Times New Roman"/>
                 <w:sz w:val="24"/>
@@ -2065,6 +2254,8 @@
       </w:tr>
       <w:tr>
         <w:trPr>
+          <w:trHeight w:val="7"/>
+          <w:tblHeader/>
           <w:tblCellSpacing w:w="15" w:type="dxa"/>
         </w:trPr>
         <w:tc>
@@ -2075,7 +2266,8 @@
           </w:tcPr>
           <w:p>
             <w:pPr>
-              <w:jc w:val="both"/>
+              <w:spacing w:after="120" w:line="240" w:lineRule="auto"/>
+              <w:jc w:val="center"/>
               <w:rPr>
                 <w:rFonts w:ascii="Times New Roman" w:hAnsi="Times New Roman" w:cs="Times New Roman"/>
                 <w:sz w:val="24"/>
@@ -2102,7 +2294,8 @@
           </w:tcPr>
           <w:p>
             <w:pPr>
-              <w:jc w:val="both"/>
+              <w:spacing w:after="120" w:line="240" w:lineRule="auto"/>
+              <w:jc w:val="center"/>
               <w:rPr>
                 <w:rFonts w:ascii="Times New Roman" w:hAnsi="Times New Roman" w:cs="Times New Roman"/>
                 <w:sz w:val="24"/>
@@ -2131,7 +2324,8 @@
           </w:tcPr>
           <w:p>
             <w:pPr>
-              <w:jc w:val="both"/>
+              <w:spacing w:after="120" w:line="240" w:lineRule="auto"/>
+              <w:jc w:val="center"/>
               <w:rPr>
                 <w:rFonts w:ascii="Times New Roman" w:hAnsi="Times New Roman" w:cs="Times New Roman"/>
                 <w:sz w:val="24"/>
@@ -2153,6 +2347,8 @@
       </w:tr>
       <w:tr>
         <w:trPr>
+          <w:trHeight w:val="7"/>
+          <w:tblHeader/>
           <w:tblCellSpacing w:w="15" w:type="dxa"/>
         </w:trPr>
         <w:tc>
@@ -2163,7 +2359,8 @@
           </w:tcPr>
           <w:p>
             <w:pPr>
-              <w:jc w:val="both"/>
+              <w:spacing w:after="120" w:line="240" w:lineRule="auto"/>
+              <w:jc w:val="center"/>
               <w:rPr>
                 <w:rFonts w:ascii="Times New Roman" w:hAnsi="Times New Roman" w:cs="Times New Roman"/>
                 <w:sz w:val="24"/>
@@ -2178,6 +2375,7 @@
                 <w:szCs w:val="24"/>
                 <w:lang w:val="en-IN"/>
               </w:rPr>
+              <w:lastRenderedPageBreak/>
               <w:t>11</w:t>
             </w:r>
           </w:p>
@@ -2190,7 +2388,8 @@
           </w:tcPr>
           <w:p>
             <w:pPr>
-              <w:jc w:val="both"/>
+              <w:spacing w:after="120" w:line="240" w:lineRule="auto"/>
+              <w:jc w:val="center"/>
               <w:rPr>
                 <w:rFonts w:ascii="Times New Roman" w:hAnsi="Times New Roman" w:cs="Times New Roman"/>
                 <w:sz w:val="24"/>
@@ -2219,7 +2418,8 @@
           </w:tcPr>
           <w:p>
             <w:pPr>
-              <w:jc w:val="both"/>
+              <w:spacing w:after="120" w:line="240" w:lineRule="auto"/>
+              <w:jc w:val="center"/>
               <w:rPr>
                 <w:rFonts w:ascii="Times New Roman" w:hAnsi="Times New Roman" w:cs="Times New Roman"/>
                 <w:sz w:val="24"/>
@@ -2241,6 +2441,8 @@
       </w:tr>
       <w:tr>
         <w:trPr>
+          <w:trHeight w:val="7"/>
+          <w:tblHeader/>
           <w:tblCellSpacing w:w="15" w:type="dxa"/>
         </w:trPr>
         <w:tc>
@@ -2251,7 +2453,8 @@
           </w:tcPr>
           <w:p>
             <w:pPr>
-              <w:jc w:val="both"/>
+              <w:spacing w:after="120" w:line="240" w:lineRule="auto"/>
+              <w:jc w:val="center"/>
               <w:rPr>
                 <w:rFonts w:ascii="Times New Roman" w:hAnsi="Times New Roman" w:cs="Times New Roman"/>
                 <w:sz w:val="24"/>
@@ -2278,7 +2481,8 @@
           </w:tcPr>
           <w:p>
             <w:pPr>
-              <w:jc w:val="both"/>
+              <w:spacing w:after="120" w:line="240" w:lineRule="auto"/>
+              <w:jc w:val="center"/>
               <w:rPr>
                 <w:rFonts w:ascii="Times New Roman" w:hAnsi="Times New Roman" w:cs="Times New Roman"/>
                 <w:sz w:val="24"/>
@@ -2307,7 +2511,8 @@
           </w:tcPr>
           <w:p>
             <w:pPr>
-              <w:jc w:val="both"/>
+              <w:spacing w:after="120" w:line="240" w:lineRule="auto"/>
+              <w:jc w:val="center"/>
               <w:rPr>
                 <w:rFonts w:ascii="Times New Roman" w:hAnsi="Times New Roman" w:cs="Times New Roman"/>
                 <w:sz w:val="24"/>
@@ -2329,6 +2534,8 @@
       </w:tr>
       <w:tr>
         <w:trPr>
+          <w:trHeight w:val="7"/>
+          <w:tblHeader/>
           <w:tblCellSpacing w:w="15" w:type="dxa"/>
         </w:trPr>
         <w:tc>
@@ -2339,7 +2546,8 @@
           </w:tcPr>
           <w:p>
             <w:pPr>
-              <w:jc w:val="both"/>
+              <w:spacing w:after="120" w:line="240" w:lineRule="auto"/>
+              <w:jc w:val="center"/>
               <w:rPr>
                 <w:rFonts w:ascii="Times New Roman" w:hAnsi="Times New Roman" w:cs="Times New Roman"/>
                 <w:sz w:val="24"/>
@@ -2366,7 +2574,8 @@
           </w:tcPr>
           <w:p>
             <w:pPr>
-              <w:jc w:val="both"/>
+              <w:spacing w:after="120" w:line="240" w:lineRule="auto"/>
+              <w:jc w:val="center"/>
               <w:rPr>
                 <w:rFonts w:ascii="Times New Roman" w:hAnsi="Times New Roman" w:cs="Times New Roman"/>
                 <w:sz w:val="24"/>
@@ -2395,7 +2604,8 @@
           </w:tcPr>
           <w:p>
             <w:pPr>
-              <w:jc w:val="both"/>
+              <w:spacing w:after="120" w:line="240" w:lineRule="auto"/>
+              <w:jc w:val="center"/>
               <w:rPr>
                 <w:rFonts w:ascii="Times New Roman" w:hAnsi="Times New Roman" w:cs="Times New Roman"/>
                 <w:sz w:val="24"/>
@@ -2418,6 +2628,19 @@
     </w:tbl>
     <w:p>
       <w:pPr>
+        <w:spacing w:after="120" w:line="240" w:lineRule="auto"/>
+        <w:jc w:val="both"/>
+        <w:rPr>
+          <w:rFonts w:ascii="Times New Roman" w:hAnsi="Times New Roman" w:cs="Times New Roman"/>
+          <w:sz w:val="24"/>
+          <w:szCs w:val="24"/>
+          <w:lang w:val="en-IN"/>
+        </w:rPr>
+      </w:pPr>
+    </w:p>
+    <w:p>
+      <w:pPr>
+        <w:spacing w:after="120" w:line="240" w:lineRule="auto"/>
         <w:jc w:val="both"/>
         <w:rPr>
           <w:rFonts w:ascii="Times New Roman" w:hAnsi="Times New Roman" w:cs="Times New Roman"/>
@@ -2458,6 +2681,7 @@
     </w:p>
     <w:p>
       <w:pPr>
+        <w:spacing w:after="120" w:line="240" w:lineRule="auto"/>
         <w:rPr>
           <w:rFonts w:ascii="Times New Roman" w:hAnsi="Times New Roman" w:cs="Times New Roman"/>
           <w:b/>
@@ -2481,13 +2705,15 @@
     </w:p>
     <w:p>
       <w:pPr>
+        <w:spacing w:after="120" w:line="240" w:lineRule="auto"/>
         <w:jc w:val="both"/>
         <w:rPr>
           <w:rFonts w:ascii="Times New Roman" w:hAnsi="Times New Roman" w:cs="Times New Roman"/>
           <w:b/>
           <w:bCs/>
-          <w:sz w:val="24"/>
-          <w:szCs w:val="24"/>
+          <w:color w:val="1F497D" w:themeColor="text2"/>
+          <w:sz w:val="32"/>
+          <w:szCs w:val="32"/>
           <w:lang w:val="en-IN"/>
         </w:rPr>
       </w:pPr>
@@ -2496,8 +2722,9 @@
           <w:rFonts w:ascii="Times New Roman" w:hAnsi="Times New Roman" w:cs="Times New Roman"/>
           <w:b/>
           <w:bCs/>
-          <w:sz w:val="24"/>
-          <w:szCs w:val="24"/>
+          <w:color w:val="1F497D" w:themeColor="text2"/>
+          <w:sz w:val="32"/>
+          <w:szCs w:val="32"/>
           <w:lang w:val="en-IN"/>
         </w:rPr>
         <w:lastRenderedPageBreak/>
@@ -2506,6 +2733,7 @@
     </w:p>
     <w:p>
       <w:pPr>
+        <w:spacing w:after="120" w:line="240" w:lineRule="auto"/>
         <w:jc w:val="both"/>
         <w:rPr>
           <w:rFonts w:ascii="Times New Roman" w:hAnsi="Times New Roman" w:cs="Times New Roman"/>
@@ -2530,6 +2758,7 @@
     </w:p>
     <w:p>
       <w:pPr>
+        <w:spacing w:after="120" w:line="240" w:lineRule="auto"/>
         <w:jc w:val="both"/>
         <w:rPr>
           <w:rFonts w:ascii="Times New Roman" w:hAnsi="Times New Roman" w:cs="Times New Roman"/>
@@ -2550,6 +2779,7 @@
     </w:p>
     <w:p>
       <w:pPr>
+        <w:spacing w:after="120" w:line="240" w:lineRule="auto"/>
         <w:jc w:val="both"/>
         <w:rPr>
           <w:rFonts w:ascii="Times New Roman" w:hAnsi="Times New Roman" w:cs="Times New Roman"/>
@@ -2570,6 +2800,7 @@
     </w:p>
     <w:p>
       <w:pPr>
+        <w:spacing w:after="120" w:line="240" w:lineRule="auto"/>
         <w:jc w:val="both"/>
         <w:rPr>
           <w:rFonts w:ascii="Times New Roman" w:hAnsi="Times New Roman" w:cs="Times New Roman"/>
@@ -2594,6 +2825,7 @@
           <w:ilvl w:val="0"/>
           <w:numId w:val="24"/>
         </w:numPr>
+        <w:spacing w:after="120" w:line="240" w:lineRule="auto"/>
         <w:jc w:val="both"/>
         <w:rPr>
           <w:rFonts w:ascii="Times New Roman" w:hAnsi="Times New Roman" w:cs="Times New Roman"/>
@@ -2618,6 +2850,7 @@
           <w:ilvl w:val="0"/>
           <w:numId w:val="24"/>
         </w:numPr>
+        <w:spacing w:after="120" w:line="240" w:lineRule="auto"/>
         <w:jc w:val="both"/>
         <w:rPr>
           <w:rFonts w:ascii="Times New Roman" w:hAnsi="Times New Roman" w:cs="Times New Roman"/>
@@ -2642,6 +2875,7 @@
           <w:ilvl w:val="0"/>
           <w:numId w:val="24"/>
         </w:numPr>
+        <w:spacing w:after="120" w:line="240" w:lineRule="auto"/>
         <w:jc w:val="both"/>
         <w:rPr>
           <w:rFonts w:ascii="Times New Roman" w:hAnsi="Times New Roman" w:cs="Times New Roman"/>
@@ -2666,6 +2900,7 @@
           <w:ilvl w:val="0"/>
           <w:numId w:val="24"/>
         </w:numPr>
+        <w:spacing w:after="120" w:line="240" w:lineRule="auto"/>
         <w:jc w:val="both"/>
         <w:rPr>
           <w:rFonts w:ascii="Times New Roman" w:hAnsi="Times New Roman" w:cs="Times New Roman"/>
@@ -2686,6 +2921,7 @@
     </w:p>
     <w:p>
       <w:pPr>
+        <w:spacing w:after="120" w:line="240" w:lineRule="auto"/>
         <w:jc w:val="both"/>
         <w:rPr>
           <w:rFonts w:ascii="Times New Roman" w:hAnsi="Times New Roman" w:cs="Times New Roman"/>
@@ -2710,6 +2946,7 @@
           <w:ilvl w:val="0"/>
           <w:numId w:val="25"/>
         </w:numPr>
+        <w:spacing w:after="120" w:line="240" w:lineRule="auto"/>
         <w:jc w:val="both"/>
         <w:rPr>
           <w:rFonts w:ascii="Times New Roman" w:hAnsi="Times New Roman" w:cs="Times New Roman"/>
@@ -2734,6 +2971,7 @@
           <w:ilvl w:val="0"/>
           <w:numId w:val="25"/>
         </w:numPr>
+        <w:spacing w:after="120" w:line="240" w:lineRule="auto"/>
         <w:jc w:val="both"/>
         <w:rPr>
           <w:rFonts w:ascii="Times New Roman" w:hAnsi="Times New Roman" w:cs="Times New Roman"/>
@@ -2758,6 +2996,7 @@
           <w:ilvl w:val="0"/>
           <w:numId w:val="25"/>
         </w:numPr>
+        <w:spacing w:after="120" w:line="240" w:lineRule="auto"/>
         <w:jc w:val="both"/>
         <w:rPr>
           <w:rFonts w:ascii="Times New Roman" w:hAnsi="Times New Roman" w:cs="Times New Roman"/>
@@ -2778,6 +3017,7 @@
     </w:p>
     <w:p>
       <w:pPr>
+        <w:spacing w:after="120" w:line="240" w:lineRule="auto"/>
         <w:jc w:val="both"/>
         <w:rPr>
           <w:rFonts w:ascii="Times New Roman" w:hAnsi="Times New Roman" w:cs="Times New Roman"/>
@@ -2798,6 +3038,21 @@
     </w:p>
     <w:p>
       <w:pPr>
+        <w:spacing w:after="120" w:line="240" w:lineRule="auto"/>
+        <w:jc w:val="both"/>
+        <w:rPr>
+          <w:rFonts w:ascii="Times New Roman" w:hAnsi="Times New Roman" w:cs="Times New Roman"/>
+          <w:b/>
+          <w:bCs/>
+          <w:sz w:val="24"/>
+          <w:szCs w:val="24"/>
+          <w:lang w:val="en-IN"/>
+        </w:rPr>
+      </w:pPr>
+    </w:p>
+    <w:p>
+      <w:pPr>
+        <w:spacing w:after="120" w:line="240" w:lineRule="auto"/>
         <w:jc w:val="both"/>
         <w:rPr>
           <w:rFonts w:ascii="Times New Roman" w:hAnsi="Times New Roman" w:cs="Times New Roman"/>
@@ -2822,6 +3077,7 @@
     </w:p>
     <w:p>
       <w:pPr>
+        <w:spacing w:after="120" w:line="240" w:lineRule="auto"/>
         <w:jc w:val="both"/>
         <w:rPr>
           <w:rFonts w:ascii="Times New Roman" w:hAnsi="Times New Roman" w:cs="Times New Roman"/>
@@ -2842,6 +3098,7 @@
     </w:p>
     <w:p>
       <w:pPr>
+        <w:spacing w:after="120" w:line="240" w:lineRule="auto"/>
         <w:jc w:val="both"/>
         <w:rPr>
           <w:rFonts w:ascii="Times New Roman" w:hAnsi="Times New Roman" w:cs="Times New Roman"/>
@@ -2862,6 +3119,7 @@
     </w:p>
     <w:p>
       <w:pPr>
+        <w:spacing w:after="120" w:line="240" w:lineRule="auto"/>
         <w:jc w:val="both"/>
         <w:rPr>
           <w:rFonts w:ascii="Times New Roman" w:hAnsi="Times New Roman" w:cs="Times New Roman"/>
@@ -2886,6 +3144,7 @@
           <w:ilvl w:val="0"/>
           <w:numId w:val="26"/>
         </w:numPr>
+        <w:spacing w:after="120" w:line="240" w:lineRule="auto"/>
         <w:jc w:val="both"/>
         <w:rPr>
           <w:rFonts w:ascii="Times New Roman" w:hAnsi="Times New Roman" w:cs="Times New Roman"/>
@@ -2910,6 +3169,7 @@
           <w:ilvl w:val="0"/>
           <w:numId w:val="26"/>
         </w:numPr>
+        <w:spacing w:after="120" w:line="240" w:lineRule="auto"/>
         <w:jc w:val="both"/>
         <w:rPr>
           <w:rFonts w:ascii="Times New Roman" w:hAnsi="Times New Roman" w:cs="Times New Roman"/>
@@ -2945,6 +3205,7 @@
           <w:ilvl w:val="0"/>
           <w:numId w:val="26"/>
         </w:numPr>
+        <w:spacing w:after="120" w:line="240" w:lineRule="auto"/>
         <w:jc w:val="both"/>
         <w:rPr>
           <w:rFonts w:ascii="Times New Roman" w:hAnsi="Times New Roman" w:cs="Times New Roman"/>
@@ -2969,6 +3230,7 @@
           <w:ilvl w:val="0"/>
           <w:numId w:val="26"/>
         </w:numPr>
+        <w:spacing w:after="120" w:line="240" w:lineRule="auto"/>
         <w:jc w:val="both"/>
         <w:rPr>
           <w:rFonts w:ascii="Times New Roman" w:hAnsi="Times New Roman" w:cs="Times New Roman"/>
@@ -2989,6 +3251,7 @@
     </w:p>
     <w:p>
       <w:pPr>
+        <w:spacing w:after="120" w:line="240" w:lineRule="auto"/>
         <w:jc w:val="both"/>
         <w:rPr>
           <w:rFonts w:ascii="Times New Roman" w:hAnsi="Times New Roman" w:cs="Times New Roman"/>
@@ -3004,7 +3267,6 @@
           <w:szCs w:val="24"/>
           <w:lang w:val="en-IN"/>
         </w:rPr>
-        <w:lastRenderedPageBreak/>
         <w:t>Limitations:</w:t>
       </w:r>
     </w:p>
@@ -3014,6 +3276,7 @@
           <w:ilvl w:val="0"/>
           <w:numId w:val="27"/>
         </w:numPr>
+        <w:spacing w:after="120" w:line="240" w:lineRule="auto"/>
         <w:jc w:val="both"/>
         <w:rPr>
           <w:rFonts w:ascii="Times New Roman" w:hAnsi="Times New Roman" w:cs="Times New Roman"/>
@@ -3038,6 +3301,7 @@
           <w:ilvl w:val="0"/>
           <w:numId w:val="27"/>
         </w:numPr>
+        <w:spacing w:after="120" w:line="240" w:lineRule="auto"/>
         <w:jc w:val="both"/>
         <w:rPr>
           <w:rFonts w:ascii="Times New Roman" w:hAnsi="Times New Roman" w:cs="Times New Roman"/>
@@ -3062,6 +3326,7 @@
           <w:ilvl w:val="0"/>
           <w:numId w:val="27"/>
         </w:numPr>
+        <w:spacing w:after="120" w:line="240" w:lineRule="auto"/>
         <w:jc w:val="both"/>
         <w:rPr>
           <w:rFonts w:ascii="Times New Roman" w:hAnsi="Times New Roman" w:cs="Times New Roman"/>
@@ -3086,6 +3351,7 @@
           <w:ilvl w:val="0"/>
           <w:numId w:val="27"/>
         </w:numPr>
+        <w:spacing w:after="120" w:line="240" w:lineRule="auto"/>
         <w:jc w:val="both"/>
         <w:rPr>
           <w:rFonts w:ascii="Times New Roman" w:hAnsi="Times New Roman" w:cs="Times New Roman"/>
@@ -3106,6 +3372,7 @@
     </w:p>
     <w:p>
       <w:pPr>
+        <w:spacing w:after="120" w:line="240" w:lineRule="auto"/>
         <w:jc w:val="both"/>
         <w:rPr>
           <w:rFonts w:ascii="Times New Roman" w:hAnsi="Times New Roman" w:cs="Times New Roman"/>
@@ -3121,11 +3388,55 @@
           <w:szCs w:val="24"/>
           <w:lang w:val="en-IN"/>
         </w:rPr>
-        <w:t>Application in this project: Random Forest is implemented as a nonlinear ensemble comparison model using 300 trees.</w:t>
+        <w:t>Application in this project: Random Forest is implemented as a nonlinear ensemble comparison model using 300 trees</w:t>
+      </w:r>
+      <w:r>
+        <w:rPr>
+          <w:rFonts w:ascii="Times New Roman" w:hAnsi="Times New Roman" w:cs="Times New Roman"/>
+          <w:sz w:val="24"/>
+          <w:szCs w:val="24"/>
+          <w:lang w:val="en-IN"/>
+        </w:rPr>
+        <w:t xml:space="preserve"> </w:t>
+      </w:r>
+      <w:r>
+        <w:rPr>
+          <w:rFonts w:ascii="Times New Roman" w:hAnsi="Times New Roman" w:cs="Times New Roman"/>
+          <w:sz w:val="24"/>
+          <w:szCs w:val="24"/>
+        </w:rPr>
+        <w:t>(</w:t>
+      </w:r>
+      <w:proofErr w:type="spellStart"/>
+      <w:r>
+        <w:rPr>
+          <w:rFonts w:ascii="Times New Roman" w:hAnsi="Times New Roman" w:cs="Times New Roman"/>
+          <w:sz w:val="24"/>
+          <w:szCs w:val="24"/>
+        </w:rPr>
+        <w:t>Breiman</w:t>
+      </w:r>
+      <w:proofErr w:type="spellEnd"/>
+      <w:r>
+        <w:rPr>
+          <w:rFonts w:ascii="Times New Roman" w:hAnsi="Times New Roman" w:cs="Times New Roman"/>
+          <w:sz w:val="24"/>
+          <w:szCs w:val="24"/>
+        </w:rPr>
+        <w:t>, 2001)</w:t>
+      </w:r>
+      <w:r>
+        <w:rPr>
+          <w:rFonts w:ascii="Times New Roman" w:hAnsi="Times New Roman" w:cs="Times New Roman"/>
+          <w:sz w:val="24"/>
+          <w:szCs w:val="24"/>
+        </w:rPr>
+        <w:t>.</w:t>
       </w:r>
     </w:p>
     <w:p>
       <w:pPr>
+        <w:spacing w:after="120" w:line="240" w:lineRule="auto"/>
         <w:jc w:val="both"/>
         <w:rPr>
           <w:rFonts w:ascii="Times New Roman" w:hAnsi="Times New Roman" w:cs="Times New Roman"/>
@@ -3145,11 +3456,13 @@
           <w:szCs w:val="24"/>
           <w:lang w:val="en-IN"/>
         </w:rPr>
+        <w:lastRenderedPageBreak/>
         <w:t>4.3 Gradient Boosting Regression</w:t>
       </w:r>
     </w:p>
     <w:p>
       <w:pPr>
+        <w:spacing w:after="120" w:line="240" w:lineRule="auto"/>
         <w:jc w:val="both"/>
         <w:rPr>
           <w:rFonts w:ascii="Times New Roman" w:hAnsi="Times New Roman" w:cs="Times New Roman"/>
@@ -3170,6 +3483,7 @@
     </w:p>
     <w:p>
       <w:pPr>
+        <w:spacing w:after="120" w:line="240" w:lineRule="auto"/>
         <w:jc w:val="both"/>
         <w:rPr>
           <w:rFonts w:ascii="Times New Roman" w:hAnsi="Times New Roman" w:cs="Times New Roman"/>
@@ -3190,6 +3504,7 @@
     </w:p>
     <w:p>
       <w:pPr>
+        <w:spacing w:after="120" w:line="240" w:lineRule="auto"/>
         <w:jc w:val="both"/>
         <w:rPr>
           <w:rFonts w:ascii="Times New Roman" w:hAnsi="Times New Roman" w:cs="Times New Roman"/>
@@ -3214,6 +3529,7 @@
           <w:ilvl w:val="0"/>
           <w:numId w:val="28"/>
         </w:numPr>
+        <w:spacing w:after="120" w:line="240" w:lineRule="auto"/>
         <w:jc w:val="both"/>
         <w:rPr>
           <w:rFonts w:ascii="Times New Roman" w:hAnsi="Times New Roman" w:cs="Times New Roman"/>
@@ -3238,6 +3554,7 @@
           <w:ilvl w:val="0"/>
           <w:numId w:val="28"/>
         </w:numPr>
+        <w:spacing w:after="120" w:line="240" w:lineRule="auto"/>
         <w:jc w:val="both"/>
         <w:rPr>
           <w:rFonts w:ascii="Times New Roman" w:hAnsi="Times New Roman" w:cs="Times New Roman"/>
@@ -3262,6 +3579,7 @@
           <w:ilvl w:val="0"/>
           <w:numId w:val="28"/>
         </w:numPr>
+        <w:spacing w:after="120" w:line="240" w:lineRule="auto"/>
         <w:jc w:val="both"/>
         <w:rPr>
           <w:rFonts w:ascii="Times New Roman" w:hAnsi="Times New Roman" w:cs="Times New Roman"/>
@@ -3286,6 +3604,7 @@
           <w:ilvl w:val="0"/>
           <w:numId w:val="28"/>
         </w:numPr>
+        <w:spacing w:after="120" w:line="240" w:lineRule="auto"/>
         <w:jc w:val="both"/>
         <w:rPr>
           <w:rFonts w:ascii="Times New Roman" w:hAnsi="Times New Roman" w:cs="Times New Roman"/>
@@ -3306,6 +3625,7 @@
     </w:p>
     <w:p>
       <w:pPr>
+        <w:spacing w:after="120" w:line="240" w:lineRule="auto"/>
         <w:jc w:val="both"/>
         <w:rPr>
           <w:rFonts w:ascii="Times New Roman" w:hAnsi="Times New Roman" w:cs="Times New Roman"/>
@@ -3330,6 +3650,7 @@
           <w:ilvl w:val="0"/>
           <w:numId w:val="29"/>
         </w:numPr>
+        <w:spacing w:after="120" w:line="240" w:lineRule="auto"/>
         <w:jc w:val="both"/>
         <w:rPr>
           <w:rFonts w:ascii="Times New Roman" w:hAnsi="Times New Roman" w:cs="Times New Roman"/>
@@ -3354,6 +3675,7 @@
           <w:ilvl w:val="0"/>
           <w:numId w:val="29"/>
         </w:numPr>
+        <w:spacing w:after="120" w:line="240" w:lineRule="auto"/>
         <w:jc w:val="both"/>
         <w:rPr>
           <w:rFonts w:ascii="Times New Roman" w:hAnsi="Times New Roman" w:cs="Times New Roman"/>
@@ -3378,6 +3700,7 @@
           <w:ilvl w:val="0"/>
           <w:numId w:val="29"/>
         </w:numPr>
+        <w:spacing w:after="120" w:line="240" w:lineRule="auto"/>
         <w:jc w:val="both"/>
         <w:rPr>
           <w:rFonts w:ascii="Times New Roman" w:hAnsi="Times New Roman" w:cs="Times New Roman"/>
@@ -3402,6 +3725,7 @@
           <w:ilvl w:val="0"/>
           <w:numId w:val="29"/>
         </w:numPr>
+        <w:spacing w:after="120" w:line="240" w:lineRule="auto"/>
         <w:jc w:val="both"/>
         <w:rPr>
           <w:rFonts w:ascii="Times New Roman" w:hAnsi="Times New Roman" w:cs="Times New Roman"/>
@@ -3422,6 +3746,7 @@
     </w:p>
     <w:p>
       <w:pPr>
+        <w:spacing w:after="120" w:line="240" w:lineRule="auto"/>
         <w:jc w:val="both"/>
         <w:rPr>
           <w:rFonts w:ascii="Times New Roman" w:hAnsi="Times New Roman" w:cs="Times New Roman"/>
@@ -3437,11 +3762,38 @@
           <w:szCs w:val="24"/>
           <w:lang w:val="en-IN"/>
         </w:rPr>
-        <w:t>Application in this project: Gradient Boosting is implemented as the primary candidate model and selected based on validation RMSE.</w:t>
+        <w:t>Application in this project: Gradient Boosting is implemented as the primary candidate model and selected based on validation RMSE</w:t>
+      </w:r>
+      <w:r>
+        <w:rPr>
+          <w:rFonts w:ascii="Times New Roman" w:hAnsi="Times New Roman" w:cs="Times New Roman"/>
+          <w:sz w:val="24"/>
+          <w:szCs w:val="24"/>
+          <w:lang w:val="en-IN"/>
+        </w:rPr>
+        <w:t xml:space="preserve"> </w:t>
+      </w:r>
+      <w:r>
+        <w:rPr>
+          <w:rFonts w:ascii="Times New Roman" w:hAnsi="Times New Roman" w:cs="Times New Roman"/>
+          <w:sz w:val="24"/>
+          <w:szCs w:val="24"/>
+        </w:rPr>
+        <w:t>(Friedman, 2001)</w:t>
+      </w:r>
+      <w:r>
+        <w:rPr>
+          <w:rFonts w:ascii="Times New Roman" w:hAnsi="Times New Roman" w:cs="Times New Roman"/>
+          <w:sz w:val="24"/>
+          <w:szCs w:val="24"/>
+          <w:lang w:val="en-IN"/>
+        </w:rPr>
+        <w:t>.</w:t>
       </w:r>
     </w:p>
     <w:p>
       <w:pPr>
+        <w:spacing w:after="120" w:line="240" w:lineRule="auto"/>
         <w:rPr>
           <w:rFonts w:ascii="Times New Roman" w:hAnsi="Times New Roman" w:cs="Times New Roman"/>
           <w:b/>
@@ -3465,13 +3817,15 @@
     </w:p>
     <w:p>
       <w:pPr>
+        <w:spacing w:after="120" w:line="240" w:lineRule="auto"/>
         <w:jc w:val="both"/>
         <w:rPr>
           <w:rFonts w:ascii="Times New Roman" w:hAnsi="Times New Roman" w:cs="Times New Roman"/>
           <w:b/>
           <w:bCs/>
-          <w:sz w:val="24"/>
-          <w:szCs w:val="24"/>
+          <w:color w:val="1F497D" w:themeColor="text2"/>
+          <w:sz w:val="32"/>
+          <w:szCs w:val="32"/>
           <w:lang w:val="en-IN"/>
         </w:rPr>
       </w:pPr>
@@ -3480,8 +3834,9 @@
           <w:rFonts w:ascii="Times New Roman" w:hAnsi="Times New Roman" w:cs="Times New Roman"/>
           <w:b/>
           <w:bCs/>
-          <w:sz w:val="24"/>
-          <w:szCs w:val="24"/>
+          <w:color w:val="1F497D" w:themeColor="text2"/>
+          <w:sz w:val="32"/>
+          <w:szCs w:val="32"/>
           <w:lang w:val="en-IN"/>
         </w:rPr>
         <w:lastRenderedPageBreak/>
@@ -3490,6 +3845,7 @@
     </w:p>
     <w:p>
       <w:pPr>
+        <w:spacing w:after="120" w:line="240" w:lineRule="auto"/>
         <w:jc w:val="both"/>
         <w:rPr>
           <w:rFonts w:ascii="Times New Roman" w:hAnsi="Times New Roman" w:cs="Times New Roman"/>
@@ -3529,10 +3885,10 @@
         <w:tblLook w:val="04A0" w:firstRow="1" w:lastRow="0" w:firstColumn="1" w:lastColumn="0" w:noHBand="0" w:noVBand="1"/>
       </w:tblPr>
       <w:tblGrid>
-        <w:gridCol w:w="1933"/>
-        <w:gridCol w:w="2740"/>
-        <w:gridCol w:w="2959"/>
-        <w:gridCol w:w="3278"/>
+        <w:gridCol w:w="2079"/>
+        <w:gridCol w:w="2371"/>
+        <w:gridCol w:w="3238"/>
+        <w:gridCol w:w="3222"/>
       </w:tblGrid>
       <w:tr>
         <w:trPr>
@@ -3546,7 +3902,8 @@
           </w:tcPr>
           <w:p>
             <w:pPr>
-              <w:jc w:val="both"/>
+              <w:spacing w:after="120" w:line="240" w:lineRule="auto"/>
+              <w:jc w:val="center"/>
               <w:rPr>
                 <w:rFonts w:ascii="Times New Roman" w:hAnsi="Times New Roman" w:cs="Times New Roman"/>
                 <w:b/>
@@ -3571,13 +3928,14 @@
         </w:tc>
         <w:tc>
           <w:tcPr>
-            <w:tcW w:w="0" w:type="auto"/>
+            <w:tcW w:w="2341" w:type="dxa"/>
             <w:vAlign w:val="center"/>
             <w:hideMark/>
           </w:tcPr>
           <w:p>
             <w:pPr>
-              <w:jc w:val="both"/>
+              <w:spacing w:after="120" w:line="240" w:lineRule="auto"/>
+              <w:jc w:val="center"/>
               <w:rPr>
                 <w:rFonts w:ascii="Times New Roman" w:hAnsi="Times New Roman" w:cs="Times New Roman"/>
                 <w:b/>
@@ -3602,13 +3960,14 @@
         </w:tc>
         <w:tc>
           <w:tcPr>
-            <w:tcW w:w="0" w:type="auto"/>
+            <w:tcW w:w="3208" w:type="dxa"/>
             <w:vAlign w:val="center"/>
             <w:hideMark/>
           </w:tcPr>
           <w:p>
             <w:pPr>
-              <w:jc w:val="both"/>
+              <w:spacing w:after="120" w:line="240" w:lineRule="auto"/>
+              <w:jc w:val="center"/>
               <w:rPr>
                 <w:rFonts w:ascii="Times New Roman" w:hAnsi="Times New Roman" w:cs="Times New Roman"/>
                 <w:b/>
@@ -3639,7 +3998,8 @@
           </w:tcPr>
           <w:p>
             <w:pPr>
-              <w:jc w:val="both"/>
+              <w:spacing w:after="120" w:line="240" w:lineRule="auto"/>
+              <w:jc w:val="center"/>
               <w:rPr>
                 <w:rFonts w:ascii="Times New Roman" w:hAnsi="Times New Roman" w:cs="Times New Roman"/>
                 <w:b/>
@@ -3675,9 +4035,12 @@
           </w:tcPr>
           <w:p>
             <w:pPr>
-              <w:jc w:val="both"/>
-              <w:rPr>
-                <w:rFonts w:ascii="Times New Roman" w:hAnsi="Times New Roman" w:cs="Times New Roman"/>
+              <w:spacing w:after="120" w:line="240" w:lineRule="auto"/>
+              <w:jc w:val="center"/>
+              <w:rPr>
+                <w:rFonts w:ascii="Times New Roman" w:hAnsi="Times New Roman" w:cs="Times New Roman"/>
+                <w:b/>
+                <w:bCs/>
                 <w:sz w:val="24"/>
                 <w:szCs w:val="24"/>
                 <w:lang w:val="en-IN"/>
@@ -3686,6 +4049,8 @@
             <w:r>
               <w:rPr>
                 <w:rFonts w:ascii="Times New Roman" w:hAnsi="Times New Roman" w:cs="Times New Roman"/>
+                <w:b/>
+                <w:bCs/>
                 <w:sz w:val="24"/>
                 <w:szCs w:val="24"/>
                 <w:lang w:val="en-IN"/>
@@ -3696,13 +4061,14 @@
         </w:tc>
         <w:tc>
           <w:tcPr>
-            <w:tcW w:w="0" w:type="auto"/>
+            <w:tcW w:w="2341" w:type="dxa"/>
             <w:vAlign w:val="center"/>
             <w:hideMark/>
           </w:tcPr>
           <w:p>
             <w:pPr>
-              <w:jc w:val="both"/>
+              <w:spacing w:after="120" w:line="240" w:lineRule="auto"/>
+              <w:jc w:val="center"/>
               <w:rPr>
                 <w:rFonts w:ascii="Times New Roman" w:hAnsi="Times New Roman" w:cs="Times New Roman"/>
                 <w:sz w:val="24"/>
@@ -3723,13 +4089,14 @@
         </w:tc>
         <w:tc>
           <w:tcPr>
-            <w:tcW w:w="0" w:type="auto"/>
+            <w:tcW w:w="3208" w:type="dxa"/>
             <w:vAlign w:val="center"/>
             <w:hideMark/>
           </w:tcPr>
           <w:p>
             <w:pPr>
-              <w:jc w:val="both"/>
+              <w:spacing w:after="120" w:line="240" w:lineRule="auto"/>
+              <w:jc w:val="center"/>
               <w:rPr>
                 <w:rFonts w:ascii="Times New Roman" w:hAnsi="Times New Roman" w:cs="Times New Roman"/>
                 <w:sz w:val="24"/>
@@ -3756,7 +4123,8 @@
           </w:tcPr>
           <w:p>
             <w:pPr>
-              <w:jc w:val="both"/>
+              <w:spacing w:after="120" w:line="240" w:lineRule="auto"/>
+              <w:jc w:val="center"/>
               <w:rPr>
                 <w:rFonts w:ascii="Times New Roman" w:hAnsi="Times New Roman" w:cs="Times New Roman"/>
                 <w:sz w:val="24"/>
@@ -3788,9 +4156,12 @@
           </w:tcPr>
           <w:p>
             <w:pPr>
-              <w:jc w:val="both"/>
-              <w:rPr>
-                <w:rFonts w:ascii="Times New Roman" w:hAnsi="Times New Roman" w:cs="Times New Roman"/>
+              <w:spacing w:after="120" w:line="240" w:lineRule="auto"/>
+              <w:jc w:val="center"/>
+              <w:rPr>
+                <w:rFonts w:ascii="Times New Roman" w:hAnsi="Times New Roman" w:cs="Times New Roman"/>
+                <w:b/>
+                <w:bCs/>
                 <w:sz w:val="24"/>
                 <w:szCs w:val="24"/>
                 <w:lang w:val="en-IN"/>
@@ -3799,6 +4170,8 @@
             <w:r>
               <w:rPr>
                 <w:rFonts w:ascii="Times New Roman" w:hAnsi="Times New Roman" w:cs="Times New Roman"/>
+                <w:b/>
+                <w:bCs/>
                 <w:sz w:val="24"/>
                 <w:szCs w:val="24"/>
                 <w:lang w:val="en-IN"/>
@@ -3809,13 +4182,14 @@
         </w:tc>
         <w:tc>
           <w:tcPr>
-            <w:tcW w:w="0" w:type="auto"/>
+            <w:tcW w:w="2341" w:type="dxa"/>
             <w:vAlign w:val="center"/>
             <w:hideMark/>
           </w:tcPr>
           <w:p>
             <w:pPr>
-              <w:jc w:val="both"/>
+              <w:spacing w:after="120" w:line="240" w:lineRule="auto"/>
+              <w:jc w:val="center"/>
               <w:rPr>
                 <w:rFonts w:ascii="Times New Roman" w:hAnsi="Times New Roman" w:cs="Times New Roman"/>
                 <w:sz w:val="24"/>
@@ -3836,13 +4210,14 @@
         </w:tc>
         <w:tc>
           <w:tcPr>
-            <w:tcW w:w="0" w:type="auto"/>
+            <w:tcW w:w="3208" w:type="dxa"/>
             <w:vAlign w:val="center"/>
             <w:hideMark/>
           </w:tcPr>
           <w:p>
             <w:pPr>
-              <w:jc w:val="both"/>
+              <w:spacing w:after="120" w:line="240" w:lineRule="auto"/>
+              <w:jc w:val="center"/>
               <w:rPr>
                 <w:rFonts w:ascii="Times New Roman" w:hAnsi="Times New Roman" w:cs="Times New Roman"/>
                 <w:sz w:val="24"/>
@@ -3869,7 +4244,8 @@
           </w:tcPr>
           <w:p>
             <w:pPr>
-              <w:jc w:val="both"/>
+              <w:spacing w:after="120" w:line="240" w:lineRule="auto"/>
+              <w:jc w:val="center"/>
               <w:rPr>
                 <w:rFonts w:ascii="Times New Roman" w:hAnsi="Times New Roman" w:cs="Times New Roman"/>
                 <w:sz w:val="24"/>
@@ -3901,9 +4277,12 @@
           </w:tcPr>
           <w:p>
             <w:pPr>
-              <w:jc w:val="both"/>
-              <w:rPr>
-                <w:rFonts w:ascii="Times New Roman" w:hAnsi="Times New Roman" w:cs="Times New Roman"/>
+              <w:spacing w:after="120" w:line="240" w:lineRule="auto"/>
+              <w:jc w:val="center"/>
+              <w:rPr>
+                <w:rFonts w:ascii="Times New Roman" w:hAnsi="Times New Roman" w:cs="Times New Roman"/>
+                <w:b/>
+                <w:bCs/>
                 <w:sz w:val="24"/>
                 <w:szCs w:val="24"/>
                 <w:lang w:val="en-IN"/>
@@ -3912,6 +4291,8 @@
             <w:r>
               <w:rPr>
                 <w:rFonts w:ascii="Times New Roman" w:hAnsi="Times New Roman" w:cs="Times New Roman"/>
+                <w:b/>
+                <w:bCs/>
                 <w:sz w:val="24"/>
                 <w:szCs w:val="24"/>
                 <w:lang w:val="en-IN"/>
@@ -3922,13 +4303,14 @@
         </w:tc>
         <w:tc>
           <w:tcPr>
-            <w:tcW w:w="0" w:type="auto"/>
+            <w:tcW w:w="2341" w:type="dxa"/>
             <w:vAlign w:val="center"/>
             <w:hideMark/>
           </w:tcPr>
           <w:p>
             <w:pPr>
-              <w:jc w:val="both"/>
+              <w:spacing w:after="120" w:line="240" w:lineRule="auto"/>
+              <w:jc w:val="center"/>
               <w:rPr>
                 <w:rFonts w:ascii="Times New Roman" w:hAnsi="Times New Roman" w:cs="Times New Roman"/>
                 <w:sz w:val="24"/>
@@ -3949,13 +4331,14 @@
         </w:tc>
         <w:tc>
           <w:tcPr>
-            <w:tcW w:w="0" w:type="auto"/>
+            <w:tcW w:w="3208" w:type="dxa"/>
             <w:vAlign w:val="center"/>
             <w:hideMark/>
           </w:tcPr>
           <w:p>
             <w:pPr>
-              <w:jc w:val="both"/>
+              <w:spacing w:after="120" w:line="240" w:lineRule="auto"/>
+              <w:jc w:val="center"/>
               <w:rPr>
                 <w:rFonts w:ascii="Times New Roman" w:hAnsi="Times New Roman" w:cs="Times New Roman"/>
                 <w:sz w:val="24"/>
@@ -3982,7 +4365,8 @@
           </w:tcPr>
           <w:p>
             <w:pPr>
-              <w:jc w:val="both"/>
+              <w:spacing w:after="120" w:line="240" w:lineRule="auto"/>
+              <w:jc w:val="center"/>
               <w:rPr>
                 <w:rFonts w:ascii="Times New Roman" w:hAnsi="Times New Roman" w:cs="Times New Roman"/>
                 <w:sz w:val="24"/>
@@ -4014,9 +4398,12 @@
           </w:tcPr>
           <w:p>
             <w:pPr>
-              <w:jc w:val="both"/>
-              <w:rPr>
-                <w:rFonts w:ascii="Times New Roman" w:hAnsi="Times New Roman" w:cs="Times New Roman"/>
+              <w:spacing w:after="120" w:line="240" w:lineRule="auto"/>
+              <w:jc w:val="center"/>
+              <w:rPr>
+                <w:rFonts w:ascii="Times New Roman" w:hAnsi="Times New Roman" w:cs="Times New Roman"/>
+                <w:b/>
+                <w:bCs/>
                 <w:sz w:val="24"/>
                 <w:szCs w:val="24"/>
                 <w:lang w:val="en-IN"/>
@@ -4025,6 +4412,8 @@
             <w:r>
               <w:rPr>
                 <w:rFonts w:ascii="Times New Roman" w:hAnsi="Times New Roman" w:cs="Times New Roman"/>
+                <w:b/>
+                <w:bCs/>
                 <w:sz w:val="24"/>
                 <w:szCs w:val="24"/>
                 <w:lang w:val="en-IN"/>
@@ -4035,13 +4424,14 @@
         </w:tc>
         <w:tc>
           <w:tcPr>
-            <w:tcW w:w="0" w:type="auto"/>
+            <w:tcW w:w="2341" w:type="dxa"/>
             <w:vAlign w:val="center"/>
             <w:hideMark/>
           </w:tcPr>
           <w:p>
             <w:pPr>
-              <w:jc w:val="both"/>
+              <w:spacing w:after="120" w:line="240" w:lineRule="auto"/>
+              <w:jc w:val="center"/>
               <w:rPr>
                 <w:rFonts w:ascii="Times New Roman" w:hAnsi="Times New Roman" w:cs="Times New Roman"/>
                 <w:sz w:val="24"/>
@@ -4062,13 +4452,14 @@
         </w:tc>
         <w:tc>
           <w:tcPr>
-            <w:tcW w:w="0" w:type="auto"/>
+            <w:tcW w:w="3208" w:type="dxa"/>
             <w:vAlign w:val="center"/>
             <w:hideMark/>
           </w:tcPr>
           <w:p>
             <w:pPr>
-              <w:jc w:val="both"/>
+              <w:spacing w:after="120" w:line="240" w:lineRule="auto"/>
+              <w:jc w:val="center"/>
               <w:rPr>
                 <w:rFonts w:ascii="Times New Roman" w:hAnsi="Times New Roman" w:cs="Times New Roman"/>
                 <w:sz w:val="24"/>
@@ -4095,7 +4486,8 @@
           </w:tcPr>
           <w:p>
             <w:pPr>
-              <w:jc w:val="both"/>
+              <w:spacing w:after="120" w:line="240" w:lineRule="auto"/>
+              <w:jc w:val="center"/>
               <w:rPr>
                 <w:rFonts w:ascii="Times New Roman" w:hAnsi="Times New Roman" w:cs="Times New Roman"/>
                 <w:sz w:val="24"/>
@@ -4127,9 +4519,12 @@
           </w:tcPr>
           <w:p>
             <w:pPr>
-              <w:jc w:val="both"/>
-              <w:rPr>
-                <w:rFonts w:ascii="Times New Roman" w:hAnsi="Times New Roman" w:cs="Times New Roman"/>
+              <w:spacing w:after="120" w:line="240" w:lineRule="auto"/>
+              <w:jc w:val="center"/>
+              <w:rPr>
+                <w:rFonts w:ascii="Times New Roman" w:hAnsi="Times New Roman" w:cs="Times New Roman"/>
+                <w:b/>
+                <w:bCs/>
                 <w:sz w:val="24"/>
                 <w:szCs w:val="24"/>
                 <w:lang w:val="en-IN"/>
@@ -4138,6 +4533,8 @@
             <w:r>
               <w:rPr>
                 <w:rFonts w:ascii="Times New Roman" w:hAnsi="Times New Roman" w:cs="Times New Roman"/>
+                <w:b/>
+                <w:bCs/>
                 <w:sz w:val="24"/>
                 <w:szCs w:val="24"/>
                 <w:lang w:val="en-IN"/>
@@ -4148,13 +4545,14 @@
         </w:tc>
         <w:tc>
           <w:tcPr>
-            <w:tcW w:w="0" w:type="auto"/>
+            <w:tcW w:w="2341" w:type="dxa"/>
             <w:vAlign w:val="center"/>
             <w:hideMark/>
           </w:tcPr>
           <w:p>
             <w:pPr>
-              <w:jc w:val="both"/>
+              <w:spacing w:after="120" w:line="240" w:lineRule="auto"/>
+              <w:jc w:val="center"/>
               <w:rPr>
                 <w:rFonts w:ascii="Times New Roman" w:hAnsi="Times New Roman" w:cs="Times New Roman"/>
                 <w:sz w:val="24"/>
@@ -4175,13 +4573,14 @@
         </w:tc>
         <w:tc>
           <w:tcPr>
-            <w:tcW w:w="0" w:type="auto"/>
+            <w:tcW w:w="3208" w:type="dxa"/>
             <w:vAlign w:val="center"/>
             <w:hideMark/>
           </w:tcPr>
           <w:p>
             <w:pPr>
-              <w:jc w:val="both"/>
+              <w:spacing w:after="120" w:line="240" w:lineRule="auto"/>
+              <w:jc w:val="center"/>
               <w:rPr>
                 <w:rFonts w:ascii="Times New Roman" w:hAnsi="Times New Roman" w:cs="Times New Roman"/>
                 <w:sz w:val="24"/>
@@ -4208,7 +4607,8 @@
           </w:tcPr>
           <w:p>
             <w:pPr>
-              <w:jc w:val="both"/>
+              <w:spacing w:after="120" w:line="240" w:lineRule="auto"/>
+              <w:jc w:val="center"/>
               <w:rPr>
                 <w:rFonts w:ascii="Times New Roman" w:hAnsi="Times New Roman" w:cs="Times New Roman"/>
                 <w:sz w:val="24"/>
@@ -4240,9 +4640,12 @@
           </w:tcPr>
           <w:p>
             <w:pPr>
-              <w:jc w:val="both"/>
-              <w:rPr>
-                <w:rFonts w:ascii="Times New Roman" w:hAnsi="Times New Roman" w:cs="Times New Roman"/>
+              <w:spacing w:after="120" w:line="240" w:lineRule="auto"/>
+              <w:jc w:val="center"/>
+              <w:rPr>
+                <w:rFonts w:ascii="Times New Roman" w:hAnsi="Times New Roman" w:cs="Times New Roman"/>
+                <w:b/>
+                <w:bCs/>
                 <w:sz w:val="24"/>
                 <w:szCs w:val="24"/>
                 <w:lang w:val="en-IN"/>
@@ -4251,6 +4654,8 @@
             <w:r>
               <w:rPr>
                 <w:rFonts w:ascii="Times New Roman" w:hAnsi="Times New Roman" w:cs="Times New Roman"/>
+                <w:b/>
+                <w:bCs/>
                 <w:sz w:val="24"/>
                 <w:szCs w:val="24"/>
                 <w:lang w:val="en-IN"/>
@@ -4261,13 +4666,14 @@
         </w:tc>
         <w:tc>
           <w:tcPr>
-            <w:tcW w:w="0" w:type="auto"/>
+            <w:tcW w:w="2341" w:type="dxa"/>
             <w:vAlign w:val="center"/>
             <w:hideMark/>
           </w:tcPr>
           <w:p>
             <w:pPr>
-              <w:jc w:val="both"/>
+              <w:spacing w:after="120" w:line="240" w:lineRule="auto"/>
+              <w:jc w:val="center"/>
               <w:rPr>
                 <w:rFonts w:ascii="Times New Roman" w:hAnsi="Times New Roman" w:cs="Times New Roman"/>
                 <w:sz w:val="24"/>
@@ -4288,13 +4694,14 @@
         </w:tc>
         <w:tc>
           <w:tcPr>
-            <w:tcW w:w="0" w:type="auto"/>
+            <w:tcW w:w="3208" w:type="dxa"/>
             <w:vAlign w:val="center"/>
             <w:hideMark/>
           </w:tcPr>
           <w:p>
             <w:pPr>
-              <w:jc w:val="both"/>
+              <w:spacing w:after="120" w:line="240" w:lineRule="auto"/>
+              <w:jc w:val="center"/>
               <w:rPr>
                 <w:rFonts w:ascii="Times New Roman" w:hAnsi="Times New Roman" w:cs="Times New Roman"/>
                 <w:sz w:val="24"/>
@@ -4321,7 +4728,8 @@
           </w:tcPr>
           <w:p>
             <w:pPr>
-              <w:jc w:val="both"/>
+              <w:spacing w:after="120" w:line="240" w:lineRule="auto"/>
+              <w:jc w:val="center"/>
               <w:rPr>
                 <w:rFonts w:ascii="Times New Roman" w:hAnsi="Times New Roman" w:cs="Times New Roman"/>
                 <w:sz w:val="24"/>
@@ -4353,9 +4761,12 @@
           </w:tcPr>
           <w:p>
             <w:pPr>
-              <w:jc w:val="both"/>
-              <w:rPr>
-                <w:rFonts w:ascii="Times New Roman" w:hAnsi="Times New Roman" w:cs="Times New Roman"/>
+              <w:spacing w:after="120" w:line="240" w:lineRule="auto"/>
+              <w:jc w:val="center"/>
+              <w:rPr>
+                <w:rFonts w:ascii="Times New Roman" w:hAnsi="Times New Roman" w:cs="Times New Roman"/>
+                <w:b/>
+                <w:bCs/>
                 <w:sz w:val="24"/>
                 <w:szCs w:val="24"/>
                 <w:lang w:val="en-IN"/>
@@ -4364,6 +4775,8 @@
             <w:r>
               <w:rPr>
                 <w:rFonts w:ascii="Times New Roman" w:hAnsi="Times New Roman" w:cs="Times New Roman"/>
+                <w:b/>
+                <w:bCs/>
                 <w:sz w:val="24"/>
                 <w:szCs w:val="24"/>
                 <w:lang w:val="en-IN"/>
@@ -4374,13 +4787,14 @@
         </w:tc>
         <w:tc>
           <w:tcPr>
-            <w:tcW w:w="0" w:type="auto"/>
+            <w:tcW w:w="2341" w:type="dxa"/>
             <w:vAlign w:val="center"/>
             <w:hideMark/>
           </w:tcPr>
           <w:p>
             <w:pPr>
-              <w:jc w:val="both"/>
+              <w:spacing w:after="120" w:line="240" w:lineRule="auto"/>
+              <w:jc w:val="center"/>
               <w:rPr>
                 <w:rFonts w:ascii="Times New Roman" w:hAnsi="Times New Roman" w:cs="Times New Roman"/>
                 <w:sz w:val="24"/>
@@ -4401,13 +4815,14 @@
         </w:tc>
         <w:tc>
           <w:tcPr>
-            <w:tcW w:w="0" w:type="auto"/>
+            <w:tcW w:w="3208" w:type="dxa"/>
             <w:vAlign w:val="center"/>
             <w:hideMark/>
           </w:tcPr>
           <w:p>
             <w:pPr>
-              <w:jc w:val="both"/>
+              <w:spacing w:after="120" w:line="240" w:lineRule="auto"/>
+              <w:jc w:val="center"/>
               <w:rPr>
                 <w:rFonts w:ascii="Times New Roman" w:hAnsi="Times New Roman" w:cs="Times New Roman"/>
                 <w:sz w:val="24"/>
@@ -4454,7 +4869,8 @@
           </w:tcPr>
           <w:p>
             <w:pPr>
-              <w:jc w:val="both"/>
+              <w:spacing w:after="120" w:line="240" w:lineRule="auto"/>
+              <w:jc w:val="center"/>
               <w:rPr>
                 <w:rFonts w:ascii="Times New Roman" w:hAnsi="Times New Roman" w:cs="Times New Roman"/>
                 <w:sz w:val="24"/>
@@ -4486,9 +4902,12 @@
           </w:tcPr>
           <w:p>
             <w:pPr>
-              <w:jc w:val="both"/>
-              <w:rPr>
-                <w:rFonts w:ascii="Times New Roman" w:hAnsi="Times New Roman" w:cs="Times New Roman"/>
+              <w:spacing w:after="120" w:line="240" w:lineRule="auto"/>
+              <w:jc w:val="center"/>
+              <w:rPr>
+                <w:rFonts w:ascii="Times New Roman" w:hAnsi="Times New Roman" w:cs="Times New Roman"/>
+                <w:b/>
+                <w:bCs/>
                 <w:sz w:val="24"/>
                 <w:szCs w:val="24"/>
                 <w:lang w:val="en-IN"/>
@@ -4497,6 +4916,8 @@
             <w:r>
               <w:rPr>
                 <w:rFonts w:ascii="Times New Roman" w:hAnsi="Times New Roman" w:cs="Times New Roman"/>
+                <w:b/>
+                <w:bCs/>
                 <w:sz w:val="24"/>
                 <w:szCs w:val="24"/>
                 <w:lang w:val="en-IN"/>
@@ -4507,13 +4928,14 @@
         </w:tc>
         <w:tc>
           <w:tcPr>
-            <w:tcW w:w="0" w:type="auto"/>
+            <w:tcW w:w="2341" w:type="dxa"/>
             <w:vAlign w:val="center"/>
             <w:hideMark/>
           </w:tcPr>
           <w:p>
             <w:pPr>
-              <w:jc w:val="both"/>
+              <w:spacing w:after="120" w:line="240" w:lineRule="auto"/>
+              <w:jc w:val="center"/>
               <w:rPr>
                 <w:rFonts w:ascii="Times New Roman" w:hAnsi="Times New Roman" w:cs="Times New Roman"/>
                 <w:sz w:val="24"/>
@@ -4534,13 +4956,14 @@
         </w:tc>
         <w:tc>
           <w:tcPr>
-            <w:tcW w:w="0" w:type="auto"/>
+            <w:tcW w:w="3208" w:type="dxa"/>
             <w:vAlign w:val="center"/>
             <w:hideMark/>
           </w:tcPr>
           <w:p>
             <w:pPr>
-              <w:jc w:val="both"/>
+              <w:spacing w:after="120" w:line="240" w:lineRule="auto"/>
+              <w:jc w:val="center"/>
               <w:rPr>
                 <w:rFonts w:ascii="Times New Roman" w:hAnsi="Times New Roman" w:cs="Times New Roman"/>
                 <w:sz w:val="24"/>
@@ -4567,7 +4990,8 @@
           </w:tcPr>
           <w:p>
             <w:pPr>
-              <w:jc w:val="both"/>
+              <w:spacing w:after="120" w:line="240" w:lineRule="auto"/>
+              <w:jc w:val="center"/>
               <w:rPr>
                 <w:rFonts w:ascii="Times New Roman" w:hAnsi="Times New Roman" w:cs="Times New Roman"/>
                 <w:sz w:val="24"/>
@@ -4599,9 +5023,12 @@
           </w:tcPr>
           <w:p>
             <w:pPr>
-              <w:jc w:val="both"/>
-              <w:rPr>
-                <w:rFonts w:ascii="Times New Roman" w:hAnsi="Times New Roman" w:cs="Times New Roman"/>
+              <w:spacing w:after="120" w:line="240" w:lineRule="auto"/>
+              <w:jc w:val="center"/>
+              <w:rPr>
+                <w:rFonts w:ascii="Times New Roman" w:hAnsi="Times New Roman" w:cs="Times New Roman"/>
+                <w:b/>
+                <w:bCs/>
                 <w:sz w:val="24"/>
                 <w:szCs w:val="24"/>
                 <w:lang w:val="en-IN"/>
@@ -4610,6 +5037,8 @@
             <w:r>
               <w:rPr>
                 <w:rFonts w:ascii="Times New Roman" w:hAnsi="Times New Roman" w:cs="Times New Roman"/>
+                <w:b/>
+                <w:bCs/>
                 <w:sz w:val="24"/>
                 <w:szCs w:val="24"/>
                 <w:lang w:val="en-IN"/>
@@ -4620,13 +5049,14 @@
         </w:tc>
         <w:tc>
           <w:tcPr>
-            <w:tcW w:w="0" w:type="auto"/>
+            <w:tcW w:w="2341" w:type="dxa"/>
             <w:vAlign w:val="center"/>
             <w:hideMark/>
           </w:tcPr>
           <w:p>
             <w:pPr>
-              <w:jc w:val="both"/>
+              <w:spacing w:after="120" w:line="240" w:lineRule="auto"/>
+              <w:jc w:val="center"/>
               <w:rPr>
                 <w:rFonts w:ascii="Times New Roman" w:hAnsi="Times New Roman" w:cs="Times New Roman"/>
                 <w:sz w:val="24"/>
@@ -4647,13 +5077,14 @@
         </w:tc>
         <w:tc>
           <w:tcPr>
-            <w:tcW w:w="0" w:type="auto"/>
+            <w:tcW w:w="3208" w:type="dxa"/>
             <w:vAlign w:val="center"/>
             <w:hideMark/>
           </w:tcPr>
           <w:p>
             <w:pPr>
-              <w:jc w:val="both"/>
+              <w:spacing w:after="120" w:line="240" w:lineRule="auto"/>
+              <w:jc w:val="center"/>
               <w:rPr>
                 <w:rFonts w:ascii="Times New Roman" w:hAnsi="Times New Roman" w:cs="Times New Roman"/>
                 <w:sz w:val="24"/>
@@ -4680,7 +5111,8 @@
           </w:tcPr>
           <w:p>
             <w:pPr>
-              <w:jc w:val="both"/>
+              <w:spacing w:after="120" w:line="240" w:lineRule="auto"/>
+              <w:jc w:val="center"/>
               <w:rPr>
                 <w:rFonts w:ascii="Times New Roman" w:hAnsi="Times New Roman" w:cs="Times New Roman"/>
                 <w:sz w:val="24"/>
@@ -4703,6 +5135,19 @@
     </w:tbl>
     <w:p>
       <w:pPr>
+        <w:spacing w:after="120" w:line="240" w:lineRule="auto"/>
+        <w:jc w:val="both"/>
+        <w:rPr>
+          <w:rFonts w:ascii="Times New Roman" w:hAnsi="Times New Roman" w:cs="Times New Roman"/>
+          <w:sz w:val="24"/>
+          <w:szCs w:val="24"/>
+          <w:lang w:val="en-IN"/>
+        </w:rPr>
+      </w:pPr>
+    </w:p>
+    <w:p>
+      <w:pPr>
+        <w:spacing w:after="120" w:line="240" w:lineRule="auto"/>
         <w:jc w:val="both"/>
         <w:rPr>
           <w:rFonts w:ascii="Times New Roman" w:hAnsi="Times New Roman" w:cs="Times New Roman"/>
@@ -4723,6 +5168,7 @@
     </w:p>
     <w:p>
       <w:pPr>
+        <w:spacing w:after="120" w:line="240" w:lineRule="auto"/>
         <w:rPr>
           <w:rFonts w:ascii="Times New Roman" w:hAnsi="Times New Roman" w:cs="Times New Roman"/>
           <w:b/>
@@ -4746,13 +5192,15 @@
     </w:p>
     <w:p>
       <w:pPr>
+        <w:spacing w:after="120" w:line="240" w:lineRule="auto"/>
         <w:jc w:val="both"/>
         <w:rPr>
           <w:rFonts w:ascii="Times New Roman" w:hAnsi="Times New Roman" w:cs="Times New Roman"/>
           <w:b/>
           <w:bCs/>
-          <w:sz w:val="24"/>
-          <w:szCs w:val="24"/>
+          <w:color w:val="1F497D" w:themeColor="text2"/>
+          <w:sz w:val="32"/>
+          <w:szCs w:val="32"/>
           <w:lang w:val="en-IN"/>
         </w:rPr>
       </w:pPr>
@@ -4761,8 +5209,9 @@
           <w:rFonts w:ascii="Times New Roman" w:hAnsi="Times New Roman" w:cs="Times New Roman"/>
           <w:b/>
           <w:bCs/>
-          <w:sz w:val="24"/>
-          <w:szCs w:val="24"/>
+          <w:color w:val="1F497D" w:themeColor="text2"/>
+          <w:sz w:val="32"/>
+          <w:szCs w:val="32"/>
           <w:lang w:val="en-IN"/>
         </w:rPr>
         <w:lastRenderedPageBreak/>
@@ -4771,6 +5220,7 @@
     </w:p>
     <w:p>
       <w:pPr>
+        <w:spacing w:after="120" w:line="240" w:lineRule="auto"/>
         <w:jc w:val="both"/>
         <w:rPr>
           <w:rFonts w:ascii="Times New Roman" w:hAnsi="Times New Roman" w:cs="Times New Roman"/>
@@ -4810,9 +5260,9 @@
         <w:tblLook w:val="04A0" w:firstRow="1" w:lastRow="0" w:firstColumn="1" w:lastColumn="0" w:noHBand="0" w:noVBand="1"/>
       </w:tblPr>
       <w:tblGrid>
-        <w:gridCol w:w="1758"/>
+        <w:gridCol w:w="1854"/>
         <w:gridCol w:w="2907"/>
-        <w:gridCol w:w="6245"/>
+        <w:gridCol w:w="6149"/>
       </w:tblGrid>
       <w:tr>
         <w:trPr>
@@ -4826,7 +5276,8 @@
           </w:tcPr>
           <w:p>
             <w:pPr>
-              <w:jc w:val="both"/>
+              <w:spacing w:after="120" w:line="240" w:lineRule="auto"/>
+              <w:jc w:val="center"/>
               <w:rPr>
                 <w:rFonts w:ascii="Times New Roman" w:hAnsi="Times New Roman" w:cs="Times New Roman"/>
                 <w:b/>
@@ -4857,7 +5308,8 @@
           </w:tcPr>
           <w:p>
             <w:pPr>
-              <w:jc w:val="both"/>
+              <w:spacing w:after="120" w:line="240" w:lineRule="auto"/>
+              <w:jc w:val="center"/>
               <w:rPr>
                 <w:rFonts w:ascii="Times New Roman" w:hAnsi="Times New Roman" w:cs="Times New Roman"/>
                 <w:b/>
@@ -4888,7 +5340,8 @@
           </w:tcPr>
           <w:p>
             <w:pPr>
-              <w:jc w:val="both"/>
+              <w:spacing w:after="120" w:line="240" w:lineRule="auto"/>
+              <w:jc w:val="center"/>
               <w:rPr>
                 <w:rFonts w:ascii="Times New Roman" w:hAnsi="Times New Roman" w:cs="Times New Roman"/>
                 <w:b/>
@@ -4924,9 +5377,12 @@
           </w:tcPr>
           <w:p>
             <w:pPr>
-              <w:jc w:val="both"/>
-              <w:rPr>
-                <w:rFonts w:ascii="Times New Roman" w:hAnsi="Times New Roman" w:cs="Times New Roman"/>
+              <w:spacing w:after="120" w:line="240" w:lineRule="auto"/>
+              <w:jc w:val="center"/>
+              <w:rPr>
+                <w:rFonts w:ascii="Times New Roman" w:hAnsi="Times New Roman" w:cs="Times New Roman"/>
+                <w:b/>
+                <w:bCs/>
                 <w:sz w:val="24"/>
                 <w:szCs w:val="24"/>
                 <w:lang w:val="en-IN"/>
@@ -4935,6 +5391,8 @@
             <w:r>
               <w:rPr>
                 <w:rFonts w:ascii="Times New Roman" w:hAnsi="Times New Roman" w:cs="Times New Roman"/>
+                <w:b/>
+                <w:bCs/>
                 <w:sz w:val="24"/>
                 <w:szCs w:val="24"/>
                 <w:lang w:val="en-IN"/>
@@ -4951,7 +5409,8 @@
           </w:tcPr>
           <w:p>
             <w:pPr>
-              <w:jc w:val="both"/>
+              <w:spacing w:after="120" w:line="240" w:lineRule="auto"/>
+              <w:jc w:val="center"/>
               <w:rPr>
                 <w:rFonts w:ascii="Times New Roman" w:hAnsi="Times New Roman" w:cs="Times New Roman"/>
                 <w:sz w:val="24"/>
@@ -5000,7 +5459,8 @@
           </w:tcPr>
           <w:p>
             <w:pPr>
-              <w:jc w:val="both"/>
+              <w:spacing w:after="120" w:line="240" w:lineRule="auto"/>
+              <w:jc w:val="center"/>
               <w:rPr>
                 <w:rFonts w:ascii="Times New Roman" w:hAnsi="Times New Roman" w:cs="Times New Roman"/>
                 <w:sz w:val="24"/>
@@ -5043,9 +5503,12 @@
           </w:tcPr>
           <w:p>
             <w:pPr>
-              <w:jc w:val="both"/>
-              <w:rPr>
-                <w:rFonts w:ascii="Times New Roman" w:hAnsi="Times New Roman" w:cs="Times New Roman"/>
+              <w:spacing w:after="120" w:line="240" w:lineRule="auto"/>
+              <w:jc w:val="center"/>
+              <w:rPr>
+                <w:rFonts w:ascii="Times New Roman" w:hAnsi="Times New Roman" w:cs="Times New Roman"/>
+                <w:b/>
+                <w:bCs/>
                 <w:sz w:val="24"/>
                 <w:szCs w:val="24"/>
                 <w:lang w:val="en-IN"/>
@@ -5054,6 +5517,8 @@
             <w:r>
               <w:rPr>
                 <w:rFonts w:ascii="Times New Roman" w:hAnsi="Times New Roman" w:cs="Times New Roman"/>
+                <w:b/>
+                <w:bCs/>
                 <w:sz w:val="24"/>
                 <w:szCs w:val="24"/>
                 <w:lang w:val="en-IN"/>
@@ -5070,7 +5535,8 @@
           </w:tcPr>
           <w:p>
             <w:pPr>
-              <w:jc w:val="both"/>
+              <w:spacing w:after="120" w:line="240" w:lineRule="auto"/>
+              <w:jc w:val="center"/>
               <w:rPr>
                 <w:rFonts w:ascii="Times New Roman" w:hAnsi="Times New Roman" w:cs="Times New Roman"/>
                 <w:sz w:val="24"/>
@@ -5119,7 +5585,8 @@
           </w:tcPr>
           <w:p>
             <w:pPr>
-              <w:jc w:val="both"/>
+              <w:spacing w:after="120" w:line="240" w:lineRule="auto"/>
+              <w:jc w:val="center"/>
               <w:rPr>
                 <w:rFonts w:ascii="Times New Roman" w:hAnsi="Times New Roman" w:cs="Times New Roman"/>
                 <w:sz w:val="24"/>
@@ -5202,9 +5669,12 @@
           </w:tcPr>
           <w:p>
             <w:pPr>
-              <w:jc w:val="both"/>
-              <w:rPr>
-                <w:rFonts w:ascii="Times New Roman" w:hAnsi="Times New Roman" w:cs="Times New Roman"/>
+              <w:spacing w:after="120" w:line="240" w:lineRule="auto"/>
+              <w:jc w:val="center"/>
+              <w:rPr>
+                <w:rFonts w:ascii="Times New Roman" w:hAnsi="Times New Roman" w:cs="Times New Roman"/>
+                <w:b/>
+                <w:bCs/>
                 <w:sz w:val="24"/>
                 <w:szCs w:val="24"/>
                 <w:lang w:val="en-IN"/>
@@ -5213,6 +5683,8 @@
             <w:r>
               <w:rPr>
                 <w:rFonts w:ascii="Times New Roman" w:hAnsi="Times New Roman" w:cs="Times New Roman"/>
+                <w:b/>
+                <w:bCs/>
                 <w:sz w:val="24"/>
                 <w:szCs w:val="24"/>
                 <w:lang w:val="en-IN"/>
@@ -5229,7 +5701,8 @@
           </w:tcPr>
           <w:p>
             <w:pPr>
-              <w:jc w:val="both"/>
+              <w:spacing w:after="120" w:line="240" w:lineRule="auto"/>
+              <w:jc w:val="center"/>
               <w:rPr>
                 <w:rFonts w:ascii="Times New Roman" w:hAnsi="Times New Roman" w:cs="Times New Roman"/>
                 <w:sz w:val="24"/>
@@ -5278,7 +5751,8 @@
           </w:tcPr>
           <w:p>
             <w:pPr>
-              <w:jc w:val="both"/>
+              <w:spacing w:after="120" w:line="240" w:lineRule="auto"/>
+              <w:jc w:val="center"/>
               <w:rPr>
                 <w:rFonts w:ascii="Times New Roman" w:hAnsi="Times New Roman" w:cs="Times New Roman"/>
                 <w:sz w:val="24"/>
@@ -5372,6 +5846,19 @@
     </w:tbl>
     <w:p>
       <w:pPr>
+        <w:spacing w:after="120" w:line="240" w:lineRule="auto"/>
+        <w:jc w:val="both"/>
+        <w:rPr>
+          <w:rFonts w:ascii="Times New Roman" w:hAnsi="Times New Roman" w:cs="Times New Roman"/>
+          <w:sz w:val="24"/>
+          <w:szCs w:val="24"/>
+          <w:lang w:val="en-IN"/>
+        </w:rPr>
+      </w:pPr>
+    </w:p>
+    <w:p>
+      <w:pPr>
+        <w:spacing w:after="120" w:line="240" w:lineRule="auto"/>
         <w:jc w:val="both"/>
         <w:rPr>
           <w:rFonts w:ascii="Times New Roman" w:hAnsi="Times New Roman" w:cs="Times New Roman"/>
@@ -5432,6 +5919,7 @@
     </w:p>
     <w:p>
       <w:pPr>
+        <w:spacing w:after="120" w:line="240" w:lineRule="auto"/>
         <w:rPr>
           <w:rFonts w:ascii="Times New Roman" w:hAnsi="Times New Roman" w:cs="Times New Roman"/>
           <w:b/>
@@ -5455,13 +5943,15 @@
     </w:p>
     <w:p>
       <w:pPr>
+        <w:spacing w:after="120" w:line="240" w:lineRule="auto"/>
         <w:jc w:val="both"/>
         <w:rPr>
           <w:rFonts w:ascii="Times New Roman" w:hAnsi="Times New Roman" w:cs="Times New Roman"/>
           <w:b/>
           <w:bCs/>
-          <w:sz w:val="24"/>
-          <w:szCs w:val="24"/>
+          <w:color w:val="1F497D" w:themeColor="text2"/>
+          <w:sz w:val="32"/>
+          <w:szCs w:val="32"/>
           <w:lang w:val="en-IN"/>
         </w:rPr>
       </w:pPr>
@@ -5470,8 +5960,9 @@
           <w:rFonts w:ascii="Times New Roman" w:hAnsi="Times New Roman" w:cs="Times New Roman"/>
           <w:b/>
           <w:bCs/>
-          <w:sz w:val="24"/>
-          <w:szCs w:val="24"/>
+          <w:color w:val="1F497D" w:themeColor="text2"/>
+          <w:sz w:val="32"/>
+          <w:szCs w:val="32"/>
           <w:lang w:val="en-IN"/>
         </w:rPr>
         <w:lastRenderedPageBreak/>
@@ -5480,6 +5971,7 @@
     </w:p>
     <w:p>
       <w:pPr>
+        <w:spacing w:after="120" w:line="240" w:lineRule="auto"/>
         <w:jc w:val="both"/>
         <w:rPr>
           <w:rFonts w:ascii="Times New Roman" w:hAnsi="Times New Roman" w:cs="Times New Roman"/>
@@ -5520,6 +6012,7 @@
     </w:p>
     <w:p>
       <w:pPr>
+        <w:spacing w:after="120" w:line="240" w:lineRule="auto"/>
         <w:jc w:val="both"/>
         <w:rPr>
           <w:rFonts w:ascii="Times New Roman" w:hAnsi="Times New Roman" w:cs="Times New Roman"/>
@@ -5544,7 +6037,8 @@
     </w:p>
     <w:p>
       <w:pPr>
-        <w:jc w:val="both"/>
+        <w:spacing w:after="120" w:line="240" w:lineRule="auto"/>
+        <w:jc w:val="center"/>
         <w:rPr>
           <w:rFonts w:ascii="Times New Roman" w:hAnsi="Times New Roman" w:cs="Times New Roman"/>
           <w:sz w:val="24"/>
@@ -5555,887 +6049,51 @@
       <w:r>
         <w:rPr>
           <w:rFonts w:ascii="Times New Roman" w:hAnsi="Times New Roman" w:cs="Times New Roman"/>
-          <w:sz w:val="24"/>
-          <w:szCs w:val="24"/>
-          <w:lang w:val="en-IN"/>
-        </w:rPr>
-        <w:t xml:space="preserve">             INPUT DATA</w:t>
+          <w:noProof/>
+          <w:sz w:val="24"/>
+          <w:szCs w:val="24"/>
+          <w:lang w:val="en-IN"/>
+        </w:rPr>
+        <w:drawing>
+          <wp:inline distT="0" distB="0" distL="0" distR="0" wp14:anchorId="09F6CEE7" wp14:editId="004D8882">
+            <wp:extent cx="5693488" cy="7870371"/>
+            <wp:effectExtent l="0" t="0" r="2540" b="0"/>
+            <wp:docPr id="1239549658" name="Picture 1"/>
+            <wp:cNvGraphicFramePr>
+              <a:graphicFrameLocks xmlns:a="http://schemas.openxmlformats.org/drawingml/2006/main" noChangeAspect="1"/>
+            </wp:cNvGraphicFramePr>
+            <a:graphic xmlns:a="http://schemas.openxmlformats.org/drawingml/2006/main">
+              <a:graphicData uri="http://schemas.openxmlformats.org/drawingml/2006/picture">
+                <pic:pic xmlns:pic="http://schemas.openxmlformats.org/drawingml/2006/picture">
+                  <pic:nvPicPr>
+                    <pic:cNvPr id="1239549658" name="Picture 1239549658"/>
+                    <pic:cNvPicPr/>
+                  </pic:nvPicPr>
+                  <pic:blipFill>
+                    <a:blip r:embed="rId8"/>
+                    <a:stretch>
+                      <a:fillRect/>
+                    </a:stretch>
+                  </pic:blipFill>
+                  <pic:spPr>
+                    <a:xfrm>
+                      <a:off x="0" y="0"/>
+                      <a:ext cx="5711744" cy="7895607"/>
+                    </a:xfrm>
+                    <a:prstGeom prst="rect">
+                      <a:avLst/>
+                    </a:prstGeom>
+                  </pic:spPr>
+                </pic:pic>
+              </a:graphicData>
+            </a:graphic>
+          </wp:inline>
+        </w:drawing>
       </w:r>
     </w:p>
     <w:p>
       <w:pPr>
-        <w:jc w:val="both"/>
-        <w:rPr>
-          <w:rFonts w:ascii="Times New Roman" w:hAnsi="Times New Roman" w:cs="Times New Roman"/>
-          <w:sz w:val="24"/>
-          <w:szCs w:val="24"/>
-          <w:lang w:val="en-IN"/>
-        </w:rPr>
-      </w:pPr>
-      <w:r>
-        <w:rPr>
-          <w:rFonts w:ascii="Times New Roman" w:hAnsi="Times New Roman" w:cs="Times New Roman"/>
-          <w:sz w:val="24"/>
-          <w:szCs w:val="24"/>
-          <w:lang w:val="en-IN"/>
-        </w:rPr>
-        <w:t xml:space="preserve">                  |</w:t>
-      </w:r>
-    </w:p>
-    <w:p>
-      <w:pPr>
-        <w:jc w:val="both"/>
-        <w:rPr>
-          <w:rFonts w:ascii="Times New Roman" w:hAnsi="Times New Roman" w:cs="Times New Roman"/>
-          <w:sz w:val="24"/>
-          <w:szCs w:val="24"/>
-          <w:lang w:val="en-IN"/>
-        </w:rPr>
-      </w:pPr>
-      <w:r>
-        <w:rPr>
-          <w:rFonts w:ascii="Times New Roman" w:hAnsi="Times New Roman" w:cs="Times New Roman"/>
-          <w:sz w:val="24"/>
-          <w:szCs w:val="24"/>
-          <w:lang w:val="en-IN"/>
-        </w:rPr>
-        <w:t xml:space="preserve">       +----------+----------+</w:t>
-      </w:r>
-    </w:p>
-    <w:p>
-      <w:pPr>
-        <w:jc w:val="both"/>
-        <w:rPr>
-          <w:rFonts w:ascii="Times New Roman" w:hAnsi="Times New Roman" w:cs="Times New Roman"/>
-          <w:sz w:val="24"/>
-          <w:szCs w:val="24"/>
-          <w:lang w:val="en-IN"/>
-        </w:rPr>
-      </w:pPr>
-      <w:r>
-        <w:rPr>
-          <w:rFonts w:ascii="Times New Roman" w:hAnsi="Times New Roman" w:cs="Times New Roman"/>
-          <w:sz w:val="24"/>
-          <w:szCs w:val="24"/>
-          <w:lang w:val="en-IN"/>
-        </w:rPr>
-        <w:t xml:space="preserve">       |                     |</w:t>
-      </w:r>
-    </w:p>
-    <w:p>
-      <w:pPr>
-        <w:jc w:val="both"/>
-        <w:rPr>
-          <w:rFonts w:ascii="Times New Roman" w:hAnsi="Times New Roman" w:cs="Times New Roman"/>
-          <w:sz w:val="24"/>
-          <w:szCs w:val="24"/>
-          <w:lang w:val="en-IN"/>
-        </w:rPr>
-      </w:pPr>
-      <w:r>
-        <w:rPr>
-          <w:rFonts w:ascii="Times New Roman" w:hAnsi="Times New Roman" w:cs="Times New Roman"/>
-          <w:sz w:val="24"/>
-          <w:szCs w:val="24"/>
-          <w:lang w:val="en-IN"/>
-        </w:rPr>
-        <w:t xml:space="preserve">   CO₂ Dataset          Energy Dataset</w:t>
-      </w:r>
-    </w:p>
-    <w:p>
-      <w:pPr>
-        <w:jc w:val="both"/>
-        <w:rPr>
-          <w:rFonts w:ascii="Times New Roman" w:hAnsi="Times New Roman" w:cs="Times New Roman"/>
-          <w:sz w:val="24"/>
-          <w:szCs w:val="24"/>
-          <w:lang w:val="en-IN"/>
-        </w:rPr>
-      </w:pPr>
-      <w:r>
-        <w:rPr>
-          <w:rFonts w:ascii="Times New Roman" w:hAnsi="Times New Roman" w:cs="Times New Roman"/>
-          <w:sz w:val="24"/>
-          <w:szCs w:val="24"/>
-          <w:lang w:val="en-IN"/>
-        </w:rPr>
-        <w:t xml:space="preserve">       |                     |</w:t>
-      </w:r>
-    </w:p>
-    <w:p>
-      <w:pPr>
-        <w:jc w:val="both"/>
-        <w:rPr>
-          <w:rFonts w:ascii="Times New Roman" w:hAnsi="Times New Roman" w:cs="Times New Roman"/>
-          <w:sz w:val="24"/>
-          <w:szCs w:val="24"/>
-          <w:lang w:val="en-IN"/>
-        </w:rPr>
-      </w:pPr>
-      <w:r>
-        <w:rPr>
-          <w:rFonts w:ascii="Times New Roman" w:hAnsi="Times New Roman" w:cs="Times New Roman"/>
-          <w:sz w:val="24"/>
-          <w:szCs w:val="24"/>
-          <w:lang w:val="en-IN"/>
-        </w:rPr>
-        <w:t xml:space="preserve">       +----------+----------+</w:t>
-      </w:r>
-    </w:p>
-    <w:p>
-      <w:pPr>
-        <w:jc w:val="both"/>
-        <w:rPr>
-          <w:rFonts w:ascii="Times New Roman" w:hAnsi="Times New Roman" w:cs="Times New Roman"/>
-          <w:sz w:val="24"/>
-          <w:szCs w:val="24"/>
-          <w:lang w:val="en-IN"/>
-        </w:rPr>
-      </w:pPr>
-      <w:r>
-        <w:rPr>
-          <w:rFonts w:ascii="Times New Roman" w:hAnsi="Times New Roman" w:cs="Times New Roman"/>
-          <w:sz w:val="24"/>
-          <w:szCs w:val="24"/>
-          <w:lang w:val="en-IN"/>
-        </w:rPr>
-        <w:t xml:space="preserve">                  |</w:t>
-      </w:r>
-    </w:p>
-    <w:p>
-      <w:pPr>
-        <w:jc w:val="both"/>
-        <w:rPr>
-          <w:rFonts w:ascii="Times New Roman" w:hAnsi="Times New Roman" w:cs="Times New Roman"/>
-          <w:sz w:val="24"/>
-          <w:szCs w:val="24"/>
-          <w:lang w:val="en-IN"/>
-        </w:rPr>
-      </w:pPr>
-      <w:r>
-        <w:rPr>
-          <w:rFonts w:ascii="Times New Roman" w:hAnsi="Times New Roman" w:cs="Times New Roman"/>
-          <w:sz w:val="24"/>
-          <w:szCs w:val="24"/>
-          <w:lang w:val="en-IN"/>
-        </w:rPr>
-        <w:t xml:space="preserve">       Data Integration</w:t>
-      </w:r>
-    </w:p>
-    <w:p>
-      <w:pPr>
-        <w:jc w:val="both"/>
-        <w:rPr>
-          <w:rFonts w:ascii="Times New Roman" w:hAnsi="Times New Roman" w:cs="Times New Roman"/>
-          <w:sz w:val="24"/>
-          <w:szCs w:val="24"/>
-          <w:lang w:val="en-IN"/>
-        </w:rPr>
-      </w:pPr>
-      <w:r>
-        <w:rPr>
-          <w:rFonts w:ascii="Times New Roman" w:hAnsi="Times New Roman" w:cs="Times New Roman"/>
-          <w:sz w:val="24"/>
-          <w:szCs w:val="24"/>
-          <w:lang w:val="en-IN"/>
-        </w:rPr>
-        <w:t xml:space="preserve">        (Country + Year)</w:t>
-      </w:r>
-    </w:p>
-    <w:p>
-      <w:pPr>
-        <w:jc w:val="both"/>
-        <w:rPr>
-          <w:rFonts w:ascii="Times New Roman" w:hAnsi="Times New Roman" w:cs="Times New Roman"/>
-          <w:sz w:val="24"/>
-          <w:szCs w:val="24"/>
-          <w:lang w:val="en-IN"/>
-        </w:rPr>
-      </w:pPr>
-      <w:r>
-        <w:rPr>
-          <w:rFonts w:ascii="Times New Roman" w:hAnsi="Times New Roman" w:cs="Times New Roman"/>
-          <w:sz w:val="24"/>
-          <w:szCs w:val="24"/>
-          <w:lang w:val="en-IN"/>
-        </w:rPr>
-        <w:t xml:space="preserve">                  |</w:t>
-      </w:r>
-    </w:p>
-    <w:p>
-      <w:pPr>
-        <w:jc w:val="both"/>
-        <w:rPr>
-          <w:rFonts w:ascii="Times New Roman" w:hAnsi="Times New Roman" w:cs="Times New Roman"/>
-          <w:sz w:val="24"/>
-          <w:szCs w:val="24"/>
-          <w:lang w:val="en-IN"/>
-        </w:rPr>
-      </w:pPr>
-      <w:r>
-        <w:rPr>
-          <w:rFonts w:ascii="Times New Roman" w:hAnsi="Times New Roman" w:cs="Times New Roman"/>
-          <w:sz w:val="24"/>
-          <w:szCs w:val="24"/>
-          <w:lang w:val="en-IN"/>
-        </w:rPr>
-        <w:t xml:space="preserve">       Processed </w:t>
-      </w:r>
-      <w:proofErr w:type="spellStart"/>
-      <w:r>
-        <w:rPr>
-          <w:rFonts w:ascii="Times New Roman" w:hAnsi="Times New Roman" w:cs="Times New Roman"/>
-          <w:sz w:val="24"/>
-          <w:szCs w:val="24"/>
-          <w:lang w:val="en-IN"/>
-        </w:rPr>
-        <w:t>Modeling</w:t>
-      </w:r>
-      <w:proofErr w:type="spellEnd"/>
-      <w:r>
-        <w:rPr>
-          <w:rFonts w:ascii="Times New Roman" w:hAnsi="Times New Roman" w:cs="Times New Roman"/>
-          <w:sz w:val="24"/>
-          <w:szCs w:val="24"/>
-          <w:lang w:val="en-IN"/>
-        </w:rPr>
-        <w:t xml:space="preserve"> Data</w:t>
-      </w:r>
-    </w:p>
-    <w:p>
-      <w:pPr>
-        <w:jc w:val="both"/>
-        <w:rPr>
-          <w:rFonts w:ascii="Times New Roman" w:hAnsi="Times New Roman" w:cs="Times New Roman"/>
-          <w:sz w:val="24"/>
-          <w:szCs w:val="24"/>
-          <w:lang w:val="en-IN"/>
-        </w:rPr>
-      </w:pPr>
-      <w:r>
-        <w:rPr>
-          <w:rFonts w:ascii="Times New Roman" w:hAnsi="Times New Roman" w:cs="Times New Roman"/>
-          <w:sz w:val="24"/>
-          <w:szCs w:val="24"/>
-          <w:lang w:val="en-IN"/>
-        </w:rPr>
-        <w:t xml:space="preserve">                  |</w:t>
-      </w:r>
-    </w:p>
-    <w:p>
-      <w:pPr>
-        <w:jc w:val="both"/>
-        <w:rPr>
-          <w:rFonts w:ascii="Times New Roman" w:hAnsi="Times New Roman" w:cs="Times New Roman"/>
-          <w:sz w:val="24"/>
-          <w:szCs w:val="24"/>
-          <w:lang w:val="en-IN"/>
-        </w:rPr>
-      </w:pPr>
-      <w:r>
-        <w:rPr>
-          <w:rFonts w:ascii="Times New Roman" w:hAnsi="Times New Roman" w:cs="Times New Roman"/>
-          <w:sz w:val="24"/>
-          <w:szCs w:val="24"/>
-          <w:lang w:val="en-IN"/>
-        </w:rPr>
-        <w:t xml:space="preserve">       Feature Selection</w:t>
-      </w:r>
-    </w:p>
-    <w:p>
-      <w:pPr>
-        <w:jc w:val="both"/>
-        <w:rPr>
-          <w:rFonts w:ascii="Times New Roman" w:hAnsi="Times New Roman" w:cs="Times New Roman"/>
-          <w:sz w:val="24"/>
-          <w:szCs w:val="24"/>
-          <w:lang w:val="en-IN"/>
-        </w:rPr>
-      </w:pPr>
-      <w:r>
-        <w:rPr>
-          <w:rFonts w:ascii="Times New Roman" w:hAnsi="Times New Roman" w:cs="Times New Roman"/>
-          <w:sz w:val="24"/>
-          <w:szCs w:val="24"/>
-          <w:lang w:val="en-IN"/>
-        </w:rPr>
-        <w:t xml:space="preserve">       and Target Definition</w:t>
-      </w:r>
-    </w:p>
-    <w:p>
-      <w:pPr>
-        <w:jc w:val="both"/>
-        <w:rPr>
-          <w:rFonts w:ascii="Times New Roman" w:hAnsi="Times New Roman" w:cs="Times New Roman"/>
-          <w:sz w:val="24"/>
-          <w:szCs w:val="24"/>
-          <w:lang w:val="en-IN"/>
-        </w:rPr>
-      </w:pPr>
-      <w:r>
-        <w:rPr>
-          <w:rFonts w:ascii="Times New Roman" w:hAnsi="Times New Roman" w:cs="Times New Roman"/>
-          <w:sz w:val="24"/>
-          <w:szCs w:val="24"/>
-          <w:lang w:val="en-IN"/>
-        </w:rPr>
-        <w:t xml:space="preserve">                  |</w:t>
-      </w:r>
-    </w:p>
-    <w:p>
-      <w:pPr>
-        <w:jc w:val="both"/>
-        <w:rPr>
-          <w:rFonts w:ascii="Times New Roman" w:hAnsi="Times New Roman" w:cs="Times New Roman"/>
-          <w:sz w:val="24"/>
-          <w:szCs w:val="24"/>
-          <w:lang w:val="en-IN"/>
-        </w:rPr>
-      </w:pPr>
-      <w:r>
-        <w:rPr>
-          <w:rFonts w:ascii="Times New Roman" w:hAnsi="Times New Roman" w:cs="Times New Roman"/>
-          <w:sz w:val="24"/>
-          <w:szCs w:val="24"/>
-          <w:lang w:val="en-IN"/>
-        </w:rPr>
-        <w:t xml:space="preserve">       Train / Validation / Test</w:t>
-      </w:r>
-    </w:p>
-    <w:p>
-      <w:pPr>
-        <w:jc w:val="both"/>
-        <w:rPr>
-          <w:rFonts w:ascii="Times New Roman" w:hAnsi="Times New Roman" w:cs="Times New Roman"/>
-          <w:sz w:val="24"/>
-          <w:szCs w:val="24"/>
-          <w:lang w:val="en-IN"/>
-        </w:rPr>
-      </w:pPr>
-      <w:r>
-        <w:rPr>
-          <w:rFonts w:ascii="Times New Roman" w:hAnsi="Times New Roman" w:cs="Times New Roman"/>
-          <w:sz w:val="24"/>
-          <w:szCs w:val="24"/>
-          <w:lang w:val="en-IN"/>
-        </w:rPr>
-        <w:t xml:space="preserve">               Split</w:t>
-      </w:r>
-    </w:p>
-    <w:p>
-      <w:pPr>
-        <w:jc w:val="both"/>
-        <w:rPr>
-          <w:rFonts w:ascii="Times New Roman" w:hAnsi="Times New Roman" w:cs="Times New Roman"/>
-          <w:sz w:val="24"/>
-          <w:szCs w:val="24"/>
-          <w:lang w:val="en-IN"/>
-        </w:rPr>
-      </w:pPr>
-      <w:r>
-        <w:rPr>
-          <w:rFonts w:ascii="Times New Roman" w:hAnsi="Times New Roman" w:cs="Times New Roman"/>
-          <w:sz w:val="24"/>
-          <w:szCs w:val="24"/>
-          <w:lang w:val="en-IN"/>
-        </w:rPr>
-        <w:t xml:space="preserve">                  |</w:t>
-      </w:r>
-    </w:p>
-    <w:p>
-      <w:pPr>
-        <w:jc w:val="both"/>
-        <w:rPr>
-          <w:rFonts w:ascii="Times New Roman" w:hAnsi="Times New Roman" w:cs="Times New Roman"/>
-          <w:sz w:val="24"/>
-          <w:szCs w:val="24"/>
-          <w:lang w:val="en-IN"/>
-        </w:rPr>
-      </w:pPr>
-      <w:r>
-        <w:rPr>
-          <w:rFonts w:ascii="Times New Roman" w:hAnsi="Times New Roman" w:cs="Times New Roman"/>
-          <w:sz w:val="24"/>
-          <w:szCs w:val="24"/>
-          <w:lang w:val="en-IN"/>
-        </w:rPr>
-        <w:t xml:space="preserve">       +----------+----------+</w:t>
-      </w:r>
-    </w:p>
-    <w:p>
-      <w:pPr>
-        <w:jc w:val="both"/>
-        <w:rPr>
-          <w:rFonts w:ascii="Times New Roman" w:hAnsi="Times New Roman" w:cs="Times New Roman"/>
-          <w:sz w:val="24"/>
-          <w:szCs w:val="24"/>
-          <w:lang w:val="en-IN"/>
-        </w:rPr>
-      </w:pPr>
-      <w:r>
-        <w:rPr>
-          <w:rFonts w:ascii="Times New Roman" w:hAnsi="Times New Roman" w:cs="Times New Roman"/>
-          <w:sz w:val="24"/>
-          <w:szCs w:val="24"/>
-          <w:lang w:val="en-IN"/>
-        </w:rPr>
-        <w:t xml:space="preserve">       |          |          |</w:t>
-      </w:r>
-    </w:p>
-    <w:p>
-      <w:pPr>
-        <w:jc w:val="both"/>
-        <w:rPr>
-          <w:rFonts w:ascii="Times New Roman" w:hAnsi="Times New Roman" w:cs="Times New Roman"/>
-          <w:sz w:val="24"/>
-          <w:szCs w:val="24"/>
-          <w:lang w:val="en-IN"/>
-        </w:rPr>
-      </w:pPr>
-      <w:r>
-        <w:rPr>
-          <w:rFonts w:ascii="Times New Roman" w:hAnsi="Times New Roman" w:cs="Times New Roman"/>
-          <w:sz w:val="24"/>
-          <w:szCs w:val="24"/>
-          <w:lang w:val="en-IN"/>
-        </w:rPr>
-        <w:t xml:space="preserve">       v          </w:t>
-      </w:r>
-      <w:proofErr w:type="spellStart"/>
-      <w:r>
-        <w:rPr>
-          <w:rFonts w:ascii="Times New Roman" w:hAnsi="Times New Roman" w:cs="Times New Roman"/>
-          <w:sz w:val="24"/>
-          <w:szCs w:val="24"/>
-          <w:lang w:val="en-IN"/>
-        </w:rPr>
-        <w:t>v</w:t>
-      </w:r>
-      <w:proofErr w:type="spellEnd"/>
-      <w:r>
-        <w:rPr>
-          <w:rFonts w:ascii="Times New Roman" w:hAnsi="Times New Roman" w:cs="Times New Roman"/>
-          <w:sz w:val="24"/>
-          <w:szCs w:val="24"/>
-          <w:lang w:val="en-IN"/>
-        </w:rPr>
-        <w:t xml:space="preserve">          </w:t>
-      </w:r>
-      <w:proofErr w:type="spellStart"/>
-      <w:r>
-        <w:rPr>
-          <w:rFonts w:ascii="Times New Roman" w:hAnsi="Times New Roman" w:cs="Times New Roman"/>
-          <w:sz w:val="24"/>
-          <w:szCs w:val="24"/>
-          <w:lang w:val="en-IN"/>
-        </w:rPr>
-        <w:t>v</w:t>
-      </w:r>
-      <w:proofErr w:type="spellEnd"/>
-    </w:p>
-    <w:p>
-      <w:pPr>
-        <w:jc w:val="both"/>
-        <w:rPr>
-          <w:rFonts w:ascii="Times New Roman" w:hAnsi="Times New Roman" w:cs="Times New Roman"/>
-          <w:sz w:val="24"/>
-          <w:szCs w:val="24"/>
-          <w:lang w:val="en-IN"/>
-        </w:rPr>
-      </w:pPr>
-      <w:r>
-        <w:rPr>
-          <w:rFonts w:ascii="Times New Roman" w:hAnsi="Times New Roman" w:cs="Times New Roman"/>
-          <w:sz w:val="24"/>
-          <w:szCs w:val="24"/>
-          <w:lang w:val="en-IN"/>
-        </w:rPr>
-        <w:t xml:space="preserve">    Linear     Random     Gradient</w:t>
-      </w:r>
-    </w:p>
-    <w:p>
-      <w:pPr>
-        <w:jc w:val="both"/>
-        <w:rPr>
-          <w:rFonts w:ascii="Times New Roman" w:hAnsi="Times New Roman" w:cs="Times New Roman"/>
-          <w:sz w:val="24"/>
-          <w:szCs w:val="24"/>
-          <w:lang w:val="en-IN"/>
-        </w:rPr>
-      </w:pPr>
-      <w:r>
-        <w:rPr>
-          <w:rFonts w:ascii="Times New Roman" w:hAnsi="Times New Roman" w:cs="Times New Roman"/>
-          <w:sz w:val="24"/>
-          <w:szCs w:val="24"/>
-          <w:lang w:val="en-IN"/>
-        </w:rPr>
-        <w:lastRenderedPageBreak/>
-        <w:t xml:space="preserve">  Regression   Forest     Boosting</w:t>
-      </w:r>
-    </w:p>
-    <w:p>
-      <w:pPr>
-        <w:jc w:val="both"/>
-        <w:rPr>
-          <w:rFonts w:ascii="Times New Roman" w:hAnsi="Times New Roman" w:cs="Times New Roman"/>
-          <w:sz w:val="24"/>
-          <w:szCs w:val="24"/>
-          <w:lang w:val="en-IN"/>
-        </w:rPr>
-      </w:pPr>
-      <w:r>
-        <w:rPr>
-          <w:rFonts w:ascii="Times New Roman" w:hAnsi="Times New Roman" w:cs="Times New Roman"/>
-          <w:sz w:val="24"/>
-          <w:szCs w:val="24"/>
-          <w:lang w:val="en-IN"/>
-        </w:rPr>
-        <w:t xml:space="preserve">       |          |          |</w:t>
-      </w:r>
-    </w:p>
-    <w:p>
-      <w:pPr>
-        <w:jc w:val="both"/>
-        <w:rPr>
-          <w:rFonts w:ascii="Times New Roman" w:hAnsi="Times New Roman" w:cs="Times New Roman"/>
-          <w:sz w:val="24"/>
-          <w:szCs w:val="24"/>
-          <w:lang w:val="en-IN"/>
-        </w:rPr>
-      </w:pPr>
-      <w:r>
-        <w:rPr>
-          <w:rFonts w:ascii="Times New Roman" w:hAnsi="Times New Roman" w:cs="Times New Roman"/>
-          <w:sz w:val="24"/>
-          <w:szCs w:val="24"/>
-          <w:lang w:val="en-IN"/>
-        </w:rPr>
-        <w:t xml:space="preserve">       +----------+----------+</w:t>
-      </w:r>
-    </w:p>
-    <w:p>
-      <w:pPr>
-        <w:jc w:val="both"/>
-        <w:rPr>
-          <w:rFonts w:ascii="Times New Roman" w:hAnsi="Times New Roman" w:cs="Times New Roman"/>
-          <w:sz w:val="24"/>
-          <w:szCs w:val="24"/>
-          <w:lang w:val="en-IN"/>
-        </w:rPr>
-      </w:pPr>
-      <w:r>
-        <w:rPr>
-          <w:rFonts w:ascii="Times New Roman" w:hAnsi="Times New Roman" w:cs="Times New Roman"/>
-          <w:sz w:val="24"/>
-          <w:szCs w:val="24"/>
-          <w:lang w:val="en-IN"/>
-        </w:rPr>
-        <w:t xml:space="preserve">                  |</w:t>
-      </w:r>
-    </w:p>
-    <w:p>
-      <w:pPr>
-        <w:jc w:val="both"/>
-        <w:rPr>
-          <w:rFonts w:ascii="Times New Roman" w:hAnsi="Times New Roman" w:cs="Times New Roman"/>
-          <w:sz w:val="24"/>
-          <w:szCs w:val="24"/>
-          <w:lang w:val="en-IN"/>
-        </w:rPr>
-      </w:pPr>
-      <w:r>
-        <w:rPr>
-          <w:rFonts w:ascii="Times New Roman" w:hAnsi="Times New Roman" w:cs="Times New Roman"/>
-          <w:sz w:val="24"/>
-          <w:szCs w:val="24"/>
-          <w:lang w:val="en-IN"/>
-        </w:rPr>
-        <w:t xml:space="preserve">        Validation Evaluation</w:t>
-      </w:r>
-    </w:p>
-    <w:p>
-      <w:pPr>
-        <w:jc w:val="both"/>
-        <w:rPr>
-          <w:rFonts w:ascii="Times New Roman" w:hAnsi="Times New Roman" w:cs="Times New Roman"/>
-          <w:sz w:val="24"/>
-          <w:szCs w:val="24"/>
-          <w:lang w:val="en-IN"/>
-        </w:rPr>
-      </w:pPr>
-      <w:r>
-        <w:rPr>
-          <w:rFonts w:ascii="Times New Roman" w:hAnsi="Times New Roman" w:cs="Times New Roman"/>
-          <w:sz w:val="24"/>
-          <w:szCs w:val="24"/>
-          <w:lang w:val="en-IN"/>
-        </w:rPr>
-        <w:t xml:space="preserve">           (MAE, RMSE, R²)</w:t>
-      </w:r>
-    </w:p>
-    <w:p>
-      <w:pPr>
-        <w:jc w:val="both"/>
-        <w:rPr>
-          <w:rFonts w:ascii="Times New Roman" w:hAnsi="Times New Roman" w:cs="Times New Roman"/>
-          <w:sz w:val="24"/>
-          <w:szCs w:val="24"/>
-          <w:lang w:val="en-IN"/>
-        </w:rPr>
-      </w:pPr>
-      <w:r>
-        <w:rPr>
-          <w:rFonts w:ascii="Times New Roman" w:hAnsi="Times New Roman" w:cs="Times New Roman"/>
-          <w:sz w:val="24"/>
-          <w:szCs w:val="24"/>
-          <w:lang w:val="en-IN"/>
-        </w:rPr>
-        <w:t xml:space="preserve">                  |</w:t>
-      </w:r>
-    </w:p>
-    <w:p>
-      <w:pPr>
-        <w:jc w:val="both"/>
-        <w:rPr>
-          <w:rFonts w:ascii="Times New Roman" w:hAnsi="Times New Roman" w:cs="Times New Roman"/>
-          <w:sz w:val="24"/>
-          <w:szCs w:val="24"/>
-          <w:lang w:val="en-IN"/>
-        </w:rPr>
-      </w:pPr>
-      <w:r>
-        <w:rPr>
-          <w:rFonts w:ascii="Times New Roman" w:hAnsi="Times New Roman" w:cs="Times New Roman"/>
-          <w:sz w:val="24"/>
-          <w:szCs w:val="24"/>
-          <w:lang w:val="en-IN"/>
-        </w:rPr>
-        <w:t xml:space="preserve">        Model Selection</w:t>
-      </w:r>
-    </w:p>
-    <w:p>
-      <w:pPr>
-        <w:jc w:val="both"/>
-        <w:rPr>
-          <w:rFonts w:ascii="Times New Roman" w:hAnsi="Times New Roman" w:cs="Times New Roman"/>
-          <w:sz w:val="24"/>
-          <w:szCs w:val="24"/>
-          <w:lang w:val="en-IN"/>
-        </w:rPr>
-      </w:pPr>
-      <w:r>
-        <w:rPr>
-          <w:rFonts w:ascii="Times New Roman" w:hAnsi="Times New Roman" w:cs="Times New Roman"/>
-          <w:sz w:val="24"/>
-          <w:szCs w:val="24"/>
-          <w:lang w:val="en-IN"/>
-        </w:rPr>
-        <w:t xml:space="preserve">        (Validation RMSE)</w:t>
-      </w:r>
-    </w:p>
-    <w:p>
-      <w:pPr>
-        <w:jc w:val="both"/>
-        <w:rPr>
-          <w:rFonts w:ascii="Times New Roman" w:hAnsi="Times New Roman" w:cs="Times New Roman"/>
-          <w:sz w:val="24"/>
-          <w:szCs w:val="24"/>
-          <w:lang w:val="en-IN"/>
-        </w:rPr>
-      </w:pPr>
-      <w:r>
-        <w:rPr>
-          <w:rFonts w:ascii="Times New Roman" w:hAnsi="Times New Roman" w:cs="Times New Roman"/>
-          <w:sz w:val="24"/>
-          <w:szCs w:val="24"/>
-          <w:lang w:val="en-IN"/>
-        </w:rPr>
-        <w:t xml:space="preserve">                  |</w:t>
-      </w:r>
-    </w:p>
-    <w:p>
-      <w:pPr>
-        <w:jc w:val="both"/>
-        <w:rPr>
-          <w:rFonts w:ascii="Times New Roman" w:hAnsi="Times New Roman" w:cs="Times New Roman"/>
-          <w:sz w:val="24"/>
-          <w:szCs w:val="24"/>
-          <w:lang w:val="en-IN"/>
-        </w:rPr>
-      </w:pPr>
-      <w:r>
-        <w:rPr>
-          <w:rFonts w:ascii="Times New Roman" w:hAnsi="Times New Roman" w:cs="Times New Roman"/>
-          <w:sz w:val="24"/>
-          <w:szCs w:val="24"/>
-          <w:lang w:val="en-IN"/>
-        </w:rPr>
-        <w:t xml:space="preserve">        Selected Model:</w:t>
-      </w:r>
-    </w:p>
-    <w:p>
-      <w:pPr>
-        <w:jc w:val="both"/>
-        <w:rPr>
-          <w:rFonts w:ascii="Times New Roman" w:hAnsi="Times New Roman" w:cs="Times New Roman"/>
-          <w:sz w:val="24"/>
-          <w:szCs w:val="24"/>
-          <w:lang w:val="en-IN"/>
-        </w:rPr>
-      </w:pPr>
-      <w:r>
-        <w:rPr>
-          <w:rFonts w:ascii="Times New Roman" w:hAnsi="Times New Roman" w:cs="Times New Roman"/>
-          <w:sz w:val="24"/>
-          <w:szCs w:val="24"/>
-          <w:lang w:val="en-IN"/>
-        </w:rPr>
-        <w:t xml:space="preserve">       Gradient Boosting</w:t>
-      </w:r>
-    </w:p>
-    <w:p>
-      <w:pPr>
-        <w:jc w:val="both"/>
-        <w:rPr>
-          <w:rFonts w:ascii="Times New Roman" w:hAnsi="Times New Roman" w:cs="Times New Roman"/>
-          <w:sz w:val="24"/>
-          <w:szCs w:val="24"/>
-          <w:lang w:val="en-IN"/>
-        </w:rPr>
-      </w:pPr>
-      <w:r>
-        <w:rPr>
-          <w:rFonts w:ascii="Times New Roman" w:hAnsi="Times New Roman" w:cs="Times New Roman"/>
-          <w:sz w:val="24"/>
-          <w:szCs w:val="24"/>
-          <w:lang w:val="en-IN"/>
-        </w:rPr>
-        <w:t xml:space="preserve">                  |</w:t>
-      </w:r>
-    </w:p>
-    <w:p>
-      <w:pPr>
-        <w:jc w:val="both"/>
-        <w:rPr>
-          <w:rFonts w:ascii="Times New Roman" w:hAnsi="Times New Roman" w:cs="Times New Roman"/>
-          <w:sz w:val="24"/>
-          <w:szCs w:val="24"/>
-          <w:lang w:val="en-IN"/>
-        </w:rPr>
-      </w:pPr>
-      <w:r>
-        <w:rPr>
-          <w:rFonts w:ascii="Times New Roman" w:hAnsi="Times New Roman" w:cs="Times New Roman"/>
-          <w:sz w:val="24"/>
-          <w:szCs w:val="24"/>
-          <w:lang w:val="en-IN"/>
-        </w:rPr>
-        <w:t xml:space="preserve">          Final Test Evaluation</w:t>
-      </w:r>
-    </w:p>
-    <w:p>
-      <w:pPr>
-        <w:jc w:val="both"/>
-        <w:rPr>
-          <w:rFonts w:ascii="Times New Roman" w:hAnsi="Times New Roman" w:cs="Times New Roman"/>
-          <w:sz w:val="24"/>
-          <w:szCs w:val="24"/>
-          <w:lang w:val="en-IN"/>
-        </w:rPr>
-      </w:pPr>
-      <w:r>
-        <w:rPr>
-          <w:rFonts w:ascii="Times New Roman" w:hAnsi="Times New Roman" w:cs="Times New Roman"/>
-          <w:sz w:val="24"/>
-          <w:szCs w:val="24"/>
-          <w:lang w:val="en-IN"/>
-        </w:rPr>
-        <w:t xml:space="preserve">                  |</w:t>
-      </w:r>
-    </w:p>
-    <w:p>
-      <w:pPr>
-        <w:jc w:val="both"/>
-        <w:rPr>
-          <w:rFonts w:ascii="Times New Roman" w:hAnsi="Times New Roman" w:cs="Times New Roman"/>
-          <w:sz w:val="24"/>
-          <w:szCs w:val="24"/>
-          <w:lang w:val="en-IN"/>
-        </w:rPr>
-      </w:pPr>
-      <w:r>
-        <w:rPr>
-          <w:rFonts w:ascii="Times New Roman" w:hAnsi="Times New Roman" w:cs="Times New Roman"/>
-          <w:sz w:val="24"/>
-          <w:szCs w:val="24"/>
-          <w:lang w:val="en-IN"/>
-        </w:rPr>
-        <w:t xml:space="preserve">          Error Analysis</w:t>
-      </w:r>
-    </w:p>
-    <w:p>
-      <w:pPr>
-        <w:jc w:val="both"/>
-        <w:rPr>
-          <w:rFonts w:ascii="Times New Roman" w:hAnsi="Times New Roman" w:cs="Times New Roman"/>
-          <w:sz w:val="24"/>
-          <w:szCs w:val="24"/>
-          <w:lang w:val="en-IN"/>
-        </w:rPr>
-      </w:pPr>
-      <w:r>
-        <w:rPr>
-          <w:rFonts w:ascii="Times New Roman" w:hAnsi="Times New Roman" w:cs="Times New Roman"/>
-          <w:sz w:val="24"/>
-          <w:szCs w:val="24"/>
-          <w:lang w:val="en-IN"/>
-        </w:rPr>
-        <w:t xml:space="preserve">       (Residuals and Plots)</w:t>
-      </w:r>
-    </w:p>
-    <w:p>
-      <w:pPr>
-        <w:jc w:val="both"/>
-        <w:rPr>
-          <w:rFonts w:ascii="Times New Roman" w:hAnsi="Times New Roman" w:cs="Times New Roman"/>
-          <w:sz w:val="24"/>
-          <w:szCs w:val="24"/>
-          <w:lang w:val="en-IN"/>
-        </w:rPr>
-      </w:pPr>
-      <w:r>
-        <w:rPr>
-          <w:rFonts w:ascii="Times New Roman" w:hAnsi="Times New Roman" w:cs="Times New Roman"/>
-          <w:sz w:val="24"/>
-          <w:szCs w:val="24"/>
-          <w:lang w:val="en-IN"/>
-        </w:rPr>
-        <w:t xml:space="preserve">                  |</w:t>
-      </w:r>
-    </w:p>
-    <w:p>
-      <w:pPr>
-        <w:jc w:val="both"/>
-        <w:rPr>
-          <w:rFonts w:ascii="Times New Roman" w:hAnsi="Times New Roman" w:cs="Times New Roman"/>
-          <w:sz w:val="24"/>
-          <w:szCs w:val="24"/>
-          <w:lang w:val="en-IN"/>
-        </w:rPr>
-      </w:pPr>
-      <w:r>
-        <w:rPr>
-          <w:rFonts w:ascii="Times New Roman" w:hAnsi="Times New Roman" w:cs="Times New Roman"/>
-          <w:sz w:val="24"/>
-          <w:szCs w:val="24"/>
-          <w:lang w:val="en-IN"/>
-        </w:rPr>
-        <w:t xml:space="preserve">         Results and Reporting</w:t>
-      </w:r>
-    </w:p>
-    <w:p>
-      <w:pPr>
+        <w:spacing w:after="120" w:line="240" w:lineRule="auto"/>
         <w:jc w:val="both"/>
         <w:rPr>
           <w:rFonts w:ascii="Times New Roman" w:hAnsi="Times New Roman" w:cs="Times New Roman"/>
@@ -6455,11 +6113,13 @@
           <w:szCs w:val="24"/>
           <w:lang w:val="en-IN"/>
         </w:rPr>
+        <w:lastRenderedPageBreak/>
         <w:t>7.2 Architecture Description</w:t>
       </w:r>
     </w:p>
     <w:p>
       <w:pPr>
+        <w:spacing w:after="120" w:line="240" w:lineRule="auto"/>
         <w:jc w:val="both"/>
         <w:rPr>
           <w:rFonts w:ascii="Times New Roman" w:hAnsi="Times New Roman" w:cs="Times New Roman"/>
@@ -6500,6 +6160,7 @@
     </w:p>
     <w:p>
       <w:pPr>
+        <w:spacing w:after="120" w:line="240" w:lineRule="auto"/>
         <w:jc w:val="both"/>
         <w:rPr>
           <w:rFonts w:ascii="Times New Roman" w:hAnsi="Times New Roman" w:cs="Times New Roman"/>
@@ -6520,6 +6181,7 @@
     </w:p>
     <w:p>
       <w:pPr>
+        <w:spacing w:after="120" w:line="240" w:lineRule="auto"/>
         <w:jc w:val="both"/>
         <w:rPr>
           <w:rFonts w:ascii="Times New Roman" w:hAnsi="Times New Roman" w:cs="Times New Roman"/>
@@ -6540,6 +6202,7 @@
     </w:p>
     <w:p>
       <w:pPr>
+        <w:spacing w:after="120" w:line="240" w:lineRule="auto"/>
         <w:jc w:val="both"/>
         <w:rPr>
           <w:rFonts w:ascii="Times New Roman" w:hAnsi="Times New Roman" w:cs="Times New Roman"/>
@@ -6560,6 +6223,7 @@
     </w:p>
     <w:p>
       <w:pPr>
+        <w:spacing w:after="120" w:line="240" w:lineRule="auto"/>
         <w:jc w:val="both"/>
         <w:rPr>
           <w:rFonts w:ascii="Times New Roman" w:hAnsi="Times New Roman" w:cs="Times New Roman"/>
@@ -6575,21 +6239,8 @@
           <w:szCs w:val="24"/>
           <w:lang w:val="en-IN"/>
         </w:rPr>
-        <w:lastRenderedPageBreak/>
         <w:t>This architecture represents the implemented regression workflow. The separate forecasting workflow is addressed independently in the project's time-series notebook.</w:t>
       </w:r>
-    </w:p>
-    <w:p>
-      <w:pPr>
-        <w:rPr>
-          <w:rFonts w:ascii="Times New Roman" w:hAnsi="Times New Roman" w:cs="Times New Roman"/>
-          <w:b/>
-          <w:bCs/>
-          <w:sz w:val="24"/>
-          <w:szCs w:val="24"/>
-          <w:lang w:val="en-IN"/>
-        </w:rPr>
-      </w:pPr>
       <w:r>
         <w:rPr>
           <w:rFonts w:ascii="Times New Roman" w:hAnsi="Times New Roman" w:cs="Times New Roman"/>
@@ -6604,13 +6255,15 @@
     </w:p>
     <w:p>
       <w:pPr>
+        <w:spacing w:after="120" w:line="240" w:lineRule="auto"/>
         <w:jc w:val="both"/>
         <w:rPr>
           <w:rFonts w:ascii="Times New Roman" w:hAnsi="Times New Roman" w:cs="Times New Roman"/>
           <w:b/>
           <w:bCs/>
-          <w:sz w:val="24"/>
-          <w:szCs w:val="24"/>
+          <w:color w:val="1F497D" w:themeColor="text2"/>
+          <w:sz w:val="32"/>
+          <w:szCs w:val="32"/>
           <w:lang w:val="en-IN"/>
         </w:rPr>
       </w:pPr>
@@ -6619,8 +6272,9 @@
           <w:rFonts w:ascii="Times New Roman" w:hAnsi="Times New Roman" w:cs="Times New Roman"/>
           <w:b/>
           <w:bCs/>
-          <w:sz w:val="24"/>
-          <w:szCs w:val="24"/>
+          <w:color w:val="1F497D" w:themeColor="text2"/>
+          <w:sz w:val="32"/>
+          <w:szCs w:val="32"/>
           <w:lang w:val="en-IN"/>
         </w:rPr>
         <w:lastRenderedPageBreak/>
@@ -6629,6 +6283,7 @@
     </w:p>
     <w:p>
       <w:pPr>
+        <w:spacing w:after="120" w:line="240" w:lineRule="auto"/>
         <w:jc w:val="both"/>
         <w:rPr>
           <w:rFonts w:ascii="Times New Roman" w:hAnsi="Times New Roman" w:cs="Times New Roman"/>
@@ -6653,6 +6308,7 @@
     </w:p>
     <w:p>
       <w:pPr>
+        <w:spacing w:after="120" w:line="240" w:lineRule="auto"/>
         <w:jc w:val="both"/>
         <w:rPr>
           <w:rFonts w:ascii="Times New Roman" w:hAnsi="Times New Roman" w:cs="Times New Roman"/>
@@ -6673,6 +6329,7 @@
     </w:p>
     <w:p>
       <w:pPr>
+        <w:spacing w:after="120" w:line="240" w:lineRule="auto"/>
         <w:jc w:val="both"/>
         <w:rPr>
           <w:rFonts w:ascii="Times New Roman" w:hAnsi="Times New Roman" w:cs="Times New Roman"/>
@@ -6730,7 +6387,8 @@
           </w:tcPr>
           <w:p>
             <w:pPr>
-              <w:jc w:val="both"/>
+              <w:spacing w:after="120" w:line="240" w:lineRule="auto"/>
+              <w:jc w:val="center"/>
               <w:rPr>
                 <w:rFonts w:ascii="Times New Roman" w:hAnsi="Times New Roman" w:cs="Times New Roman"/>
                 <w:b/>
@@ -6761,7 +6419,8 @@
           </w:tcPr>
           <w:p>
             <w:pPr>
-              <w:jc w:val="both"/>
+              <w:spacing w:after="120" w:line="240" w:lineRule="auto"/>
+              <w:jc w:val="center"/>
               <w:rPr>
                 <w:rFonts w:ascii="Times New Roman" w:hAnsi="Times New Roman" w:cs="Times New Roman"/>
                 <w:b/>
@@ -6792,7 +6451,8 @@
           </w:tcPr>
           <w:p>
             <w:pPr>
-              <w:jc w:val="both"/>
+              <w:spacing w:after="120" w:line="240" w:lineRule="auto"/>
+              <w:jc w:val="center"/>
               <w:rPr>
                 <w:rFonts w:ascii="Times New Roman" w:hAnsi="Times New Roman" w:cs="Times New Roman"/>
                 <w:b/>
@@ -6823,7 +6483,8 @@
           </w:tcPr>
           <w:p>
             <w:pPr>
-              <w:jc w:val="both"/>
+              <w:spacing w:after="120" w:line="240" w:lineRule="auto"/>
+              <w:jc w:val="center"/>
               <w:rPr>
                 <w:rFonts w:ascii="Times New Roman" w:hAnsi="Times New Roman" w:cs="Times New Roman"/>
                 <w:b/>
@@ -6860,7 +6521,8 @@
           </w:tcPr>
           <w:p>
             <w:pPr>
-              <w:jc w:val="both"/>
+              <w:spacing w:after="120" w:line="240" w:lineRule="auto"/>
+              <w:jc w:val="center"/>
               <w:rPr>
                 <w:rFonts w:ascii="Times New Roman" w:hAnsi="Times New Roman" w:cs="Times New Roman"/>
                 <w:b/>
@@ -6891,7 +6553,8 @@
           </w:tcPr>
           <w:p>
             <w:pPr>
-              <w:jc w:val="both"/>
+              <w:spacing w:after="120" w:line="240" w:lineRule="auto"/>
+              <w:jc w:val="center"/>
               <w:rPr>
                 <w:rFonts w:ascii="Times New Roman" w:hAnsi="Times New Roman" w:cs="Times New Roman"/>
                 <w:sz w:val="24"/>
@@ -6918,7 +6581,8 @@
           </w:tcPr>
           <w:p>
             <w:pPr>
-              <w:jc w:val="both"/>
+              <w:spacing w:after="120" w:line="240" w:lineRule="auto"/>
+              <w:jc w:val="center"/>
               <w:rPr>
                 <w:rFonts w:ascii="Times New Roman" w:hAnsi="Times New Roman" w:cs="Times New Roman"/>
                 <w:sz w:val="24"/>
@@ -6945,7 +6609,8 @@
           </w:tcPr>
           <w:p>
             <w:pPr>
-              <w:jc w:val="both"/>
+              <w:spacing w:after="120" w:line="240" w:lineRule="auto"/>
+              <w:jc w:val="center"/>
               <w:rPr>
                 <w:rFonts w:ascii="Times New Roman" w:hAnsi="Times New Roman" w:cs="Times New Roman"/>
                 <w:sz w:val="24"/>
@@ -6978,7 +6643,8 @@
           </w:tcPr>
           <w:p>
             <w:pPr>
-              <w:jc w:val="both"/>
+              <w:spacing w:after="120" w:line="240" w:lineRule="auto"/>
+              <w:jc w:val="center"/>
               <w:rPr>
                 <w:rFonts w:ascii="Times New Roman" w:hAnsi="Times New Roman" w:cs="Times New Roman"/>
                 <w:b/>
@@ -7009,7 +6675,8 @@
           </w:tcPr>
           <w:p>
             <w:pPr>
-              <w:jc w:val="both"/>
+              <w:spacing w:after="120" w:line="240" w:lineRule="auto"/>
+              <w:jc w:val="center"/>
               <w:rPr>
                 <w:rFonts w:ascii="Times New Roman" w:hAnsi="Times New Roman" w:cs="Times New Roman"/>
                 <w:sz w:val="24"/>
@@ -7036,7 +6703,8 @@
           </w:tcPr>
           <w:p>
             <w:pPr>
-              <w:jc w:val="both"/>
+              <w:spacing w:after="120" w:line="240" w:lineRule="auto"/>
+              <w:jc w:val="center"/>
               <w:rPr>
                 <w:rFonts w:ascii="Times New Roman" w:hAnsi="Times New Roman" w:cs="Times New Roman"/>
                 <w:sz w:val="24"/>
@@ -7063,7 +6731,8 @@
           </w:tcPr>
           <w:p>
             <w:pPr>
-              <w:jc w:val="both"/>
+              <w:spacing w:after="120" w:line="240" w:lineRule="auto"/>
+              <w:jc w:val="center"/>
               <w:rPr>
                 <w:rFonts w:ascii="Times New Roman" w:hAnsi="Times New Roman" w:cs="Times New Roman"/>
                 <w:sz w:val="24"/>
@@ -7096,7 +6765,8 @@
           </w:tcPr>
           <w:p>
             <w:pPr>
-              <w:jc w:val="both"/>
+              <w:spacing w:after="120" w:line="240" w:lineRule="auto"/>
+              <w:jc w:val="center"/>
               <w:rPr>
                 <w:rFonts w:ascii="Times New Roman" w:hAnsi="Times New Roman" w:cs="Times New Roman"/>
                 <w:b/>
@@ -7127,7 +6797,8 @@
           </w:tcPr>
           <w:p>
             <w:pPr>
-              <w:jc w:val="both"/>
+              <w:spacing w:after="120" w:line="240" w:lineRule="auto"/>
+              <w:jc w:val="center"/>
               <w:rPr>
                 <w:rFonts w:ascii="Times New Roman" w:hAnsi="Times New Roman" w:cs="Times New Roman"/>
                 <w:sz w:val="24"/>
@@ -7154,7 +6825,8 @@
           </w:tcPr>
           <w:p>
             <w:pPr>
-              <w:jc w:val="both"/>
+              <w:spacing w:after="120" w:line="240" w:lineRule="auto"/>
+              <w:jc w:val="center"/>
               <w:rPr>
                 <w:rFonts w:ascii="Times New Roman" w:hAnsi="Times New Roman" w:cs="Times New Roman"/>
                 <w:sz w:val="24"/>
@@ -7181,7 +6853,8 @@
           </w:tcPr>
           <w:p>
             <w:pPr>
-              <w:jc w:val="both"/>
+              <w:spacing w:after="120" w:line="240" w:lineRule="auto"/>
+              <w:jc w:val="center"/>
               <w:rPr>
                 <w:rFonts w:ascii="Times New Roman" w:hAnsi="Times New Roman" w:cs="Times New Roman"/>
                 <w:sz w:val="24"/>
@@ -7204,6 +6877,19 @@
     </w:tbl>
     <w:p>
       <w:pPr>
+        <w:spacing w:after="120" w:line="240" w:lineRule="auto"/>
+        <w:jc w:val="both"/>
+        <w:rPr>
+          <w:rFonts w:ascii="Times New Roman" w:hAnsi="Times New Roman" w:cs="Times New Roman"/>
+          <w:sz w:val="24"/>
+          <w:szCs w:val="24"/>
+          <w:lang w:val="en-IN"/>
+        </w:rPr>
+      </w:pPr>
+    </w:p>
+    <w:p>
+      <w:pPr>
+        <w:spacing w:after="120" w:line="240" w:lineRule="auto"/>
         <w:jc w:val="both"/>
         <w:rPr>
           <w:rFonts w:ascii="Times New Roman" w:hAnsi="Times New Roman" w:cs="Times New Roman"/>
@@ -7224,6 +6910,21 @@
     </w:p>
     <w:p>
       <w:pPr>
+        <w:spacing w:after="120" w:line="240" w:lineRule="auto"/>
+        <w:jc w:val="both"/>
+        <w:rPr>
+          <w:rFonts w:ascii="Times New Roman" w:hAnsi="Times New Roman" w:cs="Times New Roman"/>
+          <w:b/>
+          <w:bCs/>
+          <w:sz w:val="24"/>
+          <w:szCs w:val="24"/>
+          <w:lang w:val="en-IN"/>
+        </w:rPr>
+      </w:pPr>
+    </w:p>
+    <w:p>
+      <w:pPr>
+        <w:spacing w:after="120" w:line="240" w:lineRule="auto"/>
         <w:jc w:val="both"/>
         <w:rPr>
           <w:rFonts w:ascii="Times New Roman" w:hAnsi="Times New Roman" w:cs="Times New Roman"/>
@@ -7248,6 +6949,7 @@
     </w:p>
     <w:p>
       <w:pPr>
+        <w:spacing w:after="120" w:line="240" w:lineRule="auto"/>
         <w:jc w:val="both"/>
         <w:rPr>
           <w:rFonts w:ascii="Times New Roman" w:hAnsi="Times New Roman" w:cs="Times New Roman"/>
@@ -7268,7 +6970,7 @@
     </w:p>
     <w:tbl>
       <w:tblPr>
-        <w:tblW w:w="3191" w:type="dxa"/>
+        <w:tblW w:w="6286" w:type="dxa"/>
         <w:tblCellSpacing w:w="15" w:type="dxa"/>
         <w:tblBorders>
           <w:top w:val="single" w:sz="4" w:space="0" w:color="auto"/>
@@ -7287,12 +6989,12 @@
         <w:tblLook w:val="04A0" w:firstRow="1" w:lastRow="0" w:firstColumn="1" w:lastColumn="0" w:noHBand="0" w:noVBand="1"/>
       </w:tblPr>
       <w:tblGrid>
-        <w:gridCol w:w="1249"/>
-        <w:gridCol w:w="1942"/>
+        <w:gridCol w:w="2452"/>
+        <w:gridCol w:w="3834"/>
       </w:tblGrid>
       <w:tr>
         <w:trPr>
-          <w:trHeight w:val="374"/>
+          <w:trHeight w:val="370"/>
           <w:tblCellSpacing w:w="15" w:type="dxa"/>
         </w:trPr>
         <w:tc>
@@ -7303,7 +7005,8 @@
           </w:tcPr>
           <w:p>
             <w:pPr>
-              <w:jc w:val="both"/>
+              <w:spacing w:after="120" w:line="240" w:lineRule="auto"/>
+              <w:jc w:val="center"/>
               <w:rPr>
                 <w:rFonts w:ascii="Times New Roman" w:hAnsi="Times New Roman" w:cs="Times New Roman"/>
                 <w:b/>
@@ -7334,7 +7037,8 @@
           </w:tcPr>
           <w:p>
             <w:pPr>
-              <w:jc w:val="both"/>
+              <w:spacing w:after="120" w:line="240" w:lineRule="auto"/>
+              <w:jc w:val="center"/>
               <w:rPr>
                 <w:rFonts w:ascii="Times New Roman" w:hAnsi="Times New Roman" w:cs="Times New Roman"/>
                 <w:b/>
@@ -7360,7 +7064,7 @@
       </w:tr>
       <w:tr>
         <w:trPr>
-          <w:trHeight w:val="374"/>
+          <w:trHeight w:val="370"/>
           <w:tblCellSpacing w:w="15" w:type="dxa"/>
         </w:trPr>
         <w:tc>
@@ -7371,9 +7075,12 @@
           </w:tcPr>
           <w:p>
             <w:pPr>
-              <w:jc w:val="both"/>
-              <w:rPr>
-                <w:rFonts w:ascii="Times New Roman" w:hAnsi="Times New Roman" w:cs="Times New Roman"/>
+              <w:spacing w:after="120" w:line="240" w:lineRule="auto"/>
+              <w:jc w:val="center"/>
+              <w:rPr>
+                <w:rFonts w:ascii="Times New Roman" w:hAnsi="Times New Roman" w:cs="Times New Roman"/>
+                <w:b/>
+                <w:bCs/>
                 <w:sz w:val="24"/>
                 <w:szCs w:val="24"/>
                 <w:lang w:val="en-IN"/>
@@ -7382,6 +7089,8 @@
             <w:r>
               <w:rPr>
                 <w:rFonts w:ascii="Times New Roman" w:hAnsi="Times New Roman" w:cs="Times New Roman"/>
+                <w:b/>
+                <w:bCs/>
                 <w:sz w:val="24"/>
                 <w:szCs w:val="24"/>
                 <w:lang w:val="en-IN"/>
@@ -7398,7 +7107,8 @@
           </w:tcPr>
           <w:p>
             <w:pPr>
-              <w:jc w:val="both"/>
+              <w:spacing w:after="120" w:line="240" w:lineRule="auto"/>
+              <w:jc w:val="center"/>
               <w:rPr>
                 <w:rFonts w:ascii="Times New Roman" w:hAnsi="Times New Roman" w:cs="Times New Roman"/>
                 <w:sz w:val="24"/>
@@ -7420,7 +7130,7 @@
       </w:tr>
       <w:tr>
         <w:trPr>
-          <w:trHeight w:val="374"/>
+          <w:trHeight w:val="370"/>
           <w:tblCellSpacing w:w="15" w:type="dxa"/>
         </w:trPr>
         <w:tc>
@@ -7431,9 +7141,12 @@
           </w:tcPr>
           <w:p>
             <w:pPr>
-              <w:jc w:val="both"/>
-              <w:rPr>
-                <w:rFonts w:ascii="Times New Roman" w:hAnsi="Times New Roman" w:cs="Times New Roman"/>
+              <w:spacing w:after="120" w:line="240" w:lineRule="auto"/>
+              <w:jc w:val="center"/>
+              <w:rPr>
+                <w:rFonts w:ascii="Times New Roman" w:hAnsi="Times New Roman" w:cs="Times New Roman"/>
+                <w:b/>
+                <w:bCs/>
                 <w:sz w:val="24"/>
                 <w:szCs w:val="24"/>
                 <w:lang w:val="en-IN"/>
@@ -7442,6 +7155,8 @@
             <w:r>
               <w:rPr>
                 <w:rFonts w:ascii="Times New Roman" w:hAnsi="Times New Roman" w:cs="Times New Roman"/>
+                <w:b/>
+                <w:bCs/>
                 <w:sz w:val="24"/>
                 <w:szCs w:val="24"/>
                 <w:lang w:val="en-IN"/>
@@ -7458,7 +7173,8 @@
           </w:tcPr>
           <w:p>
             <w:pPr>
-              <w:jc w:val="both"/>
+              <w:spacing w:after="120" w:line="240" w:lineRule="auto"/>
+              <w:jc w:val="center"/>
               <w:rPr>
                 <w:rFonts w:ascii="Times New Roman" w:hAnsi="Times New Roman" w:cs="Times New Roman"/>
                 <w:sz w:val="24"/>
@@ -7480,7 +7196,7 @@
       </w:tr>
       <w:tr>
         <w:trPr>
-          <w:trHeight w:val="374"/>
+          <w:trHeight w:val="370"/>
           <w:tblCellSpacing w:w="15" w:type="dxa"/>
         </w:trPr>
         <w:tc>
@@ -7491,9 +7207,12 @@
           </w:tcPr>
           <w:p>
             <w:pPr>
-              <w:jc w:val="both"/>
-              <w:rPr>
-                <w:rFonts w:ascii="Times New Roman" w:hAnsi="Times New Roman" w:cs="Times New Roman"/>
+              <w:spacing w:after="120" w:line="240" w:lineRule="auto"/>
+              <w:jc w:val="center"/>
+              <w:rPr>
+                <w:rFonts w:ascii="Times New Roman" w:hAnsi="Times New Roman" w:cs="Times New Roman"/>
+                <w:b/>
+                <w:bCs/>
                 <w:sz w:val="24"/>
                 <w:szCs w:val="24"/>
                 <w:lang w:val="en-IN"/>
@@ -7502,6 +7221,8 @@
             <w:r>
               <w:rPr>
                 <w:rFonts w:ascii="Times New Roman" w:hAnsi="Times New Roman" w:cs="Times New Roman"/>
+                <w:b/>
+                <w:bCs/>
                 <w:sz w:val="24"/>
                 <w:szCs w:val="24"/>
                 <w:lang w:val="en-IN"/>
@@ -7518,7 +7239,8 @@
           </w:tcPr>
           <w:p>
             <w:pPr>
-              <w:jc w:val="both"/>
+              <w:spacing w:after="120" w:line="240" w:lineRule="auto"/>
+              <w:jc w:val="center"/>
               <w:rPr>
                 <w:rFonts w:ascii="Times New Roman" w:hAnsi="Times New Roman" w:cs="Times New Roman"/>
                 <w:sz w:val="24"/>
@@ -7541,6 +7263,19 @@
     </w:tbl>
     <w:p>
       <w:pPr>
+        <w:spacing w:after="120" w:line="240" w:lineRule="auto"/>
+        <w:jc w:val="both"/>
+        <w:rPr>
+          <w:rFonts w:ascii="Times New Roman" w:hAnsi="Times New Roman" w:cs="Times New Roman"/>
+          <w:sz w:val="24"/>
+          <w:szCs w:val="24"/>
+          <w:lang w:val="en-IN"/>
+        </w:rPr>
+      </w:pPr>
+    </w:p>
+    <w:p>
+      <w:pPr>
+        <w:spacing w:after="120" w:line="240" w:lineRule="auto"/>
         <w:jc w:val="both"/>
         <w:rPr>
           <w:rFonts w:ascii="Times New Roman" w:hAnsi="Times New Roman" w:cs="Times New Roman"/>
@@ -7561,7 +7296,7 @@
     </w:p>
     <w:tbl>
       <w:tblPr>
-        <w:tblW w:w="0" w:type="auto"/>
+        <w:tblW w:w="10605" w:type="dxa"/>
         <w:tblCellSpacing w:w="15" w:type="dxa"/>
         <w:tblBorders>
           <w:top w:val="single" w:sz="4" w:space="0" w:color="auto"/>
@@ -7580,13 +7315,14 @@
         <w:tblLook w:val="04A0" w:firstRow="1" w:lastRow="0" w:firstColumn="1" w:lastColumn="0" w:noHBand="0" w:noVBand="1"/>
       </w:tblPr>
       <w:tblGrid>
-        <w:gridCol w:w="1862"/>
-        <w:gridCol w:w="1667"/>
-        <w:gridCol w:w="1800"/>
-        <w:gridCol w:w="841"/>
+        <w:gridCol w:w="3344"/>
+        <w:gridCol w:w="2817"/>
+        <w:gridCol w:w="3044"/>
+        <w:gridCol w:w="1400"/>
       </w:tblGrid>
       <w:tr>
         <w:trPr>
+          <w:trHeight w:val="511"/>
           <w:tblCellSpacing w:w="15" w:type="dxa"/>
         </w:trPr>
         <w:tc>
@@ -7597,7 +7333,8 @@
           </w:tcPr>
           <w:p>
             <w:pPr>
-              <w:jc w:val="both"/>
+              <w:spacing w:after="120" w:line="240" w:lineRule="auto"/>
+              <w:jc w:val="center"/>
               <w:rPr>
                 <w:rFonts w:ascii="Times New Roman" w:hAnsi="Times New Roman" w:cs="Times New Roman"/>
                 <w:b/>
@@ -7628,7 +7365,8 @@
           </w:tcPr>
           <w:p>
             <w:pPr>
-              <w:jc w:val="both"/>
+              <w:spacing w:after="120" w:line="240" w:lineRule="auto"/>
+              <w:jc w:val="center"/>
               <w:rPr>
                 <w:rFonts w:ascii="Times New Roman" w:hAnsi="Times New Roman" w:cs="Times New Roman"/>
                 <w:b/>
@@ -7659,7 +7397,8 @@
           </w:tcPr>
           <w:p>
             <w:pPr>
-              <w:jc w:val="both"/>
+              <w:spacing w:after="120" w:line="240" w:lineRule="auto"/>
+              <w:jc w:val="center"/>
               <w:rPr>
                 <w:rFonts w:ascii="Times New Roman" w:hAnsi="Times New Roman" w:cs="Times New Roman"/>
                 <w:b/>
@@ -7690,7 +7429,8 @@
           </w:tcPr>
           <w:p>
             <w:pPr>
-              <w:jc w:val="both"/>
+              <w:spacing w:after="120" w:line="240" w:lineRule="auto"/>
+              <w:jc w:val="center"/>
               <w:rPr>
                 <w:rFonts w:ascii="Times New Roman" w:hAnsi="Times New Roman" w:cs="Times New Roman"/>
                 <w:b/>
@@ -7716,6 +7456,7 @@
       </w:tr>
       <w:tr>
         <w:trPr>
+          <w:trHeight w:val="511"/>
           <w:tblCellSpacing w:w="15" w:type="dxa"/>
         </w:trPr>
         <w:tc>
@@ -7726,9 +7467,12 @@
           </w:tcPr>
           <w:p>
             <w:pPr>
-              <w:jc w:val="both"/>
-              <w:rPr>
-                <w:rFonts w:ascii="Times New Roman" w:hAnsi="Times New Roman" w:cs="Times New Roman"/>
+              <w:spacing w:after="120" w:line="240" w:lineRule="auto"/>
+              <w:jc w:val="center"/>
+              <w:rPr>
+                <w:rFonts w:ascii="Times New Roman" w:hAnsi="Times New Roman" w:cs="Times New Roman"/>
+                <w:b/>
+                <w:bCs/>
                 <w:sz w:val="24"/>
                 <w:szCs w:val="24"/>
                 <w:lang w:val="en-IN"/>
@@ -7737,6 +7481,8 @@
             <w:r>
               <w:rPr>
                 <w:rFonts w:ascii="Times New Roman" w:hAnsi="Times New Roman" w:cs="Times New Roman"/>
+                <w:b/>
+                <w:bCs/>
                 <w:sz w:val="24"/>
                 <w:szCs w:val="24"/>
                 <w:lang w:val="en-IN"/>
@@ -7753,7 +7499,8 @@
           </w:tcPr>
           <w:p>
             <w:pPr>
-              <w:jc w:val="both"/>
+              <w:spacing w:after="120" w:line="240" w:lineRule="auto"/>
+              <w:jc w:val="center"/>
               <w:rPr>
                 <w:rFonts w:ascii="Times New Roman" w:hAnsi="Times New Roman" w:cs="Times New Roman"/>
                 <w:sz w:val="24"/>
@@ -7780,7 +7527,8 @@
           </w:tcPr>
           <w:p>
             <w:pPr>
-              <w:jc w:val="both"/>
+              <w:spacing w:after="120" w:line="240" w:lineRule="auto"/>
+              <w:jc w:val="center"/>
               <w:rPr>
                 <w:rFonts w:ascii="Times New Roman" w:hAnsi="Times New Roman" w:cs="Times New Roman"/>
                 <w:sz w:val="24"/>
@@ -7807,7 +7555,8 @@
           </w:tcPr>
           <w:p>
             <w:pPr>
-              <w:jc w:val="both"/>
+              <w:spacing w:after="120" w:line="240" w:lineRule="auto"/>
+              <w:jc w:val="center"/>
               <w:rPr>
                 <w:rFonts w:ascii="Times New Roman" w:hAnsi="Times New Roman" w:cs="Times New Roman"/>
                 <w:sz w:val="24"/>
@@ -7829,6 +7578,7 @@
       </w:tr>
       <w:tr>
         <w:trPr>
+          <w:trHeight w:val="511"/>
           <w:tblCellSpacing w:w="15" w:type="dxa"/>
         </w:trPr>
         <w:tc>
@@ -7839,9 +7589,12 @@
           </w:tcPr>
           <w:p>
             <w:pPr>
-              <w:jc w:val="both"/>
-              <w:rPr>
-                <w:rFonts w:ascii="Times New Roman" w:hAnsi="Times New Roman" w:cs="Times New Roman"/>
+              <w:spacing w:after="120" w:line="240" w:lineRule="auto"/>
+              <w:jc w:val="center"/>
+              <w:rPr>
+                <w:rFonts w:ascii="Times New Roman" w:hAnsi="Times New Roman" w:cs="Times New Roman"/>
+                <w:b/>
+                <w:bCs/>
                 <w:sz w:val="24"/>
                 <w:szCs w:val="24"/>
                 <w:lang w:val="en-IN"/>
@@ -7850,6 +7603,8 @@
             <w:r>
               <w:rPr>
                 <w:rFonts w:ascii="Times New Roman" w:hAnsi="Times New Roman" w:cs="Times New Roman"/>
+                <w:b/>
+                <w:bCs/>
                 <w:sz w:val="24"/>
                 <w:szCs w:val="24"/>
                 <w:lang w:val="en-IN"/>
@@ -7866,7 +7621,8 @@
           </w:tcPr>
           <w:p>
             <w:pPr>
-              <w:jc w:val="both"/>
+              <w:spacing w:after="120" w:line="240" w:lineRule="auto"/>
+              <w:jc w:val="center"/>
               <w:rPr>
                 <w:rFonts w:ascii="Times New Roman" w:hAnsi="Times New Roman" w:cs="Times New Roman"/>
                 <w:sz w:val="24"/>
@@ -7893,7 +7649,8 @@
           </w:tcPr>
           <w:p>
             <w:pPr>
-              <w:jc w:val="both"/>
+              <w:spacing w:after="120" w:line="240" w:lineRule="auto"/>
+              <w:jc w:val="center"/>
               <w:rPr>
                 <w:rFonts w:ascii="Times New Roman" w:hAnsi="Times New Roman" w:cs="Times New Roman"/>
                 <w:sz w:val="24"/>
@@ -7920,7 +7677,8 @@
           </w:tcPr>
           <w:p>
             <w:pPr>
-              <w:jc w:val="both"/>
+              <w:spacing w:after="120" w:line="240" w:lineRule="auto"/>
+              <w:jc w:val="center"/>
               <w:rPr>
                 <w:rFonts w:ascii="Times New Roman" w:hAnsi="Times New Roman" w:cs="Times New Roman"/>
                 <w:sz w:val="24"/>
@@ -7942,6 +7700,7 @@
       </w:tr>
       <w:tr>
         <w:trPr>
+          <w:trHeight w:val="511"/>
           <w:tblCellSpacing w:w="15" w:type="dxa"/>
         </w:trPr>
         <w:tc>
@@ -7952,9 +7711,12 @@
           </w:tcPr>
           <w:p>
             <w:pPr>
-              <w:jc w:val="both"/>
-              <w:rPr>
-                <w:rFonts w:ascii="Times New Roman" w:hAnsi="Times New Roman" w:cs="Times New Roman"/>
+              <w:spacing w:after="120" w:line="240" w:lineRule="auto"/>
+              <w:jc w:val="center"/>
+              <w:rPr>
+                <w:rFonts w:ascii="Times New Roman" w:hAnsi="Times New Roman" w:cs="Times New Roman"/>
+                <w:b/>
+                <w:bCs/>
                 <w:sz w:val="24"/>
                 <w:szCs w:val="24"/>
                 <w:lang w:val="en-IN"/>
@@ -7963,6 +7725,8 @@
             <w:r>
               <w:rPr>
                 <w:rFonts w:ascii="Times New Roman" w:hAnsi="Times New Roman" w:cs="Times New Roman"/>
+                <w:b/>
+                <w:bCs/>
                 <w:sz w:val="24"/>
                 <w:szCs w:val="24"/>
                 <w:lang w:val="en-IN"/>
@@ -7979,7 +7743,8 @@
           </w:tcPr>
           <w:p>
             <w:pPr>
-              <w:jc w:val="both"/>
+              <w:spacing w:after="120" w:line="240" w:lineRule="auto"/>
+              <w:jc w:val="center"/>
               <w:rPr>
                 <w:rFonts w:ascii="Times New Roman" w:hAnsi="Times New Roman" w:cs="Times New Roman"/>
                 <w:sz w:val="24"/>
@@ -8006,7 +7771,8 @@
           </w:tcPr>
           <w:p>
             <w:pPr>
-              <w:jc w:val="both"/>
+              <w:spacing w:after="120" w:line="240" w:lineRule="auto"/>
+              <w:jc w:val="center"/>
               <w:rPr>
                 <w:rFonts w:ascii="Times New Roman" w:hAnsi="Times New Roman" w:cs="Times New Roman"/>
                 <w:sz w:val="24"/>
@@ -8033,7 +7799,8 @@
           </w:tcPr>
           <w:p>
             <w:pPr>
-              <w:jc w:val="both"/>
+              <w:spacing w:after="120" w:line="240" w:lineRule="auto"/>
+              <w:jc w:val="center"/>
               <w:rPr>
                 <w:rFonts w:ascii="Times New Roman" w:hAnsi="Times New Roman" w:cs="Times New Roman"/>
                 <w:sz w:val="24"/>
@@ -8056,6 +7823,19 @@
     </w:tbl>
     <w:p>
       <w:pPr>
+        <w:spacing w:after="120" w:line="240" w:lineRule="auto"/>
+        <w:jc w:val="both"/>
+        <w:rPr>
+          <w:rFonts w:ascii="Times New Roman" w:hAnsi="Times New Roman" w:cs="Times New Roman"/>
+          <w:sz w:val="24"/>
+          <w:szCs w:val="24"/>
+          <w:lang w:val="en-IN"/>
+        </w:rPr>
+      </w:pPr>
+    </w:p>
+    <w:p>
+      <w:pPr>
+        <w:spacing w:after="120" w:line="240" w:lineRule="auto"/>
         <w:jc w:val="both"/>
         <w:rPr>
           <w:rFonts w:ascii="Times New Roman" w:hAnsi="Times New Roman" w:cs="Times New Roman"/>
@@ -8076,6 +7856,7 @@
     </w:p>
     <w:p>
       <w:pPr>
+        <w:spacing w:after="120" w:line="240" w:lineRule="auto"/>
         <w:jc w:val="both"/>
         <w:rPr>
           <w:rFonts w:ascii="Times New Roman" w:hAnsi="Times New Roman" w:cs="Times New Roman"/>
@@ -8091,21 +7872,8 @@
           <w:szCs w:val="24"/>
           <w:lang w:val="en-IN"/>
         </w:rPr>
-        <w:lastRenderedPageBreak/>
         <w:t xml:space="preserve">MAE measures average absolute prediction error, RMSE penalizes larger deviations more heavily, and R² measures the variation explained relative to a mean-based reference. </w:t>
       </w:r>
-    </w:p>
-    <w:p>
-      <w:pPr>
-        <w:rPr>
-          <w:rFonts w:ascii="Times New Roman" w:hAnsi="Times New Roman" w:cs="Times New Roman"/>
-          <w:b/>
-          <w:bCs/>
-          <w:sz w:val="24"/>
-          <w:szCs w:val="24"/>
-          <w:lang w:val="en-IN"/>
-        </w:rPr>
-      </w:pPr>
       <w:r>
         <w:rPr>
           <w:rFonts w:ascii="Times New Roman" w:hAnsi="Times New Roman" w:cs="Times New Roman"/>
@@ -8120,13 +7888,15 @@
     </w:p>
     <w:p>
       <w:pPr>
+        <w:spacing w:after="120" w:line="240" w:lineRule="auto"/>
         <w:jc w:val="both"/>
         <w:rPr>
           <w:rFonts w:ascii="Times New Roman" w:hAnsi="Times New Roman" w:cs="Times New Roman"/>
           <w:b/>
           <w:bCs/>
-          <w:sz w:val="24"/>
-          <w:szCs w:val="24"/>
+          <w:color w:val="1F497D" w:themeColor="text2"/>
+          <w:sz w:val="32"/>
+          <w:szCs w:val="32"/>
           <w:lang w:val="en-IN"/>
         </w:rPr>
       </w:pPr>
@@ -8135,8 +7905,9 @@
           <w:rFonts w:ascii="Times New Roman" w:hAnsi="Times New Roman" w:cs="Times New Roman"/>
           <w:b/>
           <w:bCs/>
-          <w:sz w:val="24"/>
-          <w:szCs w:val="24"/>
+          <w:color w:val="1F497D" w:themeColor="text2"/>
+          <w:sz w:val="32"/>
+          <w:szCs w:val="32"/>
           <w:lang w:val="en-IN"/>
         </w:rPr>
         <w:lastRenderedPageBreak/>
@@ -8145,6 +7916,7 @@
     </w:p>
     <w:p>
       <w:pPr>
+        <w:spacing w:after="120" w:line="240" w:lineRule="auto"/>
         <w:jc w:val="both"/>
         <w:rPr>
           <w:rFonts w:ascii="Times New Roman" w:hAnsi="Times New Roman" w:cs="Times New Roman"/>
@@ -8165,6 +7937,21 @@
     </w:p>
     <w:p>
       <w:pPr>
+        <w:spacing w:after="120" w:line="240" w:lineRule="auto"/>
+        <w:jc w:val="both"/>
+        <w:rPr>
+          <w:rFonts w:ascii="Times New Roman" w:hAnsi="Times New Roman" w:cs="Times New Roman"/>
+          <w:b/>
+          <w:bCs/>
+          <w:sz w:val="24"/>
+          <w:szCs w:val="24"/>
+          <w:lang w:val="en-IN"/>
+        </w:rPr>
+      </w:pPr>
+    </w:p>
+    <w:p>
+      <w:pPr>
+        <w:spacing w:after="120" w:line="240" w:lineRule="auto"/>
         <w:jc w:val="both"/>
         <w:rPr>
           <w:rFonts w:ascii="Times New Roman" w:hAnsi="Times New Roman" w:cs="Times New Roman"/>
@@ -8189,6 +7976,7 @@
     </w:p>
     <w:p>
       <w:pPr>
+        <w:spacing w:after="120" w:line="240" w:lineRule="auto"/>
         <w:jc w:val="both"/>
         <w:rPr>
           <w:rFonts w:ascii="Times New Roman" w:hAnsi="Times New Roman" w:cs="Times New Roman"/>
@@ -8209,6 +7997,21 @@
     </w:p>
     <w:p>
       <w:pPr>
+        <w:spacing w:after="120" w:line="240" w:lineRule="auto"/>
+        <w:jc w:val="both"/>
+        <w:rPr>
+          <w:rFonts w:ascii="Times New Roman" w:hAnsi="Times New Roman" w:cs="Times New Roman"/>
+          <w:b/>
+          <w:bCs/>
+          <w:sz w:val="24"/>
+          <w:szCs w:val="24"/>
+          <w:lang w:val="en-IN"/>
+        </w:rPr>
+      </w:pPr>
+    </w:p>
+    <w:p>
+      <w:pPr>
+        <w:spacing w:after="120" w:line="240" w:lineRule="auto"/>
         <w:jc w:val="both"/>
         <w:rPr>
           <w:rFonts w:ascii="Times New Roman" w:hAnsi="Times New Roman" w:cs="Times New Roman"/>
@@ -8233,6 +8036,7 @@
     </w:p>
     <w:p>
       <w:pPr>
+        <w:spacing w:after="120" w:line="240" w:lineRule="auto"/>
         <w:jc w:val="both"/>
         <w:rPr>
           <w:rFonts w:ascii="Times New Roman" w:hAnsi="Times New Roman" w:cs="Times New Roman"/>
@@ -8253,6 +8057,7 @@
     </w:p>
     <w:p>
       <w:pPr>
+        <w:spacing w:after="120" w:line="240" w:lineRule="auto"/>
         <w:jc w:val="both"/>
         <w:rPr>
           <w:rFonts w:ascii="Times New Roman" w:hAnsi="Times New Roman" w:cs="Times New Roman"/>
@@ -8270,13 +8075,14 @@
               <w:szCs w:val="24"/>
               <w:lang w:val="en-IN"/>
             </w:rPr>
-            <m:t xml:space="preserve">Residual=Actual CO₂-Predicted CO₂} </m:t>
+            <m:t xml:space="preserve">Residual=Actual CO₂-Predicted CO₂ </m:t>
           </m:r>
         </m:oMath>
       </m:oMathPara>
     </w:p>
     <w:p>
       <w:pPr>
+        <w:spacing w:after="120" w:line="240" w:lineRule="auto"/>
         <w:jc w:val="both"/>
         <w:rPr>
           <w:rFonts w:ascii="Times New Roman" w:hAnsi="Times New Roman" w:cs="Times New Roman"/>
@@ -8297,6 +8103,7 @@
     </w:p>
     <w:p>
       <w:pPr>
+        <w:spacing w:after="120" w:line="240" w:lineRule="auto"/>
         <w:jc w:val="both"/>
         <w:rPr>
           <w:rFonts w:ascii="Times New Roman" w:hAnsi="Times New Roman" w:cs="Times New Roman"/>
@@ -8317,6 +8124,21 @@
     </w:p>
     <w:p>
       <w:pPr>
+        <w:spacing w:after="120" w:line="240" w:lineRule="auto"/>
+        <w:jc w:val="both"/>
+        <w:rPr>
+          <w:rFonts w:ascii="Times New Roman" w:hAnsi="Times New Roman" w:cs="Times New Roman"/>
+          <w:b/>
+          <w:bCs/>
+          <w:sz w:val="24"/>
+          <w:szCs w:val="24"/>
+          <w:lang w:val="en-IN"/>
+        </w:rPr>
+      </w:pPr>
+    </w:p>
+    <w:p>
+      <w:pPr>
+        <w:spacing w:after="120" w:line="240" w:lineRule="auto"/>
         <w:jc w:val="both"/>
         <w:rPr>
           <w:rFonts w:ascii="Times New Roman" w:hAnsi="Times New Roman" w:cs="Times New Roman"/>
@@ -8379,6 +8201,7 @@
           </w:tcPr>
           <w:p>
             <w:pPr>
+              <w:spacing w:after="120" w:line="240" w:lineRule="auto"/>
               <w:jc w:val="both"/>
               <w:rPr>
                 <w:rFonts w:ascii="Times New Roman" w:hAnsi="Times New Roman" w:cs="Times New Roman"/>
@@ -8410,6 +8233,7 @@
           </w:tcPr>
           <w:p>
             <w:pPr>
+              <w:spacing w:after="120" w:line="240" w:lineRule="auto"/>
               <w:jc w:val="both"/>
               <w:rPr>
                 <w:rFonts w:ascii="Times New Roman" w:hAnsi="Times New Roman" w:cs="Times New Roman"/>
@@ -8441,6 +8265,7 @@
           </w:tcPr>
           <w:p>
             <w:pPr>
+              <w:spacing w:after="120" w:line="240" w:lineRule="auto"/>
               <w:jc w:val="both"/>
               <w:rPr>
                 <w:rFonts w:ascii="Times New Roman" w:hAnsi="Times New Roman" w:cs="Times New Roman"/>
@@ -8472,6 +8297,7 @@
           </w:tcPr>
           <w:p>
             <w:pPr>
+              <w:spacing w:after="120" w:line="240" w:lineRule="auto"/>
               <w:jc w:val="both"/>
               <w:rPr>
                 <w:rFonts w:ascii="Times New Roman" w:hAnsi="Times New Roman" w:cs="Times New Roman"/>
@@ -8503,6 +8329,7 @@
           </w:tcPr>
           <w:p>
             <w:pPr>
+              <w:spacing w:after="120" w:line="240" w:lineRule="auto"/>
               <w:jc w:val="both"/>
               <w:rPr>
                 <w:rFonts w:ascii="Times New Roman" w:hAnsi="Times New Roman" w:cs="Times New Roman"/>
@@ -8540,6 +8367,7 @@
           </w:tcPr>
           <w:p>
             <w:pPr>
+              <w:spacing w:after="120" w:line="240" w:lineRule="auto"/>
               <w:jc w:val="both"/>
               <w:rPr>
                 <w:rFonts w:ascii="Times New Roman" w:hAnsi="Times New Roman" w:cs="Times New Roman"/>
@@ -8571,6 +8399,7 @@
           </w:tcPr>
           <w:p>
             <w:pPr>
+              <w:spacing w:after="120" w:line="240" w:lineRule="auto"/>
               <w:jc w:val="both"/>
               <w:rPr>
                 <w:rFonts w:ascii="Times New Roman" w:hAnsi="Times New Roman" w:cs="Times New Roman"/>
@@ -8598,6 +8427,7 @@
           </w:tcPr>
           <w:p>
             <w:pPr>
+              <w:spacing w:after="120" w:line="240" w:lineRule="auto"/>
               <w:jc w:val="both"/>
               <w:rPr>
                 <w:rFonts w:ascii="Times New Roman" w:hAnsi="Times New Roman" w:cs="Times New Roman"/>
@@ -8625,6 +8455,7 @@
           </w:tcPr>
           <w:p>
             <w:pPr>
+              <w:spacing w:after="120" w:line="240" w:lineRule="auto"/>
               <w:jc w:val="both"/>
               <w:rPr>
                 <w:rFonts w:ascii="Times New Roman" w:hAnsi="Times New Roman" w:cs="Times New Roman"/>
@@ -8652,6 +8483,7 @@
           </w:tcPr>
           <w:p>
             <w:pPr>
+              <w:spacing w:after="120" w:line="240" w:lineRule="auto"/>
               <w:jc w:val="both"/>
               <w:rPr>
                 <w:rFonts w:ascii="Times New Roman" w:hAnsi="Times New Roman" w:cs="Times New Roman"/>
@@ -8685,6 +8517,7 @@
           </w:tcPr>
           <w:p>
             <w:pPr>
+              <w:spacing w:after="120" w:line="240" w:lineRule="auto"/>
               <w:jc w:val="both"/>
               <w:rPr>
                 <w:rFonts w:ascii="Times New Roman" w:hAnsi="Times New Roman" w:cs="Times New Roman"/>
@@ -8716,6 +8549,7 @@
           </w:tcPr>
           <w:p>
             <w:pPr>
+              <w:spacing w:after="120" w:line="240" w:lineRule="auto"/>
               <w:jc w:val="both"/>
               <w:rPr>
                 <w:rFonts w:ascii="Times New Roman" w:hAnsi="Times New Roman" w:cs="Times New Roman"/>
@@ -8743,6 +8577,7 @@
           </w:tcPr>
           <w:p>
             <w:pPr>
+              <w:spacing w:after="120" w:line="240" w:lineRule="auto"/>
               <w:jc w:val="both"/>
               <w:rPr>
                 <w:rFonts w:ascii="Times New Roman" w:hAnsi="Times New Roman" w:cs="Times New Roman"/>
@@ -8770,6 +8605,7 @@
           </w:tcPr>
           <w:p>
             <w:pPr>
+              <w:spacing w:after="120" w:line="240" w:lineRule="auto"/>
               <w:jc w:val="both"/>
               <w:rPr>
                 <w:rFonts w:ascii="Times New Roman" w:hAnsi="Times New Roman" w:cs="Times New Roman"/>
@@ -8797,6 +8633,7 @@
           </w:tcPr>
           <w:p>
             <w:pPr>
+              <w:spacing w:after="120" w:line="240" w:lineRule="auto"/>
               <w:jc w:val="both"/>
               <w:rPr>
                 <w:rFonts w:ascii="Times New Roman" w:hAnsi="Times New Roman" w:cs="Times New Roman"/>
@@ -8830,6 +8667,7 @@
           </w:tcPr>
           <w:p>
             <w:pPr>
+              <w:spacing w:after="120" w:line="240" w:lineRule="auto"/>
               <w:jc w:val="both"/>
               <w:rPr>
                 <w:rFonts w:ascii="Times New Roman" w:hAnsi="Times New Roman" w:cs="Times New Roman"/>
@@ -8861,6 +8699,7 @@
           </w:tcPr>
           <w:p>
             <w:pPr>
+              <w:spacing w:after="120" w:line="240" w:lineRule="auto"/>
               <w:jc w:val="both"/>
               <w:rPr>
                 <w:rFonts w:ascii="Times New Roman" w:hAnsi="Times New Roman" w:cs="Times New Roman"/>
@@ -8888,6 +8727,7 @@
           </w:tcPr>
           <w:p>
             <w:pPr>
+              <w:spacing w:after="120" w:line="240" w:lineRule="auto"/>
               <w:jc w:val="both"/>
               <w:rPr>
                 <w:rFonts w:ascii="Times New Roman" w:hAnsi="Times New Roman" w:cs="Times New Roman"/>
@@ -8915,6 +8755,7 @@
           </w:tcPr>
           <w:p>
             <w:pPr>
+              <w:spacing w:after="120" w:line="240" w:lineRule="auto"/>
               <w:jc w:val="both"/>
               <w:rPr>
                 <w:rFonts w:ascii="Times New Roman" w:hAnsi="Times New Roman" w:cs="Times New Roman"/>
@@ -8942,6 +8783,7 @@
           </w:tcPr>
           <w:p>
             <w:pPr>
+              <w:spacing w:after="120" w:line="240" w:lineRule="auto"/>
               <w:jc w:val="both"/>
               <w:rPr>
                 <w:rFonts w:ascii="Times New Roman" w:hAnsi="Times New Roman" w:cs="Times New Roman"/>
@@ -8975,6 +8817,7 @@
           </w:tcPr>
           <w:p>
             <w:pPr>
+              <w:spacing w:after="120" w:line="240" w:lineRule="auto"/>
               <w:jc w:val="both"/>
               <w:rPr>
                 <w:rFonts w:ascii="Times New Roman" w:hAnsi="Times New Roman" w:cs="Times New Roman"/>
@@ -9006,6 +8849,7 @@
           </w:tcPr>
           <w:p>
             <w:pPr>
+              <w:spacing w:after="120" w:line="240" w:lineRule="auto"/>
               <w:jc w:val="both"/>
               <w:rPr>
                 <w:rFonts w:ascii="Times New Roman" w:hAnsi="Times New Roman" w:cs="Times New Roman"/>
@@ -9033,6 +8877,7 @@
           </w:tcPr>
           <w:p>
             <w:pPr>
+              <w:spacing w:after="120" w:line="240" w:lineRule="auto"/>
               <w:jc w:val="both"/>
               <w:rPr>
                 <w:rFonts w:ascii="Times New Roman" w:hAnsi="Times New Roman" w:cs="Times New Roman"/>
@@ -9060,6 +8905,7 @@
           </w:tcPr>
           <w:p>
             <w:pPr>
+              <w:spacing w:after="120" w:line="240" w:lineRule="auto"/>
               <w:jc w:val="both"/>
               <w:rPr>
                 <w:rFonts w:ascii="Times New Roman" w:hAnsi="Times New Roman" w:cs="Times New Roman"/>
@@ -9087,6 +8933,7 @@
           </w:tcPr>
           <w:p>
             <w:pPr>
+              <w:spacing w:after="120" w:line="240" w:lineRule="auto"/>
               <w:jc w:val="both"/>
               <w:rPr>
                 <w:rFonts w:ascii="Times New Roman" w:hAnsi="Times New Roman" w:cs="Times New Roman"/>
@@ -9120,6 +8967,7 @@
           </w:tcPr>
           <w:p>
             <w:pPr>
+              <w:spacing w:after="120" w:line="240" w:lineRule="auto"/>
               <w:jc w:val="both"/>
               <w:rPr>
                 <w:rFonts w:ascii="Times New Roman" w:hAnsi="Times New Roman" w:cs="Times New Roman"/>
@@ -9151,6 +8999,7 @@
           </w:tcPr>
           <w:p>
             <w:pPr>
+              <w:spacing w:after="120" w:line="240" w:lineRule="auto"/>
               <w:jc w:val="both"/>
               <w:rPr>
                 <w:rFonts w:ascii="Times New Roman" w:hAnsi="Times New Roman" w:cs="Times New Roman"/>
@@ -9178,6 +9027,7 @@
           </w:tcPr>
           <w:p>
             <w:pPr>
+              <w:spacing w:after="120" w:line="240" w:lineRule="auto"/>
               <w:jc w:val="both"/>
               <w:rPr>
                 <w:rFonts w:ascii="Times New Roman" w:hAnsi="Times New Roman" w:cs="Times New Roman"/>
@@ -9205,6 +9055,7 @@
           </w:tcPr>
           <w:p>
             <w:pPr>
+              <w:spacing w:after="120" w:line="240" w:lineRule="auto"/>
               <w:jc w:val="both"/>
               <w:rPr>
                 <w:rFonts w:ascii="Times New Roman" w:hAnsi="Times New Roman" w:cs="Times New Roman"/>
@@ -9232,6 +9083,7 @@
           </w:tcPr>
           <w:p>
             <w:pPr>
+              <w:spacing w:after="120" w:line="240" w:lineRule="auto"/>
               <w:jc w:val="both"/>
               <w:rPr>
                 <w:rFonts w:ascii="Times New Roman" w:hAnsi="Times New Roman" w:cs="Times New Roman"/>
@@ -9255,6 +9107,19 @@
     </w:tbl>
     <w:p>
       <w:pPr>
+        <w:spacing w:after="120" w:line="240" w:lineRule="auto"/>
+        <w:jc w:val="both"/>
+        <w:rPr>
+          <w:rFonts w:ascii="Times New Roman" w:hAnsi="Times New Roman" w:cs="Times New Roman"/>
+          <w:sz w:val="24"/>
+          <w:szCs w:val="24"/>
+          <w:lang w:val="en-IN"/>
+        </w:rPr>
+      </w:pPr>
+    </w:p>
+    <w:p>
+      <w:pPr>
+        <w:spacing w:after="120" w:line="240" w:lineRule="auto"/>
         <w:jc w:val="both"/>
         <w:rPr>
           <w:rFonts w:ascii="Times New Roman" w:hAnsi="Times New Roman" w:cs="Times New Roman"/>
@@ -9275,6 +9140,21 @@
     </w:p>
     <w:p>
       <w:pPr>
+        <w:spacing w:after="120" w:line="240" w:lineRule="auto"/>
+        <w:jc w:val="both"/>
+        <w:rPr>
+          <w:rFonts w:ascii="Times New Roman" w:hAnsi="Times New Roman" w:cs="Times New Roman"/>
+          <w:b/>
+          <w:bCs/>
+          <w:sz w:val="24"/>
+          <w:szCs w:val="24"/>
+          <w:lang w:val="en-IN"/>
+        </w:rPr>
+      </w:pPr>
+    </w:p>
+    <w:p>
+      <w:pPr>
+        <w:spacing w:after="120" w:line="240" w:lineRule="auto"/>
         <w:jc w:val="both"/>
         <w:rPr>
           <w:rFonts w:ascii="Times New Roman" w:hAnsi="Times New Roman" w:cs="Times New Roman"/>
@@ -9299,6 +9179,7 @@
     </w:p>
     <w:p>
       <w:pPr>
+        <w:spacing w:after="120" w:line="240" w:lineRule="auto"/>
         <w:jc w:val="both"/>
         <w:rPr>
           <w:rFonts w:ascii="Times New Roman" w:hAnsi="Times New Roman" w:cs="Times New Roman"/>
@@ -9346,6 +9227,7 @@
       <w:tr>
         <w:trPr>
           <w:trHeight w:val="485"/>
+          <w:tblHeader/>
           <w:tblCellSpacing w:w="15" w:type="dxa"/>
         </w:trPr>
         <w:tc>
@@ -9356,6 +9238,7 @@
           </w:tcPr>
           <w:p>
             <w:pPr>
+              <w:spacing w:after="120" w:line="240" w:lineRule="auto"/>
               <w:jc w:val="both"/>
               <w:rPr>
                 <w:rFonts w:ascii="Times New Roman" w:hAnsi="Times New Roman" w:cs="Times New Roman"/>
@@ -9387,6 +9270,7 @@
           </w:tcPr>
           <w:p>
             <w:pPr>
+              <w:spacing w:after="120" w:line="240" w:lineRule="auto"/>
               <w:jc w:val="both"/>
               <w:rPr>
                 <w:rFonts w:ascii="Times New Roman" w:hAnsi="Times New Roman" w:cs="Times New Roman"/>
@@ -9418,6 +9302,7 @@
           </w:tcPr>
           <w:p>
             <w:pPr>
+              <w:spacing w:after="120" w:line="240" w:lineRule="auto"/>
               <w:jc w:val="both"/>
               <w:rPr>
                 <w:rFonts w:ascii="Times New Roman" w:hAnsi="Times New Roman" w:cs="Times New Roman"/>
@@ -9449,6 +9334,7 @@
           </w:tcPr>
           <w:p>
             <w:pPr>
+              <w:spacing w:after="120" w:line="240" w:lineRule="auto"/>
               <w:jc w:val="both"/>
               <w:rPr>
                 <w:rFonts w:ascii="Times New Roman" w:hAnsi="Times New Roman" w:cs="Times New Roman"/>
@@ -9476,6 +9362,7 @@
       <w:tr>
         <w:trPr>
           <w:trHeight w:val="473"/>
+          <w:tblHeader/>
           <w:tblCellSpacing w:w="15" w:type="dxa"/>
         </w:trPr>
         <w:tc>
@@ -9486,6 +9373,7 @@
           </w:tcPr>
           <w:p>
             <w:pPr>
+              <w:spacing w:after="120" w:line="240" w:lineRule="auto"/>
               <w:jc w:val="both"/>
               <w:rPr>
                 <w:rFonts w:ascii="Times New Roman" w:hAnsi="Times New Roman" w:cs="Times New Roman"/>
@@ -9517,6 +9405,7 @@
           </w:tcPr>
           <w:p>
             <w:pPr>
+              <w:spacing w:after="120" w:line="240" w:lineRule="auto"/>
               <w:jc w:val="both"/>
               <w:rPr>
                 <w:rFonts w:ascii="Times New Roman" w:hAnsi="Times New Roman" w:cs="Times New Roman"/>
@@ -9544,6 +9433,7 @@
           </w:tcPr>
           <w:p>
             <w:pPr>
+              <w:spacing w:after="120" w:line="240" w:lineRule="auto"/>
               <w:jc w:val="both"/>
               <w:rPr>
                 <w:rFonts w:ascii="Times New Roman" w:hAnsi="Times New Roman" w:cs="Times New Roman"/>
@@ -9571,6 +9461,7 @@
           </w:tcPr>
           <w:p>
             <w:pPr>
+              <w:spacing w:after="120" w:line="240" w:lineRule="auto"/>
               <w:jc w:val="both"/>
               <w:rPr>
                 <w:rFonts w:ascii="Times New Roman" w:hAnsi="Times New Roman" w:cs="Times New Roman"/>
@@ -9594,6 +9485,7 @@
       <w:tr>
         <w:trPr>
           <w:trHeight w:val="485"/>
+          <w:tblHeader/>
           <w:tblCellSpacing w:w="15" w:type="dxa"/>
         </w:trPr>
         <w:tc>
@@ -9604,6 +9496,7 @@
           </w:tcPr>
           <w:p>
             <w:pPr>
+              <w:spacing w:after="120" w:line="240" w:lineRule="auto"/>
               <w:jc w:val="both"/>
               <w:rPr>
                 <w:rFonts w:ascii="Times New Roman" w:hAnsi="Times New Roman" w:cs="Times New Roman"/>
@@ -9636,6 +9529,7 @@
           </w:tcPr>
           <w:p>
             <w:pPr>
+              <w:spacing w:after="120" w:line="240" w:lineRule="auto"/>
               <w:jc w:val="both"/>
               <w:rPr>
                 <w:rFonts w:ascii="Times New Roman" w:hAnsi="Times New Roman" w:cs="Times New Roman"/>
@@ -9663,6 +9557,7 @@
           </w:tcPr>
           <w:p>
             <w:pPr>
+              <w:spacing w:after="120" w:line="240" w:lineRule="auto"/>
               <w:jc w:val="both"/>
               <w:rPr>
                 <w:rFonts w:ascii="Times New Roman" w:hAnsi="Times New Roman" w:cs="Times New Roman"/>
@@ -9690,6 +9585,7 @@
           </w:tcPr>
           <w:p>
             <w:pPr>
+              <w:spacing w:after="120" w:line="240" w:lineRule="auto"/>
               <w:jc w:val="both"/>
               <w:rPr>
                 <w:rFonts w:ascii="Times New Roman" w:hAnsi="Times New Roman" w:cs="Times New Roman"/>
@@ -9713,6 +9609,7 @@
       <w:tr>
         <w:trPr>
           <w:trHeight w:val="473"/>
+          <w:tblHeader/>
           <w:tblCellSpacing w:w="15" w:type="dxa"/>
         </w:trPr>
         <w:tc>
@@ -9723,6 +9620,7 @@
           </w:tcPr>
           <w:p>
             <w:pPr>
+              <w:spacing w:after="120" w:line="240" w:lineRule="auto"/>
               <w:jc w:val="both"/>
               <w:rPr>
                 <w:rFonts w:ascii="Times New Roman" w:hAnsi="Times New Roman" w:cs="Times New Roman"/>
@@ -9754,6 +9652,7 @@
           </w:tcPr>
           <w:p>
             <w:pPr>
+              <w:spacing w:after="120" w:line="240" w:lineRule="auto"/>
               <w:jc w:val="both"/>
               <w:rPr>
                 <w:rFonts w:ascii="Times New Roman" w:hAnsi="Times New Roman" w:cs="Times New Roman"/>
@@ -9781,6 +9680,7 @@
           </w:tcPr>
           <w:p>
             <w:pPr>
+              <w:spacing w:after="120" w:line="240" w:lineRule="auto"/>
               <w:jc w:val="both"/>
               <w:rPr>
                 <w:rFonts w:ascii="Times New Roman" w:hAnsi="Times New Roman" w:cs="Times New Roman"/>
@@ -9808,6 +9708,7 @@
           </w:tcPr>
           <w:p>
             <w:pPr>
+              <w:spacing w:after="120" w:line="240" w:lineRule="auto"/>
               <w:jc w:val="both"/>
               <w:rPr>
                 <w:rFonts w:ascii="Times New Roman" w:hAnsi="Times New Roman" w:cs="Times New Roman"/>
@@ -9831,6 +9732,7 @@
       <w:tr>
         <w:trPr>
           <w:trHeight w:val="473"/>
+          <w:tblHeader/>
           <w:tblCellSpacing w:w="15" w:type="dxa"/>
         </w:trPr>
         <w:tc>
@@ -9841,6 +9743,7 @@
           </w:tcPr>
           <w:p>
             <w:pPr>
+              <w:spacing w:after="120" w:line="240" w:lineRule="auto"/>
               <w:jc w:val="both"/>
               <w:rPr>
                 <w:rFonts w:ascii="Times New Roman" w:hAnsi="Times New Roman" w:cs="Times New Roman"/>
@@ -9872,6 +9775,7 @@
           </w:tcPr>
           <w:p>
             <w:pPr>
+              <w:spacing w:after="120" w:line="240" w:lineRule="auto"/>
               <w:jc w:val="both"/>
               <w:rPr>
                 <w:rFonts w:ascii="Times New Roman" w:hAnsi="Times New Roman" w:cs="Times New Roman"/>
@@ -9899,6 +9803,7 @@
           </w:tcPr>
           <w:p>
             <w:pPr>
+              <w:spacing w:after="120" w:line="240" w:lineRule="auto"/>
               <w:jc w:val="both"/>
               <w:rPr>
                 <w:rFonts w:ascii="Times New Roman" w:hAnsi="Times New Roman" w:cs="Times New Roman"/>
@@ -9926,6 +9831,7 @@
           </w:tcPr>
           <w:p>
             <w:pPr>
+              <w:spacing w:after="120" w:line="240" w:lineRule="auto"/>
               <w:jc w:val="both"/>
               <w:rPr>
                 <w:rFonts w:ascii="Times New Roman" w:hAnsi="Times New Roman" w:cs="Times New Roman"/>
@@ -9949,6 +9855,7 @@
       <w:tr>
         <w:trPr>
           <w:trHeight w:val="485"/>
+          <w:tblHeader/>
           <w:tblCellSpacing w:w="15" w:type="dxa"/>
         </w:trPr>
         <w:tc>
@@ -9959,6 +9866,7 @@
           </w:tcPr>
           <w:p>
             <w:pPr>
+              <w:spacing w:after="120" w:line="240" w:lineRule="auto"/>
               <w:jc w:val="both"/>
               <w:rPr>
                 <w:rFonts w:ascii="Times New Roman" w:hAnsi="Times New Roman" w:cs="Times New Roman"/>
@@ -9990,6 +9898,7 @@
           </w:tcPr>
           <w:p>
             <w:pPr>
+              <w:spacing w:after="120" w:line="240" w:lineRule="auto"/>
               <w:jc w:val="both"/>
               <w:rPr>
                 <w:rFonts w:ascii="Times New Roman" w:hAnsi="Times New Roman" w:cs="Times New Roman"/>
@@ -10017,6 +9926,7 @@
           </w:tcPr>
           <w:p>
             <w:pPr>
+              <w:spacing w:after="120" w:line="240" w:lineRule="auto"/>
               <w:jc w:val="both"/>
               <w:rPr>
                 <w:rFonts w:ascii="Times New Roman" w:hAnsi="Times New Roman" w:cs="Times New Roman"/>
@@ -10044,6 +9954,7 @@
           </w:tcPr>
           <w:p>
             <w:pPr>
+              <w:spacing w:after="120" w:line="240" w:lineRule="auto"/>
               <w:jc w:val="both"/>
               <w:rPr>
                 <w:rFonts w:ascii="Times New Roman" w:hAnsi="Times New Roman" w:cs="Times New Roman"/>
@@ -10067,6 +9978,7 @@
     </w:tbl>
     <w:p>
       <w:pPr>
+        <w:spacing w:after="120" w:line="240" w:lineRule="auto"/>
         <w:jc w:val="both"/>
         <w:rPr>
           <w:rFonts w:ascii="Times New Roman" w:hAnsi="Times New Roman" w:cs="Times New Roman"/>
@@ -10087,6 +9999,7 @@
     </w:p>
     <w:p>
       <w:pPr>
+        <w:spacing w:after="120" w:line="240" w:lineRule="auto"/>
         <w:rPr>
           <w:rFonts w:ascii="Times New Roman" w:hAnsi="Times New Roman" w:cs="Times New Roman"/>
           <w:b/>
@@ -10110,13 +10023,15 @@
     </w:p>
     <w:p>
       <w:pPr>
+        <w:spacing w:after="120" w:line="240" w:lineRule="auto"/>
         <w:jc w:val="both"/>
         <w:rPr>
           <w:rFonts w:ascii="Times New Roman" w:hAnsi="Times New Roman" w:cs="Times New Roman"/>
           <w:b/>
           <w:bCs/>
-          <w:sz w:val="24"/>
-          <w:szCs w:val="24"/>
+          <w:color w:val="1F497D" w:themeColor="text2"/>
+          <w:sz w:val="32"/>
+          <w:szCs w:val="32"/>
           <w:lang w:val="en-IN"/>
         </w:rPr>
       </w:pPr>
@@ -10125,8 +10040,9 @@
           <w:rFonts w:ascii="Times New Roman" w:hAnsi="Times New Roman" w:cs="Times New Roman"/>
           <w:b/>
           <w:bCs/>
-          <w:sz w:val="24"/>
-          <w:szCs w:val="24"/>
+          <w:color w:val="1F497D" w:themeColor="text2"/>
+          <w:sz w:val="32"/>
+          <w:szCs w:val="32"/>
           <w:lang w:val="en-IN"/>
         </w:rPr>
         <w:lastRenderedPageBreak/>
@@ -10135,6 +10051,7 @@
     </w:p>
     <w:p>
       <w:pPr>
+        <w:spacing w:after="120" w:line="240" w:lineRule="auto"/>
         <w:jc w:val="both"/>
         <w:rPr>
           <w:rFonts w:ascii="Times New Roman" w:hAnsi="Times New Roman" w:cs="Times New Roman"/>
@@ -10155,9 +10072,12 @@
     </w:p>
     <w:p>
       <w:pPr>
+        <w:spacing w:after="120" w:line="240" w:lineRule="auto"/>
         <w:jc w:val="both"/>
         <w:rPr>
           <w:rFonts w:ascii="Times New Roman" w:hAnsi="Times New Roman" w:cs="Times New Roman"/>
+          <w:b/>
+          <w:bCs/>
           <w:sz w:val="24"/>
           <w:szCs w:val="24"/>
           <w:lang w:val="en-IN"/>
@@ -10166,6 +10086,8 @@
       <w:r>
         <w:rPr>
           <w:rFonts w:ascii="Times New Roman" w:hAnsi="Times New Roman" w:cs="Times New Roman"/>
+          <w:b/>
+          <w:bCs/>
           <w:sz w:val="24"/>
           <w:szCs w:val="24"/>
           <w:lang w:val="en-IN"/>
@@ -10175,6 +10097,7 @@
     </w:p>
     <w:p>
       <w:pPr>
+        <w:spacing w:after="120" w:line="240" w:lineRule="auto"/>
         <w:jc w:val="both"/>
         <w:rPr>
           <w:rFonts w:ascii="Times New Roman" w:hAnsi="Times New Roman" w:cs="Times New Roman"/>
@@ -10195,6 +10118,7 @@
     </w:p>
     <w:p>
       <w:pPr>
+        <w:spacing w:after="120" w:line="240" w:lineRule="auto"/>
         <w:jc w:val="both"/>
         <w:rPr>
           <w:rFonts w:ascii="Times New Roman" w:hAnsi="Times New Roman" w:cs="Times New Roman"/>
@@ -10215,6 +10139,12 @@
     </w:p>
     <w:p>
       <w:pPr>
+        <w:pStyle w:val="ListParagraph"/>
+        <w:numPr>
+          <w:ilvl w:val="0"/>
+          <w:numId w:val="35"/>
+        </w:numPr>
+        <w:spacing w:after="120" w:line="240" w:lineRule="auto"/>
         <w:jc w:val="both"/>
         <w:rPr>
           <w:rFonts w:ascii="Times New Roman" w:hAnsi="Times New Roman" w:cs="Times New Roman"/>
@@ -10230,11 +10160,17 @@
           <w:szCs w:val="24"/>
           <w:lang w:val="en-IN"/>
         </w:rPr>
-        <w:t xml:space="preserve">      X = 13 selected predictive features</w:t>
+        <w:t>X = 13 selected predictive features</w:t>
       </w:r>
     </w:p>
     <w:p>
       <w:pPr>
+        <w:pStyle w:val="ListParagraph"/>
+        <w:numPr>
+          <w:ilvl w:val="0"/>
+          <w:numId w:val="35"/>
+        </w:numPr>
+        <w:spacing w:after="120" w:line="240" w:lineRule="auto"/>
         <w:jc w:val="both"/>
         <w:rPr>
           <w:rFonts w:ascii="Times New Roman" w:hAnsi="Times New Roman" w:cs="Times New Roman"/>
@@ -10250,11 +10186,12 @@
           <w:szCs w:val="24"/>
           <w:lang w:val="en-IN"/>
         </w:rPr>
-        <w:t xml:space="preserve">      y = annual CO₂ emissions</w:t>
+        <w:t>y = annual CO₂ emissions</w:t>
       </w:r>
     </w:p>
     <w:p>
       <w:pPr>
+        <w:spacing w:after="120" w:line="240" w:lineRule="auto"/>
         <w:jc w:val="both"/>
         <w:rPr>
           <w:rFonts w:ascii="Times New Roman" w:hAnsi="Times New Roman" w:cs="Times New Roman"/>
@@ -10275,6 +10212,12 @@
     </w:p>
     <w:p>
       <w:pPr>
+        <w:pStyle w:val="ListParagraph"/>
+        <w:numPr>
+          <w:ilvl w:val="0"/>
+          <w:numId w:val="34"/>
+        </w:numPr>
+        <w:spacing w:after="120" w:line="240" w:lineRule="auto"/>
         <w:jc w:val="both"/>
         <w:rPr>
           <w:rFonts w:ascii="Times New Roman" w:hAnsi="Times New Roman" w:cs="Times New Roman"/>
@@ -10290,11 +10233,17 @@
           <w:szCs w:val="24"/>
           <w:lang w:val="en-IN"/>
         </w:rPr>
-        <w:t xml:space="preserve">      Training = 70%</w:t>
+        <w:t>Training = 70%</w:t>
       </w:r>
     </w:p>
     <w:p>
       <w:pPr>
+        <w:pStyle w:val="ListParagraph"/>
+        <w:numPr>
+          <w:ilvl w:val="0"/>
+          <w:numId w:val="34"/>
+        </w:numPr>
+        <w:spacing w:after="120" w:line="240" w:lineRule="auto"/>
         <w:jc w:val="both"/>
         <w:rPr>
           <w:rFonts w:ascii="Times New Roman" w:hAnsi="Times New Roman" w:cs="Times New Roman"/>
@@ -10310,11 +10259,17 @@
           <w:szCs w:val="24"/>
           <w:lang w:val="en-IN"/>
         </w:rPr>
-        <w:t xml:space="preserve">      Validation = 15%</w:t>
+        <w:t>Validation = 15%</w:t>
       </w:r>
     </w:p>
     <w:p>
       <w:pPr>
+        <w:pStyle w:val="ListParagraph"/>
+        <w:numPr>
+          <w:ilvl w:val="0"/>
+          <w:numId w:val="34"/>
+        </w:numPr>
+        <w:spacing w:after="120" w:line="240" w:lineRule="auto"/>
         <w:jc w:val="both"/>
         <w:rPr>
           <w:rFonts w:ascii="Times New Roman" w:hAnsi="Times New Roman" w:cs="Times New Roman"/>
@@ -10330,11 +10285,17 @@
           <w:szCs w:val="24"/>
           <w:lang w:val="en-IN"/>
         </w:rPr>
-        <w:t xml:space="preserve">      Testing = 15%</w:t>
+        <w:t>Testing = 15%</w:t>
       </w:r>
     </w:p>
     <w:p>
       <w:pPr>
+        <w:pStyle w:val="ListParagraph"/>
+        <w:numPr>
+          <w:ilvl w:val="0"/>
+          <w:numId w:val="34"/>
+        </w:numPr>
+        <w:spacing w:after="120" w:line="240" w:lineRule="auto"/>
         <w:jc w:val="both"/>
         <w:rPr>
           <w:rFonts w:ascii="Times New Roman" w:hAnsi="Times New Roman" w:cs="Times New Roman"/>
@@ -10350,11 +10311,12 @@
           <w:szCs w:val="24"/>
           <w:lang w:val="en-IN"/>
         </w:rPr>
-        <w:t xml:space="preserve">      Random state = 42</w:t>
+        <w:t>Random state = 42</w:t>
       </w:r>
     </w:p>
     <w:p>
       <w:pPr>
+        <w:spacing w:after="120" w:line="240" w:lineRule="auto"/>
         <w:jc w:val="both"/>
         <w:rPr>
           <w:rFonts w:ascii="Times New Roman" w:hAnsi="Times New Roman" w:cs="Times New Roman"/>
@@ -10375,6 +10337,12 @@
     </w:p>
     <w:p>
       <w:pPr>
+        <w:pStyle w:val="ListParagraph"/>
+        <w:numPr>
+          <w:ilvl w:val="0"/>
+          <w:numId w:val="33"/>
+        </w:numPr>
+        <w:spacing w:after="120" w:line="240" w:lineRule="auto"/>
         <w:jc w:val="both"/>
         <w:rPr>
           <w:rFonts w:ascii="Times New Roman" w:hAnsi="Times New Roman" w:cs="Times New Roman"/>
@@ -10390,7 +10358,7 @@
           <w:szCs w:val="24"/>
           <w:lang w:val="en-IN"/>
         </w:rPr>
-        <w:t xml:space="preserve">      Linear Regression with </w:t>
+        <w:t xml:space="preserve">Linear Regression with </w:t>
       </w:r>
       <w:proofErr w:type="spellStart"/>
       <w:r>
@@ -10406,6 +10374,12 @@
     </w:p>
     <w:p>
       <w:pPr>
+        <w:pStyle w:val="ListParagraph"/>
+        <w:numPr>
+          <w:ilvl w:val="0"/>
+          <w:numId w:val="33"/>
+        </w:numPr>
+        <w:spacing w:after="120" w:line="240" w:lineRule="auto"/>
         <w:jc w:val="both"/>
         <w:rPr>
           <w:rFonts w:ascii="Times New Roman" w:hAnsi="Times New Roman" w:cs="Times New Roman"/>
@@ -10421,11 +10395,17 @@
           <w:szCs w:val="24"/>
           <w:lang w:val="en-IN"/>
         </w:rPr>
-        <w:t xml:space="preserve">      Random Forest with 300 estimators</w:t>
+        <w:t>Random Forest with 300 estimators</w:t>
       </w:r>
     </w:p>
     <w:p>
       <w:pPr>
+        <w:pStyle w:val="ListParagraph"/>
+        <w:numPr>
+          <w:ilvl w:val="0"/>
+          <w:numId w:val="33"/>
+        </w:numPr>
+        <w:spacing w:after="120" w:line="240" w:lineRule="auto"/>
         <w:jc w:val="both"/>
         <w:rPr>
           <w:rFonts w:ascii="Times New Roman" w:hAnsi="Times New Roman" w:cs="Times New Roman"/>
@@ -10441,11 +10421,17 @@
           <w:szCs w:val="24"/>
           <w:lang w:val="en-IN"/>
         </w:rPr>
-        <w:t xml:space="preserve">      Gradient Boosting with 200 estimators,</w:t>
+        <w:t>Gradient Boosting with 200 estimators,</w:t>
       </w:r>
     </w:p>
     <w:p>
       <w:pPr>
+        <w:pStyle w:val="ListParagraph"/>
+        <w:numPr>
+          <w:ilvl w:val="0"/>
+          <w:numId w:val="33"/>
+        </w:numPr>
+        <w:spacing w:after="120" w:line="240" w:lineRule="auto"/>
         <w:jc w:val="both"/>
         <w:rPr>
           <w:rFonts w:ascii="Times New Roman" w:hAnsi="Times New Roman" w:cs="Times New Roman"/>
@@ -10461,11 +10447,12 @@
           <w:szCs w:val="24"/>
           <w:lang w:val="en-IN"/>
         </w:rPr>
-        <w:t xml:space="preserve">      learning rate 0.05 and maximum depth 3</w:t>
+        <w:t>learning rate 0.05 and maximum depth 3</w:t>
       </w:r>
     </w:p>
     <w:p>
       <w:pPr>
+        <w:spacing w:after="120" w:line="240" w:lineRule="auto"/>
         <w:jc w:val="both"/>
         <w:rPr>
           <w:rFonts w:ascii="Times New Roman" w:hAnsi="Times New Roman" w:cs="Times New Roman"/>
@@ -10491,6 +10478,7 @@
           <w:ilvl w:val="0"/>
           <w:numId w:val="32"/>
         </w:numPr>
+        <w:spacing w:after="120" w:line="240" w:lineRule="auto"/>
         <w:jc w:val="both"/>
         <w:rPr>
           <w:rFonts w:ascii="Times New Roman" w:hAnsi="Times New Roman" w:cs="Times New Roman"/>
@@ -10516,6 +10504,7 @@
           <w:ilvl w:val="0"/>
           <w:numId w:val="32"/>
         </w:numPr>
+        <w:spacing w:after="120" w:line="240" w:lineRule="auto"/>
         <w:jc w:val="both"/>
         <w:rPr>
           <w:rFonts w:ascii="Times New Roman" w:hAnsi="Times New Roman" w:cs="Times New Roman"/>
@@ -10541,6 +10530,7 @@
           <w:ilvl w:val="0"/>
           <w:numId w:val="32"/>
         </w:numPr>
+        <w:spacing w:after="120" w:line="240" w:lineRule="auto"/>
         <w:jc w:val="both"/>
         <w:rPr>
           <w:rFonts w:ascii="Times New Roman" w:hAnsi="Times New Roman" w:cs="Times New Roman"/>
@@ -10566,6 +10556,7 @@
           <w:ilvl w:val="0"/>
           <w:numId w:val="32"/>
         </w:numPr>
+        <w:spacing w:after="120" w:line="240" w:lineRule="auto"/>
         <w:jc w:val="both"/>
         <w:rPr>
           <w:rFonts w:ascii="Times New Roman" w:hAnsi="Times New Roman" w:cs="Times New Roman"/>
@@ -10591,6 +10582,7 @@
           <w:ilvl w:val="0"/>
           <w:numId w:val="32"/>
         </w:numPr>
+        <w:spacing w:after="120" w:line="240" w:lineRule="auto"/>
         <w:jc w:val="both"/>
         <w:rPr>
           <w:rFonts w:ascii="Times New Roman" w:hAnsi="Times New Roman" w:cs="Times New Roman"/>
@@ -10611,6 +10603,7 @@
     </w:p>
     <w:p>
       <w:pPr>
+        <w:spacing w:after="120" w:line="240" w:lineRule="auto"/>
         <w:jc w:val="both"/>
         <w:rPr>
           <w:rFonts w:ascii="Times New Roman" w:hAnsi="Times New Roman" w:cs="Times New Roman"/>
@@ -10631,6 +10624,7 @@
     </w:p>
     <w:p>
       <w:pPr>
+        <w:spacing w:after="120" w:line="240" w:lineRule="auto"/>
         <w:jc w:val="both"/>
         <w:rPr>
           <w:rFonts w:ascii="Times New Roman" w:hAnsi="Times New Roman" w:cs="Times New Roman"/>
@@ -10651,6 +10645,7 @@
     </w:p>
     <w:p>
       <w:pPr>
+        <w:spacing w:after="120" w:line="240" w:lineRule="auto"/>
         <w:jc w:val="both"/>
         <w:rPr>
           <w:rFonts w:ascii="Times New Roman" w:hAnsi="Times New Roman" w:cs="Times New Roman"/>
@@ -10671,6 +10666,7 @@
     </w:p>
     <w:p>
       <w:pPr>
+        <w:spacing w:after="120" w:line="240" w:lineRule="auto"/>
         <w:jc w:val="both"/>
         <w:rPr>
           <w:rFonts w:ascii="Times New Roman" w:hAnsi="Times New Roman" w:cs="Times New Roman"/>
@@ -10709,6 +10705,7 @@
     </w:p>
     <w:p>
       <w:pPr>
+        <w:spacing w:after="120" w:line="240" w:lineRule="auto"/>
         <w:jc w:val="both"/>
         <w:rPr>
           <w:rFonts w:ascii="Times New Roman" w:hAnsi="Times New Roman" w:cs="Times New Roman"/>
@@ -10729,6 +10726,7 @@
     </w:p>
     <w:p>
       <w:pPr>
+        <w:spacing w:after="120" w:line="240" w:lineRule="auto"/>
         <w:jc w:val="both"/>
         <w:rPr>
           <w:rFonts w:ascii="Times New Roman" w:hAnsi="Times New Roman" w:cs="Times New Roman"/>
@@ -10744,7 +10742,6 @@
           <w:szCs w:val="24"/>
           <w:lang w:val="en-IN"/>
         </w:rPr>
-        <w:lastRenderedPageBreak/>
         <w:t>10. ANALYZE:</w:t>
       </w:r>
     </w:p>
@@ -10755,6 +10752,7 @@
           <w:ilvl w:val="0"/>
           <w:numId w:val="31"/>
         </w:numPr>
+        <w:spacing w:after="120" w:line="240" w:lineRule="auto"/>
         <w:jc w:val="both"/>
         <w:rPr>
           <w:rFonts w:ascii="Times New Roman" w:hAnsi="Times New Roman" w:cs="Times New Roman"/>
@@ -10780,6 +10778,7 @@
           <w:ilvl w:val="0"/>
           <w:numId w:val="31"/>
         </w:numPr>
+        <w:spacing w:after="120" w:line="240" w:lineRule="auto"/>
         <w:jc w:val="both"/>
         <w:rPr>
           <w:rFonts w:ascii="Times New Roman" w:hAnsi="Times New Roman" w:cs="Times New Roman"/>
@@ -10805,6 +10804,7 @@
           <w:ilvl w:val="0"/>
           <w:numId w:val="31"/>
         </w:numPr>
+        <w:spacing w:after="120" w:line="240" w:lineRule="auto"/>
         <w:jc w:val="both"/>
         <w:rPr>
           <w:rFonts w:ascii="Times New Roman" w:hAnsi="Times New Roman" w:cs="Times New Roman"/>
@@ -10830,6 +10830,7 @@
           <w:ilvl w:val="0"/>
           <w:numId w:val="31"/>
         </w:numPr>
+        <w:spacing w:after="120" w:line="240" w:lineRule="auto"/>
         <w:jc w:val="both"/>
         <w:rPr>
           <w:rFonts w:ascii="Times New Roman" w:hAnsi="Times New Roman" w:cs="Times New Roman"/>
@@ -10850,6 +10851,7 @@
     </w:p>
     <w:p>
       <w:pPr>
+        <w:spacing w:after="120" w:line="240" w:lineRule="auto"/>
         <w:jc w:val="both"/>
         <w:rPr>
           <w:rFonts w:ascii="Times New Roman" w:hAnsi="Times New Roman" w:cs="Times New Roman"/>
@@ -10870,6 +10872,7 @@
     </w:p>
     <w:p>
       <w:pPr>
+        <w:spacing w:after="120" w:line="240" w:lineRule="auto"/>
         <w:jc w:val="both"/>
         <w:rPr>
           <w:rFonts w:ascii="Times New Roman" w:hAnsi="Times New Roman" w:cs="Times New Roman"/>
@@ -10908,9 +10911,12 @@
     </w:p>
     <w:p>
       <w:pPr>
+        <w:spacing w:after="120" w:line="240" w:lineRule="auto"/>
         <w:jc w:val="both"/>
         <w:rPr>
           <w:rFonts w:ascii="Times New Roman" w:hAnsi="Times New Roman" w:cs="Times New Roman"/>
+          <w:b/>
+          <w:bCs/>
           <w:sz w:val="24"/>
           <w:szCs w:val="24"/>
           <w:lang w:val="en-IN"/>
@@ -10919,6 +10925,8 @@
       <w:r>
         <w:rPr>
           <w:rFonts w:ascii="Times New Roman" w:hAnsi="Times New Roman" w:cs="Times New Roman"/>
+          <w:b/>
+          <w:bCs/>
           <w:sz w:val="24"/>
           <w:szCs w:val="24"/>
           <w:lang w:val="en-IN"/>
@@ -10928,6 +10936,7 @@
     </w:p>
     <w:p>
       <w:pPr>
+        <w:spacing w:after="120" w:line="240" w:lineRule="auto"/>
         <w:rPr>
           <w:rFonts w:ascii="Times New Roman" w:hAnsi="Times New Roman" w:cs="Times New Roman"/>
           <w:b/>
@@ -10951,13 +10960,15 @@
     </w:p>
     <w:p>
       <w:pPr>
+        <w:spacing w:after="120" w:line="240" w:lineRule="auto"/>
         <w:jc w:val="both"/>
         <w:rPr>
           <w:rFonts w:ascii="Times New Roman" w:hAnsi="Times New Roman" w:cs="Times New Roman"/>
           <w:b/>
           <w:bCs/>
-          <w:sz w:val="24"/>
-          <w:szCs w:val="24"/>
+          <w:color w:val="1F497D" w:themeColor="text2"/>
+          <w:sz w:val="32"/>
+          <w:szCs w:val="32"/>
           <w:lang w:val="en-IN"/>
         </w:rPr>
       </w:pPr>
@@ -10966,8 +10977,9 @@
           <w:rFonts w:ascii="Times New Roman" w:hAnsi="Times New Roman" w:cs="Times New Roman"/>
           <w:b/>
           <w:bCs/>
-          <w:sz w:val="24"/>
-          <w:szCs w:val="24"/>
+          <w:color w:val="1F497D" w:themeColor="text2"/>
+          <w:sz w:val="32"/>
+          <w:szCs w:val="32"/>
           <w:lang w:val="en-IN"/>
         </w:rPr>
         <w:lastRenderedPageBreak/>
@@ -10995,9 +11007,9 @@
         <w:tblLook w:val="04A0" w:firstRow="1" w:lastRow="0" w:firstColumn="1" w:lastColumn="0" w:noHBand="0" w:noVBand="1"/>
       </w:tblPr>
       <w:tblGrid>
-        <w:gridCol w:w="1966"/>
-        <w:gridCol w:w="5162"/>
-        <w:gridCol w:w="3782"/>
+        <w:gridCol w:w="2121"/>
+        <w:gridCol w:w="5069"/>
+        <w:gridCol w:w="3720"/>
       </w:tblGrid>
       <w:tr>
         <w:trPr>
@@ -11011,7 +11023,8 @@
           </w:tcPr>
           <w:p>
             <w:pPr>
-              <w:jc w:val="both"/>
+              <w:spacing w:after="120" w:line="240" w:lineRule="auto"/>
+              <w:jc w:val="center"/>
               <w:rPr>
                 <w:rFonts w:ascii="Times New Roman" w:hAnsi="Times New Roman" w:cs="Times New Roman"/>
                 <w:b/>
@@ -11042,7 +11055,8 @@
           </w:tcPr>
           <w:p>
             <w:pPr>
-              <w:jc w:val="both"/>
+              <w:spacing w:after="120" w:line="240" w:lineRule="auto"/>
+              <w:jc w:val="center"/>
               <w:rPr>
                 <w:rFonts w:ascii="Times New Roman" w:hAnsi="Times New Roman" w:cs="Times New Roman"/>
                 <w:b/>
@@ -11073,7 +11087,8 @@
           </w:tcPr>
           <w:p>
             <w:pPr>
-              <w:jc w:val="both"/>
+              <w:spacing w:after="120" w:line="240" w:lineRule="auto"/>
+              <w:jc w:val="center"/>
               <w:rPr>
                 <w:rFonts w:ascii="Times New Roman" w:hAnsi="Times New Roman" w:cs="Times New Roman"/>
                 <w:b/>
@@ -11109,9 +11124,12 @@
           </w:tcPr>
           <w:p>
             <w:pPr>
-              <w:jc w:val="both"/>
-              <w:rPr>
-                <w:rFonts w:ascii="Times New Roman" w:hAnsi="Times New Roman" w:cs="Times New Roman"/>
+              <w:spacing w:after="120" w:line="240" w:lineRule="auto"/>
+              <w:jc w:val="center"/>
+              <w:rPr>
+                <w:rFonts w:ascii="Times New Roman" w:hAnsi="Times New Roman" w:cs="Times New Roman"/>
+                <w:b/>
+                <w:bCs/>
                 <w:sz w:val="24"/>
                 <w:szCs w:val="24"/>
                 <w:lang w:val="en-IN"/>
@@ -11120,6 +11138,8 @@
             <w:r>
               <w:rPr>
                 <w:rFonts w:ascii="Times New Roman" w:hAnsi="Times New Roman" w:cs="Times New Roman"/>
+                <w:b/>
+                <w:bCs/>
                 <w:sz w:val="24"/>
                 <w:szCs w:val="24"/>
                 <w:lang w:val="en-IN"/>
@@ -11136,7 +11156,8 @@
           </w:tcPr>
           <w:p>
             <w:pPr>
-              <w:jc w:val="both"/>
+              <w:spacing w:after="120" w:line="240" w:lineRule="auto"/>
+              <w:jc w:val="center"/>
               <w:rPr>
                 <w:rFonts w:ascii="Times New Roman" w:hAnsi="Times New Roman" w:cs="Times New Roman"/>
                 <w:sz w:val="24"/>
@@ -11163,7 +11184,8 @@
           </w:tcPr>
           <w:p>
             <w:pPr>
-              <w:jc w:val="both"/>
+              <w:spacing w:after="120" w:line="240" w:lineRule="auto"/>
+              <w:jc w:val="center"/>
               <w:rPr>
                 <w:rFonts w:ascii="Times New Roman" w:hAnsi="Times New Roman" w:cs="Times New Roman"/>
                 <w:sz w:val="24"/>
@@ -11195,9 +11217,12 @@
           </w:tcPr>
           <w:p>
             <w:pPr>
-              <w:jc w:val="both"/>
-              <w:rPr>
-                <w:rFonts w:ascii="Times New Roman" w:hAnsi="Times New Roman" w:cs="Times New Roman"/>
+              <w:spacing w:after="120" w:line="240" w:lineRule="auto"/>
+              <w:jc w:val="center"/>
+              <w:rPr>
+                <w:rFonts w:ascii="Times New Roman" w:hAnsi="Times New Roman" w:cs="Times New Roman"/>
+                <w:b/>
+                <w:bCs/>
                 <w:sz w:val="24"/>
                 <w:szCs w:val="24"/>
                 <w:lang w:val="en-IN"/>
@@ -11206,6 +11231,8 @@
             <w:r>
               <w:rPr>
                 <w:rFonts w:ascii="Times New Roman" w:hAnsi="Times New Roman" w:cs="Times New Roman"/>
+                <w:b/>
+                <w:bCs/>
                 <w:sz w:val="24"/>
                 <w:szCs w:val="24"/>
                 <w:lang w:val="en-IN"/>
@@ -11222,7 +11249,8 @@
           </w:tcPr>
           <w:p>
             <w:pPr>
-              <w:jc w:val="both"/>
+              <w:spacing w:after="120" w:line="240" w:lineRule="auto"/>
+              <w:jc w:val="center"/>
               <w:rPr>
                 <w:rFonts w:ascii="Times New Roman" w:hAnsi="Times New Roman" w:cs="Times New Roman"/>
                 <w:sz w:val="24"/>
@@ -11249,7 +11277,8 @@
           </w:tcPr>
           <w:p>
             <w:pPr>
-              <w:jc w:val="both"/>
+              <w:spacing w:after="120" w:line="240" w:lineRule="auto"/>
+              <w:jc w:val="center"/>
               <w:rPr>
                 <w:rFonts w:ascii="Times New Roman" w:hAnsi="Times New Roman" w:cs="Times New Roman"/>
                 <w:sz w:val="24"/>
@@ -11281,9 +11310,12 @@
           </w:tcPr>
           <w:p>
             <w:pPr>
-              <w:jc w:val="both"/>
-              <w:rPr>
-                <w:rFonts w:ascii="Times New Roman" w:hAnsi="Times New Roman" w:cs="Times New Roman"/>
+              <w:spacing w:after="120" w:line="240" w:lineRule="auto"/>
+              <w:jc w:val="center"/>
+              <w:rPr>
+                <w:rFonts w:ascii="Times New Roman" w:hAnsi="Times New Roman" w:cs="Times New Roman"/>
+                <w:b/>
+                <w:bCs/>
                 <w:sz w:val="24"/>
                 <w:szCs w:val="24"/>
                 <w:lang w:val="en-IN"/>
@@ -11292,6 +11324,8 @@
             <w:r>
               <w:rPr>
                 <w:rFonts w:ascii="Times New Roman" w:hAnsi="Times New Roman" w:cs="Times New Roman"/>
+                <w:b/>
+                <w:bCs/>
                 <w:sz w:val="24"/>
                 <w:szCs w:val="24"/>
                 <w:lang w:val="en-IN"/>
@@ -11308,7 +11342,8 @@
           </w:tcPr>
           <w:p>
             <w:pPr>
-              <w:jc w:val="both"/>
+              <w:spacing w:after="120" w:line="240" w:lineRule="auto"/>
+              <w:jc w:val="center"/>
               <w:rPr>
                 <w:rFonts w:ascii="Times New Roman" w:hAnsi="Times New Roman" w:cs="Times New Roman"/>
                 <w:sz w:val="24"/>
@@ -11335,7 +11370,8 @@
           </w:tcPr>
           <w:p>
             <w:pPr>
-              <w:jc w:val="both"/>
+              <w:spacing w:after="120" w:line="240" w:lineRule="auto"/>
+              <w:jc w:val="center"/>
               <w:rPr>
                 <w:rFonts w:ascii="Times New Roman" w:hAnsi="Times New Roman" w:cs="Times New Roman"/>
                 <w:sz w:val="24"/>
@@ -11367,9 +11403,12 @@
           </w:tcPr>
           <w:p>
             <w:pPr>
-              <w:jc w:val="both"/>
-              <w:rPr>
-                <w:rFonts w:ascii="Times New Roman" w:hAnsi="Times New Roman" w:cs="Times New Roman"/>
+              <w:spacing w:after="120" w:line="240" w:lineRule="auto"/>
+              <w:jc w:val="center"/>
+              <w:rPr>
+                <w:rFonts w:ascii="Times New Roman" w:hAnsi="Times New Roman" w:cs="Times New Roman"/>
+                <w:b/>
+                <w:bCs/>
                 <w:sz w:val="24"/>
                 <w:szCs w:val="24"/>
                 <w:lang w:val="en-IN"/>
@@ -11378,6 +11417,8 @@
             <w:r>
               <w:rPr>
                 <w:rFonts w:ascii="Times New Roman" w:hAnsi="Times New Roman" w:cs="Times New Roman"/>
+                <w:b/>
+                <w:bCs/>
                 <w:sz w:val="24"/>
                 <w:szCs w:val="24"/>
                 <w:lang w:val="en-IN"/>
@@ -11394,7 +11435,8 @@
           </w:tcPr>
           <w:p>
             <w:pPr>
-              <w:jc w:val="both"/>
+              <w:spacing w:after="120" w:line="240" w:lineRule="auto"/>
+              <w:jc w:val="center"/>
               <w:rPr>
                 <w:rFonts w:ascii="Times New Roman" w:hAnsi="Times New Roman" w:cs="Times New Roman"/>
                 <w:sz w:val="24"/>
@@ -11421,7 +11463,8 @@
           </w:tcPr>
           <w:p>
             <w:pPr>
-              <w:jc w:val="both"/>
+              <w:spacing w:after="120" w:line="240" w:lineRule="auto"/>
+              <w:jc w:val="center"/>
               <w:rPr>
                 <w:rFonts w:ascii="Times New Roman" w:hAnsi="Times New Roman" w:cs="Times New Roman"/>
                 <w:sz w:val="24"/>
@@ -11453,9 +11496,12 @@
           </w:tcPr>
           <w:p>
             <w:pPr>
-              <w:jc w:val="both"/>
-              <w:rPr>
-                <w:rFonts w:ascii="Times New Roman" w:hAnsi="Times New Roman" w:cs="Times New Roman"/>
+              <w:spacing w:after="120" w:line="240" w:lineRule="auto"/>
+              <w:jc w:val="center"/>
+              <w:rPr>
+                <w:rFonts w:ascii="Times New Roman" w:hAnsi="Times New Roman" w:cs="Times New Roman"/>
+                <w:b/>
+                <w:bCs/>
                 <w:sz w:val="24"/>
                 <w:szCs w:val="24"/>
                 <w:lang w:val="en-IN"/>
@@ -11464,6 +11510,8 @@
             <w:r>
               <w:rPr>
                 <w:rFonts w:ascii="Times New Roman" w:hAnsi="Times New Roman" w:cs="Times New Roman"/>
+                <w:b/>
+                <w:bCs/>
                 <w:sz w:val="24"/>
                 <w:szCs w:val="24"/>
                 <w:lang w:val="en-IN"/>
@@ -11480,7 +11528,8 @@
           </w:tcPr>
           <w:p>
             <w:pPr>
-              <w:jc w:val="both"/>
+              <w:spacing w:after="120" w:line="240" w:lineRule="auto"/>
+              <w:jc w:val="center"/>
               <w:rPr>
                 <w:rFonts w:ascii="Times New Roman" w:hAnsi="Times New Roman" w:cs="Times New Roman"/>
                 <w:sz w:val="24"/>
@@ -11507,7 +11556,8 @@
           </w:tcPr>
           <w:p>
             <w:pPr>
-              <w:jc w:val="both"/>
+              <w:spacing w:after="120" w:line="240" w:lineRule="auto"/>
+              <w:jc w:val="center"/>
               <w:rPr>
                 <w:rFonts w:ascii="Times New Roman" w:hAnsi="Times New Roman" w:cs="Times New Roman"/>
                 <w:sz w:val="24"/>
@@ -11539,9 +11589,12 @@
           </w:tcPr>
           <w:p>
             <w:pPr>
-              <w:jc w:val="both"/>
-              <w:rPr>
-                <w:rFonts w:ascii="Times New Roman" w:hAnsi="Times New Roman" w:cs="Times New Roman"/>
+              <w:spacing w:after="120" w:line="240" w:lineRule="auto"/>
+              <w:jc w:val="center"/>
+              <w:rPr>
+                <w:rFonts w:ascii="Times New Roman" w:hAnsi="Times New Roman" w:cs="Times New Roman"/>
+                <w:b/>
+                <w:bCs/>
                 <w:sz w:val="24"/>
                 <w:szCs w:val="24"/>
                 <w:lang w:val="en-IN"/>
@@ -11550,6 +11603,8 @@
             <w:r>
               <w:rPr>
                 <w:rFonts w:ascii="Times New Roman" w:hAnsi="Times New Roman" w:cs="Times New Roman"/>
+                <w:b/>
+                <w:bCs/>
                 <w:sz w:val="24"/>
                 <w:szCs w:val="24"/>
                 <w:lang w:val="en-IN"/>
@@ -11566,7 +11621,8 @@
           </w:tcPr>
           <w:p>
             <w:pPr>
-              <w:jc w:val="both"/>
+              <w:spacing w:after="120" w:line="240" w:lineRule="auto"/>
+              <w:jc w:val="center"/>
               <w:rPr>
                 <w:rFonts w:ascii="Times New Roman" w:hAnsi="Times New Roman" w:cs="Times New Roman"/>
                 <w:sz w:val="24"/>
@@ -11593,7 +11649,8 @@
           </w:tcPr>
           <w:p>
             <w:pPr>
-              <w:jc w:val="both"/>
+              <w:spacing w:after="120" w:line="240" w:lineRule="auto"/>
+              <w:jc w:val="center"/>
               <w:rPr>
                 <w:rFonts w:ascii="Times New Roman" w:hAnsi="Times New Roman" w:cs="Times New Roman"/>
                 <w:sz w:val="24"/>
@@ -11625,9 +11682,12 @@
           </w:tcPr>
           <w:p>
             <w:pPr>
-              <w:jc w:val="both"/>
-              <w:rPr>
-                <w:rFonts w:ascii="Times New Roman" w:hAnsi="Times New Roman" w:cs="Times New Roman"/>
+              <w:spacing w:after="120" w:line="240" w:lineRule="auto"/>
+              <w:jc w:val="center"/>
+              <w:rPr>
+                <w:rFonts w:ascii="Times New Roman" w:hAnsi="Times New Roman" w:cs="Times New Roman"/>
+                <w:b/>
+                <w:bCs/>
                 <w:sz w:val="24"/>
                 <w:szCs w:val="24"/>
                 <w:lang w:val="en-IN"/>
@@ -11636,6 +11696,8 @@
             <w:r>
               <w:rPr>
                 <w:rFonts w:ascii="Times New Roman" w:hAnsi="Times New Roman" w:cs="Times New Roman"/>
+                <w:b/>
+                <w:bCs/>
                 <w:sz w:val="24"/>
                 <w:szCs w:val="24"/>
                 <w:lang w:val="en-IN"/>
@@ -11652,7 +11714,8 @@
           </w:tcPr>
           <w:p>
             <w:pPr>
-              <w:jc w:val="both"/>
+              <w:spacing w:after="120" w:line="240" w:lineRule="auto"/>
+              <w:jc w:val="center"/>
               <w:rPr>
                 <w:rFonts w:ascii="Times New Roman" w:hAnsi="Times New Roman" w:cs="Times New Roman"/>
                 <w:sz w:val="24"/>
@@ -11679,7 +11742,8 @@
           </w:tcPr>
           <w:p>
             <w:pPr>
-              <w:jc w:val="both"/>
+              <w:spacing w:after="120" w:line="240" w:lineRule="auto"/>
+              <w:jc w:val="center"/>
               <w:rPr>
                 <w:rFonts w:ascii="Times New Roman" w:hAnsi="Times New Roman" w:cs="Times New Roman"/>
                 <w:sz w:val="24"/>
@@ -11711,9 +11775,12 @@
           </w:tcPr>
           <w:p>
             <w:pPr>
-              <w:jc w:val="both"/>
-              <w:rPr>
-                <w:rFonts w:ascii="Times New Roman" w:hAnsi="Times New Roman" w:cs="Times New Roman"/>
+              <w:spacing w:after="120" w:line="240" w:lineRule="auto"/>
+              <w:jc w:val="center"/>
+              <w:rPr>
+                <w:rFonts w:ascii="Times New Roman" w:hAnsi="Times New Roman" w:cs="Times New Roman"/>
+                <w:b/>
+                <w:bCs/>
                 <w:sz w:val="24"/>
                 <w:szCs w:val="24"/>
                 <w:lang w:val="en-IN"/>
@@ -11722,6 +11789,8 @@
             <w:r>
               <w:rPr>
                 <w:rFonts w:ascii="Times New Roman" w:hAnsi="Times New Roman" w:cs="Times New Roman"/>
+                <w:b/>
+                <w:bCs/>
                 <w:sz w:val="24"/>
                 <w:szCs w:val="24"/>
                 <w:lang w:val="en-IN"/>
@@ -11738,7 +11807,8 @@
           </w:tcPr>
           <w:p>
             <w:pPr>
-              <w:jc w:val="both"/>
+              <w:spacing w:after="120" w:line="240" w:lineRule="auto"/>
+              <w:jc w:val="center"/>
               <w:rPr>
                 <w:rFonts w:ascii="Times New Roman" w:hAnsi="Times New Roman" w:cs="Times New Roman"/>
                 <w:sz w:val="24"/>
@@ -11765,7 +11835,8 @@
           </w:tcPr>
           <w:p>
             <w:pPr>
-              <w:jc w:val="both"/>
+              <w:spacing w:after="120" w:line="240" w:lineRule="auto"/>
+              <w:jc w:val="center"/>
               <w:rPr>
                 <w:rFonts w:ascii="Times New Roman" w:hAnsi="Times New Roman" w:cs="Times New Roman"/>
                 <w:sz w:val="24"/>
@@ -11788,6 +11859,19 @@
     </w:tbl>
     <w:p>
       <w:pPr>
+        <w:spacing w:after="120" w:line="240" w:lineRule="auto"/>
+        <w:jc w:val="both"/>
+        <w:rPr>
+          <w:rFonts w:ascii="Times New Roman" w:hAnsi="Times New Roman" w:cs="Times New Roman"/>
+          <w:sz w:val="24"/>
+          <w:szCs w:val="24"/>
+          <w:lang w:val="en-IN"/>
+        </w:rPr>
+      </w:pPr>
+    </w:p>
+    <w:p>
+      <w:pPr>
+        <w:spacing w:after="120" w:line="240" w:lineRule="auto"/>
         <w:jc w:val="both"/>
         <w:rPr>
           <w:rFonts w:ascii="Times New Roman" w:hAnsi="Times New Roman" w:cs="Times New Roman"/>
@@ -11808,6 +11892,7 @@
     </w:p>
     <w:p>
       <w:pPr>
+        <w:spacing w:after="120" w:line="240" w:lineRule="auto"/>
         <w:jc w:val="both"/>
         <w:rPr>
           <w:rFonts w:ascii="Times New Roman" w:hAnsi="Times New Roman" w:cs="Times New Roman"/>
@@ -11828,6 +11913,7 @@
     </w:p>
     <w:p>
       <w:pPr>
+        <w:spacing w:after="120" w:line="240" w:lineRule="auto"/>
         <w:jc w:val="both"/>
         <w:rPr>
           <w:rFonts w:ascii="Times New Roman" w:hAnsi="Times New Roman" w:cs="Times New Roman"/>
@@ -11845,18 +11931,6 @@
         </w:rPr>
         <w:t>The separate forecasting notebook uses country-specific CO₂ lags and chronological splits. Its evaluation covers the available test observations in 2021 and 2022, although the code defines the test period using a 2021–2024 filter. The future projection extends from 2023 to 2027 and carries forward the latest observed non-lag predictors. It should therefore be interpreted as conditional on that assumption, not as a projection of independently forecast energy and economic variables.</w:t>
       </w:r>
-    </w:p>
-    <w:p>
-      <w:pPr>
-        <w:rPr>
-          <w:rFonts w:ascii="Times New Roman" w:hAnsi="Times New Roman" w:cs="Times New Roman"/>
-          <w:b/>
-          <w:bCs/>
-          <w:sz w:val="24"/>
-          <w:szCs w:val="24"/>
-          <w:lang w:val="en-IN"/>
-        </w:rPr>
-      </w:pPr>
       <w:r>
         <w:rPr>
           <w:rFonts w:ascii="Times New Roman" w:hAnsi="Times New Roman" w:cs="Times New Roman"/>
@@ -11871,13 +11945,15 @@
     </w:p>
     <w:p>
       <w:pPr>
+        <w:spacing w:after="120" w:line="240" w:lineRule="auto"/>
         <w:jc w:val="both"/>
         <w:rPr>
           <w:rFonts w:ascii="Times New Roman" w:hAnsi="Times New Roman" w:cs="Times New Roman"/>
           <w:b/>
           <w:bCs/>
-          <w:sz w:val="24"/>
-          <w:szCs w:val="24"/>
+          <w:color w:val="1F497D" w:themeColor="text2"/>
+          <w:sz w:val="32"/>
+          <w:szCs w:val="32"/>
           <w:lang w:val="en-IN"/>
         </w:rPr>
       </w:pPr>
@@ -11886,8 +11962,9 @@
           <w:rFonts w:ascii="Times New Roman" w:hAnsi="Times New Roman" w:cs="Times New Roman"/>
           <w:b/>
           <w:bCs/>
-          <w:sz w:val="24"/>
-          <w:szCs w:val="24"/>
+          <w:color w:val="1F497D" w:themeColor="text2"/>
+          <w:sz w:val="32"/>
+          <w:szCs w:val="32"/>
           <w:lang w:val="en-IN"/>
         </w:rPr>
         <w:lastRenderedPageBreak/>
@@ -11896,6 +11973,7 @@
     </w:p>
     <w:p>
       <w:pPr>
+        <w:spacing w:after="120" w:line="240" w:lineRule="auto"/>
         <w:jc w:val="both"/>
         <w:rPr>
           <w:rFonts w:ascii="Times New Roman" w:hAnsi="Times New Roman" w:cs="Times New Roman"/>
@@ -11916,6 +11994,7 @@
     </w:p>
     <w:p>
       <w:pPr>
+        <w:spacing w:after="120" w:line="240" w:lineRule="auto"/>
         <w:jc w:val="both"/>
         <w:rPr>
           <w:rFonts w:ascii="Times New Roman" w:hAnsi="Times New Roman" w:cs="Times New Roman"/>
@@ -11936,6 +12015,7 @@
     </w:p>
     <w:p>
       <w:pPr>
+        <w:spacing w:after="120" w:line="240" w:lineRule="auto"/>
         <w:jc w:val="both"/>
         <w:rPr>
           <w:rFonts w:ascii="Times New Roman" w:hAnsi="Times New Roman" w:cs="Times New Roman"/>
@@ -11956,6 +12036,7 @@
     </w:p>
     <w:p>
       <w:pPr>
+        <w:spacing w:after="120" w:line="240" w:lineRule="auto"/>
         <w:jc w:val="both"/>
         <w:rPr>
           <w:rFonts w:ascii="Times New Roman" w:hAnsi="Times New Roman" w:cs="Times New Roman"/>
@@ -11976,6 +12057,7 @@
     </w:p>
     <w:p>
       <w:pPr>
+        <w:spacing w:after="120" w:line="240" w:lineRule="auto"/>
         <w:rPr>
           <w:rFonts w:ascii="Times New Roman" w:hAnsi="Times New Roman" w:cs="Times New Roman"/>
           <w:b/>
@@ -11999,13 +12081,15 @@
     </w:p>
     <w:p>
       <w:pPr>
+        <w:spacing w:after="120" w:line="240" w:lineRule="auto"/>
         <w:jc w:val="both"/>
         <w:rPr>
           <w:rFonts w:ascii="Times New Roman" w:hAnsi="Times New Roman" w:cs="Times New Roman"/>
           <w:b/>
           <w:bCs/>
-          <w:sz w:val="24"/>
-          <w:szCs w:val="24"/>
+          <w:color w:val="1F497D" w:themeColor="text2"/>
+          <w:sz w:val="32"/>
+          <w:szCs w:val="32"/>
           <w:lang w:val="en-IN"/>
         </w:rPr>
       </w:pPr>
@@ -12014,8 +12098,9 @@
           <w:rFonts w:ascii="Times New Roman" w:hAnsi="Times New Roman" w:cs="Times New Roman"/>
           <w:b/>
           <w:bCs/>
-          <w:sz w:val="24"/>
-          <w:szCs w:val="24"/>
+          <w:color w:val="1F497D" w:themeColor="text2"/>
+          <w:sz w:val="32"/>
+          <w:szCs w:val="32"/>
           <w:lang w:val="en-IN"/>
         </w:rPr>
         <w:lastRenderedPageBreak/>
@@ -12028,7 +12113,8 @@
           <w:ilvl w:val="0"/>
           <w:numId w:val="30"/>
         </w:numPr>
-        <w:jc w:val="both"/>
+        <w:spacing w:after="120" w:line="240" w:lineRule="auto"/>
+        <w:ind w:left="714" w:hanging="357"/>
         <w:rPr>
           <w:rFonts w:ascii="Times New Roman" w:hAnsi="Times New Roman" w:cs="Times New Roman"/>
           <w:sz w:val="24"/>
@@ -12056,7 +12142,7 @@
         </w:rPr>
         <w:t xml:space="preserve">, L. (2001). Random Forests. Machine Learning, 45, 5–32. </w:t>
       </w:r>
-      <w:hyperlink r:id="rId8" w:history="1">
+      <w:hyperlink r:id="rId9" w:history="1">
         <w:r>
           <w:rPr>
             <w:rStyle w:val="Hyperlink"/>
@@ -12075,7 +12161,8 @@
           <w:ilvl w:val="0"/>
           <w:numId w:val="30"/>
         </w:numPr>
-        <w:jc w:val="both"/>
+        <w:spacing w:after="120" w:line="240" w:lineRule="auto"/>
+        <w:ind w:left="714" w:hanging="357"/>
         <w:rPr>
           <w:rFonts w:ascii="Times New Roman" w:hAnsi="Times New Roman" w:cs="Times New Roman"/>
           <w:sz w:val="24"/>
@@ -12092,7 +12179,7 @@
         </w:rPr>
         <w:t xml:space="preserve">Friedman, J. H. (2001). Greedy Function Approximation: A Gradient Boosting Machine. The Annals of Statistics, 29(5), 1189–1232. </w:t>
       </w:r>
-      <w:hyperlink r:id="rId9" w:history="1">
+      <w:hyperlink r:id="rId10" w:history="1">
         <w:r>
           <w:rPr>
             <w:rStyle w:val="Hyperlink"/>
@@ -12111,7 +12198,8 @@
           <w:ilvl w:val="0"/>
           <w:numId w:val="30"/>
         </w:numPr>
-        <w:jc w:val="both"/>
+        <w:spacing w:after="120" w:line="240" w:lineRule="auto"/>
+        <w:ind w:left="714" w:hanging="357"/>
         <w:rPr>
           <w:rFonts w:ascii="Times New Roman" w:hAnsi="Times New Roman" w:cs="Times New Roman"/>
           <w:sz w:val="24"/>
@@ -12128,7 +12216,7 @@
         </w:rPr>
         <w:t xml:space="preserve">Scikit-learn Developers. Linear Models: Ordinary Least Squares. </w:t>
       </w:r>
-      <w:hyperlink r:id="rId10" w:history="1">
+      <w:hyperlink r:id="rId11" w:history="1">
         <w:r>
           <w:rPr>
             <w:rStyle w:val="Hyperlink"/>
@@ -12147,7 +12235,8 @@
           <w:ilvl w:val="0"/>
           <w:numId w:val="30"/>
         </w:numPr>
-        <w:jc w:val="both"/>
+        <w:spacing w:after="120" w:line="240" w:lineRule="auto"/>
+        <w:ind w:left="714" w:hanging="357"/>
         <w:rPr>
           <w:rFonts w:ascii="Times New Roman" w:hAnsi="Times New Roman" w:cs="Times New Roman"/>
           <w:sz w:val="24"/>
@@ -12164,7 +12253,7 @@
         </w:rPr>
         <w:t xml:space="preserve">Scikit-learn Developers. Random Forest Regressor. </w:t>
       </w:r>
-      <w:hyperlink r:id="rId11" w:history="1">
+      <w:hyperlink r:id="rId12" w:history="1">
         <w:r>
           <w:rPr>
             <w:rStyle w:val="Hyperlink"/>
@@ -12183,7 +12272,8 @@
           <w:ilvl w:val="0"/>
           <w:numId w:val="30"/>
         </w:numPr>
-        <w:jc w:val="both"/>
+        <w:spacing w:after="120" w:line="240" w:lineRule="auto"/>
+        <w:ind w:left="714" w:hanging="357"/>
         <w:rPr>
           <w:rFonts w:ascii="Times New Roman" w:hAnsi="Times New Roman" w:cs="Times New Roman"/>
           <w:sz w:val="24"/>
@@ -12200,7 +12290,7 @@
         </w:rPr>
         <w:t xml:space="preserve">Scikit-learn Developers. Gradient Boosting Regressor. </w:t>
       </w:r>
-      <w:hyperlink r:id="rId12" w:history="1">
+      <w:hyperlink r:id="rId13" w:history="1">
         <w:r>
           <w:rPr>
             <w:rStyle w:val="Hyperlink"/>
@@ -12219,7 +12309,8 @@
           <w:ilvl w:val="0"/>
           <w:numId w:val="30"/>
         </w:numPr>
-        <w:jc w:val="both"/>
+        <w:spacing w:after="120" w:line="240" w:lineRule="auto"/>
+        <w:ind w:left="714" w:hanging="357"/>
         <w:rPr>
           <w:rFonts w:ascii="Times New Roman" w:hAnsi="Times New Roman" w:cs="Times New Roman"/>
           <w:sz w:val="24"/>
@@ -12236,7 +12327,7 @@
         </w:rPr>
         <w:t xml:space="preserve">Scikit-learn Developers. Metrics and Scoring: Quantifying the Quality of Predictions. </w:t>
       </w:r>
-      <w:hyperlink r:id="rId13" w:history="1">
+      <w:hyperlink r:id="rId14" w:history="1">
         <w:r>
           <w:rPr>
             <w:rStyle w:val="Hyperlink"/>
@@ -12255,7 +12346,8 @@
           <w:ilvl w:val="0"/>
           <w:numId w:val="30"/>
         </w:numPr>
-        <w:jc w:val="both"/>
+        <w:spacing w:after="120" w:line="240" w:lineRule="auto"/>
+        <w:ind w:left="714" w:hanging="357"/>
         <w:rPr>
           <w:rFonts w:ascii="Times New Roman" w:hAnsi="Times New Roman" w:cs="Times New Roman"/>
           <w:sz w:val="24"/>
@@ -12272,7 +12364,7 @@
         </w:rPr>
         <w:t xml:space="preserve">Our World in Data. CO₂ and Greenhouse Gas Emissions. </w:t>
       </w:r>
-      <w:hyperlink r:id="rId14" w:history="1">
+      <w:hyperlink r:id="rId15" w:history="1">
         <w:r>
           <w:rPr>
             <w:rStyle w:val="Hyperlink"/>
@@ -12287,7 +12379,7 @@
     </w:p>
     <w:p>
       <w:pPr>
-        <w:jc w:val="both"/>
+        <w:spacing w:after="120" w:line="240" w:lineRule="auto"/>
         <w:rPr>
           <w:rFonts w:ascii="Times New Roman" w:hAnsi="Times New Roman" w:cs="Times New Roman"/>
           <w:sz w:val="24"/>
@@ -12296,10 +12388,10 @@
       </w:pPr>
     </w:p>
     <w:sectPr>
-      <w:headerReference w:type="default" r:id="rId15"/>
-      <w:footerReference w:type="default" r:id="rId16"/>
+      <w:headerReference w:type="default" r:id="rId16"/>
+      <w:footerReference w:type="default" r:id="rId17"/>
       <w:pgSz w:w="12240" w:h="15840"/>
-      <w:pgMar w:top="720" w:right="720" w:bottom="720" w:left="720" w:header="720" w:footer="720" w:gutter="0"/>
+      <w:pgMar w:top="720" w:right="720" w:bottom="720" w:left="720" w:header="567" w:footer="567" w:gutter="0"/>
       <w:cols w:space="720"/>
       <w:docGrid w:linePitch="360"/>
     </w:sectPr>
@@ -12388,22 +12480,6 @@
         <w:rFonts w:ascii="Times New Roman" w:hAnsi="Times New Roman" w:cs="Times New Roman"/>
       </w:rPr>
     </w:pPr>
-    <w:proofErr w:type="spellStart"/>
-    <w:r>
-      <w:rPr>
-        <w:rFonts w:ascii="Times New Roman" w:hAnsi="Times New Roman" w:cs="Times New Roman"/>
-        <w:sz w:val="17"/>
-      </w:rPr>
-      <w:t>YuvaIntern</w:t>
-    </w:r>
-    <w:proofErr w:type="spellEnd"/>
-    <w:r>
-      <w:rPr>
-        <w:rFonts w:ascii="Times New Roman" w:hAnsi="Times New Roman" w:cs="Times New Roman"/>
-        <w:sz w:val="17"/>
-      </w:rPr>
-      <w:t xml:space="preserve"> | Virtual Machine Learning Implementation Intern</w:t>
-    </w:r>
   </w:p>
 </w:hdr>
 </file>
@@ -14262,6 +14338,119 @@
     </w:lvl>
   </w:abstractNum>
   <w:abstractNum w:abstractNumId="21" w15:restartNumberingAfterBreak="0">
+    <w:nsid w:val="57D12389"/>
+    <w:multiLevelType w:val="hybridMultilevel"/>
+    <w:tmpl w:val="04F691F0"/>
+    <w:lvl w:ilvl="0" w:tplc="40090001">
+      <w:start w:val="1"/>
+      <w:numFmt w:val="bullet"/>
+      <w:lvlText w:val=""/>
+      <w:lvlJc w:val="left"/>
+      <w:pPr>
+        <w:ind w:left="720" w:hanging="360"/>
+      </w:pPr>
+      <w:rPr>
+        <w:rFonts w:ascii="Symbol" w:hAnsi="Symbol" w:hint="default"/>
+      </w:rPr>
+    </w:lvl>
+    <w:lvl w:ilvl="1" w:tplc="40090003" w:tentative="1">
+      <w:start w:val="1"/>
+      <w:numFmt w:val="bullet"/>
+      <w:lvlText w:val="o"/>
+      <w:lvlJc w:val="left"/>
+      <w:pPr>
+        <w:ind w:left="1440" w:hanging="360"/>
+      </w:pPr>
+      <w:rPr>
+        <w:rFonts w:ascii="Courier New" w:hAnsi="Courier New" w:cs="Courier New" w:hint="default"/>
+      </w:rPr>
+    </w:lvl>
+    <w:lvl w:ilvl="2" w:tplc="40090005" w:tentative="1">
+      <w:start w:val="1"/>
+      <w:numFmt w:val="bullet"/>
+      <w:lvlText w:val=""/>
+      <w:lvlJc w:val="left"/>
+      <w:pPr>
+        <w:ind w:left="2160" w:hanging="360"/>
+      </w:pPr>
+      <w:rPr>
+        <w:rFonts w:ascii="Wingdings" w:hAnsi="Wingdings" w:hint="default"/>
+      </w:rPr>
+    </w:lvl>
+    <w:lvl w:ilvl="3" w:tplc="40090001" w:tentative="1">
+      <w:start w:val="1"/>
+      <w:numFmt w:val="bullet"/>
+      <w:lvlText w:val=""/>
+      <w:lvlJc w:val="left"/>
+      <w:pPr>
+        <w:ind w:left="2880" w:hanging="360"/>
+      </w:pPr>
+      <w:rPr>
+        <w:rFonts w:ascii="Symbol" w:hAnsi="Symbol" w:hint="default"/>
+      </w:rPr>
+    </w:lvl>
+    <w:lvl w:ilvl="4" w:tplc="40090003" w:tentative="1">
+      <w:start w:val="1"/>
+      <w:numFmt w:val="bullet"/>
+      <w:lvlText w:val="o"/>
+      <w:lvlJc w:val="left"/>
+      <w:pPr>
+        <w:ind w:left="3600" w:hanging="360"/>
+      </w:pPr>
+      <w:rPr>
+        <w:rFonts w:ascii="Courier New" w:hAnsi="Courier New" w:cs="Courier New" w:hint="default"/>
+      </w:rPr>
+    </w:lvl>
+    <w:lvl w:ilvl="5" w:tplc="40090005" w:tentative="1">
+      <w:start w:val="1"/>
+      <w:numFmt w:val="bullet"/>
+      <w:lvlText w:val=""/>
+      <w:lvlJc w:val="left"/>
+      <w:pPr>
+        <w:ind w:left="4320" w:hanging="360"/>
+      </w:pPr>
+      <w:rPr>
+        <w:rFonts w:ascii="Wingdings" w:hAnsi="Wingdings" w:hint="default"/>
+      </w:rPr>
+    </w:lvl>
+    <w:lvl w:ilvl="6" w:tplc="40090001" w:tentative="1">
+      <w:start w:val="1"/>
+      <w:numFmt w:val="bullet"/>
+      <w:lvlText w:val=""/>
+      <w:lvlJc w:val="left"/>
+      <w:pPr>
+        <w:ind w:left="5040" w:hanging="360"/>
+      </w:pPr>
+      <w:rPr>
+        <w:rFonts w:ascii="Symbol" w:hAnsi="Symbol" w:hint="default"/>
+      </w:rPr>
+    </w:lvl>
+    <w:lvl w:ilvl="7" w:tplc="40090003" w:tentative="1">
+      <w:start w:val="1"/>
+      <w:numFmt w:val="bullet"/>
+      <w:lvlText w:val="o"/>
+      <w:lvlJc w:val="left"/>
+      <w:pPr>
+        <w:ind w:left="5760" w:hanging="360"/>
+      </w:pPr>
+      <w:rPr>
+        <w:rFonts w:ascii="Courier New" w:hAnsi="Courier New" w:cs="Courier New" w:hint="default"/>
+      </w:rPr>
+    </w:lvl>
+    <w:lvl w:ilvl="8" w:tplc="40090005" w:tentative="1">
+      <w:start w:val="1"/>
+      <w:numFmt w:val="bullet"/>
+      <w:lvlText w:val=""/>
+      <w:lvlJc w:val="left"/>
+      <w:pPr>
+        <w:ind w:left="6480" w:hanging="360"/>
+      </w:pPr>
+      <w:rPr>
+        <w:rFonts w:ascii="Wingdings" w:hAnsi="Wingdings" w:hint="default"/>
+      </w:rPr>
+    </w:lvl>
+  </w:abstractNum>
+  <w:abstractNum w:abstractNumId="22" w15:restartNumberingAfterBreak="0">
     <w:nsid w:val="5F785BAC"/>
     <w:multiLevelType w:val="multilevel"/>
     <w:tmpl w:val="4CA8345C"/>
@@ -14410,7 +14599,7 @@
       </w:rPr>
     </w:lvl>
   </w:abstractNum>
-  <w:abstractNum w:abstractNumId="22" w15:restartNumberingAfterBreak="0">
+  <w:abstractNum w:abstractNumId="23" w15:restartNumberingAfterBreak="0">
     <w:nsid w:val="5F89545F"/>
     <w:multiLevelType w:val="multilevel"/>
     <w:tmpl w:val="1436C800"/>
@@ -14523,7 +14712,7 @@
       </w:pPr>
     </w:lvl>
   </w:abstractNum>
-  <w:abstractNum w:abstractNumId="23" w15:restartNumberingAfterBreak="0">
+  <w:abstractNum w:abstractNumId="24" w15:restartNumberingAfterBreak="0">
     <w:nsid w:val="602C3958"/>
     <w:multiLevelType w:val="multilevel"/>
     <w:tmpl w:val="67B28CAA"/>
@@ -14672,7 +14861,7 @@
       </w:rPr>
     </w:lvl>
   </w:abstractNum>
-  <w:abstractNum w:abstractNumId="24" w15:restartNumberingAfterBreak="0">
+  <w:abstractNum w:abstractNumId="25" w15:restartNumberingAfterBreak="0">
     <w:nsid w:val="60EA4102"/>
     <w:multiLevelType w:val="multilevel"/>
     <w:tmpl w:val="5FFCBA2C"/>
@@ -14821,7 +15010,7 @@
       </w:rPr>
     </w:lvl>
   </w:abstractNum>
-  <w:abstractNum w:abstractNumId="25" w15:restartNumberingAfterBreak="0">
+  <w:abstractNum w:abstractNumId="26" w15:restartNumberingAfterBreak="0">
     <w:nsid w:val="635D2296"/>
     <w:multiLevelType w:val="multilevel"/>
     <w:tmpl w:val="35763CFC"/>
@@ -14970,7 +15159,7 @@
       </w:rPr>
     </w:lvl>
   </w:abstractNum>
-  <w:abstractNum w:abstractNumId="26" w15:restartNumberingAfterBreak="0">
+  <w:abstractNum w:abstractNumId="27" w15:restartNumberingAfterBreak="0">
     <w:nsid w:val="63C702ED"/>
     <w:multiLevelType w:val="multilevel"/>
     <w:tmpl w:val="FF8C5EA2"/>
@@ -15119,7 +15308,120 @@
       </w:rPr>
     </w:lvl>
   </w:abstractNum>
-  <w:abstractNum w:abstractNumId="27" w15:restartNumberingAfterBreak="0">
+  <w:abstractNum w:abstractNumId="28" w15:restartNumberingAfterBreak="0">
+    <w:nsid w:val="68B11E2C"/>
+    <w:multiLevelType w:val="hybridMultilevel"/>
+    <w:tmpl w:val="78F4B3DC"/>
+    <w:lvl w:ilvl="0" w:tplc="40090001">
+      <w:start w:val="1"/>
+      <w:numFmt w:val="bullet"/>
+      <w:lvlText w:val=""/>
+      <w:lvlJc w:val="left"/>
+      <w:pPr>
+        <w:ind w:left="720" w:hanging="360"/>
+      </w:pPr>
+      <w:rPr>
+        <w:rFonts w:ascii="Symbol" w:hAnsi="Symbol" w:hint="default"/>
+      </w:rPr>
+    </w:lvl>
+    <w:lvl w:ilvl="1" w:tplc="40090003" w:tentative="1">
+      <w:start w:val="1"/>
+      <w:numFmt w:val="bullet"/>
+      <w:lvlText w:val="o"/>
+      <w:lvlJc w:val="left"/>
+      <w:pPr>
+        <w:ind w:left="1440" w:hanging="360"/>
+      </w:pPr>
+      <w:rPr>
+        <w:rFonts w:ascii="Courier New" w:hAnsi="Courier New" w:cs="Courier New" w:hint="default"/>
+      </w:rPr>
+    </w:lvl>
+    <w:lvl w:ilvl="2" w:tplc="40090005" w:tentative="1">
+      <w:start w:val="1"/>
+      <w:numFmt w:val="bullet"/>
+      <w:lvlText w:val=""/>
+      <w:lvlJc w:val="left"/>
+      <w:pPr>
+        <w:ind w:left="2160" w:hanging="360"/>
+      </w:pPr>
+      <w:rPr>
+        <w:rFonts w:ascii="Wingdings" w:hAnsi="Wingdings" w:hint="default"/>
+      </w:rPr>
+    </w:lvl>
+    <w:lvl w:ilvl="3" w:tplc="40090001" w:tentative="1">
+      <w:start w:val="1"/>
+      <w:numFmt w:val="bullet"/>
+      <w:lvlText w:val=""/>
+      <w:lvlJc w:val="left"/>
+      <w:pPr>
+        <w:ind w:left="2880" w:hanging="360"/>
+      </w:pPr>
+      <w:rPr>
+        <w:rFonts w:ascii="Symbol" w:hAnsi="Symbol" w:hint="default"/>
+      </w:rPr>
+    </w:lvl>
+    <w:lvl w:ilvl="4" w:tplc="40090003" w:tentative="1">
+      <w:start w:val="1"/>
+      <w:numFmt w:val="bullet"/>
+      <w:lvlText w:val="o"/>
+      <w:lvlJc w:val="left"/>
+      <w:pPr>
+        <w:ind w:left="3600" w:hanging="360"/>
+      </w:pPr>
+      <w:rPr>
+        <w:rFonts w:ascii="Courier New" w:hAnsi="Courier New" w:cs="Courier New" w:hint="default"/>
+      </w:rPr>
+    </w:lvl>
+    <w:lvl w:ilvl="5" w:tplc="40090005" w:tentative="1">
+      <w:start w:val="1"/>
+      <w:numFmt w:val="bullet"/>
+      <w:lvlText w:val=""/>
+      <w:lvlJc w:val="left"/>
+      <w:pPr>
+        <w:ind w:left="4320" w:hanging="360"/>
+      </w:pPr>
+      <w:rPr>
+        <w:rFonts w:ascii="Wingdings" w:hAnsi="Wingdings" w:hint="default"/>
+      </w:rPr>
+    </w:lvl>
+    <w:lvl w:ilvl="6" w:tplc="40090001" w:tentative="1">
+      <w:start w:val="1"/>
+      <w:numFmt w:val="bullet"/>
+      <w:lvlText w:val=""/>
+      <w:lvlJc w:val="left"/>
+      <w:pPr>
+        <w:ind w:left="5040" w:hanging="360"/>
+      </w:pPr>
+      <w:rPr>
+        <w:rFonts w:ascii="Symbol" w:hAnsi="Symbol" w:hint="default"/>
+      </w:rPr>
+    </w:lvl>
+    <w:lvl w:ilvl="7" w:tplc="40090003" w:tentative="1">
+      <w:start w:val="1"/>
+      <w:numFmt w:val="bullet"/>
+      <w:lvlText w:val="o"/>
+      <w:lvlJc w:val="left"/>
+      <w:pPr>
+        <w:ind w:left="5760" w:hanging="360"/>
+      </w:pPr>
+      <w:rPr>
+        <w:rFonts w:ascii="Courier New" w:hAnsi="Courier New" w:cs="Courier New" w:hint="default"/>
+      </w:rPr>
+    </w:lvl>
+    <w:lvl w:ilvl="8" w:tplc="40090005" w:tentative="1">
+      <w:start w:val="1"/>
+      <w:numFmt w:val="bullet"/>
+      <w:lvlText w:val=""/>
+      <w:lvlJc w:val="left"/>
+      <w:pPr>
+        <w:ind w:left="6480" w:hanging="360"/>
+      </w:pPr>
+      <w:rPr>
+        <w:rFonts w:ascii="Wingdings" w:hAnsi="Wingdings" w:hint="default"/>
+      </w:rPr>
+    </w:lvl>
+  </w:abstractNum>
+  <w:abstractNum w:abstractNumId="29" w15:restartNumberingAfterBreak="0">
     <w:nsid w:val="70FA6453"/>
     <w:multiLevelType w:val="multilevel"/>
     <w:tmpl w:val="FB6C17A8"/>
@@ -15268,7 +15570,7 @@
       </w:rPr>
     </w:lvl>
   </w:abstractNum>
-  <w:abstractNum w:abstractNumId="28" w15:restartNumberingAfterBreak="0">
+  <w:abstractNum w:abstractNumId="30" w15:restartNumberingAfterBreak="0">
     <w:nsid w:val="720201B9"/>
     <w:multiLevelType w:val="hybridMultilevel"/>
     <w:tmpl w:val="9DFAE878"/>
@@ -15381,7 +15683,7 @@
       </w:rPr>
     </w:lvl>
   </w:abstractNum>
-  <w:abstractNum w:abstractNumId="29" w15:restartNumberingAfterBreak="0">
+  <w:abstractNum w:abstractNumId="31" w15:restartNumberingAfterBreak="0">
     <w:nsid w:val="766C4C80"/>
     <w:multiLevelType w:val="multilevel"/>
     <w:tmpl w:val="236A167C"/>
@@ -15494,7 +15796,7 @@
       </w:pPr>
     </w:lvl>
   </w:abstractNum>
-  <w:abstractNum w:abstractNumId="30" w15:restartNumberingAfterBreak="0">
+  <w:abstractNum w:abstractNumId="32" w15:restartNumberingAfterBreak="0">
     <w:nsid w:val="781521C2"/>
     <w:multiLevelType w:val="multilevel"/>
     <w:tmpl w:val="9FEEDB0A"/>
@@ -15643,7 +15945,7 @@
       </w:rPr>
     </w:lvl>
   </w:abstractNum>
-  <w:abstractNum w:abstractNumId="31" w15:restartNumberingAfterBreak="0">
+  <w:abstractNum w:abstractNumId="33" w15:restartNumberingAfterBreak="0">
     <w:nsid w:val="7A4D314D"/>
     <w:multiLevelType w:val="multilevel"/>
     <w:tmpl w:val="325A0AFE"/>
@@ -15754,6 +16056,119 @@
         </w:tabs>
         <w:ind w:left="6480" w:hanging="360"/>
       </w:pPr>
+    </w:lvl>
+  </w:abstractNum>
+  <w:abstractNum w:abstractNumId="34" w15:restartNumberingAfterBreak="0">
+    <w:nsid w:val="7AEE5DCE"/>
+    <w:multiLevelType w:val="hybridMultilevel"/>
+    <w:tmpl w:val="095A3A58"/>
+    <w:lvl w:ilvl="0" w:tplc="40090001">
+      <w:start w:val="1"/>
+      <w:numFmt w:val="bullet"/>
+      <w:lvlText w:val=""/>
+      <w:lvlJc w:val="left"/>
+      <w:pPr>
+        <w:ind w:left="720" w:hanging="360"/>
+      </w:pPr>
+      <w:rPr>
+        <w:rFonts w:ascii="Symbol" w:hAnsi="Symbol" w:hint="default"/>
+      </w:rPr>
+    </w:lvl>
+    <w:lvl w:ilvl="1" w:tplc="40090003" w:tentative="1">
+      <w:start w:val="1"/>
+      <w:numFmt w:val="bullet"/>
+      <w:lvlText w:val="o"/>
+      <w:lvlJc w:val="left"/>
+      <w:pPr>
+        <w:ind w:left="1440" w:hanging="360"/>
+      </w:pPr>
+      <w:rPr>
+        <w:rFonts w:ascii="Courier New" w:hAnsi="Courier New" w:cs="Courier New" w:hint="default"/>
+      </w:rPr>
+    </w:lvl>
+    <w:lvl w:ilvl="2" w:tplc="40090005" w:tentative="1">
+      <w:start w:val="1"/>
+      <w:numFmt w:val="bullet"/>
+      <w:lvlText w:val=""/>
+      <w:lvlJc w:val="left"/>
+      <w:pPr>
+        <w:ind w:left="2160" w:hanging="360"/>
+      </w:pPr>
+      <w:rPr>
+        <w:rFonts w:ascii="Wingdings" w:hAnsi="Wingdings" w:hint="default"/>
+      </w:rPr>
+    </w:lvl>
+    <w:lvl w:ilvl="3" w:tplc="40090001" w:tentative="1">
+      <w:start w:val="1"/>
+      <w:numFmt w:val="bullet"/>
+      <w:lvlText w:val=""/>
+      <w:lvlJc w:val="left"/>
+      <w:pPr>
+        <w:ind w:left="2880" w:hanging="360"/>
+      </w:pPr>
+      <w:rPr>
+        <w:rFonts w:ascii="Symbol" w:hAnsi="Symbol" w:hint="default"/>
+      </w:rPr>
+    </w:lvl>
+    <w:lvl w:ilvl="4" w:tplc="40090003" w:tentative="1">
+      <w:start w:val="1"/>
+      <w:numFmt w:val="bullet"/>
+      <w:lvlText w:val="o"/>
+      <w:lvlJc w:val="left"/>
+      <w:pPr>
+        <w:ind w:left="3600" w:hanging="360"/>
+      </w:pPr>
+      <w:rPr>
+        <w:rFonts w:ascii="Courier New" w:hAnsi="Courier New" w:cs="Courier New" w:hint="default"/>
+      </w:rPr>
+    </w:lvl>
+    <w:lvl w:ilvl="5" w:tplc="40090005" w:tentative="1">
+      <w:start w:val="1"/>
+      <w:numFmt w:val="bullet"/>
+      <w:lvlText w:val=""/>
+      <w:lvlJc w:val="left"/>
+      <w:pPr>
+        <w:ind w:left="4320" w:hanging="360"/>
+      </w:pPr>
+      <w:rPr>
+        <w:rFonts w:ascii="Wingdings" w:hAnsi="Wingdings" w:hint="default"/>
+      </w:rPr>
+    </w:lvl>
+    <w:lvl w:ilvl="6" w:tplc="40090001" w:tentative="1">
+      <w:start w:val="1"/>
+      <w:numFmt w:val="bullet"/>
+      <w:lvlText w:val=""/>
+      <w:lvlJc w:val="left"/>
+      <w:pPr>
+        <w:ind w:left="5040" w:hanging="360"/>
+      </w:pPr>
+      <w:rPr>
+        <w:rFonts w:ascii="Symbol" w:hAnsi="Symbol" w:hint="default"/>
+      </w:rPr>
+    </w:lvl>
+    <w:lvl w:ilvl="7" w:tplc="40090003" w:tentative="1">
+      <w:start w:val="1"/>
+      <w:numFmt w:val="bullet"/>
+      <w:lvlText w:val="o"/>
+      <w:lvlJc w:val="left"/>
+      <w:pPr>
+        <w:ind w:left="5760" w:hanging="360"/>
+      </w:pPr>
+      <w:rPr>
+        <w:rFonts w:ascii="Courier New" w:hAnsi="Courier New" w:cs="Courier New" w:hint="default"/>
+      </w:rPr>
+    </w:lvl>
+    <w:lvl w:ilvl="8" w:tplc="40090005" w:tentative="1">
+      <w:start w:val="1"/>
+      <w:numFmt w:val="bullet"/>
+      <w:lvlText w:val=""/>
+      <w:lvlJc w:val="left"/>
+      <w:pPr>
+        <w:ind w:left="6480" w:hanging="360"/>
+      </w:pPr>
+      <w:rPr>
+        <w:rFonts w:ascii="Wingdings" w:hAnsi="Wingdings" w:hint="default"/>
+      </w:rPr>
     </w:lvl>
   </w:abstractNum>
   <w:num w:numId="1" w16cid:durableId="1174372347">
@@ -15784,16 +16199,16 @@
     <w:abstractNumId w:val="0"/>
   </w:num>
   <w:num w:numId="10" w16cid:durableId="148207577">
-    <w:abstractNumId w:val="25"/>
+    <w:abstractNumId w:val="26"/>
   </w:num>
   <w:num w:numId="11" w16cid:durableId="340670209">
     <w:abstractNumId w:val="12"/>
   </w:num>
   <w:num w:numId="12" w16cid:durableId="8875968">
-    <w:abstractNumId w:val="26"/>
+    <w:abstractNumId w:val="27"/>
   </w:num>
   <w:num w:numId="13" w16cid:durableId="17201475">
-    <w:abstractNumId w:val="27"/>
+    <w:abstractNumId w:val="29"/>
   </w:num>
   <w:num w:numId="14" w16cid:durableId="488600011">
     <w:abstractNumId w:val="19"/>
@@ -15805,7 +16220,7 @@
     <w:abstractNumId w:val="11"/>
   </w:num>
   <w:num w:numId="17" w16cid:durableId="2139567120">
-    <w:abstractNumId w:val="21"/>
+    <w:abstractNumId w:val="22"/>
   </w:num>
   <w:num w:numId="18" w16cid:durableId="2031027811">
     <w:abstractNumId w:val="10"/>
@@ -15814,7 +16229,7 @@
     <w:abstractNumId w:val="14"/>
   </w:num>
   <w:num w:numId="20" w16cid:durableId="395517311">
-    <w:abstractNumId w:val="31"/>
+    <w:abstractNumId w:val="33"/>
   </w:num>
   <w:num w:numId="21" w16cid:durableId="1542017140">
     <w:abstractNumId w:val="13"/>
@@ -15823,7 +16238,7 @@
     <w:abstractNumId w:val="16"/>
   </w:num>
   <w:num w:numId="23" w16cid:durableId="460541219">
-    <w:abstractNumId w:val="22"/>
+    <w:abstractNumId w:val="23"/>
   </w:num>
   <w:num w:numId="24" w16cid:durableId="1895501735">
     <w:abstractNumId w:val="9"/>
@@ -15832,24 +16247,33 @@
     <w:abstractNumId w:val="17"/>
   </w:num>
   <w:num w:numId="26" w16cid:durableId="1940259655">
-    <w:abstractNumId w:val="23"/>
+    <w:abstractNumId w:val="24"/>
   </w:num>
   <w:num w:numId="27" w16cid:durableId="1654946462">
-    <w:abstractNumId w:val="30"/>
+    <w:abstractNumId w:val="32"/>
   </w:num>
   <w:num w:numId="28" w16cid:durableId="1557428119">
-    <w:abstractNumId w:val="24"/>
+    <w:abstractNumId w:val="25"/>
   </w:num>
   <w:num w:numId="29" w16cid:durableId="1331326830">
     <w:abstractNumId w:val="15"/>
   </w:num>
   <w:num w:numId="30" w16cid:durableId="98070864">
-    <w:abstractNumId w:val="29"/>
+    <w:abstractNumId w:val="31"/>
   </w:num>
   <w:num w:numId="31" w16cid:durableId="655382231">
     <w:abstractNumId w:val="18"/>
   </w:num>
   <w:num w:numId="32" w16cid:durableId="589119931">
+    <w:abstractNumId w:val="30"/>
+  </w:num>
+  <w:num w:numId="33" w16cid:durableId="618757657">
+    <w:abstractNumId w:val="21"/>
+  </w:num>
+  <w:num w:numId="34" w16cid:durableId="1991014744">
+    <w:abstractNumId w:val="34"/>
+  </w:num>
+  <w:num w:numId="35" w16cid:durableId="1648165947">
     <w:abstractNumId w:val="28"/>
   </w:num>
 </w:numbering>

--- a/docs/YuvaIntern_Task2_Algorithm_Exploration.docx
+++ b/docs/YuvaIntern_Task2_Algorithm_Exploration.docx
@@ -3864,6 +3864,18 @@
         <w:t>The three algorithms were compared in terms of their learning approach, ability to model nonlinear relationships, interpretability, computational requirements, scalability and suitability for the dataset.</w:t>
       </w:r>
     </w:p>
+    <w:p>
+      <w:pPr>
+        <w:spacing w:after="120" w:line="240" w:lineRule="auto"/>
+        <w:jc w:val="both"/>
+        <w:rPr>
+          <w:rFonts w:ascii="Times New Roman" w:hAnsi="Times New Roman" w:cs="Times New Roman"/>
+          <w:sz w:val="24"/>
+          <w:szCs w:val="24"/>
+          <w:lang w:val="en-IN"/>
+        </w:rPr>
+      </w:pPr>
+    </w:p>
     <w:tbl>
       <w:tblPr>
         <w:tblW w:w="0" w:type="auto"/>
@@ -3885,10 +3897,10 @@
         <w:tblLook w:val="04A0" w:firstRow="1" w:lastRow="0" w:firstColumn="1" w:lastColumn="0" w:noHBand="0" w:noVBand="1"/>
       </w:tblPr>
       <w:tblGrid>
-        <w:gridCol w:w="2079"/>
+        <w:gridCol w:w="1953"/>
         <w:gridCol w:w="2371"/>
         <w:gridCol w:w="3238"/>
-        <w:gridCol w:w="3222"/>
+        <w:gridCol w:w="3348"/>
       </w:tblGrid>
       <w:tr>
         <w:trPr>
@@ -4636,6 +4648,123 @@
           <w:tcPr>
             <w:tcW w:w="0" w:type="auto"/>
             <w:vAlign w:val="center"/>
+          </w:tcPr>
+          <w:p>
+            <w:pPr>
+              <w:spacing w:after="120" w:line="240" w:lineRule="auto"/>
+              <w:jc w:val="center"/>
+              <w:rPr>
+                <w:rFonts w:ascii="Times New Roman" w:hAnsi="Times New Roman" w:cs="Times New Roman"/>
+                <w:b/>
+                <w:bCs/>
+                <w:sz w:val="24"/>
+                <w:szCs w:val="24"/>
+                <w:lang w:val="en-IN"/>
+              </w:rPr>
+            </w:pPr>
+            <w:r>
+              <w:rPr>
+                <w:rFonts w:ascii="Times New Roman" w:hAnsi="Times New Roman" w:cs="Times New Roman"/>
+                <w:b/>
+                <w:bCs/>
+                <w:sz w:val="24"/>
+                <w:szCs w:val="24"/>
+                <w:lang w:val="en-IN"/>
+              </w:rPr>
+              <w:t>Scalability</w:t>
+            </w:r>
+          </w:p>
+        </w:tc>
+        <w:tc>
+          <w:tcPr>
+            <w:tcW w:w="2341" w:type="dxa"/>
+            <w:vAlign w:val="center"/>
+          </w:tcPr>
+          <w:p>
+            <w:pPr>
+              <w:spacing w:after="120" w:line="240" w:lineRule="auto"/>
+              <w:jc w:val="center"/>
+              <w:rPr>
+                <w:rFonts w:ascii="Times New Roman" w:hAnsi="Times New Roman" w:cs="Times New Roman"/>
+                <w:sz w:val="24"/>
+                <w:szCs w:val="24"/>
+                <w:lang w:val="en-IN"/>
+              </w:rPr>
+            </w:pPr>
+            <w:r>
+              <w:rPr>
+                <w:rFonts w:ascii="Times New Roman" w:hAnsi="Times New Roman" w:cs="Times New Roman"/>
+                <w:sz w:val="24"/>
+                <w:szCs w:val="24"/>
+                <w:lang w:val="en-IN"/>
+              </w:rPr>
+              <w:t>Computationally efficient for large tabular datasets</w:t>
+            </w:r>
+          </w:p>
+        </w:tc>
+        <w:tc>
+          <w:tcPr>
+            <w:tcW w:w="3208" w:type="dxa"/>
+            <w:vAlign w:val="center"/>
+          </w:tcPr>
+          <w:p>
+            <w:pPr>
+              <w:spacing w:after="120" w:line="240" w:lineRule="auto"/>
+              <w:jc w:val="center"/>
+              <w:rPr>
+                <w:rFonts w:ascii="Times New Roman" w:hAnsi="Times New Roman" w:cs="Times New Roman"/>
+                <w:sz w:val="24"/>
+                <w:szCs w:val="24"/>
+                <w:lang w:val="en-IN"/>
+              </w:rPr>
+            </w:pPr>
+            <w:r>
+              <w:rPr>
+                <w:rFonts w:ascii="Times New Roman" w:hAnsi="Times New Roman" w:cs="Times New Roman"/>
+                <w:sz w:val="24"/>
+                <w:szCs w:val="24"/>
+                <w:lang w:val="en-IN"/>
+              </w:rPr>
+              <w:t>Can scale through parallel tree training, with increasing memory and compute requirements</w:t>
+            </w:r>
+          </w:p>
+        </w:tc>
+        <w:tc>
+          <w:tcPr>
+            <w:tcW w:w="0" w:type="auto"/>
+            <w:vAlign w:val="center"/>
+          </w:tcPr>
+          <w:p>
+            <w:pPr>
+              <w:spacing w:after="120" w:line="240" w:lineRule="auto"/>
+              <w:jc w:val="center"/>
+              <w:rPr>
+                <w:rFonts w:ascii="Times New Roman" w:hAnsi="Times New Roman" w:cs="Times New Roman"/>
+                <w:sz w:val="24"/>
+                <w:szCs w:val="24"/>
+                <w:lang w:val="en-IN"/>
+              </w:rPr>
+            </w:pPr>
+            <w:r>
+              <w:rPr>
+                <w:rFonts w:ascii="Times New Roman" w:hAnsi="Times New Roman" w:cs="Times New Roman"/>
+                <w:sz w:val="24"/>
+                <w:szCs w:val="24"/>
+                <w:lang w:val="en-IN"/>
+              </w:rPr>
+              <w:t>Handles structured datasets, but sequential training can limit scalability</w:t>
+            </w:r>
+          </w:p>
+        </w:tc>
+      </w:tr>
+      <w:tr>
+        <w:trPr>
+          <w:tblCellSpacing w:w="15" w:type="dxa"/>
+        </w:trPr>
+        <w:tc>
+          <w:tcPr>
+            <w:tcW w:w="0" w:type="auto"/>
+            <w:vAlign w:val="center"/>
             <w:hideMark/>
           </w:tcPr>
           <w:p>
@@ -5238,6 +5367,18 @@
         </w:rPr>
         <w:t>The following configurations are taken from the implemented regression notebook.</w:t>
       </w:r>
+    </w:p>
+    <w:p>
+      <w:pPr>
+        <w:spacing w:after="120" w:line="240" w:lineRule="auto"/>
+        <w:jc w:val="both"/>
+        <w:rPr>
+          <w:rFonts w:ascii="Times New Roman" w:hAnsi="Times New Roman" w:cs="Times New Roman"/>
+          <w:sz w:val="24"/>
+          <w:szCs w:val="24"/>
+          <w:lang w:val="en-IN"/>
+        </w:rPr>
+      </w:pPr>
     </w:p>
     <w:tbl>
       <w:tblPr>
@@ -11868,6 +12009,76 @@
           <w:lang w:val="en-IN"/>
         </w:rPr>
       </w:pPr>
+    </w:p>
+    <w:p>
+      <w:pPr>
+        <w:spacing w:after="120" w:line="240" w:lineRule="auto"/>
+        <w:jc w:val="both"/>
+        <w:rPr>
+          <w:rFonts w:ascii="Times New Roman" w:hAnsi="Times New Roman" w:cs="Times New Roman"/>
+          <w:b/>
+          <w:bCs/>
+          <w:sz w:val="24"/>
+          <w:szCs w:val="24"/>
+          <w:lang w:val="en-IN"/>
+        </w:rPr>
+      </w:pPr>
+      <w:r>
+        <w:rPr>
+          <w:rFonts w:ascii="Times New Roman" w:hAnsi="Times New Roman" w:cs="Times New Roman"/>
+          <w:b/>
+          <w:bCs/>
+          <w:sz w:val="24"/>
+          <w:szCs w:val="24"/>
+          <w:lang w:val="en-IN"/>
+        </w:rPr>
+        <w:t>11.1 Forecasting Assumption</w:t>
+      </w:r>
+    </w:p>
+    <w:p>
+      <w:pPr>
+        <w:spacing w:after="120" w:line="240" w:lineRule="auto"/>
+        <w:jc w:val="both"/>
+        <w:rPr>
+          <w:rFonts w:ascii="Times New Roman" w:hAnsi="Times New Roman" w:cs="Times New Roman"/>
+          <w:sz w:val="24"/>
+          <w:szCs w:val="24"/>
+          <w:lang w:val="en-IN"/>
+        </w:rPr>
+      </w:pPr>
+      <w:r>
+        <w:rPr>
+          <w:rFonts w:ascii="Times New Roman" w:hAnsi="Times New Roman" w:cs="Times New Roman"/>
+          <w:sz w:val="24"/>
+          <w:szCs w:val="24"/>
+          <w:lang w:val="en-IN"/>
+        </w:rPr>
+        <w:t>The future CO₂ forecasting component uses the latest observed non-lag socioeconomic and energy-related indicators as fixed inputs for the forecast horizon. The year and country-specific CO₂ lag features are updated recursively as each future prediction is generated. Consequently, the projections for 2023–2027 are conditional on the assumption that the non-lag predictors remain unchanged from their latest observed values. They should not be interpreted as forecasts incorporating independently predicted future economic or energy scenarios.</w:t>
+      </w:r>
+    </w:p>
+    <w:p>
+      <w:pPr>
+        <w:spacing w:after="120" w:line="240" w:lineRule="auto"/>
+        <w:jc w:val="both"/>
+        <w:rPr>
+          <w:rFonts w:ascii="Times New Roman" w:hAnsi="Times New Roman" w:cs="Times New Roman"/>
+          <w:b/>
+          <w:bCs/>
+          <w:sz w:val="24"/>
+          <w:szCs w:val="24"/>
+          <w:lang w:val="en-IN"/>
+        </w:rPr>
+      </w:pPr>
+      <w:r>
+        <w:rPr>
+          <w:rFonts w:ascii="Times New Roman" w:hAnsi="Times New Roman" w:cs="Times New Roman"/>
+          <w:b/>
+          <w:bCs/>
+          <w:sz w:val="24"/>
+          <w:szCs w:val="24"/>
+        </w:rPr>
+        <w:t>11.2 Evaluation and Generalization Limitations</w:t>
+      </w:r>
     </w:p>
     <w:p>
       <w:pPr>

--- a/docs/YuvaIntern_Task2_Algorithm_Exploration.docx
+++ b/docs/YuvaIntern_Task2_Algorithm_Exploration.docx
@@ -210,27 +210,7 @@
           <w:szCs w:val="32"/>
           <w:lang w:val="en-IN"/>
         </w:rPr>
-        <w:t xml:space="preserve"> Carbon Emission Prediction and Sustainability </w:t>
-      </w:r>
-      <w:proofErr w:type="spellStart"/>
-      <w:r>
-        <w:rPr>
-          <w:rFonts w:ascii="Times New Roman" w:hAnsi="Times New Roman" w:cs="Times New Roman"/>
-          <w:sz w:val="32"/>
-          <w:szCs w:val="32"/>
-          <w:lang w:val="en-IN"/>
-        </w:rPr>
-        <w:t>Modeling</w:t>
-      </w:r>
-      <w:proofErr w:type="spellEnd"/>
-      <w:r>
-        <w:rPr>
-          <w:rFonts w:ascii="Times New Roman" w:hAnsi="Times New Roman" w:cs="Times New Roman"/>
-          <w:sz w:val="32"/>
-          <w:szCs w:val="32"/>
-          <w:lang w:val="en-IN"/>
-        </w:rPr>
-        <w:t xml:space="preserve"> Framework</w:t>
+        <w:t xml:space="preserve"> Carbon Emission Prediction and Sustainability Modeling Framework</w:t>
       </w:r>
     </w:p>
     <w:p>
@@ -494,27 +474,7 @@
           <w:szCs w:val="24"/>
           <w:lang w:val="en-IN"/>
         </w:rPr>
-        <w:t xml:space="preserve">The </w:t>
-      </w:r>
-      <w:proofErr w:type="spellStart"/>
-      <w:r>
-        <w:rPr>
-          <w:rFonts w:ascii="Times New Roman" w:hAnsi="Times New Roman" w:cs="Times New Roman"/>
-          <w:sz w:val="24"/>
-          <w:szCs w:val="24"/>
-          <w:lang w:val="en-IN"/>
-        </w:rPr>
-        <w:t>modeling</w:t>
-      </w:r>
-      <w:proofErr w:type="spellEnd"/>
-      <w:r>
-        <w:rPr>
-          <w:rFonts w:ascii="Times New Roman" w:hAnsi="Times New Roman" w:cs="Times New Roman"/>
-          <w:sz w:val="24"/>
-          <w:szCs w:val="24"/>
-          <w:lang w:val="en-IN"/>
-        </w:rPr>
-        <w:t xml:space="preserve"> task uses population, GDP, primary energy consumption, fossil-fuel dependence, renewable-energy indicators and year as predictive features. Three regression algorithms are trained and compared using a common training and validation procedure. The selected model is then evaluated using a held-out test dataset.</w:t>
+        <w:t>The modeling task uses population, GDP, primary energy consumption, fossil-fuel dependence, renewable-energy indicators and year as predictive features. Three regression algorithms are trained and compared using a common training and validation procedure. The selected model is then evaluated using a held-out test dataset.</w:t>
       </w:r>
     </w:p>
     <w:p>
@@ -658,6 +618,15 @@
         </w:rPr>
         <w:t xml:space="preserve">CO₂ dataset: Provides annual country-level CO₂ emissions and related indicators. The emissions data are based on the Global Carbon Budget and processed by Our World in Data. </w:t>
       </w:r>
+      <w:r>
+        <w:rPr>
+          <w:rFonts w:ascii="Times New Roman" w:hAnsi="Times New Roman" w:cs="Times New Roman"/>
+          <w:sz w:val="24"/>
+          <w:szCs w:val="24"/>
+          <w:lang w:val="en-IN"/>
+        </w:rPr>
+        <w:t>[7]</w:t>
+      </w:r>
     </w:p>
     <w:p>
       <w:pPr>
@@ -678,6 +647,15 @@
           <w:lang w:val="en-IN"/>
         </w:rPr>
         <w:t>Energy dataset: Provides country-level energy consumption, energy-mix and electricity-related indicators. The project uses variables from this dataset alongside the CO₂ data.</w:t>
+      </w:r>
+      <w:r>
+        <w:rPr>
+          <w:rFonts w:ascii="Times New Roman" w:hAnsi="Times New Roman" w:cs="Times New Roman"/>
+          <w:sz w:val="24"/>
+          <w:szCs w:val="24"/>
+          <w:lang w:val="en-IN"/>
+        </w:rPr>
+        <w:t xml:space="preserve"> [8]</w:t>
       </w:r>
     </w:p>
     <w:p>
@@ -745,27 +723,7 @@
           <w:szCs w:val="24"/>
           <w:lang w:val="en-IN"/>
         </w:rPr>
-        <w:t xml:space="preserve">The processed </w:t>
-      </w:r>
-      <w:proofErr w:type="spellStart"/>
-      <w:r>
-        <w:rPr>
-          <w:rFonts w:ascii="Times New Roman" w:hAnsi="Times New Roman" w:cs="Times New Roman"/>
-          <w:sz w:val="24"/>
-          <w:szCs w:val="24"/>
-          <w:lang w:val="en-IN"/>
-        </w:rPr>
-        <w:t>modeling</w:t>
-      </w:r>
-      <w:proofErr w:type="spellEnd"/>
-      <w:r>
-        <w:rPr>
-          <w:rFonts w:ascii="Times New Roman" w:hAnsi="Times New Roman" w:cs="Times New Roman"/>
-          <w:sz w:val="24"/>
-          <w:szCs w:val="24"/>
-          <w:lang w:val="en-IN"/>
-        </w:rPr>
-        <w:t xml:space="preserve"> dataset contains:</w:t>
+        <w:t>The processed modeling dataset contains:</w:t>
       </w:r>
     </w:p>
     <w:tbl>
@@ -1745,7 +1703,6 @@
                 <w:lang w:val="en-IN"/>
               </w:rPr>
             </w:pPr>
-            <w:proofErr w:type="spellStart"/>
             <w:r>
               <w:rPr>
                 <w:rFonts w:ascii="Times New Roman" w:hAnsi="Times New Roman" w:cs="Times New Roman"/>
@@ -1755,7 +1712,6 @@
               </w:rPr>
               <w:t>primary_energy_consumption_energy</w:t>
             </w:r>
-            <w:proofErr w:type="spellEnd"/>
           </w:p>
         </w:tc>
         <w:tc>
@@ -1838,7 +1794,6 @@
                 <w:lang w:val="en-IN"/>
               </w:rPr>
             </w:pPr>
-            <w:proofErr w:type="spellStart"/>
             <w:r>
               <w:rPr>
                 <w:rFonts w:ascii="Times New Roman" w:hAnsi="Times New Roman" w:cs="Times New Roman"/>
@@ -1848,7 +1803,6 @@
               </w:rPr>
               <w:t>fossil_share_energy</w:t>
             </w:r>
-            <w:proofErr w:type="spellEnd"/>
           </w:p>
         </w:tc>
         <w:tc>
@@ -1931,7 +1885,6 @@
                 <w:lang w:val="en-IN"/>
               </w:rPr>
             </w:pPr>
-            <w:proofErr w:type="spellStart"/>
             <w:r>
               <w:rPr>
                 <w:rFonts w:ascii="Times New Roman" w:hAnsi="Times New Roman" w:cs="Times New Roman"/>
@@ -1941,7 +1894,6 @@
               </w:rPr>
               <w:t>renewables_share_energy</w:t>
             </w:r>
-            <w:proofErr w:type="spellEnd"/>
           </w:p>
         </w:tc>
         <w:tc>
@@ -2024,7 +1976,6 @@
                 <w:lang w:val="en-IN"/>
               </w:rPr>
             </w:pPr>
-            <w:proofErr w:type="spellStart"/>
             <w:r>
               <w:rPr>
                 <w:rFonts w:ascii="Times New Roman" w:hAnsi="Times New Roman" w:cs="Times New Roman"/>
@@ -2034,7 +1985,6 @@
               </w:rPr>
               <w:t>renewables_electricity</w:t>
             </w:r>
-            <w:proofErr w:type="spellEnd"/>
           </w:p>
         </w:tc>
         <w:tc>
@@ -2117,7 +2067,6 @@
                 <w:lang w:val="en-IN"/>
               </w:rPr>
             </w:pPr>
-            <w:proofErr w:type="spellStart"/>
             <w:r>
               <w:rPr>
                 <w:rFonts w:ascii="Times New Roman" w:hAnsi="Times New Roman" w:cs="Times New Roman"/>
@@ -2127,7 +2076,6 @@
               </w:rPr>
               <w:t>renewables_share_elec</w:t>
             </w:r>
-            <w:proofErr w:type="spellEnd"/>
           </w:p>
         </w:tc>
         <w:tc>
@@ -2210,7 +2158,6 @@
                 <w:lang w:val="en-IN"/>
               </w:rPr>
             </w:pPr>
-            <w:proofErr w:type="spellStart"/>
             <w:r>
               <w:rPr>
                 <w:rFonts w:ascii="Times New Roman" w:hAnsi="Times New Roman" w:cs="Times New Roman"/>
@@ -2220,7 +2167,6 @@
               </w:rPr>
               <w:t>solar_share_energy</w:t>
             </w:r>
-            <w:proofErr w:type="spellEnd"/>
           </w:p>
         </w:tc>
         <w:tc>
@@ -2303,7 +2249,6 @@
                 <w:lang w:val="en-IN"/>
               </w:rPr>
             </w:pPr>
-            <w:proofErr w:type="spellStart"/>
             <w:r>
               <w:rPr>
                 <w:rFonts w:ascii="Times New Roman" w:hAnsi="Times New Roman" w:cs="Times New Roman"/>
@@ -2313,7 +2258,6 @@
               </w:rPr>
               <w:t>wind_share_energy</w:t>
             </w:r>
-            <w:proofErr w:type="spellEnd"/>
           </w:p>
         </w:tc>
         <w:tc>
@@ -2397,7 +2341,6 @@
                 <w:lang w:val="en-IN"/>
               </w:rPr>
             </w:pPr>
-            <w:proofErr w:type="spellStart"/>
             <w:r>
               <w:rPr>
                 <w:rFonts w:ascii="Times New Roman" w:hAnsi="Times New Roman" w:cs="Times New Roman"/>
@@ -2407,7 +2350,6 @@
               </w:rPr>
               <w:t>hydro_share_energy</w:t>
             </w:r>
-            <w:proofErr w:type="spellEnd"/>
           </w:p>
         </w:tc>
         <w:tc>
@@ -2490,7 +2432,6 @@
                 <w:lang w:val="en-IN"/>
               </w:rPr>
             </w:pPr>
-            <w:proofErr w:type="spellStart"/>
             <w:r>
               <w:rPr>
                 <w:rFonts w:ascii="Times New Roman" w:hAnsi="Times New Roman" w:cs="Times New Roman"/>
@@ -2500,7 +2441,6 @@
               </w:rPr>
               <w:t>gdp_per_capita</w:t>
             </w:r>
-            <w:proofErr w:type="spellEnd"/>
           </w:p>
         </w:tc>
         <w:tc>
@@ -2583,7 +2523,6 @@
                 <w:lang w:val="en-IN"/>
               </w:rPr>
             </w:pPr>
-            <w:proofErr w:type="spellStart"/>
             <w:r>
               <w:rPr>
                 <w:rFonts w:ascii="Times New Roman" w:hAnsi="Times New Roman" w:cs="Times New Roman"/>
@@ -2593,7 +2532,6 @@
               </w:rPr>
               <w:t>energy_per_capita</w:t>
             </w:r>
-            <w:proofErr w:type="spellEnd"/>
           </w:p>
         </w:tc>
         <w:tc>
@@ -2656,27 +2594,7 @@
           <w:szCs w:val="24"/>
           <w:lang w:val="en-IN"/>
         </w:rPr>
-        <w:t xml:space="preserve">The target variable is co2, representing annual total CO₂ emissions in million tonnes (Mt), as represented in the processed </w:t>
-      </w:r>
-      <w:proofErr w:type="spellStart"/>
-      <w:r>
-        <w:rPr>
-          <w:rFonts w:ascii="Times New Roman" w:hAnsi="Times New Roman" w:cs="Times New Roman"/>
-          <w:sz w:val="24"/>
-          <w:szCs w:val="24"/>
-          <w:lang w:val="en-IN"/>
-        </w:rPr>
-        <w:t>modeling</w:t>
-      </w:r>
-      <w:proofErr w:type="spellEnd"/>
-      <w:r>
-        <w:rPr>
-          <w:rFonts w:ascii="Times New Roman" w:hAnsi="Times New Roman" w:cs="Times New Roman"/>
-          <w:sz w:val="24"/>
-          <w:szCs w:val="24"/>
-          <w:lang w:val="en-IN"/>
-        </w:rPr>
-        <w:t xml:space="preserve"> dataset.</w:t>
+        <w:t>The target variable is co2, representing annual total CO₂ emissions in million tonnes (Mt), as represented in the processed modeling dataset.</w:t>
       </w:r>
     </w:p>
     <w:p>
@@ -3178,7 +3096,6 @@
           <w:lang w:val="en-IN"/>
         </w:rPr>
       </w:pPr>
-      <w:proofErr w:type="gramStart"/>
       <w:r>
         <w:rPr>
           <w:rFonts w:ascii="Times New Roman" w:hAnsi="Times New Roman" w:cs="Times New Roman"/>
@@ -3186,17 +3103,7 @@
           <w:szCs w:val="24"/>
           <w:lang w:val="en-IN"/>
         </w:rPr>
-        <w:t>Generally</w:t>
-      </w:r>
-      <w:proofErr w:type="gramEnd"/>
-      <w:r>
-        <w:rPr>
-          <w:rFonts w:ascii="Times New Roman" w:hAnsi="Times New Roman" w:cs="Times New Roman"/>
-          <w:sz w:val="24"/>
-          <w:szCs w:val="24"/>
-          <w:lang w:val="en-IN"/>
-        </w:rPr>
-        <w:t xml:space="preserve"> does not require feature standardization.</w:t>
+        <w:t>Generally does not require feature standardization.</w:t>
       </w:r>
     </w:p>
     <w:p>
@@ -3405,25 +3312,7 @@
           <w:sz w:val="24"/>
           <w:szCs w:val="24"/>
         </w:rPr>
-        <w:t>(</w:t>
-      </w:r>
-      <w:proofErr w:type="spellStart"/>
-      <w:r>
-        <w:rPr>
-          <w:rFonts w:ascii="Times New Roman" w:hAnsi="Times New Roman" w:cs="Times New Roman"/>
-          <w:sz w:val="24"/>
-          <w:szCs w:val="24"/>
-        </w:rPr>
-        <w:t>Breiman</w:t>
-      </w:r>
-      <w:proofErr w:type="spellEnd"/>
-      <w:r>
-        <w:rPr>
-          <w:rFonts w:ascii="Times New Roman" w:hAnsi="Times New Roman" w:cs="Times New Roman"/>
-          <w:sz w:val="24"/>
-          <w:szCs w:val="24"/>
-        </w:rPr>
-        <w:t>, 2001)</w:t>
+        <w:t>(Breiman, 2001)</w:t>
       </w:r>
       <w:r>
         <w:rPr>
@@ -4966,27 +4855,7 @@
                 <w:szCs w:val="24"/>
                 <w:lang w:val="en-IN"/>
               </w:rPr>
-              <w:t xml:space="preserve">Nonlinear </w:t>
-            </w:r>
-            <w:proofErr w:type="spellStart"/>
-            <w:r>
-              <w:rPr>
-                <w:rFonts w:ascii="Times New Roman" w:hAnsi="Times New Roman" w:cs="Times New Roman"/>
-                <w:sz w:val="24"/>
-                <w:szCs w:val="24"/>
-                <w:lang w:val="en-IN"/>
-              </w:rPr>
-              <w:t>modeling</w:t>
-            </w:r>
-            <w:proofErr w:type="spellEnd"/>
-            <w:r>
-              <w:rPr>
-                <w:rFonts w:ascii="Times New Roman" w:hAnsi="Times New Roman" w:cs="Times New Roman"/>
-                <w:sz w:val="24"/>
-                <w:szCs w:val="24"/>
-                <w:lang w:val="en-IN"/>
-              </w:rPr>
-              <w:t xml:space="preserve"> and variance reduction</w:t>
+              <w:t>Nonlinear modeling and variance reduction</w:t>
             </w:r>
           </w:p>
         </w:tc>
@@ -5559,8 +5428,6 @@
                 <w:lang w:val="en-IN"/>
               </w:rPr>
             </w:pPr>
-            <w:proofErr w:type="spellStart"/>
-            <w:proofErr w:type="gramStart"/>
             <w:r>
               <w:rPr>
                 <w:rFonts w:ascii="Times New Roman" w:hAnsi="Times New Roman" w:cs="Times New Roman"/>
@@ -5568,27 +5435,7 @@
                 <w:szCs w:val="24"/>
                 <w:lang w:val="en-IN"/>
               </w:rPr>
-              <w:t>LinearRegression</w:t>
-            </w:r>
-            <w:proofErr w:type="spellEnd"/>
-            <w:r>
-              <w:rPr>
-                <w:rFonts w:ascii="Times New Roman" w:hAnsi="Times New Roman" w:cs="Times New Roman"/>
-                <w:sz w:val="24"/>
-                <w:szCs w:val="24"/>
-                <w:lang w:val="en-IN"/>
-              </w:rPr>
-              <w:t>(</w:t>
-            </w:r>
-            <w:proofErr w:type="gramEnd"/>
-            <w:r>
-              <w:rPr>
-                <w:rFonts w:ascii="Times New Roman" w:hAnsi="Times New Roman" w:cs="Times New Roman"/>
-                <w:sz w:val="24"/>
-                <w:szCs w:val="24"/>
-                <w:lang w:val="en-IN"/>
-              </w:rPr>
-              <w:t>)</w:t>
+              <w:t>LinearRegression()</w:t>
             </w:r>
           </w:p>
         </w:tc>
@@ -5616,184 +5463,7 @@
                 <w:szCs w:val="24"/>
                 <w:lang w:val="en-IN"/>
               </w:rPr>
-              <w:t xml:space="preserve">Standardized features using </w:t>
-            </w:r>
-            <w:proofErr w:type="spellStart"/>
-            <w:r>
-              <w:rPr>
-                <w:rFonts w:ascii="Times New Roman" w:hAnsi="Times New Roman" w:cs="Times New Roman"/>
-                <w:sz w:val="24"/>
-                <w:szCs w:val="24"/>
-                <w:lang w:val="en-IN"/>
-              </w:rPr>
-              <w:t>StandardScaler</w:t>
-            </w:r>
-            <w:proofErr w:type="spellEnd"/>
-          </w:p>
-        </w:tc>
-      </w:tr>
-      <w:tr>
-        <w:trPr>
-          <w:tblCellSpacing w:w="15" w:type="dxa"/>
-        </w:trPr>
-        <w:tc>
-          <w:tcPr>
-            <w:tcW w:w="0" w:type="auto"/>
-            <w:vAlign w:val="center"/>
-            <w:hideMark/>
-          </w:tcPr>
-          <w:p>
-            <w:pPr>
-              <w:spacing w:after="120" w:line="240" w:lineRule="auto"/>
-              <w:jc w:val="center"/>
-              <w:rPr>
-                <w:rFonts w:ascii="Times New Roman" w:hAnsi="Times New Roman" w:cs="Times New Roman"/>
-                <w:b/>
-                <w:bCs/>
-                <w:sz w:val="24"/>
-                <w:szCs w:val="24"/>
-                <w:lang w:val="en-IN"/>
-              </w:rPr>
-            </w:pPr>
-            <w:r>
-              <w:rPr>
-                <w:rFonts w:ascii="Times New Roman" w:hAnsi="Times New Roman" w:cs="Times New Roman"/>
-                <w:b/>
-                <w:bCs/>
-                <w:sz w:val="24"/>
-                <w:szCs w:val="24"/>
-                <w:lang w:val="en-IN"/>
-              </w:rPr>
-              <w:t>Random Forest</w:t>
-            </w:r>
-          </w:p>
-        </w:tc>
-        <w:tc>
-          <w:tcPr>
-            <w:tcW w:w="0" w:type="auto"/>
-            <w:vAlign w:val="center"/>
-            <w:hideMark/>
-          </w:tcPr>
-          <w:p>
-            <w:pPr>
-              <w:spacing w:after="120" w:line="240" w:lineRule="auto"/>
-              <w:jc w:val="center"/>
-              <w:rPr>
-                <w:rFonts w:ascii="Times New Roman" w:hAnsi="Times New Roman" w:cs="Times New Roman"/>
-                <w:sz w:val="24"/>
-                <w:szCs w:val="24"/>
-                <w:lang w:val="en-IN"/>
-              </w:rPr>
-            </w:pPr>
-            <w:proofErr w:type="spellStart"/>
-            <w:proofErr w:type="gramStart"/>
-            <w:r>
-              <w:rPr>
-                <w:rFonts w:ascii="Times New Roman" w:hAnsi="Times New Roman" w:cs="Times New Roman"/>
-                <w:sz w:val="24"/>
-                <w:szCs w:val="24"/>
-                <w:lang w:val="en-IN"/>
-              </w:rPr>
-              <w:t>RandomForestRegressor</w:t>
-            </w:r>
-            <w:proofErr w:type="spellEnd"/>
-            <w:r>
-              <w:rPr>
-                <w:rFonts w:ascii="Times New Roman" w:hAnsi="Times New Roman" w:cs="Times New Roman"/>
-                <w:sz w:val="24"/>
-                <w:szCs w:val="24"/>
-                <w:lang w:val="en-IN"/>
-              </w:rPr>
-              <w:t>(</w:t>
-            </w:r>
-            <w:proofErr w:type="gramEnd"/>
-            <w:r>
-              <w:rPr>
-                <w:rFonts w:ascii="Times New Roman" w:hAnsi="Times New Roman" w:cs="Times New Roman"/>
-                <w:sz w:val="24"/>
-                <w:szCs w:val="24"/>
-                <w:lang w:val="en-IN"/>
-              </w:rPr>
-              <w:t>)</w:t>
-            </w:r>
-          </w:p>
-        </w:tc>
-        <w:tc>
-          <w:tcPr>
-            <w:tcW w:w="0" w:type="auto"/>
-            <w:vAlign w:val="center"/>
-            <w:hideMark/>
-          </w:tcPr>
-          <w:p>
-            <w:pPr>
-              <w:spacing w:after="120" w:line="240" w:lineRule="auto"/>
-              <w:jc w:val="center"/>
-              <w:rPr>
-                <w:rFonts w:ascii="Times New Roman" w:hAnsi="Times New Roman" w:cs="Times New Roman"/>
-                <w:sz w:val="24"/>
-                <w:szCs w:val="24"/>
-                <w:lang w:val="en-IN"/>
-              </w:rPr>
-            </w:pPr>
-            <w:proofErr w:type="spellStart"/>
-            <w:r>
-              <w:rPr>
-                <w:rFonts w:ascii="Times New Roman" w:hAnsi="Times New Roman" w:cs="Times New Roman"/>
-                <w:sz w:val="24"/>
-                <w:szCs w:val="24"/>
-                <w:lang w:val="en-IN"/>
-              </w:rPr>
-              <w:t>n_estimators</w:t>
-            </w:r>
-            <w:proofErr w:type="spellEnd"/>
-            <w:r>
-              <w:rPr>
-                <w:rFonts w:ascii="Times New Roman" w:hAnsi="Times New Roman" w:cs="Times New Roman"/>
-                <w:sz w:val="24"/>
-                <w:szCs w:val="24"/>
-                <w:lang w:val="en-IN"/>
-              </w:rPr>
-              <w:t xml:space="preserve">=300, </w:t>
-            </w:r>
-            <w:proofErr w:type="spellStart"/>
-            <w:r>
-              <w:rPr>
-                <w:rFonts w:ascii="Times New Roman" w:hAnsi="Times New Roman" w:cs="Times New Roman"/>
-                <w:sz w:val="24"/>
-                <w:szCs w:val="24"/>
-                <w:lang w:val="en-IN"/>
-              </w:rPr>
-              <w:t>random_state</w:t>
-            </w:r>
-            <w:proofErr w:type="spellEnd"/>
-            <w:r>
-              <w:rPr>
-                <w:rFonts w:ascii="Times New Roman" w:hAnsi="Times New Roman" w:cs="Times New Roman"/>
-                <w:sz w:val="24"/>
-                <w:szCs w:val="24"/>
-                <w:lang w:val="en-IN"/>
-              </w:rPr>
-              <w:t xml:space="preserve">=42, </w:t>
-            </w:r>
-            <w:proofErr w:type="spellStart"/>
-            <w:r>
-              <w:rPr>
-                <w:rFonts w:ascii="Times New Roman" w:hAnsi="Times New Roman" w:cs="Times New Roman"/>
-                <w:sz w:val="24"/>
-                <w:szCs w:val="24"/>
-                <w:lang w:val="en-IN"/>
-              </w:rPr>
-              <w:t>n_jobs</w:t>
-            </w:r>
-            <w:proofErr w:type="spellEnd"/>
-            <w:r>
-              <w:rPr>
-                <w:rFonts w:ascii="Times New Roman" w:hAnsi="Times New Roman" w:cs="Times New Roman"/>
-                <w:sz w:val="24"/>
-                <w:szCs w:val="24"/>
-                <w:lang w:val="en-IN"/>
-              </w:rPr>
-              <w:t>=-1</w:t>
+              <w:t>Standardized features using StandardScaler</w:t>
             </w:r>
           </w:p>
         </w:tc>
@@ -5830,6 +5500,99 @@
                 <w:szCs w:val="24"/>
                 <w:lang w:val="en-IN"/>
               </w:rPr>
+              <w:t>Random Forest</w:t>
+            </w:r>
+          </w:p>
+        </w:tc>
+        <w:tc>
+          <w:tcPr>
+            <w:tcW w:w="0" w:type="auto"/>
+            <w:vAlign w:val="center"/>
+            <w:hideMark/>
+          </w:tcPr>
+          <w:p>
+            <w:pPr>
+              <w:spacing w:after="120" w:line="240" w:lineRule="auto"/>
+              <w:jc w:val="center"/>
+              <w:rPr>
+                <w:rFonts w:ascii="Times New Roman" w:hAnsi="Times New Roman" w:cs="Times New Roman"/>
+                <w:sz w:val="24"/>
+                <w:szCs w:val="24"/>
+                <w:lang w:val="en-IN"/>
+              </w:rPr>
+            </w:pPr>
+            <w:r>
+              <w:rPr>
+                <w:rFonts w:ascii="Times New Roman" w:hAnsi="Times New Roman" w:cs="Times New Roman"/>
+                <w:sz w:val="24"/>
+                <w:szCs w:val="24"/>
+                <w:lang w:val="en-IN"/>
+              </w:rPr>
+              <w:t>RandomForestRegressor()</w:t>
+            </w:r>
+          </w:p>
+        </w:tc>
+        <w:tc>
+          <w:tcPr>
+            <w:tcW w:w="0" w:type="auto"/>
+            <w:vAlign w:val="center"/>
+            <w:hideMark/>
+          </w:tcPr>
+          <w:p>
+            <w:pPr>
+              <w:spacing w:after="120" w:line="240" w:lineRule="auto"/>
+              <w:jc w:val="center"/>
+              <w:rPr>
+                <w:rFonts w:ascii="Times New Roman" w:hAnsi="Times New Roman" w:cs="Times New Roman"/>
+                <w:sz w:val="24"/>
+                <w:szCs w:val="24"/>
+                <w:lang w:val="en-IN"/>
+              </w:rPr>
+            </w:pPr>
+            <w:r>
+              <w:rPr>
+                <w:rFonts w:ascii="Times New Roman" w:hAnsi="Times New Roman" w:cs="Times New Roman"/>
+                <w:sz w:val="24"/>
+                <w:szCs w:val="24"/>
+                <w:lang w:val="en-IN"/>
+              </w:rPr>
+              <w:t>n_estimators=300, random_state=42, n_jobs=-1</w:t>
+            </w:r>
+          </w:p>
+        </w:tc>
+      </w:tr>
+      <w:tr>
+        <w:trPr>
+          <w:tblCellSpacing w:w="15" w:type="dxa"/>
+        </w:trPr>
+        <w:tc>
+          <w:tcPr>
+            <w:tcW w:w="0" w:type="auto"/>
+            <w:vAlign w:val="center"/>
+            <w:hideMark/>
+          </w:tcPr>
+          <w:p>
+            <w:pPr>
+              <w:spacing w:after="120" w:line="240" w:lineRule="auto"/>
+              <w:jc w:val="center"/>
+              <w:rPr>
+                <w:rFonts w:ascii="Times New Roman" w:hAnsi="Times New Roman" w:cs="Times New Roman"/>
+                <w:b/>
+                <w:bCs/>
+                <w:sz w:val="24"/>
+                <w:szCs w:val="24"/>
+                <w:lang w:val="en-IN"/>
+              </w:rPr>
+            </w:pPr>
+            <w:r>
+              <w:rPr>
+                <w:rFonts w:ascii="Times New Roman" w:hAnsi="Times New Roman" w:cs="Times New Roman"/>
+                <w:b/>
+                <w:bCs/>
+                <w:sz w:val="24"/>
+                <w:szCs w:val="24"/>
+                <w:lang w:val="en-IN"/>
+              </w:rPr>
               <w:t>Gradient Boosting</w:t>
             </w:r>
           </w:p>
@@ -5851,8 +5614,6 @@
                 <w:lang w:val="en-IN"/>
               </w:rPr>
             </w:pPr>
-            <w:proofErr w:type="spellStart"/>
-            <w:proofErr w:type="gramStart"/>
             <w:r>
               <w:rPr>
                 <w:rFonts w:ascii="Times New Roman" w:hAnsi="Times New Roman" w:cs="Times New Roman"/>
@@ -5860,27 +5621,7 @@
                 <w:szCs w:val="24"/>
                 <w:lang w:val="en-IN"/>
               </w:rPr>
-              <w:t>GradientBoostingRegressor</w:t>
-            </w:r>
-            <w:proofErr w:type="spellEnd"/>
-            <w:r>
-              <w:rPr>
-                <w:rFonts w:ascii="Times New Roman" w:hAnsi="Times New Roman" w:cs="Times New Roman"/>
-                <w:sz w:val="24"/>
-                <w:szCs w:val="24"/>
-                <w:lang w:val="en-IN"/>
-              </w:rPr>
-              <w:t>(</w:t>
-            </w:r>
-            <w:proofErr w:type="gramEnd"/>
-            <w:r>
-              <w:rPr>
-                <w:rFonts w:ascii="Times New Roman" w:hAnsi="Times New Roman" w:cs="Times New Roman"/>
-                <w:sz w:val="24"/>
-                <w:szCs w:val="24"/>
-                <w:lang w:val="en-IN"/>
-              </w:rPr>
-              <w:t>)</w:t>
+              <w:t>GradientBoostingRegressor()</w:t>
             </w:r>
           </w:p>
         </w:tc>
@@ -5901,7 +5642,6 @@
                 <w:lang w:val="en-IN"/>
               </w:rPr>
             </w:pPr>
-            <w:proofErr w:type="spellStart"/>
             <w:r>
               <w:rPr>
                 <w:rFonts w:ascii="Times New Roman" w:hAnsi="Times New Roman" w:cs="Times New Roman"/>
@@ -5909,77 +5649,7 @@
                 <w:szCs w:val="24"/>
                 <w:lang w:val="en-IN"/>
               </w:rPr>
-              <w:t>n_estimators</w:t>
-            </w:r>
-            <w:proofErr w:type="spellEnd"/>
-            <w:r>
-              <w:rPr>
-                <w:rFonts w:ascii="Times New Roman" w:hAnsi="Times New Roman" w:cs="Times New Roman"/>
-                <w:sz w:val="24"/>
-                <w:szCs w:val="24"/>
-                <w:lang w:val="en-IN"/>
-              </w:rPr>
-              <w:t xml:space="preserve">=200, </w:t>
-            </w:r>
-            <w:proofErr w:type="spellStart"/>
-            <w:r>
-              <w:rPr>
-                <w:rFonts w:ascii="Times New Roman" w:hAnsi="Times New Roman" w:cs="Times New Roman"/>
-                <w:sz w:val="24"/>
-                <w:szCs w:val="24"/>
-                <w:lang w:val="en-IN"/>
-              </w:rPr>
-              <w:t>learning_rate</w:t>
-            </w:r>
-            <w:proofErr w:type="spellEnd"/>
-            <w:r>
-              <w:rPr>
-                <w:rFonts w:ascii="Times New Roman" w:hAnsi="Times New Roman" w:cs="Times New Roman"/>
-                <w:sz w:val="24"/>
-                <w:szCs w:val="24"/>
-                <w:lang w:val="en-IN"/>
-              </w:rPr>
-              <w:t xml:space="preserve">=0.05, </w:t>
-            </w:r>
-            <w:proofErr w:type="spellStart"/>
-            <w:r>
-              <w:rPr>
-                <w:rFonts w:ascii="Times New Roman" w:hAnsi="Times New Roman" w:cs="Times New Roman"/>
-                <w:sz w:val="24"/>
-                <w:szCs w:val="24"/>
-                <w:lang w:val="en-IN"/>
-              </w:rPr>
-              <w:t>max_depth</w:t>
-            </w:r>
-            <w:proofErr w:type="spellEnd"/>
-            <w:r>
-              <w:rPr>
-                <w:rFonts w:ascii="Times New Roman" w:hAnsi="Times New Roman" w:cs="Times New Roman"/>
-                <w:sz w:val="24"/>
-                <w:szCs w:val="24"/>
-                <w:lang w:val="en-IN"/>
-              </w:rPr>
-              <w:t xml:space="preserve">=3, </w:t>
-            </w:r>
-            <w:proofErr w:type="spellStart"/>
-            <w:r>
-              <w:rPr>
-                <w:rFonts w:ascii="Times New Roman" w:hAnsi="Times New Roman" w:cs="Times New Roman"/>
-                <w:sz w:val="24"/>
-                <w:szCs w:val="24"/>
-                <w:lang w:val="en-IN"/>
-              </w:rPr>
-              <w:t>random_state</w:t>
-            </w:r>
-            <w:proofErr w:type="spellEnd"/>
-            <w:r>
-              <w:rPr>
-                <w:rFonts w:ascii="Times New Roman" w:hAnsi="Times New Roman" w:cs="Times New Roman"/>
-                <w:sz w:val="24"/>
-                <w:szCs w:val="24"/>
-                <w:lang w:val="en-IN"/>
-              </w:rPr>
-              <w:t>=42</w:t>
+              <w:t>n_estimators=200, learning_rate=0.05, max_depth=3, random_state=42</w:t>
             </w:r>
           </w:p>
         </w:tc>
@@ -6015,47 +5685,7 @@
           <w:szCs w:val="24"/>
           <w:lang w:val="en-IN"/>
         </w:rPr>
-        <w:t xml:space="preserve">The dataset is split into 70% training, 15% validation and 15% test observations, using </w:t>
-      </w:r>
-      <w:proofErr w:type="spellStart"/>
-      <w:r>
-        <w:rPr>
-          <w:rFonts w:ascii="Times New Roman" w:hAnsi="Times New Roman" w:cs="Times New Roman"/>
-          <w:sz w:val="24"/>
-          <w:szCs w:val="24"/>
-          <w:lang w:val="en-IN"/>
-        </w:rPr>
-        <w:t>train_test_split</w:t>
-      </w:r>
-      <w:proofErr w:type="spellEnd"/>
-      <w:r>
-        <w:rPr>
-          <w:rFonts w:ascii="Times New Roman" w:hAnsi="Times New Roman" w:cs="Times New Roman"/>
-          <w:sz w:val="24"/>
-          <w:szCs w:val="24"/>
-          <w:lang w:val="en-IN"/>
-        </w:rPr>
-        <w:t xml:space="preserve"> with </w:t>
-      </w:r>
-      <w:proofErr w:type="spellStart"/>
-      <w:r>
-        <w:rPr>
-          <w:rFonts w:ascii="Times New Roman" w:hAnsi="Times New Roman" w:cs="Times New Roman"/>
-          <w:sz w:val="24"/>
-          <w:szCs w:val="24"/>
-          <w:lang w:val="en-IN"/>
-        </w:rPr>
-        <w:t>random_state</w:t>
-      </w:r>
-      <w:proofErr w:type="spellEnd"/>
-      <w:r>
-        <w:rPr>
-          <w:rFonts w:ascii="Times New Roman" w:hAnsi="Times New Roman" w:cs="Times New Roman"/>
-          <w:sz w:val="24"/>
-          <w:szCs w:val="24"/>
-          <w:lang w:val="en-IN"/>
-        </w:rPr>
-        <w:t>=42. The scaler for Linear Regression is fitted on training data and applied to validation and test data. The two tree-based models use unscaled features.</w:t>
+        <w:t>The dataset is split into 70% training, 15% validation and 15% test observations, using train_test_split with random_state=42. The scaler for Linear Regression is fitted on training data and applied to validation and test data. The two tree-based models use unscaled features.</w:t>
       </w:r>
     </w:p>
     <w:p>
@@ -6128,27 +5758,7 @@
           <w:szCs w:val="24"/>
           <w:lang w:val="en-IN"/>
         </w:rPr>
-        <w:t xml:space="preserve">The implemented architecture follows a sequential regression workflow, from loading the processed dataset to </w:t>
-      </w:r>
-      <w:proofErr w:type="spellStart"/>
-      <w:r>
-        <w:rPr>
-          <w:rFonts w:ascii="Times New Roman" w:hAnsi="Times New Roman" w:cs="Times New Roman"/>
-          <w:sz w:val="24"/>
-          <w:szCs w:val="24"/>
-          <w:lang w:val="en-IN"/>
-        </w:rPr>
-        <w:t>analyzing</w:t>
-      </w:r>
-      <w:proofErr w:type="spellEnd"/>
-      <w:r>
-        <w:rPr>
-          <w:rFonts w:ascii="Times New Roman" w:hAnsi="Times New Roman" w:cs="Times New Roman"/>
-          <w:sz w:val="24"/>
-          <w:szCs w:val="24"/>
-          <w:lang w:val="en-IN"/>
-        </w:rPr>
-        <w:t xml:space="preserve"> model errors.</w:t>
+        <w:t>The implemented architecture follows a sequential regression workflow, from loading the processed dataset to analyzing model errors.</w:t>
       </w:r>
     </w:p>
     <w:p>
@@ -6276,27 +5886,7 @@
           <w:szCs w:val="24"/>
           <w:lang w:val="en-IN"/>
         </w:rPr>
-        <w:t xml:space="preserve">The system begins by loading the processed country-year </w:t>
-      </w:r>
-      <w:proofErr w:type="spellStart"/>
-      <w:r>
-        <w:rPr>
-          <w:rFonts w:ascii="Times New Roman" w:hAnsi="Times New Roman" w:cs="Times New Roman"/>
-          <w:sz w:val="24"/>
-          <w:szCs w:val="24"/>
-          <w:lang w:val="en-IN"/>
-        </w:rPr>
-        <w:t>modeling</w:t>
-      </w:r>
-      <w:proofErr w:type="spellEnd"/>
-      <w:r>
-        <w:rPr>
-          <w:rFonts w:ascii="Times New Roman" w:hAnsi="Times New Roman" w:cs="Times New Roman"/>
-          <w:sz w:val="24"/>
-          <w:szCs w:val="24"/>
-          <w:lang w:val="en-IN"/>
-        </w:rPr>
-        <w:t xml:space="preserve"> dataset. The selected 13 features form the input matrix, while annual CO₂ emissions form the target vector.</w:t>
+        <w:t>The system begins by loading the processed country-year modeling dataset. The selected 13 features form the input matrix, while annual CO₂ emissions form the target vector.</w:t>
       </w:r>
     </w:p>
     <w:p>
@@ -8089,20 +7679,6 @@
           <w:lang w:val="en-IN"/>
         </w:rPr>
       </w:pPr>
-    </w:p>
-    <w:p>
-      <w:pPr>
-        <w:spacing w:after="120" w:line="240" w:lineRule="auto"/>
-        <w:jc w:val="both"/>
-        <w:rPr>
-          <w:rFonts w:ascii="Times New Roman" w:hAnsi="Times New Roman" w:cs="Times New Roman"/>
-          <w:b/>
-          <w:bCs/>
-          <w:sz w:val="24"/>
-          <w:szCs w:val="24"/>
-          <w:lang w:val="en-IN"/>
-        </w:rPr>
-      </w:pPr>
       <w:r>
         <w:rPr>
           <w:rFonts w:ascii="Times New Roman" w:hAnsi="Times New Roman" w:cs="Times New Roman"/>
@@ -8135,20 +7711,6 @@
         </w:rPr>
         <w:t>The scatter plot compares actual CO₂ emissions with the model's predicted values. Most observations lie close to the ideal agreement line, although some high-emission observations exhibit larger deviations.</w:t>
       </w:r>
-    </w:p>
-    <w:p>
-      <w:pPr>
-        <w:spacing w:after="120" w:line="240" w:lineRule="auto"/>
-        <w:jc w:val="both"/>
-        <w:rPr>
-          <w:rFonts w:ascii="Times New Roman" w:hAnsi="Times New Roman" w:cs="Times New Roman"/>
-          <w:b/>
-          <w:bCs/>
-          <w:sz w:val="24"/>
-          <w:szCs w:val="24"/>
-          <w:lang w:val="en-IN"/>
-        </w:rPr>
-      </w:pPr>
     </w:p>
     <w:p>
       <w:pPr>
@@ -8276,20 +7838,6 @@
           <w:lang w:val="en-IN"/>
         </w:rPr>
       </w:pPr>
-    </w:p>
-    <w:p>
-      <w:pPr>
-        <w:spacing w:after="120" w:line="240" w:lineRule="auto"/>
-        <w:jc w:val="both"/>
-        <w:rPr>
-          <w:rFonts w:ascii="Times New Roman" w:hAnsi="Times New Roman" w:cs="Times New Roman"/>
-          <w:b/>
-          <w:bCs/>
-          <w:sz w:val="24"/>
-          <w:szCs w:val="24"/>
-          <w:lang w:val="en-IN"/>
-        </w:rPr>
-      </w:pPr>
       <w:r>
         <w:rPr>
           <w:rFonts w:ascii="Times New Roman" w:hAnsi="Times New Roman" w:cs="Times New Roman"/>
@@ -8304,7 +7852,7 @@
     </w:p>
     <w:tbl>
       <w:tblPr>
-        <w:tblW w:w="9322" w:type="dxa"/>
+        <w:tblW w:w="10841" w:type="dxa"/>
         <w:tblCellSpacing w:w="15" w:type="dxa"/>
         <w:tblBorders>
           <w:top w:val="single" w:sz="4" w:space="0" w:color="auto"/>
@@ -8323,15 +7871,15 @@
         <w:tblLook w:val="04A0" w:firstRow="1" w:lastRow="0" w:firstColumn="1" w:lastColumn="0" w:noHBand="0" w:noVBand="1"/>
       </w:tblPr>
       <w:tblGrid>
-        <w:gridCol w:w="1926"/>
-        <w:gridCol w:w="770"/>
-        <w:gridCol w:w="1699"/>
-        <w:gridCol w:w="2106"/>
-        <w:gridCol w:w="2821"/>
+        <w:gridCol w:w="2239"/>
+        <w:gridCol w:w="901"/>
+        <w:gridCol w:w="1978"/>
+        <w:gridCol w:w="2449"/>
+        <w:gridCol w:w="3274"/>
       </w:tblGrid>
       <w:tr>
         <w:trPr>
-          <w:trHeight w:val="504"/>
+          <w:trHeight w:val="505"/>
           <w:tblCellSpacing w:w="15" w:type="dxa"/>
         </w:trPr>
         <w:tc>
@@ -8343,13 +7891,13 @@
           <w:p>
             <w:pPr>
               <w:spacing w:after="120" w:line="240" w:lineRule="auto"/>
-              <w:jc w:val="both"/>
+              <w:jc w:val="center"/>
               <w:rPr>
                 <w:rFonts w:ascii="Times New Roman" w:hAnsi="Times New Roman" w:cs="Times New Roman"/>
                 <w:b/>
                 <w:bCs/>
-                <w:sz w:val="24"/>
-                <w:szCs w:val="24"/>
+                <w:sz w:val="20"/>
+                <w:szCs w:val="20"/>
                 <w:lang w:val="en-IN"/>
               </w:rPr>
             </w:pPr>
@@ -8358,8 +7906,8 @@
                 <w:rFonts w:ascii="Times New Roman" w:hAnsi="Times New Roman" w:cs="Times New Roman"/>
                 <w:b/>
                 <w:bCs/>
-                <w:sz w:val="24"/>
-                <w:szCs w:val="24"/>
+                <w:sz w:val="20"/>
+                <w:szCs w:val="20"/>
                 <w:lang w:val="en-IN"/>
               </w:rPr>
               <w:t>Country</w:t>
@@ -8375,13 +7923,13 @@
           <w:p>
             <w:pPr>
               <w:spacing w:after="120" w:line="240" w:lineRule="auto"/>
-              <w:jc w:val="both"/>
+              <w:jc w:val="center"/>
               <w:rPr>
                 <w:rFonts w:ascii="Times New Roman" w:hAnsi="Times New Roman" w:cs="Times New Roman"/>
                 <w:b/>
                 <w:bCs/>
-                <w:sz w:val="24"/>
-                <w:szCs w:val="24"/>
+                <w:sz w:val="20"/>
+                <w:szCs w:val="20"/>
                 <w:lang w:val="en-IN"/>
               </w:rPr>
             </w:pPr>
@@ -8390,8 +7938,8 @@
                 <w:rFonts w:ascii="Times New Roman" w:hAnsi="Times New Roman" w:cs="Times New Roman"/>
                 <w:b/>
                 <w:bCs/>
-                <w:sz w:val="24"/>
-                <w:szCs w:val="24"/>
+                <w:sz w:val="20"/>
+                <w:szCs w:val="20"/>
                 <w:lang w:val="en-IN"/>
               </w:rPr>
               <w:t>Year</w:t>
@@ -8407,13 +7955,13 @@
           <w:p>
             <w:pPr>
               <w:spacing w:after="120" w:line="240" w:lineRule="auto"/>
-              <w:jc w:val="both"/>
+              <w:jc w:val="center"/>
               <w:rPr>
                 <w:rFonts w:ascii="Times New Roman" w:hAnsi="Times New Roman" w:cs="Times New Roman"/>
                 <w:b/>
                 <w:bCs/>
-                <w:sz w:val="24"/>
-                <w:szCs w:val="24"/>
+                <w:sz w:val="20"/>
+                <w:szCs w:val="20"/>
                 <w:lang w:val="en-IN"/>
               </w:rPr>
             </w:pPr>
@@ -8422,8 +7970,8 @@
                 <w:rFonts w:ascii="Times New Roman" w:hAnsi="Times New Roman" w:cs="Times New Roman"/>
                 <w:b/>
                 <w:bCs/>
-                <w:sz w:val="24"/>
-                <w:szCs w:val="24"/>
+                <w:sz w:val="20"/>
+                <w:szCs w:val="20"/>
                 <w:lang w:val="en-IN"/>
               </w:rPr>
               <w:t>Actual (Mt)</w:t>
@@ -8439,13 +7987,13 @@
           <w:p>
             <w:pPr>
               <w:spacing w:after="120" w:line="240" w:lineRule="auto"/>
-              <w:jc w:val="both"/>
+              <w:jc w:val="center"/>
               <w:rPr>
                 <w:rFonts w:ascii="Times New Roman" w:hAnsi="Times New Roman" w:cs="Times New Roman"/>
                 <w:b/>
                 <w:bCs/>
-                <w:sz w:val="24"/>
-                <w:szCs w:val="24"/>
+                <w:sz w:val="20"/>
+                <w:szCs w:val="20"/>
                 <w:lang w:val="en-IN"/>
               </w:rPr>
             </w:pPr>
@@ -8454,8 +8002,8 @@
                 <w:rFonts w:ascii="Times New Roman" w:hAnsi="Times New Roman" w:cs="Times New Roman"/>
                 <w:b/>
                 <w:bCs/>
-                <w:sz w:val="24"/>
-                <w:szCs w:val="24"/>
+                <w:sz w:val="20"/>
+                <w:szCs w:val="20"/>
                 <w:lang w:val="en-IN"/>
               </w:rPr>
               <w:t>Predicted (Mt)</w:t>
@@ -8471,13 +8019,13 @@
           <w:p>
             <w:pPr>
               <w:spacing w:after="120" w:line="240" w:lineRule="auto"/>
-              <w:jc w:val="both"/>
+              <w:jc w:val="center"/>
               <w:rPr>
                 <w:rFonts w:ascii="Times New Roman" w:hAnsi="Times New Roman" w:cs="Times New Roman"/>
                 <w:b/>
                 <w:bCs/>
-                <w:sz w:val="24"/>
-                <w:szCs w:val="24"/>
+                <w:sz w:val="20"/>
+                <w:szCs w:val="20"/>
                 <w:lang w:val="en-IN"/>
               </w:rPr>
             </w:pPr>
@@ -8486,8 +8034,8 @@
                 <w:rFonts w:ascii="Times New Roman" w:hAnsi="Times New Roman" w:cs="Times New Roman"/>
                 <w:b/>
                 <w:bCs/>
-                <w:sz w:val="24"/>
-                <w:szCs w:val="24"/>
+                <w:sz w:val="20"/>
+                <w:szCs w:val="20"/>
                 <w:lang w:val="en-IN"/>
               </w:rPr>
               <w:t>Absolute error (Mt)</w:t>
@@ -8497,7 +8045,7 @@
       </w:tr>
       <w:tr>
         <w:trPr>
-          <w:trHeight w:val="504"/>
+          <w:trHeight w:val="505"/>
           <w:tblCellSpacing w:w="15" w:type="dxa"/>
         </w:trPr>
         <w:tc>
@@ -8509,13 +8057,13 @@
           <w:p>
             <w:pPr>
               <w:spacing w:after="120" w:line="240" w:lineRule="auto"/>
-              <w:jc w:val="both"/>
+              <w:jc w:val="center"/>
               <w:rPr>
                 <w:rFonts w:ascii="Times New Roman" w:hAnsi="Times New Roman" w:cs="Times New Roman"/>
                 <w:b/>
                 <w:bCs/>
-                <w:sz w:val="24"/>
-                <w:szCs w:val="24"/>
+                <w:sz w:val="20"/>
+                <w:szCs w:val="20"/>
                 <w:lang w:val="en-IN"/>
               </w:rPr>
             </w:pPr>
@@ -8524,8 +8072,8 @@
                 <w:rFonts w:ascii="Times New Roman" w:hAnsi="Times New Roman" w:cs="Times New Roman"/>
                 <w:b/>
                 <w:bCs/>
-                <w:sz w:val="24"/>
-                <w:szCs w:val="24"/>
+                <w:sz w:val="20"/>
+                <w:szCs w:val="20"/>
                 <w:lang w:val="en-IN"/>
               </w:rPr>
               <w:t>China</w:t>
@@ -8541,19 +8089,19 @@
           <w:p>
             <w:pPr>
               <w:spacing w:after="120" w:line="240" w:lineRule="auto"/>
-              <w:jc w:val="both"/>
-              <w:rPr>
-                <w:rFonts w:ascii="Times New Roman" w:hAnsi="Times New Roman" w:cs="Times New Roman"/>
-                <w:sz w:val="24"/>
-                <w:szCs w:val="24"/>
+              <w:jc w:val="center"/>
+              <w:rPr>
+                <w:rFonts w:ascii="Times New Roman" w:hAnsi="Times New Roman" w:cs="Times New Roman"/>
+                <w:sz w:val="20"/>
+                <w:szCs w:val="20"/>
                 <w:lang w:val="en-IN"/>
               </w:rPr>
             </w:pPr>
             <w:r>
               <w:rPr>
                 <w:rFonts w:ascii="Times New Roman" w:hAnsi="Times New Roman" w:cs="Times New Roman"/>
-                <w:sz w:val="24"/>
-                <w:szCs w:val="24"/>
+                <w:sz w:val="20"/>
+                <w:szCs w:val="20"/>
                 <w:lang w:val="en-IN"/>
               </w:rPr>
               <w:t>2022</w:t>
@@ -8569,19 +8117,19 @@
           <w:p>
             <w:pPr>
               <w:spacing w:after="120" w:line="240" w:lineRule="auto"/>
-              <w:jc w:val="both"/>
-              <w:rPr>
-                <w:rFonts w:ascii="Times New Roman" w:hAnsi="Times New Roman" w:cs="Times New Roman"/>
-                <w:sz w:val="24"/>
-                <w:szCs w:val="24"/>
+              <w:jc w:val="center"/>
+              <w:rPr>
+                <w:rFonts w:ascii="Times New Roman" w:hAnsi="Times New Roman" w:cs="Times New Roman"/>
+                <w:sz w:val="20"/>
+                <w:szCs w:val="20"/>
                 <w:lang w:val="en-IN"/>
               </w:rPr>
             </w:pPr>
             <w:r>
               <w:rPr>
                 <w:rFonts w:ascii="Times New Roman" w:hAnsi="Times New Roman" w:cs="Times New Roman"/>
-                <w:sz w:val="24"/>
-                <w:szCs w:val="24"/>
+                <w:sz w:val="20"/>
+                <w:szCs w:val="20"/>
                 <w:lang w:val="en-IN"/>
               </w:rPr>
               <w:t>11,711.808</w:t>
@@ -8597,19 +8145,19 @@
           <w:p>
             <w:pPr>
               <w:spacing w:after="120" w:line="240" w:lineRule="auto"/>
-              <w:jc w:val="both"/>
-              <w:rPr>
-                <w:rFonts w:ascii="Times New Roman" w:hAnsi="Times New Roman" w:cs="Times New Roman"/>
-                <w:sz w:val="24"/>
-                <w:szCs w:val="24"/>
+              <w:jc w:val="center"/>
+              <w:rPr>
+                <w:rFonts w:ascii="Times New Roman" w:hAnsi="Times New Roman" w:cs="Times New Roman"/>
+                <w:sz w:val="20"/>
+                <w:szCs w:val="20"/>
                 <w:lang w:val="en-IN"/>
               </w:rPr>
             </w:pPr>
             <w:r>
               <w:rPr>
                 <w:rFonts w:ascii="Times New Roman" w:hAnsi="Times New Roman" w:cs="Times New Roman"/>
-                <w:sz w:val="24"/>
-                <w:szCs w:val="24"/>
+                <w:sz w:val="20"/>
+                <w:szCs w:val="20"/>
                 <w:lang w:val="en-IN"/>
               </w:rPr>
               <w:t>10,787.452</w:t>
@@ -8625,19 +8173,19 @@
           <w:p>
             <w:pPr>
               <w:spacing w:after="120" w:line="240" w:lineRule="auto"/>
-              <w:jc w:val="both"/>
-              <w:rPr>
-                <w:rFonts w:ascii="Times New Roman" w:hAnsi="Times New Roman" w:cs="Times New Roman"/>
-                <w:sz w:val="24"/>
-                <w:szCs w:val="24"/>
+              <w:jc w:val="center"/>
+              <w:rPr>
+                <w:rFonts w:ascii="Times New Roman" w:hAnsi="Times New Roman" w:cs="Times New Roman"/>
+                <w:sz w:val="20"/>
+                <w:szCs w:val="20"/>
                 <w:lang w:val="en-IN"/>
               </w:rPr>
             </w:pPr>
             <w:r>
               <w:rPr>
                 <w:rFonts w:ascii="Times New Roman" w:hAnsi="Times New Roman" w:cs="Times New Roman"/>
-                <w:sz w:val="24"/>
-                <w:szCs w:val="24"/>
+                <w:sz w:val="20"/>
+                <w:szCs w:val="20"/>
                 <w:lang w:val="en-IN"/>
               </w:rPr>
               <w:t>924.356</w:t>
@@ -8647,7 +8195,7 @@
       </w:tr>
       <w:tr>
         <w:trPr>
-          <w:trHeight w:val="504"/>
+          <w:trHeight w:val="505"/>
           <w:tblCellSpacing w:w="15" w:type="dxa"/>
         </w:trPr>
         <w:tc>
@@ -8659,13 +8207,13 @@
           <w:p>
             <w:pPr>
               <w:spacing w:after="120" w:line="240" w:lineRule="auto"/>
-              <w:jc w:val="both"/>
+              <w:jc w:val="center"/>
               <w:rPr>
                 <w:rFonts w:ascii="Times New Roman" w:hAnsi="Times New Roman" w:cs="Times New Roman"/>
                 <w:b/>
                 <w:bCs/>
-                <w:sz w:val="24"/>
-                <w:szCs w:val="24"/>
+                <w:sz w:val="20"/>
+                <w:szCs w:val="20"/>
                 <w:lang w:val="en-IN"/>
               </w:rPr>
             </w:pPr>
@@ -8674,8 +8222,8 @@
                 <w:rFonts w:ascii="Times New Roman" w:hAnsi="Times New Roman" w:cs="Times New Roman"/>
                 <w:b/>
                 <w:bCs/>
-                <w:sz w:val="24"/>
-                <w:szCs w:val="24"/>
+                <w:sz w:val="20"/>
+                <w:szCs w:val="20"/>
                 <w:lang w:val="en-IN"/>
               </w:rPr>
               <w:t>United States</w:t>
@@ -8691,19 +8239,19 @@
           <w:p>
             <w:pPr>
               <w:spacing w:after="120" w:line="240" w:lineRule="auto"/>
-              <w:jc w:val="both"/>
-              <w:rPr>
-                <w:rFonts w:ascii="Times New Roman" w:hAnsi="Times New Roman" w:cs="Times New Roman"/>
-                <w:sz w:val="24"/>
-                <w:szCs w:val="24"/>
+              <w:jc w:val="center"/>
+              <w:rPr>
+                <w:rFonts w:ascii="Times New Roman" w:hAnsi="Times New Roman" w:cs="Times New Roman"/>
+                <w:sz w:val="20"/>
+                <w:szCs w:val="20"/>
                 <w:lang w:val="en-IN"/>
               </w:rPr>
             </w:pPr>
             <w:r>
               <w:rPr>
                 <w:rFonts w:ascii="Times New Roman" w:hAnsi="Times New Roman" w:cs="Times New Roman"/>
-                <w:sz w:val="24"/>
-                <w:szCs w:val="24"/>
+                <w:sz w:val="20"/>
+                <w:szCs w:val="20"/>
                 <w:lang w:val="en-IN"/>
               </w:rPr>
               <w:t>2007</w:t>
@@ -8719,19 +8267,19 @@
           <w:p>
             <w:pPr>
               <w:spacing w:after="120" w:line="240" w:lineRule="auto"/>
-              <w:jc w:val="both"/>
-              <w:rPr>
-                <w:rFonts w:ascii="Times New Roman" w:hAnsi="Times New Roman" w:cs="Times New Roman"/>
-                <w:sz w:val="24"/>
-                <w:szCs w:val="24"/>
+              <w:jc w:val="center"/>
+              <w:rPr>
+                <w:rFonts w:ascii="Times New Roman" w:hAnsi="Times New Roman" w:cs="Times New Roman"/>
+                <w:sz w:val="20"/>
+                <w:szCs w:val="20"/>
                 <w:lang w:val="en-IN"/>
               </w:rPr>
             </w:pPr>
             <w:r>
               <w:rPr>
                 <w:rFonts w:ascii="Times New Roman" w:hAnsi="Times New Roman" w:cs="Times New Roman"/>
-                <w:sz w:val="24"/>
-                <w:szCs w:val="24"/>
+                <w:sz w:val="20"/>
+                <w:szCs w:val="20"/>
                 <w:lang w:val="en-IN"/>
               </w:rPr>
               <w:t>6,121.542</w:t>
@@ -8747,19 +8295,19 @@
           <w:p>
             <w:pPr>
               <w:spacing w:after="120" w:line="240" w:lineRule="auto"/>
-              <w:jc w:val="both"/>
-              <w:rPr>
-                <w:rFonts w:ascii="Times New Roman" w:hAnsi="Times New Roman" w:cs="Times New Roman"/>
-                <w:sz w:val="24"/>
-                <w:szCs w:val="24"/>
+              <w:jc w:val="center"/>
+              <w:rPr>
+                <w:rFonts w:ascii="Times New Roman" w:hAnsi="Times New Roman" w:cs="Times New Roman"/>
+                <w:sz w:val="20"/>
+                <w:szCs w:val="20"/>
                 <w:lang w:val="en-IN"/>
               </w:rPr>
             </w:pPr>
             <w:r>
               <w:rPr>
                 <w:rFonts w:ascii="Times New Roman" w:hAnsi="Times New Roman" w:cs="Times New Roman"/>
-                <w:sz w:val="24"/>
-                <w:szCs w:val="24"/>
+                <w:sz w:val="20"/>
+                <w:szCs w:val="20"/>
                 <w:lang w:val="en-IN"/>
               </w:rPr>
               <w:t>6,537.526</w:t>
@@ -8775,19 +8323,19 @@
           <w:p>
             <w:pPr>
               <w:spacing w:after="120" w:line="240" w:lineRule="auto"/>
-              <w:jc w:val="both"/>
-              <w:rPr>
-                <w:rFonts w:ascii="Times New Roman" w:hAnsi="Times New Roman" w:cs="Times New Roman"/>
-                <w:sz w:val="24"/>
-                <w:szCs w:val="24"/>
+              <w:jc w:val="center"/>
+              <w:rPr>
+                <w:rFonts w:ascii="Times New Roman" w:hAnsi="Times New Roman" w:cs="Times New Roman"/>
+                <w:sz w:val="20"/>
+                <w:szCs w:val="20"/>
                 <w:lang w:val="en-IN"/>
               </w:rPr>
             </w:pPr>
             <w:r>
               <w:rPr>
                 <w:rFonts w:ascii="Times New Roman" w:hAnsi="Times New Roman" w:cs="Times New Roman"/>
-                <w:sz w:val="24"/>
-                <w:szCs w:val="24"/>
+                <w:sz w:val="20"/>
+                <w:szCs w:val="20"/>
                 <w:lang w:val="en-IN"/>
               </w:rPr>
               <w:t>415.984</w:t>
@@ -8797,7 +8345,7 @@
       </w:tr>
       <w:tr>
         <w:trPr>
-          <w:trHeight w:val="504"/>
+          <w:trHeight w:val="505"/>
           <w:tblCellSpacing w:w="15" w:type="dxa"/>
         </w:trPr>
         <w:tc>
@@ -8809,13 +8357,13 @@
           <w:p>
             <w:pPr>
               <w:spacing w:after="120" w:line="240" w:lineRule="auto"/>
-              <w:jc w:val="both"/>
+              <w:jc w:val="center"/>
               <w:rPr>
                 <w:rFonts w:ascii="Times New Roman" w:hAnsi="Times New Roman" w:cs="Times New Roman"/>
                 <w:b/>
                 <w:bCs/>
-                <w:sz w:val="24"/>
-                <w:szCs w:val="24"/>
+                <w:sz w:val="20"/>
+                <w:szCs w:val="20"/>
                 <w:lang w:val="en-IN"/>
               </w:rPr>
             </w:pPr>
@@ -8824,8 +8372,8 @@
                 <w:rFonts w:ascii="Times New Roman" w:hAnsi="Times New Roman" w:cs="Times New Roman"/>
                 <w:b/>
                 <w:bCs/>
-                <w:sz w:val="24"/>
-                <w:szCs w:val="24"/>
+                <w:sz w:val="20"/>
+                <w:szCs w:val="20"/>
                 <w:lang w:val="en-IN"/>
               </w:rPr>
               <w:t>China</w:t>
@@ -8841,19 +8389,19 @@
           <w:p>
             <w:pPr>
               <w:spacing w:after="120" w:line="240" w:lineRule="auto"/>
-              <w:jc w:val="both"/>
-              <w:rPr>
-                <w:rFonts w:ascii="Times New Roman" w:hAnsi="Times New Roman" w:cs="Times New Roman"/>
-                <w:sz w:val="24"/>
-                <w:szCs w:val="24"/>
+              <w:jc w:val="center"/>
+              <w:rPr>
+                <w:rFonts w:ascii="Times New Roman" w:hAnsi="Times New Roman" w:cs="Times New Roman"/>
+                <w:sz w:val="20"/>
+                <w:szCs w:val="20"/>
                 <w:lang w:val="en-IN"/>
               </w:rPr>
             </w:pPr>
             <w:r>
               <w:rPr>
                 <w:rFonts w:ascii="Times New Roman" w:hAnsi="Times New Roman" w:cs="Times New Roman"/>
-                <w:sz w:val="24"/>
-                <w:szCs w:val="24"/>
+                <w:sz w:val="20"/>
+                <w:szCs w:val="20"/>
                 <w:lang w:val="en-IN"/>
               </w:rPr>
               <w:t>2016</w:t>
@@ -8869,19 +8417,19 @@
           <w:p>
             <w:pPr>
               <w:spacing w:after="120" w:line="240" w:lineRule="auto"/>
-              <w:jc w:val="both"/>
-              <w:rPr>
-                <w:rFonts w:ascii="Times New Roman" w:hAnsi="Times New Roman" w:cs="Times New Roman"/>
-                <w:sz w:val="24"/>
-                <w:szCs w:val="24"/>
+              <w:jc w:val="center"/>
+              <w:rPr>
+                <w:rFonts w:ascii="Times New Roman" w:hAnsi="Times New Roman" w:cs="Times New Roman"/>
+                <w:sz w:val="20"/>
+                <w:szCs w:val="20"/>
                 <w:lang w:val="en-IN"/>
               </w:rPr>
             </w:pPr>
             <w:r>
               <w:rPr>
                 <w:rFonts w:ascii="Times New Roman" w:hAnsi="Times New Roman" w:cs="Times New Roman"/>
-                <w:sz w:val="24"/>
-                <w:szCs w:val="24"/>
+                <w:sz w:val="20"/>
+                <w:szCs w:val="20"/>
                 <w:lang w:val="en-IN"/>
               </w:rPr>
               <w:t>9,748.175</w:t>
@@ -8897,19 +8445,19 @@
           <w:p>
             <w:pPr>
               <w:spacing w:after="120" w:line="240" w:lineRule="auto"/>
-              <w:jc w:val="both"/>
-              <w:rPr>
-                <w:rFonts w:ascii="Times New Roman" w:hAnsi="Times New Roman" w:cs="Times New Roman"/>
-                <w:sz w:val="24"/>
-                <w:szCs w:val="24"/>
+              <w:jc w:val="center"/>
+              <w:rPr>
+                <w:rFonts w:ascii="Times New Roman" w:hAnsi="Times New Roman" w:cs="Times New Roman"/>
+                <w:sz w:val="20"/>
+                <w:szCs w:val="20"/>
                 <w:lang w:val="en-IN"/>
               </w:rPr>
             </w:pPr>
             <w:r>
               <w:rPr>
                 <w:rFonts w:ascii="Times New Roman" w:hAnsi="Times New Roman" w:cs="Times New Roman"/>
-                <w:sz w:val="24"/>
-                <w:szCs w:val="24"/>
+                <w:sz w:val="20"/>
+                <w:szCs w:val="20"/>
                 <w:lang w:val="en-IN"/>
               </w:rPr>
               <w:t>9,962.261</w:t>
@@ -8925,19 +8473,19 @@
           <w:p>
             <w:pPr>
               <w:spacing w:after="120" w:line="240" w:lineRule="auto"/>
-              <w:jc w:val="both"/>
-              <w:rPr>
-                <w:rFonts w:ascii="Times New Roman" w:hAnsi="Times New Roman" w:cs="Times New Roman"/>
-                <w:sz w:val="24"/>
-                <w:szCs w:val="24"/>
+              <w:jc w:val="center"/>
+              <w:rPr>
+                <w:rFonts w:ascii="Times New Roman" w:hAnsi="Times New Roman" w:cs="Times New Roman"/>
+                <w:sz w:val="20"/>
+                <w:szCs w:val="20"/>
                 <w:lang w:val="en-IN"/>
               </w:rPr>
             </w:pPr>
             <w:r>
               <w:rPr>
                 <w:rFonts w:ascii="Times New Roman" w:hAnsi="Times New Roman" w:cs="Times New Roman"/>
-                <w:sz w:val="24"/>
-                <w:szCs w:val="24"/>
+                <w:sz w:val="20"/>
+                <w:szCs w:val="20"/>
                 <w:lang w:val="en-IN"/>
               </w:rPr>
               <w:t>214.086</w:t>
@@ -8947,7 +8495,7 @@
       </w:tr>
       <w:tr>
         <w:trPr>
-          <w:trHeight w:val="504"/>
+          <w:trHeight w:val="505"/>
           <w:tblCellSpacing w:w="15" w:type="dxa"/>
         </w:trPr>
         <w:tc>
@@ -8959,13 +8507,13 @@
           <w:p>
             <w:pPr>
               <w:spacing w:after="120" w:line="240" w:lineRule="auto"/>
-              <w:jc w:val="both"/>
+              <w:jc w:val="center"/>
               <w:rPr>
                 <w:rFonts w:ascii="Times New Roman" w:hAnsi="Times New Roman" w:cs="Times New Roman"/>
                 <w:b/>
                 <w:bCs/>
-                <w:sz w:val="24"/>
-                <w:szCs w:val="24"/>
+                <w:sz w:val="20"/>
+                <w:szCs w:val="20"/>
                 <w:lang w:val="en-IN"/>
               </w:rPr>
             </w:pPr>
@@ -8974,8 +8522,8 @@
                 <w:rFonts w:ascii="Times New Roman" w:hAnsi="Times New Roman" w:cs="Times New Roman"/>
                 <w:b/>
                 <w:bCs/>
-                <w:sz w:val="24"/>
-                <w:szCs w:val="24"/>
+                <w:sz w:val="20"/>
+                <w:szCs w:val="20"/>
                 <w:lang w:val="en-IN"/>
               </w:rPr>
               <w:t>China</w:t>
@@ -8991,19 +8539,19 @@
           <w:p>
             <w:pPr>
               <w:spacing w:after="120" w:line="240" w:lineRule="auto"/>
-              <w:jc w:val="both"/>
-              <w:rPr>
-                <w:rFonts w:ascii="Times New Roman" w:hAnsi="Times New Roman" w:cs="Times New Roman"/>
-                <w:sz w:val="24"/>
-                <w:szCs w:val="24"/>
+              <w:jc w:val="center"/>
+              <w:rPr>
+                <w:rFonts w:ascii="Times New Roman" w:hAnsi="Times New Roman" w:cs="Times New Roman"/>
+                <w:sz w:val="20"/>
+                <w:szCs w:val="20"/>
                 <w:lang w:val="en-IN"/>
               </w:rPr>
             </w:pPr>
             <w:r>
               <w:rPr>
                 <w:rFonts w:ascii="Times New Roman" w:hAnsi="Times New Roman" w:cs="Times New Roman"/>
-                <w:sz w:val="24"/>
-                <w:szCs w:val="24"/>
+                <w:sz w:val="20"/>
+                <w:szCs w:val="20"/>
                 <w:lang w:val="en-IN"/>
               </w:rPr>
               <w:t>2013</w:t>
@@ -9019,19 +8567,19 @@
           <w:p>
             <w:pPr>
               <w:spacing w:after="120" w:line="240" w:lineRule="auto"/>
-              <w:jc w:val="both"/>
-              <w:rPr>
-                <w:rFonts w:ascii="Times New Roman" w:hAnsi="Times New Roman" w:cs="Times New Roman"/>
-                <w:sz w:val="24"/>
-                <w:szCs w:val="24"/>
+              <w:jc w:val="center"/>
+              <w:rPr>
+                <w:rFonts w:ascii="Times New Roman" w:hAnsi="Times New Roman" w:cs="Times New Roman"/>
+                <w:sz w:val="20"/>
+                <w:szCs w:val="20"/>
                 <w:lang w:val="en-IN"/>
               </w:rPr>
             </w:pPr>
             <w:r>
               <w:rPr>
                 <w:rFonts w:ascii="Times New Roman" w:hAnsi="Times New Roman" w:cs="Times New Roman"/>
-                <w:sz w:val="24"/>
-                <w:szCs w:val="24"/>
+                <w:sz w:val="20"/>
+                <w:szCs w:val="20"/>
                 <w:lang w:val="en-IN"/>
               </w:rPr>
               <w:t>9,942.371</w:t>
@@ -9047,19 +8595,19 @@
           <w:p>
             <w:pPr>
               <w:spacing w:after="120" w:line="240" w:lineRule="auto"/>
-              <w:jc w:val="both"/>
-              <w:rPr>
-                <w:rFonts w:ascii="Times New Roman" w:hAnsi="Times New Roman" w:cs="Times New Roman"/>
-                <w:sz w:val="24"/>
-                <w:szCs w:val="24"/>
+              <w:jc w:val="center"/>
+              <w:rPr>
+                <w:rFonts w:ascii="Times New Roman" w:hAnsi="Times New Roman" w:cs="Times New Roman"/>
+                <w:sz w:val="20"/>
+                <w:szCs w:val="20"/>
                 <w:lang w:val="en-IN"/>
               </w:rPr>
             </w:pPr>
             <w:r>
               <w:rPr>
                 <w:rFonts w:ascii="Times New Roman" w:hAnsi="Times New Roman" w:cs="Times New Roman"/>
-                <w:sz w:val="24"/>
-                <w:szCs w:val="24"/>
+                <w:sz w:val="20"/>
+                <w:szCs w:val="20"/>
                 <w:lang w:val="en-IN"/>
               </w:rPr>
               <w:t>9,786.452</w:t>
@@ -9075,19 +8623,19 @@
           <w:p>
             <w:pPr>
               <w:spacing w:after="120" w:line="240" w:lineRule="auto"/>
-              <w:jc w:val="both"/>
-              <w:rPr>
-                <w:rFonts w:ascii="Times New Roman" w:hAnsi="Times New Roman" w:cs="Times New Roman"/>
-                <w:sz w:val="24"/>
-                <w:szCs w:val="24"/>
+              <w:jc w:val="center"/>
+              <w:rPr>
+                <w:rFonts w:ascii="Times New Roman" w:hAnsi="Times New Roman" w:cs="Times New Roman"/>
+                <w:sz w:val="20"/>
+                <w:szCs w:val="20"/>
                 <w:lang w:val="en-IN"/>
               </w:rPr>
             </w:pPr>
             <w:r>
               <w:rPr>
                 <w:rFonts w:ascii="Times New Roman" w:hAnsi="Times New Roman" w:cs="Times New Roman"/>
-                <w:sz w:val="24"/>
-                <w:szCs w:val="24"/>
+                <w:sz w:val="20"/>
+                <w:szCs w:val="20"/>
                 <w:lang w:val="en-IN"/>
               </w:rPr>
               <w:t>155.919</w:t>
@@ -9097,7 +8645,7 @@
       </w:tr>
       <w:tr>
         <w:trPr>
-          <w:trHeight w:val="504"/>
+          <w:trHeight w:val="505"/>
           <w:tblCellSpacing w:w="15" w:type="dxa"/>
         </w:trPr>
         <w:tc>
@@ -9109,13 +8657,13 @@
           <w:p>
             <w:pPr>
               <w:spacing w:after="120" w:line="240" w:lineRule="auto"/>
-              <w:jc w:val="both"/>
+              <w:jc w:val="center"/>
               <w:rPr>
                 <w:rFonts w:ascii="Times New Roman" w:hAnsi="Times New Roman" w:cs="Times New Roman"/>
                 <w:b/>
                 <w:bCs/>
-                <w:sz w:val="24"/>
-                <w:szCs w:val="24"/>
+                <w:sz w:val="20"/>
+                <w:szCs w:val="20"/>
                 <w:lang w:val="en-IN"/>
               </w:rPr>
             </w:pPr>
@@ -9124,8 +8672,8 @@
                 <w:rFonts w:ascii="Times New Roman" w:hAnsi="Times New Roman" w:cs="Times New Roman"/>
                 <w:b/>
                 <w:bCs/>
-                <w:sz w:val="24"/>
-                <w:szCs w:val="24"/>
+                <w:sz w:val="20"/>
+                <w:szCs w:val="20"/>
                 <w:lang w:val="en-IN"/>
               </w:rPr>
               <w:t>Kazakhstan</w:t>
@@ -9141,19 +8689,19 @@
           <w:p>
             <w:pPr>
               <w:spacing w:after="120" w:line="240" w:lineRule="auto"/>
-              <w:jc w:val="both"/>
-              <w:rPr>
-                <w:rFonts w:ascii="Times New Roman" w:hAnsi="Times New Roman" w:cs="Times New Roman"/>
-                <w:sz w:val="24"/>
-                <w:szCs w:val="24"/>
+              <w:jc w:val="center"/>
+              <w:rPr>
+                <w:rFonts w:ascii="Times New Roman" w:hAnsi="Times New Roman" w:cs="Times New Roman"/>
+                <w:sz w:val="20"/>
+                <w:szCs w:val="20"/>
                 <w:lang w:val="en-IN"/>
               </w:rPr>
             </w:pPr>
             <w:r>
               <w:rPr>
                 <w:rFonts w:ascii="Times New Roman" w:hAnsi="Times New Roman" w:cs="Times New Roman"/>
-                <w:sz w:val="24"/>
-                <w:szCs w:val="24"/>
+                <w:sz w:val="20"/>
+                <w:szCs w:val="20"/>
                 <w:lang w:val="en-IN"/>
               </w:rPr>
               <w:t>2015</w:t>
@@ -9169,19 +8717,19 @@
           <w:p>
             <w:pPr>
               <w:spacing w:after="120" w:line="240" w:lineRule="auto"/>
-              <w:jc w:val="both"/>
-              <w:rPr>
-                <w:rFonts w:ascii="Times New Roman" w:hAnsi="Times New Roman" w:cs="Times New Roman"/>
-                <w:sz w:val="24"/>
-                <w:szCs w:val="24"/>
+              <w:jc w:val="center"/>
+              <w:rPr>
+                <w:rFonts w:ascii="Times New Roman" w:hAnsi="Times New Roman" w:cs="Times New Roman"/>
+                <w:sz w:val="20"/>
+                <w:szCs w:val="20"/>
                 <w:lang w:val="en-IN"/>
               </w:rPr>
             </w:pPr>
             <w:r>
               <w:rPr>
                 <w:rFonts w:ascii="Times New Roman" w:hAnsi="Times New Roman" w:cs="Times New Roman"/>
-                <w:sz w:val="24"/>
-                <w:szCs w:val="24"/>
+                <w:sz w:val="20"/>
+                <w:szCs w:val="20"/>
                 <w:lang w:val="en-IN"/>
               </w:rPr>
               <w:t>303.052</w:t>
@@ -9197,19 +8745,19 @@
           <w:p>
             <w:pPr>
               <w:spacing w:after="120" w:line="240" w:lineRule="auto"/>
-              <w:jc w:val="both"/>
-              <w:rPr>
-                <w:rFonts w:ascii="Times New Roman" w:hAnsi="Times New Roman" w:cs="Times New Roman"/>
-                <w:sz w:val="24"/>
-                <w:szCs w:val="24"/>
+              <w:jc w:val="center"/>
+              <w:rPr>
+                <w:rFonts w:ascii="Times New Roman" w:hAnsi="Times New Roman" w:cs="Times New Roman"/>
+                <w:sz w:val="20"/>
+                <w:szCs w:val="20"/>
                 <w:lang w:val="en-IN"/>
               </w:rPr>
             </w:pPr>
             <w:r>
               <w:rPr>
                 <w:rFonts w:ascii="Times New Roman" w:hAnsi="Times New Roman" w:cs="Times New Roman"/>
-                <w:sz w:val="24"/>
-                <w:szCs w:val="24"/>
+                <w:sz w:val="20"/>
+                <w:szCs w:val="20"/>
                 <w:lang w:val="en-IN"/>
               </w:rPr>
               <w:t>158.693</w:t>
@@ -9225,19 +8773,19 @@
           <w:p>
             <w:pPr>
               <w:spacing w:after="120" w:line="240" w:lineRule="auto"/>
-              <w:jc w:val="both"/>
-              <w:rPr>
-                <w:rFonts w:ascii="Times New Roman" w:hAnsi="Times New Roman" w:cs="Times New Roman"/>
-                <w:sz w:val="24"/>
-                <w:szCs w:val="24"/>
+              <w:jc w:val="center"/>
+              <w:rPr>
+                <w:rFonts w:ascii="Times New Roman" w:hAnsi="Times New Roman" w:cs="Times New Roman"/>
+                <w:sz w:val="20"/>
+                <w:szCs w:val="20"/>
                 <w:lang w:val="en-IN"/>
               </w:rPr>
             </w:pPr>
             <w:r>
               <w:rPr>
                 <w:rFonts w:ascii="Times New Roman" w:hAnsi="Times New Roman" w:cs="Times New Roman"/>
-                <w:sz w:val="24"/>
-                <w:szCs w:val="24"/>
+                <w:sz w:val="20"/>
+                <w:szCs w:val="20"/>
                 <w:lang w:val="en-IN"/>
               </w:rPr>
               <w:t>144.359</w:t>
@@ -9292,20 +8840,6 @@
           <w:lang w:val="en-IN"/>
         </w:rPr>
       </w:pPr>
-    </w:p>
-    <w:p>
-      <w:pPr>
-        <w:spacing w:after="120" w:line="240" w:lineRule="auto"/>
-        <w:jc w:val="both"/>
-        <w:rPr>
-          <w:rFonts w:ascii="Times New Roman" w:hAnsi="Times New Roman" w:cs="Times New Roman"/>
-          <w:b/>
-          <w:bCs/>
-          <w:sz w:val="24"/>
-          <w:szCs w:val="24"/>
-          <w:lang w:val="en-IN"/>
-        </w:rPr>
-      </w:pPr>
       <w:r>
         <w:rPr>
           <w:rFonts w:ascii="Times New Roman" w:hAnsi="Times New Roman" w:cs="Times New Roman"/>
@@ -9341,8 +8875,8 @@
     </w:p>
     <w:tbl>
       <w:tblPr>
-        <w:tblW w:w="9304" w:type="dxa"/>
-        <w:tblCellSpacing w:w="15" w:type="dxa"/>
+        <w:tblW w:w="11355" w:type="dxa"/>
+        <w:tblCellSpacing w:w="0" w:type="dxa"/>
         <w:tblBorders>
           <w:top w:val="single" w:sz="4" w:space="0" w:color="auto"/>
           <w:left w:val="single" w:sz="4" w:space="0" w:color="auto"/>
@@ -9352,24 +8886,22 @@
           <w:insideV w:val="single" w:sz="4" w:space="0" w:color="auto"/>
         </w:tblBorders>
         <w:tblCellMar>
-          <w:top w:w="15" w:type="dxa"/>
-          <w:left w:w="15" w:type="dxa"/>
-          <w:bottom w:w="15" w:type="dxa"/>
-          <w:right w:w="15" w:type="dxa"/>
+          <w:left w:w="0" w:type="dxa"/>
+          <w:right w:w="0" w:type="dxa"/>
         </w:tblCellMar>
         <w:tblLook w:val="04A0" w:firstRow="1" w:lastRow="0" w:firstColumn="1" w:lastColumn="0" w:noHBand="0" w:noVBand="1"/>
       </w:tblPr>
       <w:tblGrid>
-        <w:gridCol w:w="2334"/>
-        <w:gridCol w:w="3008"/>
-        <w:gridCol w:w="1866"/>
-        <w:gridCol w:w="2096"/>
+        <w:gridCol w:w="2838"/>
+        <w:gridCol w:w="3710"/>
+        <w:gridCol w:w="2268"/>
+        <w:gridCol w:w="2539"/>
       </w:tblGrid>
       <w:tr>
         <w:trPr>
-          <w:trHeight w:val="485"/>
+          <w:trHeight w:val="397"/>
           <w:tblHeader/>
-          <w:tblCellSpacing w:w="15" w:type="dxa"/>
+          <w:tblCellSpacing w:w="0" w:type="dxa"/>
         </w:trPr>
         <w:tc>
           <w:tcPr>
@@ -9380,13 +8912,13 @@
           <w:p>
             <w:pPr>
               <w:spacing w:after="120" w:line="240" w:lineRule="auto"/>
-              <w:jc w:val="both"/>
+              <w:jc w:val="center"/>
               <w:rPr>
                 <w:rFonts w:ascii="Times New Roman" w:hAnsi="Times New Roman" w:cs="Times New Roman"/>
                 <w:b/>
                 <w:bCs/>
-                <w:sz w:val="24"/>
-                <w:szCs w:val="24"/>
+                <w:sz w:val="20"/>
+                <w:szCs w:val="20"/>
                 <w:lang w:val="en-IN"/>
               </w:rPr>
             </w:pPr>
@@ -9395,8 +8927,8 @@
                 <w:rFonts w:ascii="Times New Roman" w:hAnsi="Times New Roman" w:cs="Times New Roman"/>
                 <w:b/>
                 <w:bCs/>
-                <w:sz w:val="24"/>
-                <w:szCs w:val="24"/>
+                <w:sz w:val="20"/>
+                <w:szCs w:val="20"/>
                 <w:lang w:val="en-IN"/>
               </w:rPr>
               <w:t>Country</w:t>
@@ -9412,13 +8944,13 @@
           <w:p>
             <w:pPr>
               <w:spacing w:after="120" w:line="240" w:lineRule="auto"/>
-              <w:jc w:val="both"/>
+              <w:jc w:val="center"/>
               <w:rPr>
                 <w:rFonts w:ascii="Times New Roman" w:hAnsi="Times New Roman" w:cs="Times New Roman"/>
                 <w:b/>
                 <w:bCs/>
-                <w:sz w:val="24"/>
-                <w:szCs w:val="24"/>
+                <w:sz w:val="20"/>
+                <w:szCs w:val="20"/>
                 <w:lang w:val="en-IN"/>
               </w:rPr>
             </w:pPr>
@@ -9427,8 +8959,8 @@
                 <w:rFonts w:ascii="Times New Roman" w:hAnsi="Times New Roman" w:cs="Times New Roman"/>
                 <w:b/>
                 <w:bCs/>
-                <w:sz w:val="24"/>
-                <w:szCs w:val="24"/>
+                <w:sz w:val="20"/>
+                <w:szCs w:val="20"/>
                 <w:lang w:val="en-IN"/>
               </w:rPr>
               <w:t>Test observations</w:t>
@@ -9444,13 +8976,13 @@
           <w:p>
             <w:pPr>
               <w:spacing w:after="120" w:line="240" w:lineRule="auto"/>
-              <w:jc w:val="both"/>
+              <w:jc w:val="center"/>
               <w:rPr>
                 <w:rFonts w:ascii="Times New Roman" w:hAnsi="Times New Roman" w:cs="Times New Roman"/>
                 <w:b/>
                 <w:bCs/>
-                <w:sz w:val="24"/>
-                <w:szCs w:val="24"/>
+                <w:sz w:val="20"/>
+                <w:szCs w:val="20"/>
                 <w:lang w:val="en-IN"/>
               </w:rPr>
             </w:pPr>
@@ -9459,8 +8991,8 @@
                 <w:rFonts w:ascii="Times New Roman" w:hAnsi="Times New Roman" w:cs="Times New Roman"/>
                 <w:b/>
                 <w:bCs/>
-                <w:sz w:val="24"/>
-                <w:szCs w:val="24"/>
+                <w:sz w:val="20"/>
+                <w:szCs w:val="20"/>
                 <w:lang w:val="en-IN"/>
               </w:rPr>
               <w:t>MAE (Mt)</w:t>
@@ -9476,13 +9008,13 @@
           <w:p>
             <w:pPr>
               <w:spacing w:after="120" w:line="240" w:lineRule="auto"/>
-              <w:jc w:val="both"/>
+              <w:jc w:val="center"/>
               <w:rPr>
                 <w:rFonts w:ascii="Times New Roman" w:hAnsi="Times New Roman" w:cs="Times New Roman"/>
                 <w:b/>
                 <w:bCs/>
-                <w:sz w:val="24"/>
-                <w:szCs w:val="24"/>
+                <w:sz w:val="20"/>
+                <w:szCs w:val="20"/>
                 <w:lang w:val="en-IN"/>
               </w:rPr>
             </w:pPr>
@@ -9491,8 +9023,8 @@
                 <w:rFonts w:ascii="Times New Roman" w:hAnsi="Times New Roman" w:cs="Times New Roman"/>
                 <w:b/>
                 <w:bCs/>
-                <w:sz w:val="24"/>
-                <w:szCs w:val="24"/>
+                <w:sz w:val="20"/>
+                <w:szCs w:val="20"/>
                 <w:lang w:val="en-IN"/>
               </w:rPr>
               <w:t>RMSE (Mt)</w:t>
@@ -9502,9 +9034,9 @@
       </w:tr>
       <w:tr>
         <w:trPr>
-          <w:trHeight w:val="473"/>
+          <w:trHeight w:val="397"/>
           <w:tblHeader/>
-          <w:tblCellSpacing w:w="15" w:type="dxa"/>
+          <w:tblCellSpacing w:w="0" w:type="dxa"/>
         </w:trPr>
         <w:tc>
           <w:tcPr>
@@ -9515,13 +9047,13 @@
           <w:p>
             <w:pPr>
               <w:spacing w:after="120" w:line="240" w:lineRule="auto"/>
-              <w:jc w:val="both"/>
+              <w:jc w:val="center"/>
               <w:rPr>
                 <w:rFonts w:ascii="Times New Roman" w:hAnsi="Times New Roman" w:cs="Times New Roman"/>
                 <w:b/>
                 <w:bCs/>
-                <w:sz w:val="24"/>
-                <w:szCs w:val="24"/>
+                <w:sz w:val="20"/>
+                <w:szCs w:val="20"/>
                 <w:lang w:val="en-IN"/>
               </w:rPr>
             </w:pPr>
@@ -9530,8 +9062,8 @@
                 <w:rFonts w:ascii="Times New Roman" w:hAnsi="Times New Roman" w:cs="Times New Roman"/>
                 <w:b/>
                 <w:bCs/>
-                <w:sz w:val="24"/>
-                <w:szCs w:val="24"/>
+                <w:sz w:val="20"/>
+                <w:szCs w:val="20"/>
                 <w:lang w:val="en-IN"/>
               </w:rPr>
               <w:t>China</w:t>
@@ -9547,19 +9079,19 @@
           <w:p>
             <w:pPr>
               <w:spacing w:after="120" w:line="240" w:lineRule="auto"/>
-              <w:jc w:val="both"/>
-              <w:rPr>
-                <w:rFonts w:ascii="Times New Roman" w:hAnsi="Times New Roman" w:cs="Times New Roman"/>
-                <w:sz w:val="24"/>
-                <w:szCs w:val="24"/>
+              <w:jc w:val="center"/>
+              <w:rPr>
+                <w:rFonts w:ascii="Times New Roman" w:hAnsi="Times New Roman" w:cs="Times New Roman"/>
+                <w:sz w:val="20"/>
+                <w:szCs w:val="20"/>
                 <w:lang w:val="en-IN"/>
               </w:rPr>
             </w:pPr>
             <w:r>
               <w:rPr>
                 <w:rFonts w:ascii="Times New Roman" w:hAnsi="Times New Roman" w:cs="Times New Roman"/>
-                <w:sz w:val="24"/>
-                <w:szCs w:val="24"/>
+                <w:sz w:val="20"/>
+                <w:szCs w:val="20"/>
                 <w:lang w:val="en-IN"/>
               </w:rPr>
               <w:t>4</w:t>
@@ -9575,19 +9107,19 @@
           <w:p>
             <w:pPr>
               <w:spacing w:after="120" w:line="240" w:lineRule="auto"/>
-              <w:jc w:val="both"/>
-              <w:rPr>
-                <w:rFonts w:ascii="Times New Roman" w:hAnsi="Times New Roman" w:cs="Times New Roman"/>
-                <w:sz w:val="24"/>
-                <w:szCs w:val="24"/>
+              <w:jc w:val="center"/>
+              <w:rPr>
+                <w:rFonts w:ascii="Times New Roman" w:hAnsi="Times New Roman" w:cs="Times New Roman"/>
+                <w:sz w:val="20"/>
+                <w:szCs w:val="20"/>
                 <w:lang w:val="en-IN"/>
               </w:rPr>
             </w:pPr>
             <w:r>
               <w:rPr>
                 <w:rFonts w:ascii="Times New Roman" w:hAnsi="Times New Roman" w:cs="Times New Roman"/>
-                <w:sz w:val="24"/>
-                <w:szCs w:val="24"/>
+                <w:sz w:val="20"/>
+                <w:szCs w:val="20"/>
                 <w:lang w:val="en-IN"/>
               </w:rPr>
               <w:t>348.627</w:t>
@@ -9603,19 +9135,19 @@
           <w:p>
             <w:pPr>
               <w:spacing w:after="120" w:line="240" w:lineRule="auto"/>
-              <w:jc w:val="both"/>
-              <w:rPr>
-                <w:rFonts w:ascii="Times New Roman" w:hAnsi="Times New Roman" w:cs="Times New Roman"/>
-                <w:sz w:val="24"/>
-                <w:szCs w:val="24"/>
+              <w:jc w:val="center"/>
+              <w:rPr>
+                <w:rFonts w:ascii="Times New Roman" w:hAnsi="Times New Roman" w:cs="Times New Roman"/>
+                <w:sz w:val="20"/>
+                <w:szCs w:val="20"/>
                 <w:lang w:val="en-IN"/>
               </w:rPr>
             </w:pPr>
             <w:r>
               <w:rPr>
                 <w:rFonts w:ascii="Times New Roman" w:hAnsi="Times New Roman" w:cs="Times New Roman"/>
-                <w:sz w:val="24"/>
-                <w:szCs w:val="24"/>
+                <w:sz w:val="20"/>
+                <w:szCs w:val="20"/>
                 <w:lang w:val="en-IN"/>
               </w:rPr>
               <w:t>483.375</w:t>
@@ -9625,9 +9157,9 @@
       </w:tr>
       <w:tr>
         <w:trPr>
-          <w:trHeight w:val="485"/>
+          <w:trHeight w:val="397"/>
           <w:tblHeader/>
-          <w:tblCellSpacing w:w="15" w:type="dxa"/>
+          <w:tblCellSpacing w:w="0" w:type="dxa"/>
         </w:trPr>
         <w:tc>
           <w:tcPr>
@@ -9638,13 +9170,13 @@
           <w:p>
             <w:pPr>
               <w:spacing w:after="120" w:line="240" w:lineRule="auto"/>
-              <w:jc w:val="both"/>
+              <w:jc w:val="center"/>
               <w:rPr>
                 <w:rFonts w:ascii="Times New Roman" w:hAnsi="Times New Roman" w:cs="Times New Roman"/>
                 <w:b/>
                 <w:bCs/>
-                <w:sz w:val="24"/>
-                <w:szCs w:val="24"/>
+                <w:sz w:val="20"/>
+                <w:szCs w:val="20"/>
                 <w:lang w:val="en-IN"/>
               </w:rPr>
             </w:pPr>
@@ -9653,11 +9185,10 @@
                 <w:rFonts w:ascii="Times New Roman" w:hAnsi="Times New Roman" w:cs="Times New Roman"/>
                 <w:b/>
                 <w:bCs/>
-                <w:sz w:val="24"/>
-                <w:szCs w:val="24"/>
-                <w:lang w:val="en-IN"/>
-              </w:rPr>
-              <w:lastRenderedPageBreak/>
+                <w:sz w:val="20"/>
+                <w:szCs w:val="20"/>
+                <w:lang w:val="en-IN"/>
+              </w:rPr>
               <w:t>United States</w:t>
             </w:r>
           </w:p>
@@ -9671,19 +9202,19 @@
           <w:p>
             <w:pPr>
               <w:spacing w:after="120" w:line="240" w:lineRule="auto"/>
-              <w:jc w:val="both"/>
-              <w:rPr>
-                <w:rFonts w:ascii="Times New Roman" w:hAnsi="Times New Roman" w:cs="Times New Roman"/>
-                <w:sz w:val="24"/>
-                <w:szCs w:val="24"/>
+              <w:jc w:val="center"/>
+              <w:rPr>
+                <w:rFonts w:ascii="Times New Roman" w:hAnsi="Times New Roman" w:cs="Times New Roman"/>
+                <w:sz w:val="20"/>
+                <w:szCs w:val="20"/>
                 <w:lang w:val="en-IN"/>
               </w:rPr>
             </w:pPr>
             <w:r>
               <w:rPr>
                 <w:rFonts w:ascii="Times New Roman" w:hAnsi="Times New Roman" w:cs="Times New Roman"/>
-                <w:sz w:val="24"/>
-                <w:szCs w:val="24"/>
+                <w:sz w:val="20"/>
+                <w:szCs w:val="20"/>
                 <w:lang w:val="en-IN"/>
               </w:rPr>
               <w:t>5</w:t>
@@ -9699,19 +9230,19 @@
           <w:p>
             <w:pPr>
               <w:spacing w:after="120" w:line="240" w:lineRule="auto"/>
-              <w:jc w:val="both"/>
-              <w:rPr>
-                <w:rFonts w:ascii="Times New Roman" w:hAnsi="Times New Roman" w:cs="Times New Roman"/>
-                <w:sz w:val="24"/>
-                <w:szCs w:val="24"/>
+              <w:jc w:val="center"/>
+              <w:rPr>
+                <w:rFonts w:ascii="Times New Roman" w:hAnsi="Times New Roman" w:cs="Times New Roman"/>
+                <w:sz w:val="20"/>
+                <w:szCs w:val="20"/>
                 <w:lang w:val="en-IN"/>
               </w:rPr>
             </w:pPr>
             <w:r>
               <w:rPr>
                 <w:rFonts w:ascii="Times New Roman" w:hAnsi="Times New Roman" w:cs="Times New Roman"/>
-                <w:sz w:val="24"/>
-                <w:szCs w:val="24"/>
+                <w:sz w:val="20"/>
+                <w:szCs w:val="20"/>
                 <w:lang w:val="en-IN"/>
               </w:rPr>
               <w:t>137.052</w:t>
@@ -9727,19 +9258,19 @@
           <w:p>
             <w:pPr>
               <w:spacing w:after="120" w:line="240" w:lineRule="auto"/>
-              <w:jc w:val="both"/>
-              <w:rPr>
-                <w:rFonts w:ascii="Times New Roman" w:hAnsi="Times New Roman" w:cs="Times New Roman"/>
-                <w:sz w:val="24"/>
-                <w:szCs w:val="24"/>
+              <w:jc w:val="center"/>
+              <w:rPr>
+                <w:rFonts w:ascii="Times New Roman" w:hAnsi="Times New Roman" w:cs="Times New Roman"/>
+                <w:sz w:val="20"/>
+                <w:szCs w:val="20"/>
                 <w:lang w:val="en-IN"/>
               </w:rPr>
             </w:pPr>
             <w:r>
               <w:rPr>
                 <w:rFonts w:ascii="Times New Roman" w:hAnsi="Times New Roman" w:cs="Times New Roman"/>
-                <w:sz w:val="24"/>
-                <w:szCs w:val="24"/>
+                <w:sz w:val="20"/>
+                <w:szCs w:val="20"/>
                 <w:lang w:val="en-IN"/>
               </w:rPr>
               <w:t>196.337</w:t>
@@ -9749,9 +9280,9 @@
       </w:tr>
       <w:tr>
         <w:trPr>
-          <w:trHeight w:val="473"/>
+          <w:trHeight w:val="397"/>
           <w:tblHeader/>
-          <w:tblCellSpacing w:w="15" w:type="dxa"/>
+          <w:tblCellSpacing w:w="0" w:type="dxa"/>
         </w:trPr>
         <w:tc>
           <w:tcPr>
@@ -9762,13 +9293,13 @@
           <w:p>
             <w:pPr>
               <w:spacing w:after="120" w:line="240" w:lineRule="auto"/>
-              <w:jc w:val="both"/>
+              <w:jc w:val="center"/>
               <w:rPr>
                 <w:rFonts w:ascii="Times New Roman" w:hAnsi="Times New Roman" w:cs="Times New Roman"/>
                 <w:b/>
                 <w:bCs/>
-                <w:sz w:val="24"/>
-                <w:szCs w:val="24"/>
+                <w:sz w:val="20"/>
+                <w:szCs w:val="20"/>
                 <w:lang w:val="en-IN"/>
               </w:rPr>
             </w:pPr>
@@ -9777,8 +9308,8 @@
                 <w:rFonts w:ascii="Times New Roman" w:hAnsi="Times New Roman" w:cs="Times New Roman"/>
                 <w:b/>
                 <w:bCs/>
-                <w:sz w:val="24"/>
-                <w:szCs w:val="24"/>
+                <w:sz w:val="20"/>
+                <w:szCs w:val="20"/>
                 <w:lang w:val="en-IN"/>
               </w:rPr>
               <w:t>Kazakhstan</w:t>
@@ -9794,19 +9325,19 @@
           <w:p>
             <w:pPr>
               <w:spacing w:after="120" w:line="240" w:lineRule="auto"/>
-              <w:jc w:val="both"/>
-              <w:rPr>
-                <w:rFonts w:ascii="Times New Roman" w:hAnsi="Times New Roman" w:cs="Times New Roman"/>
-                <w:sz w:val="24"/>
-                <w:szCs w:val="24"/>
+              <w:jc w:val="center"/>
+              <w:rPr>
+                <w:rFonts w:ascii="Times New Roman" w:hAnsi="Times New Roman" w:cs="Times New Roman"/>
+                <w:sz w:val="20"/>
+                <w:szCs w:val="20"/>
                 <w:lang w:val="en-IN"/>
               </w:rPr>
             </w:pPr>
             <w:r>
               <w:rPr>
                 <w:rFonts w:ascii="Times New Roman" w:hAnsi="Times New Roman" w:cs="Times New Roman"/>
-                <w:sz w:val="24"/>
-                <w:szCs w:val="24"/>
+                <w:sz w:val="20"/>
+                <w:szCs w:val="20"/>
                 <w:lang w:val="en-IN"/>
               </w:rPr>
               <w:t>3</w:t>
@@ -9822,19 +9353,19 @@
           <w:p>
             <w:pPr>
               <w:spacing w:after="120" w:line="240" w:lineRule="auto"/>
-              <w:jc w:val="both"/>
-              <w:rPr>
-                <w:rFonts w:ascii="Times New Roman" w:hAnsi="Times New Roman" w:cs="Times New Roman"/>
-                <w:sz w:val="24"/>
-                <w:szCs w:val="24"/>
+              <w:jc w:val="center"/>
+              <w:rPr>
+                <w:rFonts w:ascii="Times New Roman" w:hAnsi="Times New Roman" w:cs="Times New Roman"/>
+                <w:sz w:val="20"/>
+                <w:szCs w:val="20"/>
                 <w:lang w:val="en-IN"/>
               </w:rPr>
             </w:pPr>
             <w:r>
               <w:rPr>
                 <w:rFonts w:ascii="Times New Roman" w:hAnsi="Times New Roman" w:cs="Times New Roman"/>
-                <w:sz w:val="24"/>
-                <w:szCs w:val="24"/>
+                <w:sz w:val="20"/>
+                <w:szCs w:val="20"/>
                 <w:lang w:val="en-IN"/>
               </w:rPr>
               <w:t>90.721</w:t>
@@ -9850,19 +9381,19 @@
           <w:p>
             <w:pPr>
               <w:spacing w:after="120" w:line="240" w:lineRule="auto"/>
-              <w:jc w:val="both"/>
-              <w:rPr>
-                <w:rFonts w:ascii="Times New Roman" w:hAnsi="Times New Roman" w:cs="Times New Roman"/>
-                <w:sz w:val="24"/>
-                <w:szCs w:val="24"/>
+              <w:jc w:val="center"/>
+              <w:rPr>
+                <w:rFonts w:ascii="Times New Roman" w:hAnsi="Times New Roman" w:cs="Times New Roman"/>
+                <w:sz w:val="20"/>
+                <w:szCs w:val="20"/>
                 <w:lang w:val="en-IN"/>
               </w:rPr>
             </w:pPr>
             <w:r>
               <w:rPr>
                 <w:rFonts w:ascii="Times New Roman" w:hAnsi="Times New Roman" w:cs="Times New Roman"/>
-                <w:sz w:val="24"/>
-                <w:szCs w:val="24"/>
+                <w:sz w:val="20"/>
+                <w:szCs w:val="20"/>
                 <w:lang w:val="en-IN"/>
               </w:rPr>
               <w:t>99.657</w:t>
@@ -9872,9 +9403,9 @@
       </w:tr>
       <w:tr>
         <w:trPr>
-          <w:trHeight w:val="473"/>
+          <w:trHeight w:val="397"/>
           <w:tblHeader/>
-          <w:tblCellSpacing w:w="15" w:type="dxa"/>
+          <w:tblCellSpacing w:w="0" w:type="dxa"/>
         </w:trPr>
         <w:tc>
           <w:tcPr>
@@ -9885,13 +9416,13 @@
           <w:p>
             <w:pPr>
               <w:spacing w:after="120" w:line="240" w:lineRule="auto"/>
-              <w:jc w:val="both"/>
+              <w:jc w:val="center"/>
               <w:rPr>
                 <w:rFonts w:ascii="Times New Roman" w:hAnsi="Times New Roman" w:cs="Times New Roman"/>
                 <w:b/>
                 <w:bCs/>
-                <w:sz w:val="24"/>
-                <w:szCs w:val="24"/>
+                <w:sz w:val="20"/>
+                <w:szCs w:val="20"/>
                 <w:lang w:val="en-IN"/>
               </w:rPr>
             </w:pPr>
@@ -9900,8 +9431,8 @@
                 <w:rFonts w:ascii="Times New Roman" w:hAnsi="Times New Roman" w:cs="Times New Roman"/>
                 <w:b/>
                 <w:bCs/>
-                <w:sz w:val="24"/>
-                <w:szCs w:val="24"/>
+                <w:sz w:val="20"/>
+                <w:szCs w:val="20"/>
                 <w:lang w:val="en-IN"/>
               </w:rPr>
               <w:t>Ukraine</w:t>
@@ -9917,19 +9448,19 @@
           <w:p>
             <w:pPr>
               <w:spacing w:after="120" w:line="240" w:lineRule="auto"/>
-              <w:jc w:val="both"/>
-              <w:rPr>
-                <w:rFonts w:ascii="Times New Roman" w:hAnsi="Times New Roman" w:cs="Times New Roman"/>
-                <w:sz w:val="24"/>
-                <w:szCs w:val="24"/>
+              <w:jc w:val="center"/>
+              <w:rPr>
+                <w:rFonts w:ascii="Times New Roman" w:hAnsi="Times New Roman" w:cs="Times New Roman"/>
+                <w:sz w:val="20"/>
+                <w:szCs w:val="20"/>
                 <w:lang w:val="en-IN"/>
               </w:rPr>
             </w:pPr>
             <w:r>
               <w:rPr>
                 <w:rFonts w:ascii="Times New Roman" w:hAnsi="Times New Roman" w:cs="Times New Roman"/>
-                <w:sz w:val="24"/>
-                <w:szCs w:val="24"/>
+                <w:sz w:val="20"/>
+                <w:szCs w:val="20"/>
                 <w:lang w:val="en-IN"/>
               </w:rPr>
               <w:t>1</w:t>
@@ -9945,19 +9476,19 @@
           <w:p>
             <w:pPr>
               <w:spacing w:after="120" w:line="240" w:lineRule="auto"/>
-              <w:jc w:val="both"/>
-              <w:rPr>
-                <w:rFonts w:ascii="Times New Roman" w:hAnsi="Times New Roman" w:cs="Times New Roman"/>
-                <w:sz w:val="24"/>
-                <w:szCs w:val="24"/>
+              <w:jc w:val="center"/>
+              <w:rPr>
+                <w:rFonts w:ascii="Times New Roman" w:hAnsi="Times New Roman" w:cs="Times New Roman"/>
+                <w:sz w:val="20"/>
+                <w:szCs w:val="20"/>
                 <w:lang w:val="en-IN"/>
               </w:rPr>
             </w:pPr>
             <w:r>
               <w:rPr>
                 <w:rFonts w:ascii="Times New Roman" w:hAnsi="Times New Roman" w:cs="Times New Roman"/>
-                <w:sz w:val="24"/>
-                <w:szCs w:val="24"/>
+                <w:sz w:val="20"/>
+                <w:szCs w:val="20"/>
                 <w:lang w:val="en-IN"/>
               </w:rPr>
               <w:t>60.266</w:t>
@@ -9973,19 +9504,19 @@
           <w:p>
             <w:pPr>
               <w:spacing w:after="120" w:line="240" w:lineRule="auto"/>
-              <w:jc w:val="both"/>
-              <w:rPr>
-                <w:rFonts w:ascii="Times New Roman" w:hAnsi="Times New Roman" w:cs="Times New Roman"/>
-                <w:sz w:val="24"/>
-                <w:szCs w:val="24"/>
+              <w:jc w:val="center"/>
+              <w:rPr>
+                <w:rFonts w:ascii="Times New Roman" w:hAnsi="Times New Roman" w:cs="Times New Roman"/>
+                <w:sz w:val="20"/>
+                <w:szCs w:val="20"/>
                 <w:lang w:val="en-IN"/>
               </w:rPr>
             </w:pPr>
             <w:r>
               <w:rPr>
                 <w:rFonts w:ascii="Times New Roman" w:hAnsi="Times New Roman" w:cs="Times New Roman"/>
-                <w:sz w:val="24"/>
-                <w:szCs w:val="24"/>
+                <w:sz w:val="20"/>
+                <w:szCs w:val="20"/>
                 <w:lang w:val="en-IN"/>
               </w:rPr>
               <w:t>60.266</w:t>
@@ -9995,9 +9526,9 @@
       </w:tr>
       <w:tr>
         <w:trPr>
-          <w:trHeight w:val="485"/>
+          <w:trHeight w:val="397"/>
           <w:tblHeader/>
-          <w:tblCellSpacing w:w="15" w:type="dxa"/>
+          <w:tblCellSpacing w:w="0" w:type="dxa"/>
         </w:trPr>
         <w:tc>
           <w:tcPr>
@@ -10008,13 +9539,13 @@
           <w:p>
             <w:pPr>
               <w:spacing w:after="120" w:line="240" w:lineRule="auto"/>
-              <w:jc w:val="both"/>
+              <w:jc w:val="center"/>
               <w:rPr>
                 <w:rFonts w:ascii="Times New Roman" w:hAnsi="Times New Roman" w:cs="Times New Roman"/>
                 <w:b/>
                 <w:bCs/>
-                <w:sz w:val="24"/>
-                <w:szCs w:val="24"/>
+                <w:sz w:val="20"/>
+                <w:szCs w:val="20"/>
                 <w:lang w:val="en-IN"/>
               </w:rPr>
             </w:pPr>
@@ -10023,8 +9554,8 @@
                 <w:rFonts w:ascii="Times New Roman" w:hAnsi="Times New Roman" w:cs="Times New Roman"/>
                 <w:b/>
                 <w:bCs/>
-                <w:sz w:val="24"/>
-                <w:szCs w:val="24"/>
+                <w:sz w:val="20"/>
+                <w:szCs w:val="20"/>
                 <w:lang w:val="en-IN"/>
               </w:rPr>
               <w:t>Germany</w:t>
@@ -10040,19 +9571,19 @@
           <w:p>
             <w:pPr>
               <w:spacing w:after="120" w:line="240" w:lineRule="auto"/>
-              <w:jc w:val="both"/>
-              <w:rPr>
-                <w:rFonts w:ascii="Times New Roman" w:hAnsi="Times New Roman" w:cs="Times New Roman"/>
-                <w:sz w:val="24"/>
-                <w:szCs w:val="24"/>
+              <w:jc w:val="center"/>
+              <w:rPr>
+                <w:rFonts w:ascii="Times New Roman" w:hAnsi="Times New Roman" w:cs="Times New Roman"/>
+                <w:sz w:val="20"/>
+                <w:szCs w:val="20"/>
                 <w:lang w:val="en-IN"/>
               </w:rPr>
             </w:pPr>
             <w:r>
               <w:rPr>
                 <w:rFonts w:ascii="Times New Roman" w:hAnsi="Times New Roman" w:cs="Times New Roman"/>
-                <w:sz w:val="24"/>
-                <w:szCs w:val="24"/>
+                <w:sz w:val="20"/>
+                <w:szCs w:val="20"/>
                 <w:lang w:val="en-IN"/>
               </w:rPr>
               <w:t>6</w:t>
@@ -10068,19 +9599,19 @@
           <w:p>
             <w:pPr>
               <w:spacing w:after="120" w:line="240" w:lineRule="auto"/>
-              <w:jc w:val="both"/>
-              <w:rPr>
-                <w:rFonts w:ascii="Times New Roman" w:hAnsi="Times New Roman" w:cs="Times New Roman"/>
-                <w:sz w:val="24"/>
-                <w:szCs w:val="24"/>
+              <w:jc w:val="center"/>
+              <w:rPr>
+                <w:rFonts w:ascii="Times New Roman" w:hAnsi="Times New Roman" w:cs="Times New Roman"/>
+                <w:sz w:val="20"/>
+                <w:szCs w:val="20"/>
                 <w:lang w:val="en-IN"/>
               </w:rPr>
             </w:pPr>
             <w:r>
               <w:rPr>
                 <w:rFonts w:ascii="Times New Roman" w:hAnsi="Times New Roman" w:cs="Times New Roman"/>
-                <w:sz w:val="24"/>
-                <w:szCs w:val="24"/>
+                <w:sz w:val="20"/>
+                <w:szCs w:val="20"/>
                 <w:lang w:val="en-IN"/>
               </w:rPr>
               <w:t>48.628</w:t>
@@ -10096,19 +9627,19 @@
           <w:p>
             <w:pPr>
               <w:spacing w:after="120" w:line="240" w:lineRule="auto"/>
-              <w:jc w:val="both"/>
-              <w:rPr>
-                <w:rFonts w:ascii="Times New Roman" w:hAnsi="Times New Roman" w:cs="Times New Roman"/>
-                <w:sz w:val="24"/>
-                <w:szCs w:val="24"/>
+              <w:jc w:val="center"/>
+              <w:rPr>
+                <w:rFonts w:ascii="Times New Roman" w:hAnsi="Times New Roman" w:cs="Times New Roman"/>
+                <w:sz w:val="20"/>
+                <w:szCs w:val="20"/>
                 <w:lang w:val="en-IN"/>
               </w:rPr>
             </w:pPr>
             <w:r>
               <w:rPr>
                 <w:rFonts w:ascii="Times New Roman" w:hAnsi="Times New Roman" w:cs="Times New Roman"/>
-                <w:sz w:val="24"/>
-                <w:szCs w:val="24"/>
+                <w:sz w:val="20"/>
+                <w:szCs w:val="20"/>
                 <w:lang w:val="en-IN"/>
               </w:rPr>
               <w:t>53.966</w:t>
@@ -10161,21 +9692,6 @@
         </w:rPr>
         <w:br w:type="page"/>
       </w:r>
-    </w:p>
-    <w:p>
-      <w:pPr>
-        <w:spacing w:after="120" w:line="240" w:lineRule="auto"/>
-        <w:jc w:val="both"/>
-        <w:rPr>
-          <w:rFonts w:ascii="Times New Roman" w:hAnsi="Times New Roman" w:cs="Times New Roman"/>
-          <w:b/>
-          <w:bCs/>
-          <w:color w:val="1F497D" w:themeColor="text2"/>
-          <w:sz w:val="32"/>
-          <w:szCs w:val="32"/>
-          <w:lang w:val="en-IN"/>
-        </w:rPr>
-      </w:pPr>
       <w:r>
         <w:rPr>
           <w:rFonts w:ascii="Times New Roman" w:hAnsi="Times New Roman" w:cs="Times New Roman"/>
@@ -10499,19 +10015,8 @@
           <w:szCs w:val="24"/>
           <w:lang w:val="en-IN"/>
         </w:rPr>
-        <w:t xml:space="preserve">Linear Regression with </w:t>
+        <w:t>Linear Regression with StandardScaler</w:t>
       </w:r>
-      <w:proofErr w:type="spellStart"/>
-      <w:r>
-        <w:rPr>
-          <w:rFonts w:ascii="Times New Roman" w:hAnsi="Times New Roman" w:cs="Times New Roman"/>
-          <w:sz w:val="24"/>
-          <w:szCs w:val="24"/>
-          <w:lang w:val="en-IN"/>
-        </w:rPr>
-        <w:t>StandardScaler</w:t>
-      </w:r>
-      <w:proofErr w:type="spellEnd"/>
     </w:p>
     <w:p>
       <w:pPr>
@@ -11148,9 +10653,9 @@
         <w:tblLook w:val="04A0" w:firstRow="1" w:lastRow="0" w:firstColumn="1" w:lastColumn="0" w:noHBand="0" w:noVBand="1"/>
       </w:tblPr>
       <w:tblGrid>
-        <w:gridCol w:w="2121"/>
-        <w:gridCol w:w="5069"/>
-        <w:gridCol w:w="3720"/>
+        <w:gridCol w:w="1941"/>
+        <w:gridCol w:w="5211"/>
+        <w:gridCol w:w="3758"/>
       </w:tblGrid>
       <w:tr>
         <w:trPr>
@@ -11170,8 +10675,8 @@
                 <w:rFonts w:ascii="Times New Roman" w:hAnsi="Times New Roman" w:cs="Times New Roman"/>
                 <w:b/>
                 <w:bCs/>
-                <w:sz w:val="24"/>
-                <w:szCs w:val="24"/>
+                <w:sz w:val="20"/>
+                <w:szCs w:val="20"/>
                 <w:lang w:val="en-IN"/>
               </w:rPr>
             </w:pPr>
@@ -11180,8 +10685,8 @@
                 <w:rFonts w:ascii="Times New Roman" w:hAnsi="Times New Roman" w:cs="Times New Roman"/>
                 <w:b/>
                 <w:bCs/>
-                <w:sz w:val="24"/>
-                <w:szCs w:val="24"/>
+                <w:sz w:val="20"/>
+                <w:szCs w:val="20"/>
                 <w:lang w:val="en-IN"/>
               </w:rPr>
               <w:t>Challenge</w:t>
@@ -11202,8 +10707,8 @@
                 <w:rFonts w:ascii="Times New Roman" w:hAnsi="Times New Roman" w:cs="Times New Roman"/>
                 <w:b/>
                 <w:bCs/>
-                <w:sz w:val="24"/>
-                <w:szCs w:val="24"/>
+                <w:sz w:val="20"/>
+                <w:szCs w:val="20"/>
                 <w:lang w:val="en-IN"/>
               </w:rPr>
             </w:pPr>
@@ -11212,8 +10717,8 @@
                 <w:rFonts w:ascii="Times New Roman" w:hAnsi="Times New Roman" w:cs="Times New Roman"/>
                 <w:b/>
                 <w:bCs/>
-                <w:sz w:val="24"/>
-                <w:szCs w:val="24"/>
+                <w:sz w:val="20"/>
+                <w:szCs w:val="20"/>
                 <w:lang w:val="en-IN"/>
               </w:rPr>
               <w:t>Observation or relevance</w:t>
@@ -11234,8 +10739,8 @@
                 <w:rFonts w:ascii="Times New Roman" w:hAnsi="Times New Roman" w:cs="Times New Roman"/>
                 <w:b/>
                 <w:bCs/>
-                <w:sz w:val="24"/>
-                <w:szCs w:val="24"/>
+                <w:sz w:val="20"/>
+                <w:szCs w:val="20"/>
                 <w:lang w:val="en-IN"/>
               </w:rPr>
             </w:pPr>
@@ -11244,8 +10749,8 @@
                 <w:rFonts w:ascii="Times New Roman" w:hAnsi="Times New Roman" w:cs="Times New Roman"/>
                 <w:b/>
                 <w:bCs/>
-                <w:sz w:val="24"/>
-                <w:szCs w:val="24"/>
+                <w:sz w:val="20"/>
+                <w:szCs w:val="20"/>
                 <w:lang w:val="en-IN"/>
               </w:rPr>
               <w:t>Consideration</w:t>
@@ -11271,8 +10776,8 @@
                 <w:rFonts w:ascii="Times New Roman" w:hAnsi="Times New Roman" w:cs="Times New Roman"/>
                 <w:b/>
                 <w:bCs/>
-                <w:sz w:val="24"/>
-                <w:szCs w:val="24"/>
+                <w:sz w:val="20"/>
+                <w:szCs w:val="20"/>
                 <w:lang w:val="en-IN"/>
               </w:rPr>
             </w:pPr>
@@ -11281,8 +10786,8 @@
                 <w:rFonts w:ascii="Times New Roman" w:hAnsi="Times New Roman" w:cs="Times New Roman"/>
                 <w:b/>
                 <w:bCs/>
-                <w:sz w:val="24"/>
-                <w:szCs w:val="24"/>
+                <w:sz w:val="20"/>
+                <w:szCs w:val="20"/>
                 <w:lang w:val="en-IN"/>
               </w:rPr>
               <w:t>Nonlinear relationships</w:t>
@@ -11301,16 +10806,16 @@
               <w:jc w:val="center"/>
               <w:rPr>
                 <w:rFonts w:ascii="Times New Roman" w:hAnsi="Times New Roman" w:cs="Times New Roman"/>
-                <w:sz w:val="24"/>
-                <w:szCs w:val="24"/>
+                <w:sz w:val="20"/>
+                <w:szCs w:val="20"/>
                 <w:lang w:val="en-IN"/>
               </w:rPr>
             </w:pPr>
             <w:r>
               <w:rPr>
                 <w:rFonts w:ascii="Times New Roman" w:hAnsi="Times New Roman" w:cs="Times New Roman"/>
-                <w:sz w:val="24"/>
-                <w:szCs w:val="24"/>
+                <w:sz w:val="20"/>
+                <w:szCs w:val="20"/>
                 <w:lang w:val="en-IN"/>
               </w:rPr>
               <w:t>Socioeconomic and energy predictors may have nonlinear relationships with emissions</w:t>
@@ -11329,16 +10834,16 @@
               <w:jc w:val="center"/>
               <w:rPr>
                 <w:rFonts w:ascii="Times New Roman" w:hAnsi="Times New Roman" w:cs="Times New Roman"/>
-                <w:sz w:val="24"/>
-                <w:szCs w:val="24"/>
+                <w:sz w:val="20"/>
+                <w:szCs w:val="20"/>
                 <w:lang w:val="en-IN"/>
               </w:rPr>
             </w:pPr>
             <w:r>
               <w:rPr>
                 <w:rFonts w:ascii="Times New Roman" w:hAnsi="Times New Roman" w:cs="Times New Roman"/>
-                <w:sz w:val="24"/>
-                <w:szCs w:val="24"/>
+                <w:sz w:val="20"/>
+                <w:szCs w:val="20"/>
                 <w:lang w:val="en-IN"/>
               </w:rPr>
               <w:t>Tree-based algorithms provide alternatives to the linear baseline</w:t>
@@ -11364,8 +10869,8 @@
                 <w:rFonts w:ascii="Times New Roman" w:hAnsi="Times New Roman" w:cs="Times New Roman"/>
                 <w:b/>
                 <w:bCs/>
-                <w:sz w:val="24"/>
-                <w:szCs w:val="24"/>
+                <w:sz w:val="20"/>
+                <w:szCs w:val="20"/>
                 <w:lang w:val="en-IN"/>
               </w:rPr>
             </w:pPr>
@@ -11374,8 +10879,8 @@
                 <w:rFonts w:ascii="Times New Roman" w:hAnsi="Times New Roman" w:cs="Times New Roman"/>
                 <w:b/>
                 <w:bCs/>
-                <w:sz w:val="24"/>
-                <w:szCs w:val="24"/>
+                <w:sz w:val="20"/>
+                <w:szCs w:val="20"/>
                 <w:lang w:val="en-IN"/>
               </w:rPr>
               <w:t>Correlated features</w:t>
@@ -11394,16 +10899,16 @@
               <w:jc w:val="center"/>
               <w:rPr>
                 <w:rFonts w:ascii="Times New Roman" w:hAnsi="Times New Roman" w:cs="Times New Roman"/>
-                <w:sz w:val="24"/>
-                <w:szCs w:val="24"/>
+                <w:sz w:val="20"/>
+                <w:szCs w:val="20"/>
                 <w:lang w:val="en-IN"/>
               </w:rPr>
             </w:pPr>
             <w:r>
               <w:rPr>
                 <w:rFonts w:ascii="Times New Roman" w:hAnsi="Times New Roman" w:cs="Times New Roman"/>
-                <w:sz w:val="24"/>
-                <w:szCs w:val="24"/>
+                <w:sz w:val="20"/>
+                <w:szCs w:val="20"/>
                 <w:lang w:val="en-IN"/>
               </w:rPr>
               <w:t>Several economic and energy indicators may contain overlapping information</w:t>
@@ -11422,16 +10927,16 @@
               <w:jc w:val="center"/>
               <w:rPr>
                 <w:rFonts w:ascii="Times New Roman" w:hAnsi="Times New Roman" w:cs="Times New Roman"/>
-                <w:sz w:val="24"/>
-                <w:szCs w:val="24"/>
+                <w:sz w:val="20"/>
+                <w:szCs w:val="20"/>
                 <w:lang w:val="en-IN"/>
               </w:rPr>
             </w:pPr>
             <w:r>
               <w:rPr>
                 <w:rFonts w:ascii="Times New Roman" w:hAnsi="Times New Roman" w:cs="Times New Roman"/>
-                <w:sz w:val="24"/>
-                <w:szCs w:val="24"/>
+                <w:sz w:val="20"/>
+                <w:szCs w:val="20"/>
                 <w:lang w:val="en-IN"/>
               </w:rPr>
               <w:t>Interpret linear coefficients and feature importance cautiously</w:t>
@@ -11457,8 +10962,8 @@
                 <w:rFonts w:ascii="Times New Roman" w:hAnsi="Times New Roman" w:cs="Times New Roman"/>
                 <w:b/>
                 <w:bCs/>
-                <w:sz w:val="24"/>
-                <w:szCs w:val="24"/>
+                <w:sz w:val="20"/>
+                <w:szCs w:val="20"/>
                 <w:lang w:val="en-IN"/>
               </w:rPr>
             </w:pPr>
@@ -11467,8 +10972,8 @@
                 <w:rFonts w:ascii="Times New Roman" w:hAnsi="Times New Roman" w:cs="Times New Roman"/>
                 <w:b/>
                 <w:bCs/>
-                <w:sz w:val="24"/>
-                <w:szCs w:val="24"/>
+                <w:sz w:val="20"/>
+                <w:szCs w:val="20"/>
                 <w:lang w:val="en-IN"/>
               </w:rPr>
               <w:t>Large prediction errors</w:t>
@@ -11487,16 +10992,16 @@
               <w:jc w:val="center"/>
               <w:rPr>
                 <w:rFonts w:ascii="Times New Roman" w:hAnsi="Times New Roman" w:cs="Times New Roman"/>
-                <w:sz w:val="24"/>
-                <w:szCs w:val="24"/>
+                <w:sz w:val="20"/>
+                <w:szCs w:val="20"/>
                 <w:lang w:val="en-IN"/>
               </w:rPr>
             </w:pPr>
             <w:r>
               <w:rPr>
                 <w:rFonts w:ascii="Times New Roman" w:hAnsi="Times New Roman" w:cs="Times New Roman"/>
-                <w:sz w:val="24"/>
-                <w:szCs w:val="24"/>
+                <w:sz w:val="20"/>
+                <w:szCs w:val="20"/>
                 <w:lang w:val="en-IN"/>
               </w:rPr>
               <w:t>Some high-emission observations show substantial residuals</w:t>
@@ -11515,16 +11020,16 @@
               <w:jc w:val="center"/>
               <w:rPr>
                 <w:rFonts w:ascii="Times New Roman" w:hAnsi="Times New Roman" w:cs="Times New Roman"/>
-                <w:sz w:val="24"/>
-                <w:szCs w:val="24"/>
+                <w:sz w:val="20"/>
+                <w:szCs w:val="20"/>
                 <w:lang w:val="en-IN"/>
               </w:rPr>
             </w:pPr>
             <w:r>
               <w:rPr>
                 <w:rFonts w:ascii="Times New Roman" w:hAnsi="Times New Roman" w:cs="Times New Roman"/>
-                <w:sz w:val="24"/>
-                <w:szCs w:val="24"/>
+                <w:sz w:val="20"/>
+                <w:szCs w:val="20"/>
                 <w:lang w:val="en-IN"/>
               </w:rPr>
               <w:t>Retain error analysis alongside aggregate metrics</w:t>
@@ -11550,8 +11055,8 @@
                 <w:rFonts w:ascii="Times New Roman" w:hAnsi="Times New Roman" w:cs="Times New Roman"/>
                 <w:b/>
                 <w:bCs/>
-                <w:sz w:val="24"/>
-                <w:szCs w:val="24"/>
+                <w:sz w:val="20"/>
+                <w:szCs w:val="20"/>
                 <w:lang w:val="en-IN"/>
               </w:rPr>
             </w:pPr>
@@ -11560,8 +11065,8 @@
                 <w:rFonts w:ascii="Times New Roman" w:hAnsi="Times New Roman" w:cs="Times New Roman"/>
                 <w:b/>
                 <w:bCs/>
-                <w:sz w:val="24"/>
-                <w:szCs w:val="24"/>
+                <w:sz w:val="20"/>
+                <w:szCs w:val="20"/>
                 <w:lang w:val="en-IN"/>
               </w:rPr>
               <w:t>Unequal country representation</w:t>
@@ -11580,16 +11085,16 @@
               <w:jc w:val="center"/>
               <w:rPr>
                 <w:rFonts w:ascii="Times New Roman" w:hAnsi="Times New Roman" w:cs="Times New Roman"/>
-                <w:sz w:val="24"/>
-                <w:szCs w:val="24"/>
+                <w:sz w:val="20"/>
+                <w:szCs w:val="20"/>
                 <w:lang w:val="en-IN"/>
               </w:rPr>
             </w:pPr>
             <w:r>
               <w:rPr>
                 <w:rFonts w:ascii="Times New Roman" w:hAnsi="Times New Roman" w:cs="Times New Roman"/>
-                <w:sz w:val="24"/>
-                <w:szCs w:val="24"/>
+                <w:sz w:val="20"/>
+                <w:szCs w:val="20"/>
                 <w:lang w:val="en-IN"/>
               </w:rPr>
               <w:t>The number of test observations differs between countries</w:t>
@@ -11608,16 +11113,16 @@
               <w:jc w:val="center"/>
               <w:rPr>
                 <w:rFonts w:ascii="Times New Roman" w:hAnsi="Times New Roman" w:cs="Times New Roman"/>
-                <w:sz w:val="24"/>
-                <w:szCs w:val="24"/>
+                <w:sz w:val="20"/>
+                <w:szCs w:val="20"/>
                 <w:lang w:val="en-IN"/>
               </w:rPr>
             </w:pPr>
             <w:r>
               <w:rPr>
                 <w:rFonts w:ascii="Times New Roman" w:hAnsi="Times New Roman" w:cs="Times New Roman"/>
-                <w:sz w:val="24"/>
-                <w:szCs w:val="24"/>
+                <w:sz w:val="20"/>
+                <w:szCs w:val="20"/>
                 <w:lang w:val="en-IN"/>
               </w:rPr>
               <w:t>Avoid drawing strong conclusions from small country-wise samples</w:t>
@@ -11643,8 +11148,8 @@
                 <w:rFonts w:ascii="Times New Roman" w:hAnsi="Times New Roman" w:cs="Times New Roman"/>
                 <w:b/>
                 <w:bCs/>
-                <w:sz w:val="24"/>
-                <w:szCs w:val="24"/>
+                <w:sz w:val="20"/>
+                <w:szCs w:val="20"/>
                 <w:lang w:val="en-IN"/>
               </w:rPr>
             </w:pPr>
@@ -11653,8 +11158,8 @@
                 <w:rFonts w:ascii="Times New Roman" w:hAnsi="Times New Roman" w:cs="Times New Roman"/>
                 <w:b/>
                 <w:bCs/>
-                <w:sz w:val="24"/>
-                <w:szCs w:val="24"/>
+                <w:sz w:val="20"/>
+                <w:szCs w:val="20"/>
                 <w:lang w:val="en-IN"/>
               </w:rPr>
               <w:t>Random splitting</w:t>
@@ -11673,16 +11178,16 @@
               <w:jc w:val="center"/>
               <w:rPr>
                 <w:rFonts w:ascii="Times New Roman" w:hAnsi="Times New Roman" w:cs="Times New Roman"/>
-                <w:sz w:val="24"/>
-                <w:szCs w:val="24"/>
+                <w:sz w:val="20"/>
+                <w:szCs w:val="20"/>
                 <w:lang w:val="en-IN"/>
               </w:rPr>
             </w:pPr>
             <w:r>
               <w:rPr>
                 <w:rFonts w:ascii="Times New Roman" w:hAnsi="Times New Roman" w:cs="Times New Roman"/>
-                <w:sz w:val="24"/>
-                <w:szCs w:val="24"/>
+                <w:sz w:val="20"/>
+                <w:szCs w:val="20"/>
                 <w:lang w:val="en-IN"/>
               </w:rPr>
               <w:t>Different years from the same country can appear in training and test data</w:t>
@@ -11701,16 +11206,16 @@
               <w:jc w:val="center"/>
               <w:rPr>
                 <w:rFonts w:ascii="Times New Roman" w:hAnsi="Times New Roman" w:cs="Times New Roman"/>
-                <w:sz w:val="24"/>
-                <w:szCs w:val="24"/>
+                <w:sz w:val="20"/>
+                <w:szCs w:val="20"/>
                 <w:lang w:val="en-IN"/>
               </w:rPr>
             </w:pPr>
             <w:r>
               <w:rPr>
                 <w:rFonts w:ascii="Times New Roman" w:hAnsi="Times New Roman" w:cs="Times New Roman"/>
-                <w:sz w:val="24"/>
-                <w:szCs w:val="24"/>
+                <w:sz w:val="20"/>
+                <w:szCs w:val="20"/>
                 <w:lang w:val="en-IN"/>
               </w:rPr>
               <w:t>Do not interpret primary regression scores as future-year or unseen-country performance</w:t>
@@ -11736,8 +11241,8 @@
                 <w:rFonts w:ascii="Times New Roman" w:hAnsi="Times New Roman" w:cs="Times New Roman"/>
                 <w:b/>
                 <w:bCs/>
-                <w:sz w:val="24"/>
-                <w:szCs w:val="24"/>
+                <w:sz w:val="20"/>
+                <w:szCs w:val="20"/>
                 <w:lang w:val="en-IN"/>
               </w:rPr>
             </w:pPr>
@@ -11746,8 +11251,8 @@
                 <w:rFonts w:ascii="Times New Roman" w:hAnsi="Times New Roman" w:cs="Times New Roman"/>
                 <w:b/>
                 <w:bCs/>
-                <w:sz w:val="24"/>
-                <w:szCs w:val="24"/>
+                <w:sz w:val="20"/>
+                <w:szCs w:val="20"/>
                 <w:lang w:val="en-IN"/>
               </w:rPr>
               <w:t>Model complexity</w:t>
@@ -11766,16 +11271,16 @@
               <w:jc w:val="center"/>
               <w:rPr>
                 <w:rFonts w:ascii="Times New Roman" w:hAnsi="Times New Roman" w:cs="Times New Roman"/>
-                <w:sz w:val="24"/>
-                <w:szCs w:val="24"/>
+                <w:sz w:val="20"/>
+                <w:szCs w:val="20"/>
                 <w:lang w:val="en-IN"/>
               </w:rPr>
             </w:pPr>
             <w:r>
               <w:rPr>
                 <w:rFonts w:ascii="Times New Roman" w:hAnsi="Times New Roman" w:cs="Times New Roman"/>
-                <w:sz w:val="24"/>
-                <w:szCs w:val="24"/>
+                <w:sz w:val="20"/>
+                <w:szCs w:val="20"/>
                 <w:lang w:val="en-IN"/>
               </w:rPr>
               <w:t>Ensemble algorithms have more parameters and less direct interpretability</w:t>
@@ -11794,16 +11299,16 @@
               <w:jc w:val="center"/>
               <w:rPr>
                 <w:rFonts w:ascii="Times New Roman" w:hAnsi="Times New Roman" w:cs="Times New Roman"/>
-                <w:sz w:val="24"/>
-                <w:szCs w:val="24"/>
+                <w:sz w:val="20"/>
+                <w:szCs w:val="20"/>
                 <w:lang w:val="en-IN"/>
               </w:rPr>
             </w:pPr>
             <w:r>
               <w:rPr>
                 <w:rFonts w:ascii="Times New Roman" w:hAnsi="Times New Roman" w:cs="Times New Roman"/>
-                <w:sz w:val="24"/>
-                <w:szCs w:val="24"/>
+                <w:sz w:val="20"/>
+                <w:szCs w:val="20"/>
                 <w:lang w:val="en-IN"/>
               </w:rPr>
               <w:t>Document configurations and use validation for model selection</w:t>
@@ -11829,8 +11334,8 @@
                 <w:rFonts w:ascii="Times New Roman" w:hAnsi="Times New Roman" w:cs="Times New Roman"/>
                 <w:b/>
                 <w:bCs/>
-                <w:sz w:val="24"/>
-                <w:szCs w:val="24"/>
+                <w:sz w:val="20"/>
+                <w:szCs w:val="20"/>
                 <w:lang w:val="en-IN"/>
               </w:rPr>
             </w:pPr>
@@ -11839,8 +11344,8 @@
                 <w:rFonts w:ascii="Times New Roman" w:hAnsi="Times New Roman" w:cs="Times New Roman"/>
                 <w:b/>
                 <w:bCs/>
-                <w:sz w:val="24"/>
-                <w:szCs w:val="24"/>
+                <w:sz w:val="20"/>
+                <w:szCs w:val="20"/>
                 <w:lang w:val="en-IN"/>
               </w:rPr>
               <w:t>Same-year input variables</w:t>
@@ -11859,16 +11364,16 @@
               <w:jc w:val="center"/>
               <w:rPr>
                 <w:rFonts w:ascii="Times New Roman" w:hAnsi="Times New Roman" w:cs="Times New Roman"/>
-                <w:sz w:val="24"/>
-                <w:szCs w:val="24"/>
+                <w:sz w:val="20"/>
+                <w:szCs w:val="20"/>
                 <w:lang w:val="en-IN"/>
               </w:rPr>
             </w:pPr>
             <w:r>
               <w:rPr>
                 <w:rFonts w:ascii="Times New Roman" w:hAnsi="Times New Roman" w:cs="Times New Roman"/>
-                <w:sz w:val="24"/>
-                <w:szCs w:val="24"/>
+                <w:sz w:val="20"/>
+                <w:szCs w:val="20"/>
                 <w:lang w:val="en-IN"/>
               </w:rPr>
               <w:t>The regression model uses contemporaneous energy and socioeconomic features</w:t>
@@ -11887,16 +11392,16 @@
               <w:jc w:val="center"/>
               <w:rPr>
                 <w:rFonts w:ascii="Times New Roman" w:hAnsi="Times New Roman" w:cs="Times New Roman"/>
-                <w:sz w:val="24"/>
-                <w:szCs w:val="24"/>
+                <w:sz w:val="20"/>
+                <w:szCs w:val="20"/>
                 <w:lang w:val="en-IN"/>
               </w:rPr>
             </w:pPr>
             <w:r>
               <w:rPr>
                 <w:rFonts w:ascii="Times New Roman" w:hAnsi="Times New Roman" w:cs="Times New Roman"/>
-                <w:sz w:val="24"/>
-                <w:szCs w:val="24"/>
+                <w:sz w:val="20"/>
+                <w:szCs w:val="20"/>
                 <w:lang w:val="en-IN"/>
               </w:rPr>
               <w:t>Interpret the primary task as conditional annual estimation, not a standalone future forecast</w:t>
@@ -11922,8 +11427,8 @@
                 <w:rFonts w:ascii="Times New Roman" w:hAnsi="Times New Roman" w:cs="Times New Roman"/>
                 <w:b/>
                 <w:bCs/>
-                <w:sz w:val="24"/>
-                <w:szCs w:val="24"/>
+                <w:sz w:val="20"/>
+                <w:szCs w:val="20"/>
                 <w:lang w:val="en-IN"/>
               </w:rPr>
             </w:pPr>
@@ -11932,8 +11437,8 @@
                 <w:rFonts w:ascii="Times New Roman" w:hAnsi="Times New Roman" w:cs="Times New Roman"/>
                 <w:b/>
                 <w:bCs/>
-                <w:sz w:val="24"/>
-                <w:szCs w:val="24"/>
+                <w:sz w:val="20"/>
+                <w:szCs w:val="20"/>
                 <w:lang w:val="en-IN"/>
               </w:rPr>
               <w:t>Forecasting assumptions</w:t>
@@ -11952,16 +11457,16 @@
               <w:jc w:val="center"/>
               <w:rPr>
                 <w:rFonts w:ascii="Times New Roman" w:hAnsi="Times New Roman" w:cs="Times New Roman"/>
-                <w:sz w:val="24"/>
-                <w:szCs w:val="24"/>
+                <w:sz w:val="20"/>
+                <w:szCs w:val="20"/>
                 <w:lang w:val="en-IN"/>
               </w:rPr>
             </w:pPr>
             <w:r>
               <w:rPr>
                 <w:rFonts w:ascii="Times New Roman" w:hAnsi="Times New Roman" w:cs="Times New Roman"/>
-                <w:sz w:val="24"/>
-                <w:szCs w:val="24"/>
+                <w:sz w:val="20"/>
+                <w:szCs w:val="20"/>
                 <w:lang w:val="en-IN"/>
               </w:rPr>
               <w:t>The separate forecasting notebook uses lag-based features and carries the latest observed non-lag predictors into future forecast rows</w:t>
@@ -11980,16 +11485,16 @@
               <w:jc w:val="center"/>
               <w:rPr>
                 <w:rFonts w:ascii="Times New Roman" w:hAnsi="Times New Roman" w:cs="Times New Roman"/>
-                <w:sz w:val="24"/>
-                <w:szCs w:val="24"/>
+                <w:sz w:val="20"/>
+                <w:szCs w:val="20"/>
                 <w:lang w:val="en-IN"/>
               </w:rPr>
             </w:pPr>
             <w:r>
               <w:rPr>
                 <w:rFonts w:ascii="Times New Roman" w:hAnsi="Times New Roman" w:cs="Times New Roman"/>
-                <w:sz w:val="24"/>
-                <w:szCs w:val="24"/>
+                <w:sz w:val="20"/>
+                <w:szCs w:val="20"/>
                 <w:lang w:val="en-IN"/>
               </w:rPr>
               <w:t>Treat its future outputs as conditional projections under that input assumption</w:t>
@@ -12062,6 +11567,26 @@
         <w:jc w:val="both"/>
         <w:rPr>
           <w:rFonts w:ascii="Times New Roman" w:hAnsi="Times New Roman" w:cs="Times New Roman"/>
+          <w:sz w:val="24"/>
+          <w:szCs w:val="24"/>
+          <w:lang w:val="en-IN"/>
+        </w:rPr>
+      </w:pPr>
+      <w:r>
+        <w:rPr>
+          <w:rFonts w:ascii="Times New Roman" w:hAnsi="Times New Roman" w:cs="Times New Roman"/>
+          <w:sz w:val="24"/>
+          <w:szCs w:val="24"/>
+        </w:rPr>
+        <w:t>The chronological test evaluation for 2021–2022 uses observed same-year non-lag predictors, whereas the 2023–2027 projections carry forward the latest observed non-lag inputs. Therefore, the test metrics evaluate conditional predictions with observed covariates and should not be interpreted as an independent assessment of future forecasting under unknown economic and energy conditions.</w:t>
+      </w:r>
+    </w:p>
+    <w:p>
+      <w:pPr>
+        <w:spacing w:after="120" w:line="240" w:lineRule="auto"/>
+        <w:jc w:val="both"/>
+        <w:rPr>
+          <w:rFonts w:ascii="Times New Roman" w:hAnsi="Times New Roman" w:cs="Times New Roman"/>
           <w:b/>
           <w:bCs/>
           <w:sz w:val="24"/>
@@ -12333,7 +11858,6 @@
           <w:lang w:val="en-IN"/>
         </w:rPr>
       </w:pPr>
-      <w:proofErr w:type="spellStart"/>
       <w:r>
         <w:rPr>
           <w:rFonts w:ascii="Times New Roman" w:hAnsi="Times New Roman" w:cs="Times New Roman"/>
@@ -12341,17 +11865,7 @@
           <w:szCs w:val="24"/>
           <w:lang w:val="en-IN"/>
         </w:rPr>
-        <w:t>Breiman</w:t>
-      </w:r>
-      <w:proofErr w:type="spellEnd"/>
-      <w:r>
-        <w:rPr>
-          <w:rFonts w:ascii="Times New Roman" w:hAnsi="Times New Roman" w:cs="Times New Roman"/>
-          <w:sz w:val="24"/>
-          <w:szCs w:val="24"/>
-          <w:lang w:val="en-IN"/>
-        </w:rPr>
-        <w:t xml:space="preserve">, L. (2001). Random Forests. Machine Learning, 45, 5–32. </w:t>
+        <w:t xml:space="preserve">Breiman, L. (2001). Random Forests. Machine Learning, 45, 5–32. </w:t>
       </w:r>
       <w:hyperlink r:id="rId9" w:history="1">
         <w:r>
@@ -12360,6 +11874,7 @@
             <w:rFonts w:ascii="Times New Roman" w:hAnsi="Times New Roman" w:cs="Times New Roman"/>
             <w:sz w:val="24"/>
             <w:szCs w:val="24"/>
+            <w:u w:val="none"/>
             <w:lang w:val="en-IN"/>
           </w:rPr>
           <w:t>https://doi.org/10.1023/A:1010933404324</w:t>
@@ -12397,6 +11912,7 @@
             <w:rFonts w:ascii="Times New Roman" w:hAnsi="Times New Roman" w:cs="Times New Roman"/>
             <w:sz w:val="24"/>
             <w:szCs w:val="24"/>
+            <w:u w:val="none"/>
             <w:lang w:val="en-IN"/>
           </w:rPr>
           <w:t>https://doi.org/10.1214/aos/1013203451</w:t>
@@ -12434,6 +11950,7 @@
             <w:rFonts w:ascii="Times New Roman" w:hAnsi="Times New Roman" w:cs="Times New Roman"/>
             <w:sz w:val="24"/>
             <w:szCs w:val="24"/>
+            <w:u w:val="none"/>
             <w:lang w:val="en-IN"/>
           </w:rPr>
           <w:t>https://scikit-learn.org/stable/modules/linear_model.html</w:t>
@@ -12471,6 +11988,7 @@
             <w:rFonts w:ascii="Times New Roman" w:hAnsi="Times New Roman" w:cs="Times New Roman"/>
             <w:sz w:val="24"/>
             <w:szCs w:val="24"/>
+            <w:u w:val="none"/>
             <w:lang w:val="en-IN"/>
           </w:rPr>
           <w:t>https://scikit-learn.org/stable/modules/generated/sklearn.ensemble.RandomForestRegressor.html</w:t>
@@ -12508,6 +12026,7 @@
             <w:rFonts w:ascii="Times New Roman" w:hAnsi="Times New Roman" w:cs="Times New Roman"/>
             <w:sz w:val="24"/>
             <w:szCs w:val="24"/>
+            <w:u w:val="none"/>
             <w:lang w:val="en-IN"/>
           </w:rPr>
           <w:t>https://scikit-learn.org/stable/modules/generated/sklearn.ensemble.GradientBoostingRegressor.html</w:t>
@@ -12545,6 +12064,7 @@
             <w:rFonts w:ascii="Times New Roman" w:hAnsi="Times New Roman" w:cs="Times New Roman"/>
             <w:sz w:val="24"/>
             <w:szCs w:val="24"/>
+            <w:u w:val="none"/>
             <w:lang w:val="en-IN"/>
           </w:rPr>
           <w:t>https://scikit-learn.org/stable/modules/model_evaluation.html</w:t>
@@ -12582,6 +12102,7 @@
             <w:rFonts w:ascii="Times New Roman" w:hAnsi="Times New Roman" w:cs="Times New Roman"/>
             <w:sz w:val="24"/>
             <w:szCs w:val="24"/>
+            <w:u w:val="none"/>
             <w:lang w:val="en-IN"/>
           </w:rPr>
           <w:t>https://ourworldindata.org/co2-and-greenhouse-gas-emissions</w:t>
@@ -12590,6 +12111,42 @@
     </w:p>
     <w:p>
       <w:pPr>
+        <w:numPr>
+          <w:ilvl w:val="0"/>
+          <w:numId w:val="30"/>
+        </w:numPr>
+        <w:spacing w:after="120" w:line="240" w:lineRule="auto"/>
+        <w:ind w:left="714" w:hanging="357"/>
+        <w:rPr>
+          <w:rFonts w:ascii="Times New Roman" w:hAnsi="Times New Roman" w:cs="Times New Roman"/>
+          <w:sz w:val="24"/>
+          <w:szCs w:val="24"/>
+          <w:lang w:val="en-IN"/>
+        </w:rPr>
+      </w:pPr>
+      <w:r>
+        <w:rPr>
+          <w:rFonts w:ascii="Times New Roman" w:hAnsi="Times New Roman" w:cs="Times New Roman"/>
+          <w:sz w:val="24"/>
+          <w:szCs w:val="24"/>
+        </w:rPr>
+        <w:t xml:space="preserve">Our World in Data. Energy Data. </w:t>
+      </w:r>
+      <w:hyperlink r:id="rId16" w:history="1">
+        <w:r>
+          <w:rPr>
+            <w:rStyle w:val="Hyperlink"/>
+            <w:rFonts w:ascii="Times New Roman" w:hAnsi="Times New Roman" w:cs="Times New Roman"/>
+            <w:sz w:val="24"/>
+            <w:szCs w:val="24"/>
+            <w:u w:val="none"/>
+          </w:rPr>
+          <w:t>https://catalog.ourworldindata.org/energy_data/owid_energy/</w:t>
+        </w:r>
+      </w:hyperlink>
+    </w:p>
+    <w:p>
+      <w:pPr>
         <w:spacing w:after="120" w:line="240" w:lineRule="auto"/>
         <w:rPr>
           <w:rFonts w:ascii="Times New Roman" w:hAnsi="Times New Roman" w:cs="Times New Roman"/>
@@ -12599,8 +12156,8 @@
       </w:pPr>
     </w:p>
     <w:sectPr>
-      <w:headerReference w:type="default" r:id="rId16"/>
-      <w:footerReference w:type="default" r:id="rId17"/>
+      <w:headerReference w:type="default" r:id="rId17"/>
+      <w:footerReference w:type="default" r:id="rId18"/>
       <w:pgSz w:w="12240" w:h="15840"/>
       <w:pgMar w:top="720" w:right="720" w:bottom="720" w:left="720" w:header="567" w:footer="567" w:gutter="0"/>
       <w:cols w:space="720"/>
@@ -15897,7 +15454,7 @@
   <w:abstractNum w:abstractNumId="31" w15:restartNumberingAfterBreak="0">
     <w:nsid w:val="766C4C80"/>
     <w:multiLevelType w:val="multilevel"/>
-    <w:tmpl w:val="236A167C"/>
+    <w:tmpl w:val="16B698C2"/>
     <w:lvl w:ilvl="0">
       <w:start w:val="1"/>
       <w:numFmt w:val="decimal"/>
@@ -15909,6 +15466,10 @@
         </w:tabs>
         <w:ind w:left="720" w:hanging="360"/>
       </w:pPr>
+      <w:rPr>
+        <w:b/>
+        <w:bCs/>
+      </w:rPr>
     </w:lvl>
     <w:lvl w:ilvl="1" w:tentative="1">
       <w:start w:val="1"/>
